--- a/reports/lab6/LR6_Report_Variant15.docx
+++ b/reports/lab6/LR6_Report_Variant15.docx
@@ -4,86 +4,566 @@
   <w:body>
     <w:p>
       <w:pPr>
+        <w:spacing w:before="0" w:after="80" w:line="276" w:lineRule="auto"/>
         <w:jc w:val="center"/>
       </w:pPr>
       <w:r>
         <w:rPr>
+          <w:rFonts w:ascii="Times New Roman" w:hAnsi="Times New Roman"/>
           <w:b/>
-          <w:color w:val="0F172A"/>
+          <w:sz w:val="24"/>
+        </w:rPr>
+        <w:t>МИНИСТЕРСТВО НАУКИ И ВЫСШЕГО ОБРАЗОВАНИЯ РОССИЙСКОЙ ФЕДЕРАЦИИ</w:t>
+        <w:br/>
+        <w:t>ФЕДЕРАЛЬНОЕ ГОСУДАРСТВЕННОЕ АВТОНОМНОЕ ОБРАЗОВАТЕЛЬНОЕ УЧРЕЖДЕНИЕ</w:t>
+        <w:br/>
+        <w:t>ВЫСШЕГО ОБРАЗОВАНИЯ</w:t>
+        <w:br/>
+        <w:t>«НАЦИОНАЛЬНЫЙ ИССЛЕДОВАТЕЛЬСКИЙ УНИВЕРСИТЕТ»</w:t>
+        <w:br/>
+        <w:br/>
+        <w:t>Факультет информационных технологий</w:t>
+        <w:br/>
+        <w:t>Кафедра программной инженерии</w:t>
+      </w:r>
+    </w:p>
+    <w:p/>
+    <w:p/>
+    <w:p/>
+    <w:p>
+      <w:pPr>
+        <w:spacing w:after="120"/>
+        <w:jc w:val="center"/>
+      </w:pPr>
+      <w:r>
+        <w:rPr>
+          <w:rFonts w:ascii="Times New Roman" w:hAnsi="Times New Roman"/>
+          <w:b/>
           <w:sz w:val="32"/>
         </w:rPr>
         <w:t>ОТЧЕТ ПО ЛАБОРАТОРНОЙ РАБОТЕ № 6</w:t>
         <w:br/>
       </w:r>
+    </w:p>
+    <w:p>
+      <w:pPr>
+        <w:jc w:val="center"/>
+      </w:pPr>
       <w:r>
         <w:rPr>
-          <w:b/>
-          <w:color w:val="1D4ED8"/>
-          <w:sz w:val="26"/>
+          <w:rFonts w:ascii="Times New Roman" w:hAnsi="Times New Roman"/>
+          <w:sz w:val="28"/>
         </w:rPr>
-        <w:t>«Работа с готовыми модулями и компонентами»</w:t>
+        <w:t>по дисциплине: «Практикум по разработке корпоративного портала»</w:t>
+        <w:br/>
         <w:br/>
       </w:r>
       <w:r>
         <w:rPr>
-          <w:i/>
-          <w:color w:val="475569"/>
-          <w:sz w:val="21"/>
+          <w:rFonts w:ascii="Times New Roman" w:hAnsi="Times New Roman"/>
+          <w:b/>
+          <w:sz w:val="28"/>
         </w:rPr>
-        <w:t>Вариант № 15: Университет. Центр Аккредитации и независимой оценки качества (АНОК)</w:t>
+        <w:t>Тема: «Работа с готовыми модулями и компонентами»</w:t>
         <w:br/>
+        <w:t>Вариант № 15: «Университет. Центр аккредитации и независимой оценки качества образования (АНОК)»</w:t>
+      </w:r>
+    </w:p>
+    <w:p/>
+    <w:p/>
+    <w:p/>
+    <w:p>
+      <w:pPr>
+        <w:spacing w:line="276" w:lineRule="auto"/>
+        <w:jc w:val="right"/>
+      </w:pPr>
+      <w:r>
+        <w:rPr>
+          <w:rFonts w:ascii="Times New Roman" w:hAnsi="Times New Roman"/>
+          <w:sz w:val="26"/>
+        </w:rPr>
+        <w:t>Выполнил:</w:t>
+        <w:br/>
+        <w:t>студент группы ИВТ-401</w:t>
+        <w:br/>
+        <w:t>Иванов И.И.</w:t>
+        <w:br/>
+        <w:br/>
+        <w:t>Проверил:</w:t>
+        <w:br/>
+        <w:t>к.т.н., доцент</w:t>
+        <w:br/>
+        <w:t>Петров П.П.</w:t>
+        <w:br/>
+      </w:r>
+    </w:p>
+    <w:p/>
+    <w:p/>
+    <w:p/>
+    <w:p>
+      <w:pPr>
+        <w:jc w:val="center"/>
+      </w:pPr>
+      <w:r>
+        <w:rPr>
+          <w:rFonts w:ascii="Times New Roman" w:hAnsi="Times New Roman"/>
+          <w:sz w:val="24"/>
+        </w:rPr>
+        <w:t>Москва, 2026 г.</w:t>
+      </w:r>
+    </w:p>
+    <w:p>
+      <w:r>
+        <w:br w:type="page"/>
       </w:r>
     </w:p>
     <w:p>
       <w:pPr>
-        <w:spacing w:after="160"/>
-      </w:pPr>
-    </w:p>
-    <w:p>
-      <w:pPr>
-        <w:pStyle w:val="Heading1"/>
+        <w:spacing w:before="240" w:after="120"/>
+        <w:jc w:val="left"/>
       </w:pPr>
       <w:r>
         <w:rPr>
-          <w:color w:val="0F172A"/>
-          <w:sz w:val="26"/>
+          <w:rFonts w:ascii="Times New Roman" w:hAnsi="Times New Roman"/>
+          <w:b/>
+          <w:sz w:val="28"/>
         </w:rPr>
         <w:t>1. Введение и цели работы</w:t>
       </w:r>
     </w:p>
     <w:p>
+      <w:pPr>
+        <w:spacing w:line="276" w:lineRule="auto" w:after="120"/>
+        <w:ind w:firstLine="709"/>
+        <w:jc w:val="both"/>
+      </w:pPr>
       <w:r>
         <w:rPr>
-          <w:b/>
+          <w:rFonts w:ascii="Times New Roman" w:hAnsi="Times New Roman"/>
+          <w:sz w:val="28"/>
         </w:rPr>
-        <w:t xml:space="preserve">Цель лабораторной работы: </w:t>
       </w:r>
       <w:r>
-        <w:t>Интеграция, конфигурирование и практическое применение готовых программных модулей, внешних библиотек и интерактивных компонентов в составе корпоративного веб-портала университета (Модуль Центра АНОК) для решения прикладных задач визуализации данных, экспортной генерации отчетов (PDF/Excel), криптографической верификации ЭЦП, визуального Diff-сравнения редакций УП, планирования дедлайнов и интерактивного взаимодействия пользователей.</w:t>
+        <w:rPr>
+          <w:rFonts w:ascii="Times New Roman" w:hAnsi="Times New Roman"/>
+          <w:b/>
+          <w:sz w:val="28"/>
+        </w:rPr>
+        <w:t>Цель лабораторной работы:</w:t>
+      </w:r>
+      <w:r>
+        <w:rPr>
+          <w:rFonts w:ascii="Times New Roman" w:hAnsi="Times New Roman"/>
+          <w:sz w:val="28"/>
+        </w:rPr>
+        <w:t xml:space="preserve"> Интеграция, конфигурирование и практическое применение готовых программных модулей, внешних библиотек и интерактивных компонентов в составе корпоративного веб-портала университета (Модуль Центра АНОК) для решения прикладных задач визуализации данных, экспортной генерации отчетов (PDF/Excel), криптографической верификации ЭЦП, визуального Diff-сравнения редакций УП, планирования дедлайнов и интерактивного взаимодействия пользователей в соответствии с бизнес-правилами Варианта № 15.</w:t>
       </w:r>
     </w:p>
     <w:p>
       <w:pPr>
-        <w:pStyle w:val="Heading1"/>
+        <w:spacing w:before="160" w:after="80"/>
+        <w:jc w:val="left"/>
       </w:pPr>
       <w:r>
         <w:rPr>
-          <w:color w:val="0F172A"/>
+          <w:rFonts w:ascii="Times New Roman" w:hAnsi="Times New Roman"/>
+          <w:b/>
           <w:sz w:val="26"/>
+        </w:rPr>
+        <w:t>Задачи работы:</w:t>
+      </w:r>
+    </w:p>
+    <w:p>
+      <w:pPr>
+        <w:spacing w:line="276" w:lineRule="auto" w:after="60"/>
+        <w:ind w:left="709"/>
+        <w:jc w:val="both"/>
+      </w:pPr>
+      <w:r>
+        <w:rPr>
+          <w:rFonts w:ascii="Times New Roman" w:hAnsi="Times New Roman"/>
+          <w:b/>
+          <w:sz w:val="28"/>
+        </w:rPr>
+        <w:t xml:space="preserve">1. </w:t>
+      </w:r>
+      <w:r>
+        <w:rPr>
+          <w:rFonts w:ascii="Times New Roman" w:hAnsi="Times New Roman"/>
+          <w:sz w:val="28"/>
+        </w:rPr>
+        <w:t>Выполнить сравнительный анализ, выбор и интеграцию готовых программных модулей и библиотек:</w:t>
+      </w:r>
+    </w:p>
+    <w:p>
+      <w:pPr>
+        <w:spacing w:line="276" w:lineRule="auto" w:after="60"/>
+        <w:ind w:left="1134"/>
+        <w:jc w:val="both"/>
+      </w:pPr>
+      <w:r>
+        <w:rPr>
+          <w:rFonts w:ascii="Times New Roman" w:hAnsi="Times New Roman"/>
+          <w:b w:val="0"/>
+          <w:sz w:val="28"/>
+        </w:rPr>
+        <w:t xml:space="preserve">• </w:t>
+      </w:r>
+      <w:r>
+        <w:rPr>
+          <w:rFonts w:ascii="Times New Roman" w:hAnsi="Times New Roman"/>
+          <w:sz w:val="28"/>
+        </w:rPr>
+      </w:r>
+      <w:r>
+        <w:rPr>
+          <w:rFonts w:ascii="Times New Roman" w:hAnsi="Times New Roman"/>
+          <w:b/>
+          <w:sz w:val="28"/>
+        </w:rPr>
+        <w:t>Модуль 1: Интерактивная бизнес-аналитика и визуализация данных (*Chart.js v4.4*)</w:t>
+      </w:r>
+      <w:r>
+        <w:rPr>
+          <w:rFonts w:ascii="Times New Roman" w:hAnsi="Times New Roman"/>
+          <w:sz w:val="28"/>
+        </w:rPr>
+        <w:t xml:space="preserve"> — построение круговых диаграмм соотношения блоков УП, столбчатых гистограмм аудиторных часов по 8 семестрам и радарных карт покрытия компетенций ФГОС (УК, ОПК, ПК);</w:t>
+      </w:r>
+    </w:p>
+    <w:p>
+      <w:pPr>
+        <w:spacing w:line="276" w:lineRule="auto" w:after="60"/>
+        <w:ind w:left="1134"/>
+        <w:jc w:val="both"/>
+      </w:pPr>
+      <w:r>
+        <w:rPr>
+          <w:rFonts w:ascii="Times New Roman" w:hAnsi="Times New Roman"/>
+          <w:b w:val="0"/>
+          <w:sz w:val="28"/>
+        </w:rPr>
+        <w:t xml:space="preserve">• </w:t>
+      </w:r>
+      <w:r>
+        <w:rPr>
+          <w:rFonts w:ascii="Times New Roman" w:hAnsi="Times New Roman"/>
+          <w:sz w:val="28"/>
+        </w:rPr>
+      </w:r>
+      <w:r>
+        <w:rPr>
+          <w:rFonts w:ascii="Times New Roman" w:hAnsi="Times New Roman"/>
+          <w:b/>
+          <w:sz w:val="28"/>
+        </w:rPr>
+        <w:t>Модуль 2: Экспортная генерация и печать документов (*SheetJS / XLSX &amp; jsPDF / ReportLab*)</w:t>
+      </w:r>
+      <w:r>
+        <w:rPr>
+          <w:rFonts w:ascii="Times New Roman" w:hAnsi="Times New Roman"/>
+          <w:sz w:val="28"/>
+        </w:rPr>
+        <w:t xml:space="preserve"> — автоматическое формирование выгрузок семестровых матриц в Excel (.xlsx) и официальных бланков учебных планов в PDF;</w:t>
+      </w:r>
+    </w:p>
+    <w:p>
+      <w:pPr>
+        <w:spacing w:line="276" w:lineRule="auto" w:after="60"/>
+        <w:ind w:left="1134"/>
+        <w:jc w:val="both"/>
+      </w:pPr>
+      <w:r>
+        <w:rPr>
+          <w:rFonts w:ascii="Times New Roman" w:hAnsi="Times New Roman"/>
+          <w:b w:val="0"/>
+          <w:sz w:val="28"/>
+        </w:rPr>
+        <w:t xml:space="preserve">• </w:t>
+      </w:r>
+      <w:r>
+        <w:rPr>
+          <w:rFonts w:ascii="Times New Roman" w:hAnsi="Times New Roman"/>
+          <w:sz w:val="28"/>
+        </w:rPr>
+      </w:r>
+      <w:r>
+        <w:rPr>
+          <w:rFonts w:ascii="Times New Roman" w:hAnsi="Times New Roman"/>
+          <w:b/>
+          <w:sz w:val="28"/>
+        </w:rPr>
+        <w:t>Модуль 3: Криптографическое хеширование и штамп ЭЦП (*CryptoJS &amp; PKI Engine*)</w:t>
+      </w:r>
+      <w:r>
+        <w:rPr>
+          <w:rFonts w:ascii="Times New Roman" w:hAnsi="Times New Roman"/>
+          <w:sz w:val="28"/>
+        </w:rPr>
+        <w:t xml:space="preserve"> — алгоритмический расчет контрольной суммы SHA-256 структуры УП и формирование официального штампа ЭЦП по ГОСТ Р 34.10-2012;</w:t>
+      </w:r>
+    </w:p>
+    <w:p>
+      <w:pPr>
+        <w:spacing w:line="276" w:lineRule="auto" w:after="60"/>
+        <w:ind w:left="1134"/>
+        <w:jc w:val="both"/>
+      </w:pPr>
+      <w:r>
+        <w:rPr>
+          <w:rFonts w:ascii="Times New Roman" w:hAnsi="Times New Roman"/>
+          <w:b w:val="0"/>
+          <w:sz w:val="28"/>
+        </w:rPr>
+        <w:t xml:space="preserve">• </w:t>
+      </w:r>
+      <w:r>
+        <w:rPr>
+          <w:rFonts w:ascii="Times New Roman" w:hAnsi="Times New Roman"/>
+          <w:sz w:val="28"/>
+        </w:rPr>
+      </w:r>
+      <w:r>
+        <w:rPr>
+          <w:rFonts w:ascii="Times New Roman" w:hAnsi="Times New Roman"/>
+          <w:b/>
+          <w:sz w:val="28"/>
+        </w:rPr>
+        <w:t>Модуль 4: Визуальный сопоставительный анализ редакций УП (*Diff2Html &amp; Visual Diff Tracker*)</w:t>
+      </w:r>
+      <w:r>
+        <w:rPr>
+          <w:rFonts w:ascii="Times New Roman" w:hAnsi="Times New Roman"/>
+          <w:sz w:val="28"/>
+        </w:rPr>
+        <w:t xml:space="preserve"> — построчное сравнение версий УП (v1.0 vs v1.1) с цветовой подсветкой удаленных, добавленных и измененных дисциплин;</w:t>
+      </w:r>
+    </w:p>
+    <w:p>
+      <w:pPr>
+        <w:spacing w:line="276" w:lineRule="auto" w:after="60"/>
+        <w:ind w:left="1134"/>
+        <w:jc w:val="both"/>
+      </w:pPr>
+      <w:r>
+        <w:rPr>
+          <w:rFonts w:ascii="Times New Roman" w:hAnsi="Times New Roman"/>
+          <w:b w:val="0"/>
+          <w:sz w:val="28"/>
+        </w:rPr>
+        <w:t xml:space="preserve">• </w:t>
+      </w:r>
+      <w:r>
+        <w:rPr>
+          <w:rFonts w:ascii="Times New Roman" w:hAnsi="Times New Roman"/>
+          <w:sz w:val="28"/>
+        </w:rPr>
+      </w:r>
+      <w:r>
+        <w:rPr>
+          <w:rFonts w:ascii="Times New Roman" w:hAnsi="Times New Roman"/>
+          <w:b/>
+          <w:sz w:val="28"/>
+        </w:rPr>
+        <w:t>Модуль 5: Интерактивный календарь и планировщик дедлайнов (*FullCalendar v6*)</w:t>
+      </w:r>
+      <w:r>
+        <w:rPr>
+          <w:rFonts w:ascii="Times New Roman" w:hAnsi="Times New Roman"/>
+          <w:sz w:val="28"/>
+        </w:rPr>
+        <w:t xml:space="preserve"> — отображение контрольных дат предоставления УП, сроков экспертизы АНОК и заседаний Ученого совета;</w:t>
+      </w:r>
+    </w:p>
+    <w:p>
+      <w:pPr>
+        <w:spacing w:line="276" w:lineRule="auto" w:after="60"/>
+        <w:ind w:left="1134"/>
+        <w:jc w:val="both"/>
+      </w:pPr>
+      <w:r>
+        <w:rPr>
+          <w:rFonts w:ascii="Times New Roman" w:hAnsi="Times New Roman"/>
+          <w:b w:val="0"/>
+          <w:sz w:val="28"/>
+        </w:rPr>
+        <w:t xml:space="preserve">• </w:t>
+      </w:r>
+      <w:r>
+        <w:rPr>
+          <w:rFonts w:ascii="Times New Roman" w:hAnsi="Times New Roman"/>
+          <w:sz w:val="28"/>
+        </w:rPr>
+      </w:r>
+      <w:r>
+        <w:rPr>
+          <w:rFonts w:ascii="Times New Roman" w:hAnsi="Times New Roman"/>
+          <w:b/>
+          <w:sz w:val="28"/>
+        </w:rPr>
+        <w:t>Модуль 6: Динамические таблицы с живым поиском и пагинацией (*DataTables Live Search Engine*)</w:t>
+      </w:r>
+      <w:r>
+        <w:rPr>
+          <w:rFonts w:ascii="Times New Roman" w:hAnsi="Times New Roman"/>
+          <w:sz w:val="28"/>
+        </w:rPr>
+        <w:t xml:space="preserve"> — клиентская сортировка, живая фильтрация и пагинация реестров;</w:t>
+      </w:r>
+    </w:p>
+    <w:p>
+      <w:pPr>
+        <w:spacing w:line="276" w:lineRule="auto" w:after="60"/>
+        <w:ind w:left="1134"/>
+        <w:jc w:val="both"/>
+      </w:pPr>
+      <w:r>
+        <w:rPr>
+          <w:rFonts w:ascii="Times New Roman" w:hAnsi="Times New Roman"/>
+          <w:b w:val="0"/>
+          <w:sz w:val="28"/>
+        </w:rPr>
+        <w:t xml:space="preserve">• </w:t>
+      </w:r>
+      <w:r>
+        <w:rPr>
+          <w:rFonts w:ascii="Times New Roman" w:hAnsi="Times New Roman"/>
+          <w:sz w:val="28"/>
+        </w:rPr>
+      </w:r>
+      <w:r>
+        <w:rPr>
+          <w:rFonts w:ascii="Times New Roman" w:hAnsi="Times New Roman"/>
+          <w:b/>
+          <w:sz w:val="28"/>
+        </w:rPr>
+        <w:t>Модуль 7: Система интерактивных диалогов и всплывающих уведомлений (*SweetAlert2 &amp; Toastify*)</w:t>
+      </w:r>
+      <w:r>
+        <w:rPr>
+          <w:rFonts w:ascii="Times New Roman" w:hAnsi="Times New Roman"/>
+          <w:sz w:val="28"/>
+        </w:rPr>
+        <w:t xml:space="preserve"> — модальные окна подтверждения наложения ЭЦП и информационные алерты;</w:t>
+      </w:r>
+    </w:p>
+    <w:p>
+      <w:pPr>
+        <w:spacing w:line="276" w:lineRule="auto" w:after="60"/>
+        <w:ind w:left="1134"/>
+        <w:jc w:val="both"/>
+      </w:pPr>
+      <w:r>
+        <w:rPr>
+          <w:rFonts w:ascii="Times New Roman" w:hAnsi="Times New Roman"/>
+          <w:b w:val="0"/>
+          <w:sz w:val="28"/>
+        </w:rPr>
+        <w:t xml:space="preserve">• </w:t>
+      </w:r>
+      <w:r>
+        <w:rPr>
+          <w:rFonts w:ascii="Times New Roman" w:hAnsi="Times New Roman"/>
+          <w:sz w:val="28"/>
+        </w:rPr>
+      </w:r>
+      <w:r>
+        <w:rPr>
+          <w:rFonts w:ascii="Times New Roman" w:hAnsi="Times New Roman"/>
+          <w:b/>
+          <w:sz w:val="28"/>
+        </w:rPr>
+        <w:t>Модуль 8: Базовый серверный стек и шаблонизация (*Flask &amp; Jinja2 Engine*)</w:t>
+      </w:r>
+      <w:r>
+        <w:rPr>
+          <w:rFonts w:ascii="Times New Roman" w:hAnsi="Times New Roman"/>
+          <w:sz w:val="28"/>
+        </w:rPr>
+        <w:t xml:space="preserve"> — REST API и модульный рендеринг страниц.</w:t>
+      </w:r>
+    </w:p>
+    <w:p>
+      <w:pPr>
+        <w:spacing w:line="276" w:lineRule="auto" w:after="60"/>
+        <w:ind w:left="709"/>
+        <w:jc w:val="both"/>
+      </w:pPr>
+      <w:r>
+        <w:rPr>
+          <w:rFonts w:ascii="Times New Roman" w:hAnsi="Times New Roman"/>
+          <w:b/>
+          <w:sz w:val="28"/>
+        </w:rPr>
+        <w:t xml:space="preserve">2. </w:t>
+      </w:r>
+      <w:r>
+        <w:rPr>
+          <w:rFonts w:ascii="Times New Roman" w:hAnsi="Times New Roman"/>
+          <w:sz w:val="28"/>
+        </w:rPr>
+        <w:t>Продемонстрировать примеры функционирования всех подключенных модулей на реальных данных Варианта № 15.</w:t>
+      </w:r>
+    </w:p>
+    <w:p>
+      <w:pPr>
+        <w:spacing w:line="276" w:lineRule="auto" w:after="60"/>
+        <w:ind w:left="709"/>
+        <w:jc w:val="both"/>
+      </w:pPr>
+      <w:r>
+        <w:rPr>
+          <w:rFonts w:ascii="Times New Roman" w:hAnsi="Times New Roman"/>
+          <w:b/>
+          <w:sz w:val="28"/>
+        </w:rPr>
+        <w:t xml:space="preserve">3. </w:t>
+      </w:r>
+      <w:r>
+        <w:rPr>
+          <w:rFonts w:ascii="Times New Roman" w:hAnsi="Times New Roman"/>
+          <w:sz w:val="28"/>
+        </w:rPr>
+        <w:t>Подготовить комплект проектно-отчетной документации (Markdown, DOCX, PDF).</w:t>
+      </w:r>
+    </w:p>
+    <w:p>
+      <w:pPr>
+        <w:spacing w:before="240" w:after="120"/>
+        <w:jc w:val="left"/>
+      </w:pPr>
+      <w:r>
+        <w:rPr>
+          <w:rFonts w:ascii="Times New Roman" w:hAnsi="Times New Roman"/>
+          <w:b/>
+          <w:sz w:val="28"/>
         </w:rPr>
         <w:t>2. Архитектура интеграции готовых модулей и компонентов</w:t>
       </w:r>
     </w:p>
     <w:p>
+      <w:pPr>
+        <w:spacing w:line="276" w:lineRule="auto" w:after="120"/>
+        <w:ind w:firstLine="709"/>
+        <w:jc w:val="both"/>
+      </w:pPr>
       <w:r>
-        <w:t>Интеграция сторонних библиотек и готовых модулей реализована по 5 функциональным уровням (UI/Styles, Data Visualization, Export &amp; Crypto, Interactive UX, Backend &amp; Data).</w:t>
+        <w:rPr>
+          <w:rFonts w:ascii="Times New Roman" w:hAnsi="Times New Roman"/>
+          <w:sz w:val="28"/>
+        </w:rPr>
+        <w:t>Интеграция сторонних библиотек и готовых модулей реализована по 5 функциональным уровням:</w:t>
       </w:r>
     </w:p>
     <w:p>
+      <w:pPr>
+        <w:spacing w:before="200" w:after="80"/>
+        <w:jc w:val="center"/>
+      </w:pPr>
       <w:r>
         <w:drawing>
           <wp:inline xmlns:a="http://schemas.openxmlformats.org/drawingml/2006/main" xmlns:pic="http://schemas.openxmlformats.org/drawingml/2006/picture">
-            <wp:extent cx="5943600" cy="3852886"/>
+            <wp:extent cx="5760000" cy="3733869"/>
             <wp:docPr id="1" name="Picture 1"/>
             <wp:cNvGraphicFramePr>
               <a:graphicFrameLocks noChangeAspect="1"/>
@@ -96,7 +576,7 @@
                     <pic:cNvPicPr/>
                   </pic:nvPicPr>
                   <pic:blipFill>
-                    <a:blip r:embed="rId11"/>
+                    <a:blip r:embed="rId10"/>
                     <a:stretch>
                       <a:fillRect/>
                     </a:stretch>
@@ -104,7 +584,7 @@
                   <pic:spPr>
                     <a:xfrm>
                       <a:off x="0" y="0"/>
-                      <a:ext cx="5943600" cy="3852886"/>
+                      <a:ext cx="5760000" cy="3733869"/>
                     </a:xfrm>
                     <a:prstGeom prst="rect"/>
                   </pic:spPr>
@@ -117,48 +597,75 @@
     </w:p>
     <w:p>
       <w:pPr>
+        <w:spacing w:before="80" w:after="240"/>
         <w:jc w:val="center"/>
       </w:pPr>
       <w:r>
-        <w:t>Рисунок 1 — Архитектура интеграции готовых модулей и библиотек в портал АНОК</w:t>
+        <w:rPr>
+          <w:rFonts w:ascii="Times New Roman" w:hAnsi="Times New Roman"/>
+          <w:i/>
+          <w:sz w:val="24"/>
+        </w:rPr>
+        <w:t>Рисунок 1 — Архитектура интеграции готовых модулей портала</w:t>
       </w:r>
     </w:p>
     <w:p>
+      <w:pPr>
+        <w:spacing w:before="160" w:after="80"/>
+        <w:ind w:firstLine="709"/>
+        <w:jc w:val="left"/>
+      </w:pPr>
       <w:r>
         <w:rPr>
+          <w:rFonts w:ascii="Times New Roman" w:hAnsi="Times New Roman"/>
           <w:b/>
+          <w:sz w:val="24"/>
         </w:rPr>
-        <w:t>Таблица 1 — Перечень подключенных готовых модулей и библиотек</w:t>
+        <w:t>Таблица 1 — Спецификация данных</w:t>
       </w:r>
     </w:p>
     <w:tbl>
       <w:tblPr>
         <w:tblW w:type="auto" w:w="0"/>
         <w:jc w:val="center"/>
-        <w:tblLayout w:type="fixed"/>
         <w:tblLook w:firstColumn="1" w:firstRow="1" w:lastColumn="0" w:lastRow="0" w:noHBand="0" w:noVBand="1" w:val="04A0"/>
+        <w:tblBorders>
+          <w:top w:val="single" w:sz="4" w:space="0" w:color="CBD5E1"/>
+          <w:bottom w:val="single" w:sz="4" w:space="0" w:color="CBD5E1"/>
+          <w:insideH w:val="single" w:sz="4" w:space="0" w:color="CBD5E1"/>
+          <w:insideV w:val="single" w:sz="4" w:space="0" w:color="CBD5E1"/>
+          <w:left w:val="single" w:sz="4" w:space="0" w:color="CBD5E1"/>
+          <w:right w:val="single" w:sz="4" w:space="0" w:color="CBD5E1"/>
+        </w:tblBorders>
       </w:tblPr>
       <w:tblGrid>
-        <w:gridCol w:w="2484"/>
-        <w:gridCol w:w="2484"/>
-        <w:gridCol w:w="2484"/>
-        <w:gridCol w:w="2484"/>
+        <w:gridCol w:w="2339"/>
+        <w:gridCol w:w="2339"/>
+        <w:gridCol w:w="2339"/>
+        <w:gridCol w:w="2339"/>
       </w:tblGrid>
       <w:tr>
         <w:tc>
           <w:tcPr>
-            <w:tcW w:type="dxa" w:w="2484"/>
-            <w:shd w:fill="0F172A"/>
+            <w:tcW w:type="dxa" w:w="2339"/>
+            <w:tcMar>
+              <w:top w:w="100" w:type="dxa"/>
+              <w:bottom w:w="100" w:type="dxa"/>
+              <w:left w:w="150" w:type="dxa"/>
+              <w:right w:w="150" w:type="dxa"/>
+            </w:tcMar>
+            <w:shd w:fill="E2E8F0"/>
           </w:tcPr>
           <w:p>
             <w:pPr>
-              <w:jc w:val="center"/>
+              <w:spacing w:before="40" w:after="40" w:line="252" w:lineRule="auto"/>
+              <w:jc w:val="left"/>
             </w:pPr>
             <w:r>
               <w:rPr>
+                <w:rFonts w:ascii="Times New Roman" w:hAnsi="Times New Roman"/>
                 <w:b/>
-                <w:color w:val="FFFFFF"/>
-                <w:sz w:val="17"/>
+                <w:sz w:val="22"/>
               </w:rPr>
               <w:t>Уровень архитектуры</w:t>
             </w:r>
@@ -166,18 +673,25 @@
         </w:tc>
         <w:tc>
           <w:tcPr>
-            <w:tcW w:type="dxa" w:w="2484"/>
-            <w:shd w:fill="0F172A"/>
+            <w:tcW w:type="dxa" w:w="2339"/>
+            <w:tcMar>
+              <w:top w:w="100" w:type="dxa"/>
+              <w:bottom w:w="100" w:type="dxa"/>
+              <w:left w:w="150" w:type="dxa"/>
+              <w:right w:w="150" w:type="dxa"/>
+            </w:tcMar>
+            <w:shd w:fill="E2E8F0"/>
           </w:tcPr>
           <w:p>
             <w:pPr>
-              <w:jc w:val="center"/>
+              <w:spacing w:before="40" w:after="40" w:line="252" w:lineRule="auto"/>
+              <w:jc w:val="left"/>
             </w:pPr>
             <w:r>
               <w:rPr>
+                <w:rFonts w:ascii="Times New Roman" w:hAnsi="Times New Roman"/>
                 <w:b/>
-                <w:color w:val="FFFFFF"/>
-                <w:sz w:val="17"/>
+                <w:sz w:val="22"/>
               </w:rPr>
               <w:t>Подключенный модуль / Библиотека</w:t>
             </w:r>
@@ -185,18 +699,25 @@
         </w:tc>
         <w:tc>
           <w:tcPr>
-            <w:tcW w:type="dxa" w:w="2484"/>
-            <w:shd w:fill="0F172A"/>
+            <w:tcW w:type="dxa" w:w="2339"/>
+            <w:tcMar>
+              <w:top w:w="100" w:type="dxa"/>
+              <w:bottom w:w="100" w:type="dxa"/>
+              <w:left w:w="150" w:type="dxa"/>
+              <w:right w:w="150" w:type="dxa"/>
+            </w:tcMar>
+            <w:shd w:fill="E2E8F0"/>
           </w:tcPr>
           <w:p>
             <w:pPr>
-              <w:jc w:val="center"/>
+              <w:spacing w:before="40" w:after="40" w:line="252" w:lineRule="auto"/>
+              <w:jc w:val="left"/>
             </w:pPr>
             <w:r>
               <w:rPr>
+                <w:rFonts w:ascii="Times New Roman" w:hAnsi="Times New Roman"/>
                 <w:b/>
-                <w:color w:val="FFFFFF"/>
-                <w:sz w:val="17"/>
+                <w:sz w:val="22"/>
               </w:rPr>
               <w:t>Назначение в портале АНОК</w:t>
             </w:r>
@@ -204,18 +725,25 @@
         </w:tc>
         <w:tc>
           <w:tcPr>
-            <w:tcW w:type="dxa" w:w="2484"/>
-            <w:shd w:fill="0F172A"/>
+            <w:tcW w:type="dxa" w:w="2339"/>
+            <w:tcMar>
+              <w:top w:w="100" w:type="dxa"/>
+              <w:bottom w:w="100" w:type="dxa"/>
+              <w:left w:w="150" w:type="dxa"/>
+              <w:right w:w="150" w:type="dxa"/>
+            </w:tcMar>
+            <w:shd w:fill="E2E8F0"/>
           </w:tcPr>
           <w:p>
             <w:pPr>
-              <w:jc w:val="center"/>
+              <w:spacing w:before="40" w:after="40" w:line="252" w:lineRule="auto"/>
+              <w:jc w:val="left"/>
             </w:pPr>
             <w:r>
               <w:rPr>
+                <w:rFonts w:ascii="Times New Roman" w:hAnsi="Times New Roman"/>
                 <w:b/>
-                <w:color w:val="FFFFFF"/>
-                <w:sz w:val="17"/>
+                <w:sz w:val="22"/>
               </w:rPr>
               <w:t>Спецификация</w:t>
             </w:r>
@@ -225,68 +753,108 @@
       <w:tr>
         <w:tc>
           <w:tcPr>
-            <w:tcW w:type="dxa" w:w="2484"/>
-            <w:shd w:fill="FFFFFF"/>
+            <w:tcW w:type="dxa" w:w="2339"/>
+            <w:tcMar>
+              <w:top w:w="100" w:type="dxa"/>
+              <w:bottom w:w="100" w:type="dxa"/>
+              <w:left w:w="150" w:type="dxa"/>
+              <w:right w:w="150" w:type="dxa"/>
+            </w:tcMar>
           </w:tcPr>
           <w:p>
             <w:pPr>
+              <w:spacing w:before="40" w:after="40" w:line="252" w:lineRule="auto"/>
               <w:jc w:val="left"/>
             </w:pPr>
             <w:r>
               <w:rPr>
+                <w:rFonts w:ascii="Times New Roman" w:hAnsi="Times New Roman"/>
+                <w:sz w:val="22"/>
+              </w:rPr>
+            </w:r>
+            <w:r>
+              <w:rPr>
+                <w:rFonts w:ascii="Times New Roman" w:hAnsi="Times New Roman"/>
                 <w:b/>
-                <w:sz w:val="16"/>
+                <w:sz w:val="22"/>
               </w:rPr>
               <w:t>1. UI &amp; Styles</w:t>
+            </w:r>
+            <w:r>
+              <w:rPr>
+                <w:rFonts w:ascii="Times New Roman" w:hAnsi="Times New Roman"/>
+                <w:sz w:val="22"/>
+              </w:rPr>
             </w:r>
           </w:p>
         </w:tc>
         <w:tc>
           <w:tcPr>
-            <w:tcW w:type="dxa" w:w="2484"/>
-            <w:shd w:fill="FFFFFF"/>
+            <w:tcW w:type="dxa" w:w="2339"/>
+            <w:tcMar>
+              <w:top w:w="100" w:type="dxa"/>
+              <w:bottom w:w="100" w:type="dxa"/>
+              <w:left w:w="150" w:type="dxa"/>
+              <w:right w:w="150" w:type="dxa"/>
+            </w:tcMar>
           </w:tcPr>
           <w:p>
             <w:pPr>
-              <w:jc w:val="center"/>
+              <w:spacing w:before="40" w:after="40" w:line="252" w:lineRule="auto"/>
+              <w:jc w:val="left"/>
             </w:pPr>
             <w:r>
               <w:rPr>
-                <w:sz w:val="16"/>
+                <w:rFonts w:ascii="Times New Roman" w:hAnsi="Times New Roman"/>
+                <w:sz w:val="22"/>
               </w:rPr>
-              <w:t>TailwindCSS v3.4 &amp; FontAwesome 6</w:t>
+              <w:t>`TailwindCSS v3.4` &amp; `FontAwesome 6`</w:t>
             </w:r>
           </w:p>
         </w:tc>
         <w:tc>
           <w:tcPr>
-            <w:tcW w:type="dxa" w:w="2484"/>
-            <w:shd w:fill="FFFFFF"/>
+            <w:tcW w:type="dxa" w:w="2339"/>
+            <w:tcMar>
+              <w:top w:w="100" w:type="dxa"/>
+              <w:bottom w:w="100" w:type="dxa"/>
+              <w:left w:w="150" w:type="dxa"/>
+              <w:right w:w="150" w:type="dxa"/>
+            </w:tcMar>
           </w:tcPr>
           <w:p>
             <w:pPr>
-              <w:jc w:val="center"/>
+              <w:spacing w:before="40" w:after="40" w:line="252" w:lineRule="auto"/>
+              <w:jc w:val="left"/>
             </w:pPr>
             <w:r>
               <w:rPr>
-                <w:sz w:val="16"/>
+                <w:rFonts w:ascii="Times New Roman" w:hAnsi="Times New Roman"/>
+                <w:sz w:val="22"/>
               </w:rPr>
-              <w:t>Адаптивная сеточная верстка и иконки</w:t>
+              <w:t>Адаптивная сеточная верстка, UI-компоненты, иконки</w:t>
             </w:r>
           </w:p>
         </w:tc>
         <w:tc>
           <w:tcPr>
-            <w:tcW w:type="dxa" w:w="2484"/>
-            <w:shd w:fill="FFFFFF"/>
+            <w:tcW w:type="dxa" w:w="2339"/>
+            <w:tcMar>
+              <w:top w:w="100" w:type="dxa"/>
+              <w:bottom w:w="100" w:type="dxa"/>
+              <w:left w:w="150" w:type="dxa"/>
+              <w:right w:w="150" w:type="dxa"/>
+            </w:tcMar>
           </w:tcPr>
           <w:p>
             <w:pPr>
-              <w:jc w:val="center"/>
+              <w:spacing w:before="40" w:after="40" w:line="252" w:lineRule="auto"/>
+              <w:jc w:val="left"/>
             </w:pPr>
             <w:r>
               <w:rPr>
-                <w:sz w:val="16"/>
+                <w:rFonts w:ascii="Times New Roman" w:hAnsi="Times New Roman"/>
+                <w:sz w:val="22"/>
               </w:rPr>
               <w:t>CDN / OpenSource</w:t>
             </w:r>
@@ -296,70 +864,110 @@
       <w:tr>
         <w:tc>
           <w:tcPr>
-            <w:tcW w:type="dxa" w:w="2484"/>
-            <w:shd w:fill="F8FAFC"/>
+            <w:tcW w:type="dxa" w:w="2339"/>
+            <w:tcMar>
+              <w:top w:w="100" w:type="dxa"/>
+              <w:bottom w:w="100" w:type="dxa"/>
+              <w:left w:w="150" w:type="dxa"/>
+              <w:right w:w="150" w:type="dxa"/>
+            </w:tcMar>
           </w:tcPr>
           <w:p>
             <w:pPr>
+              <w:spacing w:before="40" w:after="40" w:line="252" w:lineRule="auto"/>
               <w:jc w:val="left"/>
             </w:pPr>
             <w:r>
               <w:rPr>
+                <w:rFonts w:ascii="Times New Roman" w:hAnsi="Times New Roman"/>
+                <w:sz w:val="22"/>
+              </w:rPr>
+            </w:r>
+            <w:r>
+              <w:rPr>
+                <w:rFonts w:ascii="Times New Roman" w:hAnsi="Times New Roman"/>
                 <w:b/>
-                <w:sz w:val="16"/>
+                <w:sz w:val="22"/>
               </w:rPr>
               <w:t>2. Visualization</w:t>
+            </w:r>
+            <w:r>
+              <w:rPr>
+                <w:rFonts w:ascii="Times New Roman" w:hAnsi="Times New Roman"/>
+                <w:sz w:val="22"/>
+              </w:rPr>
             </w:r>
           </w:p>
         </w:tc>
         <w:tc>
           <w:tcPr>
-            <w:tcW w:type="dxa" w:w="2484"/>
-            <w:shd w:fill="F8FAFC"/>
+            <w:tcW w:type="dxa" w:w="2339"/>
+            <w:tcMar>
+              <w:top w:w="100" w:type="dxa"/>
+              <w:bottom w:w="100" w:type="dxa"/>
+              <w:left w:w="150" w:type="dxa"/>
+              <w:right w:w="150" w:type="dxa"/>
+            </w:tcMar>
           </w:tcPr>
           <w:p>
             <w:pPr>
-              <w:jc w:val="center"/>
+              <w:spacing w:before="40" w:after="40" w:line="252" w:lineRule="auto"/>
+              <w:jc w:val="left"/>
             </w:pPr>
             <w:r>
               <w:rPr>
-                <w:sz w:val="16"/>
+                <w:rFonts w:ascii="Times New Roman" w:hAnsi="Times New Roman"/>
+                <w:sz w:val="22"/>
               </w:rPr>
-              <w:t>Chart.js v4.4 (Doughnut, Bar, Radar)</w:t>
+              <w:t>`Chart.js v4.4` (Doughnut, Bar, Radar)</w:t>
             </w:r>
           </w:p>
         </w:tc>
         <w:tc>
           <w:tcPr>
-            <w:tcW w:type="dxa" w:w="2484"/>
-            <w:shd w:fill="F8FAFC"/>
+            <w:tcW w:type="dxa" w:w="2339"/>
+            <w:tcMar>
+              <w:top w:w="100" w:type="dxa"/>
+              <w:bottom w:w="100" w:type="dxa"/>
+              <w:left w:w="150" w:type="dxa"/>
+              <w:right w:w="150" w:type="dxa"/>
+            </w:tcMar>
           </w:tcPr>
           <w:p>
             <w:pPr>
-              <w:jc w:val="center"/>
+              <w:spacing w:before="40" w:after="40" w:line="252" w:lineRule="auto"/>
+              <w:jc w:val="left"/>
             </w:pPr>
             <w:r>
               <w:rPr>
-                <w:sz w:val="16"/>
+                <w:rFonts w:ascii="Times New Roman" w:hAnsi="Times New Roman"/>
+                <w:sz w:val="22"/>
               </w:rPr>
-              <w:t>Визуализация ЗЕТ, часов и компетенций</w:t>
+              <w:t>Визуализация распределения ЗЕТ, часов и компетенций</w:t>
             </w:r>
           </w:p>
         </w:tc>
         <w:tc>
           <w:tcPr>
-            <w:tcW w:type="dxa" w:w="2484"/>
-            <w:shd w:fill="F8FAFC"/>
+            <w:tcW w:type="dxa" w:w="2339"/>
+            <w:tcMar>
+              <w:top w:w="100" w:type="dxa"/>
+              <w:bottom w:w="100" w:type="dxa"/>
+              <w:left w:w="150" w:type="dxa"/>
+              <w:right w:w="150" w:type="dxa"/>
+            </w:tcMar>
           </w:tcPr>
           <w:p>
             <w:pPr>
-              <w:jc w:val="center"/>
+              <w:spacing w:before="40" w:after="40" w:line="252" w:lineRule="auto"/>
+              <w:jc w:val="left"/>
             </w:pPr>
             <w:r>
               <w:rPr>
-                <w:sz w:val="16"/>
+                <w:rFonts w:ascii="Times New Roman" w:hAnsi="Times New Roman"/>
+                <w:sz w:val="22"/>
               </w:rPr>
-              <w:t>JavaScript / Canvas</w:t>
+              <w:t>JavaScript / HTML5 Canvas</w:t>
             </w:r>
           </w:p>
         </w:tc>
@@ -367,68 +975,108 @@
       <w:tr>
         <w:tc>
           <w:tcPr>
-            <w:tcW w:type="dxa" w:w="2484"/>
-            <w:shd w:fill="FFFFFF"/>
+            <w:tcW w:type="dxa" w:w="2339"/>
+            <w:tcMar>
+              <w:top w:w="100" w:type="dxa"/>
+              <w:bottom w:w="100" w:type="dxa"/>
+              <w:left w:w="150" w:type="dxa"/>
+              <w:right w:w="150" w:type="dxa"/>
+            </w:tcMar>
           </w:tcPr>
           <w:p>
             <w:pPr>
+              <w:spacing w:before="40" w:after="40" w:line="252" w:lineRule="auto"/>
               <w:jc w:val="left"/>
             </w:pPr>
             <w:r>
               <w:rPr>
+                <w:rFonts w:ascii="Times New Roman" w:hAnsi="Times New Roman"/>
+                <w:sz w:val="22"/>
+              </w:rPr>
+            </w:r>
+            <w:r>
+              <w:rPr>
+                <w:rFonts w:ascii="Times New Roman" w:hAnsi="Times New Roman"/>
                 <w:b/>
-                <w:sz w:val="16"/>
+                <w:sz w:val="22"/>
               </w:rPr>
               <w:t>3. Export &amp; Crypto</w:t>
+            </w:r>
+            <w:r>
+              <w:rPr>
+                <w:rFonts w:ascii="Times New Roman" w:hAnsi="Times New Roman"/>
+                <w:sz w:val="22"/>
+              </w:rPr>
             </w:r>
           </w:p>
         </w:tc>
         <w:tc>
           <w:tcPr>
-            <w:tcW w:type="dxa" w:w="2484"/>
-            <w:shd w:fill="FFFFFF"/>
+            <w:tcW w:type="dxa" w:w="2339"/>
+            <w:tcMar>
+              <w:top w:w="100" w:type="dxa"/>
+              <w:bottom w:w="100" w:type="dxa"/>
+              <w:left w:w="150" w:type="dxa"/>
+              <w:right w:w="150" w:type="dxa"/>
+            </w:tcMar>
           </w:tcPr>
           <w:p>
             <w:pPr>
-              <w:jc w:val="center"/>
+              <w:spacing w:before="40" w:after="40" w:line="252" w:lineRule="auto"/>
+              <w:jc w:val="left"/>
             </w:pPr>
             <w:r>
               <w:rPr>
-                <w:sz w:val="16"/>
+                <w:rFonts w:ascii="Times New Roman" w:hAnsi="Times New Roman"/>
+                <w:sz w:val="22"/>
               </w:rPr>
-              <w:t>SheetJS (XLSX) &amp; jsPDF</w:t>
+              <w:t>`SheetJS (xlsx.js)` &amp; `jsPDF`</w:t>
             </w:r>
           </w:p>
         </w:tc>
         <w:tc>
           <w:tcPr>
-            <w:tcW w:type="dxa" w:w="2484"/>
-            <w:shd w:fill="FFFFFF"/>
+            <w:tcW w:type="dxa" w:w="2339"/>
+            <w:tcMar>
+              <w:top w:w="100" w:type="dxa"/>
+              <w:bottom w:w="100" w:type="dxa"/>
+              <w:left w:w="150" w:type="dxa"/>
+              <w:right w:w="150" w:type="dxa"/>
+            </w:tcMar>
           </w:tcPr>
           <w:p>
             <w:pPr>
-              <w:jc w:val="center"/>
+              <w:spacing w:before="40" w:after="40" w:line="252" w:lineRule="auto"/>
+              <w:jc w:val="left"/>
             </w:pPr>
             <w:r>
               <w:rPr>
-                <w:sz w:val="16"/>
+                <w:rFonts w:ascii="Times New Roman" w:hAnsi="Times New Roman"/>
+                <w:sz w:val="22"/>
               </w:rPr>
-              <w:t>Экспорт в Excel и генерация PDF бланков</w:t>
+              <w:t>Экспорт матриц в Excel и генерация PDF бланков</w:t>
             </w:r>
           </w:p>
         </w:tc>
         <w:tc>
           <w:tcPr>
-            <w:tcW w:type="dxa" w:w="2484"/>
-            <w:shd w:fill="FFFFFF"/>
+            <w:tcW w:type="dxa" w:w="2339"/>
+            <w:tcMar>
+              <w:top w:w="100" w:type="dxa"/>
+              <w:bottom w:w="100" w:type="dxa"/>
+              <w:left w:w="150" w:type="dxa"/>
+              <w:right w:w="150" w:type="dxa"/>
+            </w:tcMar>
           </w:tcPr>
           <w:p>
             <w:pPr>
-              <w:jc w:val="center"/>
+              <w:spacing w:before="40" w:after="40" w:line="252" w:lineRule="auto"/>
+              <w:jc w:val="left"/>
             </w:pPr>
             <w:r>
               <w:rPr>
-                <w:sz w:val="16"/>
+                <w:rFonts w:ascii="Times New Roman" w:hAnsi="Times New Roman"/>
+                <w:sz w:val="22"/>
               </w:rPr>
               <w:t>Client/Server генератор</w:t>
             </w:r>
@@ -438,68 +1086,108 @@
       <w:tr>
         <w:tc>
           <w:tcPr>
-            <w:tcW w:type="dxa" w:w="2484"/>
-            <w:shd w:fill="F8FAFC"/>
+            <w:tcW w:type="dxa" w:w="2339"/>
+            <w:tcMar>
+              <w:top w:w="100" w:type="dxa"/>
+              <w:bottom w:w="100" w:type="dxa"/>
+              <w:left w:w="150" w:type="dxa"/>
+              <w:right w:w="150" w:type="dxa"/>
+            </w:tcMar>
           </w:tcPr>
           <w:p>
             <w:pPr>
+              <w:spacing w:before="40" w:after="40" w:line="252" w:lineRule="auto"/>
               <w:jc w:val="left"/>
             </w:pPr>
             <w:r>
               <w:rPr>
+                <w:rFonts w:ascii="Times New Roman" w:hAnsi="Times New Roman"/>
+                <w:sz w:val="22"/>
+              </w:rPr>
+            </w:r>
+            <w:r>
+              <w:rPr>
+                <w:rFonts w:ascii="Times New Roman" w:hAnsi="Times New Roman"/>
                 <w:b/>
-                <w:sz w:val="16"/>
+                <w:sz w:val="22"/>
               </w:rPr>
               <w:t>3. Export &amp; Crypto</w:t>
+            </w:r>
+            <w:r>
+              <w:rPr>
+                <w:rFonts w:ascii="Times New Roman" w:hAnsi="Times New Roman"/>
+                <w:sz w:val="22"/>
+              </w:rPr>
             </w:r>
           </w:p>
         </w:tc>
         <w:tc>
           <w:tcPr>
-            <w:tcW w:type="dxa" w:w="2484"/>
-            <w:shd w:fill="F8FAFC"/>
+            <w:tcW w:type="dxa" w:w="2339"/>
+            <w:tcMar>
+              <w:top w:w="100" w:type="dxa"/>
+              <w:bottom w:w="100" w:type="dxa"/>
+              <w:left w:w="150" w:type="dxa"/>
+              <w:right w:w="150" w:type="dxa"/>
+            </w:tcMar>
           </w:tcPr>
           <w:p>
             <w:pPr>
-              <w:jc w:val="center"/>
+              <w:spacing w:before="40" w:after="40" w:line="252" w:lineRule="auto"/>
+              <w:jc w:val="left"/>
             </w:pPr>
             <w:r>
               <w:rPr>
-                <w:sz w:val="16"/>
+                <w:rFonts w:ascii="Times New Roman" w:hAnsi="Times New Roman"/>
+                <w:sz w:val="22"/>
               </w:rPr>
-              <w:t>CryptoJS (SHA-256) &amp; PKI Validator</w:t>
+              <w:t>`CryptoJS (SHA-256)` &amp; PKI Validator</w:t>
             </w:r>
           </w:p>
         </w:tc>
         <w:tc>
           <w:tcPr>
-            <w:tcW w:type="dxa" w:w="2484"/>
-            <w:shd w:fill="F8FAFC"/>
+            <w:tcW w:type="dxa" w:w="2339"/>
+            <w:tcMar>
+              <w:top w:w="100" w:type="dxa"/>
+              <w:bottom w:w="100" w:type="dxa"/>
+              <w:left w:w="150" w:type="dxa"/>
+              <w:right w:w="150" w:type="dxa"/>
+            </w:tcMar>
           </w:tcPr>
           <w:p>
             <w:pPr>
-              <w:jc w:val="center"/>
+              <w:spacing w:before="40" w:after="40" w:line="252" w:lineRule="auto"/>
+              <w:jc w:val="left"/>
             </w:pPr>
             <w:r>
               <w:rPr>
-                <w:sz w:val="16"/>
+                <w:rFonts w:ascii="Times New Roman" w:hAnsi="Times New Roman"/>
+                <w:sz w:val="22"/>
               </w:rPr>
-              <w:t>Хеширование и наложение штампа ЭЦП</w:t>
+              <w:t>Расчет хеша документов и наложение штампа ЭЦП</w:t>
             </w:r>
           </w:p>
         </w:tc>
         <w:tc>
           <w:tcPr>
-            <w:tcW w:type="dxa" w:w="2484"/>
-            <w:shd w:fill="F8FAFC"/>
+            <w:tcW w:type="dxa" w:w="2339"/>
+            <w:tcMar>
+              <w:top w:w="100" w:type="dxa"/>
+              <w:bottom w:w="100" w:type="dxa"/>
+              <w:left w:w="150" w:type="dxa"/>
+              <w:right w:w="150" w:type="dxa"/>
+            </w:tcMar>
           </w:tcPr>
           <w:p>
             <w:pPr>
-              <w:jc w:val="center"/>
+              <w:spacing w:before="40" w:after="40" w:line="252" w:lineRule="auto"/>
+              <w:jc w:val="left"/>
             </w:pPr>
             <w:r>
               <w:rPr>
-                <w:sz w:val="16"/>
+                <w:rFonts w:ascii="Times New Roman" w:hAnsi="Times New Roman"/>
+                <w:sz w:val="22"/>
               </w:rPr>
               <w:t>Криптографический модуль</w:t>
             </w:r>
@@ -509,68 +1197,108 @@
       <w:tr>
         <w:tc>
           <w:tcPr>
-            <w:tcW w:type="dxa" w:w="2484"/>
-            <w:shd w:fill="FFFFFF"/>
+            <w:tcW w:type="dxa" w:w="2339"/>
+            <w:tcMar>
+              <w:top w:w="100" w:type="dxa"/>
+              <w:bottom w:w="100" w:type="dxa"/>
+              <w:left w:w="150" w:type="dxa"/>
+              <w:right w:w="150" w:type="dxa"/>
+            </w:tcMar>
           </w:tcPr>
           <w:p>
             <w:pPr>
+              <w:spacing w:before="40" w:after="40" w:line="252" w:lineRule="auto"/>
               <w:jc w:val="left"/>
             </w:pPr>
             <w:r>
               <w:rPr>
+                <w:rFonts w:ascii="Times New Roman" w:hAnsi="Times New Roman"/>
+                <w:sz w:val="22"/>
+              </w:rPr>
+            </w:r>
+            <w:r>
+              <w:rPr>
+                <w:rFonts w:ascii="Times New Roman" w:hAnsi="Times New Roman"/>
                 <w:b/>
-                <w:sz w:val="16"/>
+                <w:sz w:val="22"/>
               </w:rPr>
               <w:t>4. Interactive UX</w:t>
+            </w:r>
+            <w:r>
+              <w:rPr>
+                <w:rFonts w:ascii="Times New Roman" w:hAnsi="Times New Roman"/>
+                <w:sz w:val="22"/>
+              </w:rPr>
             </w:r>
           </w:p>
         </w:tc>
         <w:tc>
           <w:tcPr>
-            <w:tcW w:type="dxa" w:w="2484"/>
-            <w:shd w:fill="FFFFFF"/>
+            <w:tcW w:type="dxa" w:w="2339"/>
+            <w:tcMar>
+              <w:top w:w="100" w:type="dxa"/>
+              <w:bottom w:w="100" w:type="dxa"/>
+              <w:left w:w="150" w:type="dxa"/>
+              <w:right w:w="150" w:type="dxa"/>
+            </w:tcMar>
           </w:tcPr>
           <w:p>
             <w:pPr>
-              <w:jc w:val="center"/>
+              <w:spacing w:before="40" w:after="40" w:line="252" w:lineRule="auto"/>
+              <w:jc w:val="left"/>
             </w:pPr>
             <w:r>
               <w:rPr>
-                <w:sz w:val="16"/>
+                <w:rFonts w:ascii="Times New Roman" w:hAnsi="Times New Roman"/>
+                <w:sz w:val="22"/>
               </w:rPr>
-              <w:t>FullCalendar v6 Scheduler</w:t>
+              <w:t>`FullCalendar v6 Scheduler`</w:t>
             </w:r>
           </w:p>
         </w:tc>
         <w:tc>
           <w:tcPr>
-            <w:tcW w:type="dxa" w:w="2484"/>
-            <w:shd w:fill="FFFFFF"/>
+            <w:tcW w:type="dxa" w:w="2339"/>
+            <w:tcMar>
+              <w:top w:w="100" w:type="dxa"/>
+              <w:bottom w:w="100" w:type="dxa"/>
+              <w:left w:w="150" w:type="dxa"/>
+              <w:right w:w="150" w:type="dxa"/>
+            </w:tcMar>
           </w:tcPr>
           <w:p>
             <w:pPr>
-              <w:jc w:val="center"/>
+              <w:spacing w:before="40" w:after="40" w:line="252" w:lineRule="auto"/>
+              <w:jc w:val="left"/>
             </w:pPr>
             <w:r>
               <w:rPr>
-                <w:sz w:val="16"/>
+                <w:rFonts w:ascii="Times New Roman" w:hAnsi="Times New Roman"/>
+                <w:sz w:val="22"/>
               </w:rPr>
-              <w:t>Календарь дедлайнов и заседаний УС</w:t>
+              <w:t>Календарь контрольных дедлайнов и заседаний УС</w:t>
             </w:r>
           </w:p>
         </w:tc>
         <w:tc>
           <w:tcPr>
-            <w:tcW w:type="dxa" w:w="2484"/>
-            <w:shd w:fill="FFFFFF"/>
+            <w:tcW w:type="dxa" w:w="2339"/>
+            <w:tcMar>
+              <w:top w:w="100" w:type="dxa"/>
+              <w:bottom w:w="100" w:type="dxa"/>
+              <w:left w:w="150" w:type="dxa"/>
+              <w:right w:w="150" w:type="dxa"/>
+            </w:tcMar>
           </w:tcPr>
           <w:p>
             <w:pPr>
-              <w:jc w:val="center"/>
+              <w:spacing w:before="40" w:after="40" w:line="252" w:lineRule="auto"/>
+              <w:jc w:val="left"/>
             </w:pPr>
             <w:r>
               <w:rPr>
-                <w:sz w:val="16"/>
+                <w:rFonts w:ascii="Times New Roman" w:hAnsi="Times New Roman"/>
+                <w:sz w:val="22"/>
               </w:rPr>
               <w:t>Interactive Scheduler</w:t>
             </w:r>
@@ -580,68 +1308,108 @@
       <w:tr>
         <w:tc>
           <w:tcPr>
-            <w:tcW w:type="dxa" w:w="2484"/>
-            <w:shd w:fill="F8FAFC"/>
+            <w:tcW w:type="dxa" w:w="2339"/>
+            <w:tcMar>
+              <w:top w:w="100" w:type="dxa"/>
+              <w:bottom w:w="100" w:type="dxa"/>
+              <w:left w:w="150" w:type="dxa"/>
+              <w:right w:w="150" w:type="dxa"/>
+            </w:tcMar>
           </w:tcPr>
           <w:p>
             <w:pPr>
+              <w:spacing w:before="40" w:after="40" w:line="252" w:lineRule="auto"/>
               <w:jc w:val="left"/>
             </w:pPr>
             <w:r>
               <w:rPr>
+                <w:rFonts w:ascii="Times New Roman" w:hAnsi="Times New Roman"/>
+                <w:sz w:val="22"/>
+              </w:rPr>
+            </w:r>
+            <w:r>
+              <w:rPr>
+                <w:rFonts w:ascii="Times New Roman" w:hAnsi="Times New Roman"/>
                 <w:b/>
-                <w:sz w:val="16"/>
+                <w:sz w:val="22"/>
               </w:rPr>
               <w:t>4. Interactive UX</w:t>
+            </w:r>
+            <w:r>
+              <w:rPr>
+                <w:rFonts w:ascii="Times New Roman" w:hAnsi="Times New Roman"/>
+                <w:sz w:val="22"/>
+              </w:rPr>
             </w:r>
           </w:p>
         </w:tc>
         <w:tc>
           <w:tcPr>
-            <w:tcW w:type="dxa" w:w="2484"/>
-            <w:shd w:fill="F8FAFC"/>
+            <w:tcW w:type="dxa" w:w="2339"/>
+            <w:tcMar>
+              <w:top w:w="100" w:type="dxa"/>
+              <w:bottom w:w="100" w:type="dxa"/>
+              <w:left w:w="150" w:type="dxa"/>
+              <w:right w:w="150" w:type="dxa"/>
+            </w:tcMar>
           </w:tcPr>
           <w:p>
             <w:pPr>
-              <w:jc w:val="center"/>
+              <w:spacing w:before="40" w:after="40" w:line="252" w:lineRule="auto"/>
+              <w:jc w:val="left"/>
             </w:pPr>
             <w:r>
               <w:rPr>
-                <w:sz w:val="16"/>
+                <w:rFonts w:ascii="Times New Roman" w:hAnsi="Times New Roman"/>
+                <w:sz w:val="22"/>
               </w:rPr>
-              <w:t>SweetAlert2 &amp; Toastify.js</w:t>
+              <w:t>`SweetAlert2` &amp; `Toastify.js`</w:t>
             </w:r>
           </w:p>
         </w:tc>
         <w:tc>
           <w:tcPr>
-            <w:tcW w:type="dxa" w:w="2484"/>
-            <w:shd w:fill="F8FAFC"/>
+            <w:tcW w:type="dxa" w:w="2339"/>
+            <w:tcMar>
+              <w:top w:w="100" w:type="dxa"/>
+              <w:bottom w:w="100" w:type="dxa"/>
+              <w:left w:w="150" w:type="dxa"/>
+              <w:right w:w="150" w:type="dxa"/>
+            </w:tcMar>
           </w:tcPr>
           <w:p>
             <w:pPr>
-              <w:jc w:val="center"/>
+              <w:spacing w:before="40" w:after="40" w:line="252" w:lineRule="auto"/>
+              <w:jc w:val="left"/>
             </w:pPr>
             <w:r>
               <w:rPr>
-                <w:sz w:val="16"/>
+                <w:rFonts w:ascii="Times New Roman" w:hAnsi="Times New Roman"/>
+                <w:sz w:val="22"/>
               </w:rPr>
-              <w:t>Модальные окна визирования и тосты</w:t>
+              <w:t>Модальные окна визирования и системные тосты</w:t>
             </w:r>
           </w:p>
         </w:tc>
         <w:tc>
           <w:tcPr>
-            <w:tcW w:type="dxa" w:w="2484"/>
-            <w:shd w:fill="F8FAFC"/>
+            <w:tcW w:type="dxa" w:w="2339"/>
+            <w:tcMar>
+              <w:top w:w="100" w:type="dxa"/>
+              <w:bottom w:w="100" w:type="dxa"/>
+              <w:left w:w="150" w:type="dxa"/>
+              <w:right w:w="150" w:type="dxa"/>
+            </w:tcMar>
           </w:tcPr>
           <w:p>
             <w:pPr>
-              <w:jc w:val="center"/>
+              <w:spacing w:before="40" w:after="40" w:line="252" w:lineRule="auto"/>
+              <w:jc w:val="left"/>
             </w:pPr>
             <w:r>
               <w:rPr>
-                <w:sz w:val="16"/>
+                <w:rFonts w:ascii="Times New Roman" w:hAnsi="Times New Roman"/>
+                <w:sz w:val="22"/>
               </w:rPr>
               <w:t>Alerting &amp; Dialogs</w:t>
             </w:r>
@@ -651,68 +1419,108 @@
       <w:tr>
         <w:tc>
           <w:tcPr>
-            <w:tcW w:type="dxa" w:w="2484"/>
-            <w:shd w:fill="FFFFFF"/>
+            <w:tcW w:type="dxa" w:w="2339"/>
+            <w:tcMar>
+              <w:top w:w="100" w:type="dxa"/>
+              <w:bottom w:w="100" w:type="dxa"/>
+              <w:left w:w="150" w:type="dxa"/>
+              <w:right w:w="150" w:type="dxa"/>
+            </w:tcMar>
           </w:tcPr>
           <w:p>
             <w:pPr>
+              <w:spacing w:before="40" w:after="40" w:line="252" w:lineRule="auto"/>
               <w:jc w:val="left"/>
             </w:pPr>
             <w:r>
               <w:rPr>
+                <w:rFonts w:ascii="Times New Roman" w:hAnsi="Times New Roman"/>
+                <w:sz w:val="22"/>
+              </w:rPr>
+            </w:r>
+            <w:r>
+              <w:rPr>
+                <w:rFonts w:ascii="Times New Roman" w:hAnsi="Times New Roman"/>
                 <w:b/>
-                <w:sz w:val="16"/>
+                <w:sz w:val="22"/>
               </w:rPr>
               <w:t>4. Interactive UX</w:t>
+            </w:r>
+            <w:r>
+              <w:rPr>
+                <w:rFonts w:ascii="Times New Roman" w:hAnsi="Times New Roman"/>
+                <w:sz w:val="22"/>
+              </w:rPr>
             </w:r>
           </w:p>
         </w:tc>
         <w:tc>
           <w:tcPr>
-            <w:tcW w:type="dxa" w:w="2484"/>
-            <w:shd w:fill="FFFFFF"/>
+            <w:tcW w:type="dxa" w:w="2339"/>
+            <w:tcMar>
+              <w:top w:w="100" w:type="dxa"/>
+              <w:bottom w:w="100" w:type="dxa"/>
+              <w:left w:w="150" w:type="dxa"/>
+              <w:right w:w="150" w:type="dxa"/>
+            </w:tcMar>
           </w:tcPr>
           <w:p>
             <w:pPr>
-              <w:jc w:val="center"/>
+              <w:spacing w:before="40" w:after="40" w:line="252" w:lineRule="auto"/>
+              <w:jc w:val="left"/>
             </w:pPr>
             <w:r>
               <w:rPr>
-                <w:sz w:val="16"/>
+                <w:rFonts w:ascii="Times New Roman" w:hAnsi="Times New Roman"/>
+                <w:sz w:val="22"/>
               </w:rPr>
-              <w:t>DataTables / Fuse.js Engine</w:t>
+              <w:t>`DataTables / Fuse.js Engine`</w:t>
             </w:r>
           </w:p>
         </w:tc>
         <w:tc>
           <w:tcPr>
-            <w:tcW w:type="dxa" w:w="2484"/>
-            <w:shd w:fill="FFFFFF"/>
+            <w:tcW w:type="dxa" w:w="2339"/>
+            <w:tcMar>
+              <w:top w:w="100" w:type="dxa"/>
+              <w:bottom w:w="100" w:type="dxa"/>
+              <w:left w:w="150" w:type="dxa"/>
+              <w:right w:w="150" w:type="dxa"/>
+            </w:tcMar>
           </w:tcPr>
           <w:p>
             <w:pPr>
-              <w:jc w:val="center"/>
+              <w:spacing w:before="40" w:after="40" w:line="252" w:lineRule="auto"/>
+              <w:jc w:val="left"/>
             </w:pPr>
             <w:r>
               <w:rPr>
-                <w:sz w:val="16"/>
+                <w:rFonts w:ascii="Times New Roman" w:hAnsi="Times New Roman"/>
+                <w:sz w:val="22"/>
               </w:rPr>
-              <w:t>Живой поиск, сортировка и пагинация</w:t>
+              <w:t>Живой поиск по дисциплинам, сортировка и пагинация</w:t>
             </w:r>
           </w:p>
         </w:tc>
         <w:tc>
           <w:tcPr>
-            <w:tcW w:type="dxa" w:w="2484"/>
-            <w:shd w:fill="FFFFFF"/>
+            <w:tcW w:type="dxa" w:w="2339"/>
+            <w:tcMar>
+              <w:top w:w="100" w:type="dxa"/>
+              <w:bottom w:w="100" w:type="dxa"/>
+              <w:left w:w="150" w:type="dxa"/>
+              <w:right w:w="150" w:type="dxa"/>
+            </w:tcMar>
           </w:tcPr>
           <w:p>
             <w:pPr>
-              <w:jc w:val="center"/>
+              <w:spacing w:before="40" w:after="40" w:line="252" w:lineRule="auto"/>
+              <w:jc w:val="left"/>
             </w:pPr>
             <w:r>
               <w:rPr>
-                <w:sz w:val="16"/>
+                <w:rFonts w:ascii="Times New Roman" w:hAnsi="Times New Roman"/>
+                <w:sz w:val="22"/>
               </w:rPr>
               <w:t>Live Search Component</w:t>
             </w:r>
@@ -722,68 +1530,108 @@
       <w:tr>
         <w:tc>
           <w:tcPr>
-            <w:tcW w:type="dxa" w:w="2484"/>
-            <w:shd w:fill="F8FAFC"/>
+            <w:tcW w:type="dxa" w:w="2339"/>
+            <w:tcMar>
+              <w:top w:w="100" w:type="dxa"/>
+              <w:bottom w:w="100" w:type="dxa"/>
+              <w:left w:w="150" w:type="dxa"/>
+              <w:right w:w="150" w:type="dxa"/>
+            </w:tcMar>
           </w:tcPr>
           <w:p>
             <w:pPr>
+              <w:spacing w:before="40" w:after="40" w:line="252" w:lineRule="auto"/>
               <w:jc w:val="left"/>
             </w:pPr>
             <w:r>
               <w:rPr>
+                <w:rFonts w:ascii="Times New Roman" w:hAnsi="Times New Roman"/>
+                <w:sz w:val="22"/>
+              </w:rPr>
+            </w:r>
+            <w:r>
+              <w:rPr>
+                <w:rFonts w:ascii="Times New Roman" w:hAnsi="Times New Roman"/>
                 <w:b/>
-                <w:sz w:val="16"/>
+                <w:sz w:val="22"/>
               </w:rPr>
               <w:t>5. Backend &amp; Data</w:t>
+            </w:r>
+            <w:r>
+              <w:rPr>
+                <w:rFonts w:ascii="Times New Roman" w:hAnsi="Times New Roman"/>
+                <w:sz w:val="22"/>
+              </w:rPr>
             </w:r>
           </w:p>
         </w:tc>
         <w:tc>
           <w:tcPr>
-            <w:tcW w:type="dxa" w:w="2484"/>
-            <w:shd w:fill="F8FAFC"/>
+            <w:tcW w:type="dxa" w:w="2339"/>
+            <w:tcMar>
+              <w:top w:w="100" w:type="dxa"/>
+              <w:bottom w:w="100" w:type="dxa"/>
+              <w:left w:w="150" w:type="dxa"/>
+              <w:right w:w="150" w:type="dxa"/>
+            </w:tcMar>
           </w:tcPr>
           <w:p>
             <w:pPr>
-              <w:jc w:val="center"/>
+              <w:spacing w:before="40" w:after="40" w:line="252" w:lineRule="auto"/>
+              <w:jc w:val="left"/>
             </w:pPr>
             <w:r>
               <w:rPr>
-                <w:sz w:val="16"/>
+                <w:rFonts w:ascii="Times New Roman" w:hAnsi="Times New Roman"/>
+                <w:sz w:val="22"/>
               </w:rPr>
-              <w:t>Flask Engine &amp; MariaDB Cluster</w:t>
+              <w:t>`Flask Engine` &amp; `MariaDB Cluster`</w:t>
             </w:r>
           </w:p>
         </w:tc>
         <w:tc>
           <w:tcPr>
-            <w:tcW w:type="dxa" w:w="2484"/>
-            <w:shd w:fill="F8FAFC"/>
+            <w:tcW w:type="dxa" w:w="2339"/>
+            <w:tcMar>
+              <w:top w:w="100" w:type="dxa"/>
+              <w:bottom w:w="100" w:type="dxa"/>
+              <w:left w:w="150" w:type="dxa"/>
+              <w:right w:w="150" w:type="dxa"/>
+            </w:tcMar>
           </w:tcPr>
           <w:p>
             <w:pPr>
-              <w:jc w:val="center"/>
+              <w:spacing w:before="40" w:after="40" w:line="252" w:lineRule="auto"/>
+              <w:jc w:val="left"/>
             </w:pPr>
             <w:r>
               <w:rPr>
-                <w:sz w:val="16"/>
+                <w:rFonts w:ascii="Times New Roman" w:hAnsi="Times New Roman"/>
+                <w:sz w:val="22"/>
               </w:rPr>
-              <w:t>Маршрутизация и движок валидации ФГОС</w:t>
+              <w:t>Маршрутизация, бизнес-логика валидации ФГОС</w:t>
             </w:r>
           </w:p>
         </w:tc>
         <w:tc>
           <w:tcPr>
-            <w:tcW w:type="dxa" w:w="2484"/>
-            <w:shd w:fill="F8FAFC"/>
+            <w:tcW w:type="dxa" w:w="2339"/>
+            <w:tcMar>
+              <w:top w:w="100" w:type="dxa"/>
+              <w:bottom w:w="100" w:type="dxa"/>
+              <w:left w:w="150" w:type="dxa"/>
+              <w:right w:w="150" w:type="dxa"/>
+            </w:tcMar>
           </w:tcPr>
           <w:p>
             <w:pPr>
-              <w:jc w:val="center"/>
+              <w:spacing w:before="40" w:after="40" w:line="252" w:lineRule="auto"/>
+              <w:jc w:val="left"/>
             </w:pPr>
             <w:r>
               <w:rPr>
-                <w:sz w:val="16"/>
+                <w:rFonts w:ascii="Times New Roman" w:hAnsi="Times New Roman"/>
+                <w:sz w:val="22"/>
               </w:rPr>
               <w:t>Python 3.11 / SQL</w:t>
             </w:r>
@@ -792,44 +1640,75 @@
       </w:tr>
     </w:tbl>
     <w:p>
-      <w:r>
-        <w:br w:type="page"/>
-      </w:r>
+      <w:pPr>
+        <w:spacing w:after="120"/>
+      </w:pPr>
     </w:p>
     <w:p>
       <w:pPr>
-        <w:pStyle w:val="Heading1"/>
+        <w:spacing w:before="240" w:after="120"/>
+        <w:jc w:val="left"/>
       </w:pPr>
       <w:r>
         <w:rPr>
-          <w:color w:val="0F172A"/>
-          <w:sz w:val="26"/>
+          <w:rFonts w:ascii="Times New Roman" w:hAnsi="Times New Roman"/>
+          <w:b/>
+          <w:sz w:val="28"/>
         </w:rPr>
         <w:t>3. Примеры работы подключенных и настроенных модулей</w:t>
       </w:r>
     </w:p>
     <w:p>
       <w:pPr>
-        <w:pStyle w:val="Heading2"/>
+        <w:spacing w:before="160" w:after="80"/>
+        <w:jc w:val="left"/>
       </w:pPr>
       <w:r>
         <w:rPr>
-          <w:color w:val="0F172A"/>
-          <w:sz w:val="23"/>
+          <w:rFonts w:ascii="Times New Roman" w:hAnsi="Times New Roman"/>
+          <w:b/>
+          <w:sz w:val="26"/>
         </w:rPr>
         <w:t>3.1. Модуль интерактивной бизнес-аналитики и визуализации данных (Chart.js)</w:t>
       </w:r>
     </w:p>
     <w:p>
+      <w:pPr>
+        <w:spacing w:line="276" w:lineRule="auto" w:after="120"/>
+        <w:ind w:firstLine="709"/>
+        <w:jc w:val="both"/>
+      </w:pPr>
       <w:r>
-        <w:t>Модуль позволяет визуально оценивать баланс учебного плана: круговая диаграмма соотношения блоков (Б1.О 54%, Б1.В 32%, Б2 10%, Б3 4%), гистограмма аудиторных часов по 8 семестрам и радарная карта покрытия стандартов ФГОС.</w:t>
+        <w:rPr>
+          <w:rFonts w:ascii="Times New Roman" w:hAnsi="Times New Roman"/>
+          <w:sz w:val="28"/>
+        </w:rPr>
+      </w:r>
+      <w:r>
+        <w:rPr>
+          <w:rFonts w:ascii="Times New Roman" w:hAnsi="Times New Roman"/>
+          <w:b/>
+          <w:sz w:val="28"/>
+        </w:rPr>
+        <w:t>Функционал модуля:</w:t>
+      </w:r>
+      <w:r>
+        <w:rPr>
+          <w:rFonts w:ascii="Times New Roman" w:hAnsi="Times New Roman"/>
+          <w:sz w:val="28"/>
+        </w:rPr>
+        <w:t xml:space="preserve"> Модуль позволяет экспертам Центра АНОК и руководству университета визуально оценивать баланс учебного плана, структуру распределения зачетных единиц и академических часов, а также полноту покрытия образовательного стандарта ФГОС 3++.</w:t>
       </w:r>
     </w:p>
     <w:p>
+      <w:pPr>
+        <w:spacing w:before="200" w:after="80"/>
+        <w:jc w:val="center"/>
+      </w:pPr>
       <w:r>
         <w:drawing>
           <wp:inline xmlns:a="http://schemas.openxmlformats.org/drawingml/2006/main" xmlns:pic="http://schemas.openxmlformats.org/drawingml/2006/picture">
-            <wp:extent cx="5669280" cy="3569547"/>
+            <wp:extent cx="5760000" cy="3626667"/>
             <wp:docPr id="2" name="Picture 2"/>
             <wp:cNvGraphicFramePr>
               <a:graphicFrameLocks noChangeAspect="1"/>
@@ -842,7 +1721,7 @@
                     <pic:cNvPicPr/>
                   </pic:nvPicPr>
                   <pic:blipFill>
-                    <a:blip r:embed="rId12"/>
+                    <a:blip r:embed="rId11"/>
                     <a:stretch>
                       <a:fillRect/>
                     </a:stretch>
@@ -850,7 +1729,7 @@
                   <pic:spPr>
                     <a:xfrm>
                       <a:off x="0" y="0"/>
-                      <a:ext cx="5669280" cy="3569547"/>
+                      <a:ext cx="5760000" cy="3626667"/>
                     </a:xfrm>
                     <a:prstGeom prst="rect"/>
                   </pic:spPr>
@@ -863,39 +1742,342 @@
     </w:p>
     <w:p>
       <w:pPr>
+        <w:spacing w:before="80" w:after="240"/>
         <w:jc w:val="center"/>
       </w:pPr>
       <w:r>
-        <w:t>Рисунок 2 — Модуль аналитики Chart.js (Donut блоков, Bar-чарт семестров, Radar компетенций)</w:t>
+        <w:rPr>
+          <w:rFonts w:ascii="Times New Roman" w:hAnsi="Times New Roman"/>
+          <w:i/>
+          <w:sz w:val="24"/>
+        </w:rPr>
+        <w:t>Рисунок 2 — Модуль аналитики Chart.js</w:t>
       </w:r>
     </w:p>
     <w:p>
       <w:pPr>
-        <w:spacing w:after="120"/>
+        <w:spacing w:before="160" w:after="80"/>
+        <w:jc w:val="left"/>
       </w:pPr>
+      <w:r>
+        <w:rPr>
+          <w:rFonts w:ascii="Times New Roman" w:hAnsi="Times New Roman"/>
+          <w:b/>
+          <w:sz w:val="26"/>
+        </w:rPr>
+        <w:t>Реализованные типы графиков:</w:t>
+      </w:r>
     </w:p>
     <w:p>
       <w:pPr>
-        <w:pStyle w:val="Heading2"/>
+        <w:spacing w:line="276" w:lineRule="auto" w:after="60"/>
+        <w:ind w:left="709"/>
+        <w:jc w:val="both"/>
       </w:pPr>
       <w:r>
         <w:rPr>
-          <w:color w:val="0F172A"/>
-          <w:sz w:val="23"/>
+          <w:rFonts w:ascii="Times New Roman" w:hAnsi="Times New Roman"/>
+          <w:b/>
+          <w:sz w:val="28"/>
+        </w:rPr>
+        <w:t xml:space="preserve">1. </w:t>
+      </w:r>
+      <w:r>
+        <w:rPr>
+          <w:rFonts w:ascii="Times New Roman" w:hAnsi="Times New Roman"/>
+          <w:sz w:val="28"/>
+        </w:rPr>
+      </w:r>
+      <w:r>
+        <w:rPr>
+          <w:rFonts w:ascii="Times New Roman" w:hAnsi="Times New Roman"/>
+          <w:b/>
+          <w:sz w:val="28"/>
+        </w:rPr>
+        <w:t>Круговая диаграмма соотношения блоков УП (*Chart.js Doughnut*):</w:t>
+      </w:r>
+      <w:r>
+        <w:rPr>
+          <w:rFonts w:ascii="Times New Roman" w:hAnsi="Times New Roman"/>
+          <w:sz w:val="28"/>
+        </w:rPr>
+      </w:r>
+    </w:p>
+    <w:p>
+      <w:pPr>
+        <w:spacing w:line="276" w:lineRule="auto" w:after="60"/>
+        <w:ind w:left="1134"/>
+        <w:jc w:val="both"/>
+      </w:pPr>
+      <w:r>
+        <w:rPr>
+          <w:rFonts w:ascii="Times New Roman" w:hAnsi="Times New Roman"/>
+          <w:b w:val="0"/>
+          <w:sz w:val="28"/>
+        </w:rPr>
+        <w:t xml:space="preserve">• </w:t>
+      </w:r>
+      <w:r>
+        <w:rPr>
+          <w:rFonts w:ascii="Times New Roman" w:hAnsi="Times New Roman"/>
+          <w:sz w:val="28"/>
+        </w:rPr>
+        <w:t>Блок 1 (Обязательная часть Б1.О): $130$ з.е. ($54.2\%$);</w:t>
+      </w:r>
+    </w:p>
+    <w:p>
+      <w:pPr>
+        <w:spacing w:line="276" w:lineRule="auto" w:after="60"/>
+        <w:ind w:left="1134"/>
+        <w:jc w:val="both"/>
+      </w:pPr>
+      <w:r>
+        <w:rPr>
+          <w:rFonts w:ascii="Times New Roman" w:hAnsi="Times New Roman"/>
+          <w:b w:val="0"/>
+          <w:sz w:val="28"/>
+        </w:rPr>
+        <w:t xml:space="preserve">• </w:t>
+      </w:r>
+      <w:r>
+        <w:rPr>
+          <w:rFonts w:ascii="Times New Roman" w:hAnsi="Times New Roman"/>
+          <w:sz w:val="28"/>
+        </w:rPr>
+        <w:t>Блок 1 (Вариативная часть Б1.В): $77$ з.е. ($32.1\%$);</w:t>
+      </w:r>
+    </w:p>
+    <w:p>
+      <w:pPr>
+        <w:spacing w:line="276" w:lineRule="auto" w:after="60"/>
+        <w:ind w:left="1134"/>
+        <w:jc w:val="both"/>
+      </w:pPr>
+      <w:r>
+        <w:rPr>
+          <w:rFonts w:ascii="Times New Roman" w:hAnsi="Times New Roman"/>
+          <w:b w:val="0"/>
+          <w:sz w:val="28"/>
+        </w:rPr>
+        <w:t xml:space="preserve">• </w:t>
+      </w:r>
+      <w:r>
+        <w:rPr>
+          <w:rFonts w:ascii="Times New Roman" w:hAnsi="Times New Roman"/>
+          <w:sz w:val="28"/>
+        </w:rPr>
+        <w:t>Блок 2 (Практики и НИР): $24$ з.е. ($10.0\%$);</w:t>
+      </w:r>
+    </w:p>
+    <w:p>
+      <w:pPr>
+        <w:spacing w:line="276" w:lineRule="auto" w:after="60"/>
+        <w:ind w:left="1134"/>
+        <w:jc w:val="both"/>
+      </w:pPr>
+      <w:r>
+        <w:rPr>
+          <w:rFonts w:ascii="Times New Roman" w:hAnsi="Times New Roman"/>
+          <w:b w:val="0"/>
+          <w:sz w:val="28"/>
+        </w:rPr>
+        <w:t xml:space="preserve">• </w:t>
+      </w:r>
+      <w:r>
+        <w:rPr>
+          <w:rFonts w:ascii="Times New Roman" w:hAnsi="Times New Roman"/>
+          <w:sz w:val="28"/>
+        </w:rPr>
+        <w:t>Блок 3 (ГИА — ВКР и Госэкзамен): $9$ з.е. ($3.7\%$).</w:t>
+      </w:r>
+    </w:p>
+    <w:p>
+      <w:pPr>
+        <w:spacing w:line="276" w:lineRule="auto" w:after="60"/>
+        <w:ind w:left="1134"/>
+        <w:jc w:val="both"/>
+      </w:pPr>
+      <w:r>
+        <w:rPr>
+          <w:rFonts w:ascii="Times New Roman" w:hAnsi="Times New Roman"/>
+          <w:b w:val="0"/>
+          <w:sz w:val="28"/>
+        </w:rPr>
+        <w:t xml:space="preserve">• </w:t>
+      </w:r>
+      <w:r>
+        <w:rPr>
+          <w:rFonts w:ascii="Times New Roman" w:hAnsi="Times New Roman"/>
+          <w:sz w:val="28"/>
+        </w:rPr>
+        <w:t>*Суммарный объем:* $240$ ЗЕТ (100% норма стандарта).</w:t>
+      </w:r>
+    </w:p>
+    <w:p>
+      <w:pPr>
+        <w:spacing w:line="276" w:lineRule="auto" w:after="60"/>
+        <w:ind w:left="709"/>
+        <w:jc w:val="both"/>
+      </w:pPr>
+      <w:r>
+        <w:rPr>
+          <w:rFonts w:ascii="Times New Roman" w:hAnsi="Times New Roman"/>
+          <w:b/>
+          <w:sz w:val="28"/>
+        </w:rPr>
+        <w:t xml:space="preserve">2. </w:t>
+      </w:r>
+      <w:r>
+        <w:rPr>
+          <w:rFonts w:ascii="Times New Roman" w:hAnsi="Times New Roman"/>
+          <w:sz w:val="28"/>
+        </w:rPr>
+      </w:r>
+      <w:r>
+        <w:rPr>
+          <w:rFonts w:ascii="Times New Roman" w:hAnsi="Times New Roman"/>
+          <w:b/>
+          <w:sz w:val="28"/>
+        </w:rPr>
+        <w:t>Радарная диаграмма покрытия компетенций (*Chart.js Radar*):</w:t>
+      </w:r>
+      <w:r>
+        <w:rPr>
+          <w:rFonts w:ascii="Times New Roman" w:hAnsi="Times New Roman"/>
+          <w:sz w:val="28"/>
+        </w:rPr>
+      </w:r>
+    </w:p>
+    <w:p>
+      <w:pPr>
+        <w:spacing w:line="276" w:lineRule="auto" w:after="60"/>
+        <w:ind w:left="1134"/>
+        <w:jc w:val="both"/>
+      </w:pPr>
+      <w:r>
+        <w:rPr>
+          <w:rFonts w:ascii="Times New Roman" w:hAnsi="Times New Roman"/>
+          <w:b w:val="0"/>
+          <w:sz w:val="28"/>
+        </w:rPr>
+        <w:t xml:space="preserve">• </w:t>
+      </w:r>
+      <w:r>
+        <w:rPr>
+          <w:rFonts w:ascii="Times New Roman" w:hAnsi="Times New Roman"/>
+          <w:sz w:val="28"/>
+        </w:rPr>
+        <w:t>Оценка сбалансированности универсальных (УК-1..8), общепрофессиональных (ОПК-1..6) и профессиональных компетенций (ПК-1..4).</w:t>
+      </w:r>
+    </w:p>
+    <w:p>
+      <w:pPr>
+        <w:spacing w:line="276" w:lineRule="auto" w:after="60"/>
+        <w:ind w:left="709"/>
+        <w:jc w:val="both"/>
+      </w:pPr>
+      <w:r>
+        <w:rPr>
+          <w:rFonts w:ascii="Times New Roman" w:hAnsi="Times New Roman"/>
+          <w:b/>
+          <w:sz w:val="28"/>
+        </w:rPr>
+        <w:t xml:space="preserve">3. </w:t>
+      </w:r>
+      <w:r>
+        <w:rPr>
+          <w:rFonts w:ascii="Times New Roman" w:hAnsi="Times New Roman"/>
+          <w:sz w:val="28"/>
+        </w:rPr>
+      </w:r>
+      <w:r>
+        <w:rPr>
+          <w:rFonts w:ascii="Times New Roman" w:hAnsi="Times New Roman"/>
+          <w:b/>
+          <w:sz w:val="28"/>
+        </w:rPr>
+        <w:t>Столбчатая гистограмма нагрузки по семестрам (*Chart.js Stacked Bar*):</w:t>
+      </w:r>
+      <w:r>
+        <w:rPr>
+          <w:rFonts w:ascii="Times New Roman" w:hAnsi="Times New Roman"/>
+          <w:sz w:val="28"/>
+        </w:rPr>
+      </w:r>
+    </w:p>
+    <w:p>
+      <w:pPr>
+        <w:spacing w:line="276" w:lineRule="auto" w:after="60"/>
+        <w:ind w:left="1134"/>
+        <w:jc w:val="both"/>
+      </w:pPr>
+      <w:r>
+        <w:rPr>
+          <w:rFonts w:ascii="Times New Roman" w:hAnsi="Times New Roman"/>
+          <w:b w:val="0"/>
+          <w:sz w:val="28"/>
+        </w:rPr>
+        <w:t xml:space="preserve">• </w:t>
+      </w:r>
+      <w:r>
+        <w:rPr>
+          <w:rFonts w:ascii="Times New Roman" w:hAnsi="Times New Roman"/>
+          <w:sz w:val="28"/>
+        </w:rPr>
+        <w:t>Наглядная разбивка часов по 8 семестрам: Лекции ($162$ ч./сем.), Лабораторные ($72$ ч./сем.), Практические занятия ($198$ ч./сем.) и СРС ($648$ ч./сем.) при суммарной норме $1080$ часов (30 з.е.) в семестр.</w:t>
+      </w:r>
+    </w:p>
+    <w:p>
+      <w:pPr>
+        <w:spacing w:before="160" w:after="80"/>
+        <w:jc w:val="left"/>
+      </w:pPr>
+      <w:r>
+        <w:rPr>
+          <w:rFonts w:ascii="Times New Roman" w:hAnsi="Times New Roman"/>
+          <w:b/>
+          <w:sz w:val="26"/>
         </w:rPr>
         <w:t>3.2. Модуль генерации и экспорта нормативной документации (PDF &amp; Excel)</w:t>
       </w:r>
     </w:p>
     <w:p>
+      <w:pPr>
+        <w:spacing w:line="276" w:lineRule="auto" w:after="120"/>
+        <w:ind w:firstLine="709"/>
+        <w:jc w:val="both"/>
+      </w:pPr>
       <w:r>
-        <w:t>Обеспечивает мгновенную выгрузку семестровых матриц в структурированные книги Microsoft Excel (.xlsx) с формулами и автоматическое формирование PDF-титульников УП со встроенным гербовым штампом ЭЦП.</w:t>
+        <w:rPr>
+          <w:rFonts w:ascii="Times New Roman" w:hAnsi="Times New Roman"/>
+          <w:sz w:val="28"/>
+        </w:rPr>
+      </w:r>
+      <w:r>
+        <w:rPr>
+          <w:rFonts w:ascii="Times New Roman" w:hAnsi="Times New Roman"/>
+          <w:b/>
+          <w:sz w:val="28"/>
+        </w:rPr>
+        <w:t>Функционал модуля:</w:t>
+      </w:r>
+      <w:r>
+        <w:rPr>
+          <w:rFonts w:ascii="Times New Roman" w:hAnsi="Times New Roman"/>
+          <w:sz w:val="28"/>
+        </w:rPr>
+        <w:t xml:space="preserve"> Обеспечивает возможность мгновенной выгрузки учебных планов и семестровых матриц в форматы электронных таблиц Microsoft Excel (.xlsx) и типографских документов PDF с готовым штампом ЭЦП.</w:t>
       </w:r>
     </w:p>
     <w:p>
+      <w:pPr>
+        <w:spacing w:before="200" w:after="80"/>
+        <w:jc w:val="center"/>
+      </w:pPr>
       <w:r>
         <w:drawing>
           <wp:inline xmlns:a="http://schemas.openxmlformats.org/drawingml/2006/main" xmlns:pic="http://schemas.openxmlformats.org/drawingml/2006/picture">
-            <wp:extent cx="5669280" cy="3569547"/>
+            <wp:extent cx="5760000" cy="3626667"/>
             <wp:docPr id="3" name="Picture 3"/>
             <wp:cNvGraphicFramePr>
               <a:graphicFrameLocks noChangeAspect="1"/>
@@ -908,7 +2090,7 @@
                     <pic:cNvPicPr/>
                   </pic:nvPicPr>
                   <pic:blipFill>
-                    <a:blip r:embed="rId13"/>
+                    <a:blip r:embed="rId12"/>
                     <a:stretch>
                       <a:fillRect/>
                     </a:stretch>
@@ -916,7 +2098,7 @@
                   <pic:spPr>
                     <a:xfrm>
                       <a:off x="0" y="0"/>
-                      <a:ext cx="5669280" cy="3569547"/>
+                      <a:ext cx="5760000" cy="3626667"/>
                     </a:xfrm>
                     <a:prstGeom prst="rect"/>
                   </pic:spPr>
@@ -929,39 +2111,254 @@
     </w:p>
     <w:p>
       <w:pPr>
+        <w:spacing w:before="80" w:after="240"/>
         <w:jc w:val="center"/>
       </w:pPr>
       <w:r>
-        <w:t>Рисунок 3 — Модуль выгрузки в Excel (SheetJS) и генерации официальных PDF бланков</w:t>
+        <w:rPr>
+          <w:rFonts w:ascii="Times New Roman" w:hAnsi="Times New Roman"/>
+          <w:i/>
+          <w:sz w:val="24"/>
+        </w:rPr>
+        <w:t>Рисунок 3 — Модуль экспорта в PDF и Excel</w:t>
       </w:r>
     </w:p>
     <w:p>
       <w:pPr>
-        <w:spacing w:after="120"/>
+        <w:spacing w:before="160" w:after="80"/>
+        <w:jc w:val="left"/>
       </w:pPr>
+      <w:r>
+        <w:rPr>
+          <w:rFonts w:ascii="Times New Roman" w:hAnsi="Times New Roman"/>
+          <w:b/>
+          <w:sz w:val="26"/>
+        </w:rPr>
+        <w:t>Поддерживаемые форматы и операции:</w:t>
+      </w:r>
     </w:p>
     <w:p>
       <w:pPr>
-        <w:pStyle w:val="Heading2"/>
+        <w:spacing w:line="276" w:lineRule="auto" w:after="60"/>
+        <w:ind w:left="709"/>
+        <w:jc w:val="both"/>
       </w:pPr>
       <w:r>
         <w:rPr>
-          <w:color w:val="0F172A"/>
-          <w:sz w:val="23"/>
+          <w:rFonts w:ascii="Times New Roman" w:hAnsi="Times New Roman"/>
+          <w:b/>
+          <w:sz w:val="28"/>
+        </w:rPr>
+        <w:t xml:space="preserve">1. </w:t>
+      </w:r>
+      <w:r>
+        <w:rPr>
+          <w:rFonts w:ascii="Times New Roman" w:hAnsi="Times New Roman"/>
+          <w:sz w:val="28"/>
+        </w:rPr>
+      </w:r>
+      <w:r>
+        <w:rPr>
+          <w:rFonts w:ascii="Times New Roman" w:hAnsi="Times New Roman"/>
+          <w:b/>
+          <w:sz w:val="28"/>
+        </w:rPr>
+        <w:t>Экспорт в Microsoft Excel (`SheetJS / XLSX`):</w:t>
+      </w:r>
+      <w:r>
+        <w:rPr>
+          <w:rFonts w:ascii="Times New Roman" w:hAnsi="Times New Roman"/>
+          <w:sz w:val="28"/>
+        </w:rPr>
+      </w:r>
+    </w:p>
+    <w:p>
+      <w:pPr>
+        <w:spacing w:line="276" w:lineRule="auto" w:after="60"/>
+        <w:ind w:left="1134"/>
+        <w:jc w:val="both"/>
+      </w:pPr>
+      <w:r>
+        <w:rPr>
+          <w:rFonts w:ascii="Times New Roman" w:hAnsi="Times New Roman"/>
+          <w:b w:val="0"/>
+          <w:sz w:val="28"/>
+        </w:rPr>
+        <w:t xml:space="preserve">• </w:t>
+      </w:r>
+      <w:r>
+        <w:rPr>
+          <w:rFonts w:ascii="Times New Roman" w:hAnsi="Times New Roman"/>
+          <w:sz w:val="28"/>
+        </w:rPr>
+        <w:t>Формирование структурированной книги Excel со всеми дисциплинами, формулами автоматического суммирования часов, группировкой по семестрам и кафедрам.</w:t>
+      </w:r>
+    </w:p>
+    <w:p>
+      <w:pPr>
+        <w:spacing w:line="276" w:lineRule="auto" w:after="60"/>
+        <w:ind w:left="709"/>
+        <w:jc w:val="both"/>
+      </w:pPr>
+      <w:r>
+        <w:rPr>
+          <w:rFonts w:ascii="Times New Roman" w:hAnsi="Times New Roman"/>
+          <w:b/>
+          <w:sz w:val="28"/>
+        </w:rPr>
+        <w:t xml:space="preserve">2. </w:t>
+      </w:r>
+      <w:r>
+        <w:rPr>
+          <w:rFonts w:ascii="Times New Roman" w:hAnsi="Times New Roman"/>
+          <w:sz w:val="28"/>
+        </w:rPr>
+      </w:r>
+      <w:r>
+        <w:rPr>
+          <w:rFonts w:ascii="Times New Roman" w:hAnsi="Times New Roman"/>
+          <w:b/>
+          <w:sz w:val="28"/>
+        </w:rPr>
+        <w:t>Генерация официального бланка УП в PDF (`jsPDF / ReportLab`):</w:t>
+      </w:r>
+      <w:r>
+        <w:rPr>
+          <w:rFonts w:ascii="Times New Roman" w:hAnsi="Times New Roman"/>
+          <w:sz w:val="28"/>
+        </w:rPr>
+      </w:r>
+    </w:p>
+    <w:p>
+      <w:pPr>
+        <w:spacing w:line="276" w:lineRule="auto" w:after="60"/>
+        <w:ind w:left="1134"/>
+        <w:jc w:val="both"/>
+      </w:pPr>
+      <w:r>
+        <w:rPr>
+          <w:rFonts w:ascii="Times New Roman" w:hAnsi="Times New Roman"/>
+          <w:b w:val="0"/>
+          <w:sz w:val="28"/>
+        </w:rPr>
+        <w:t xml:space="preserve">• </w:t>
+      </w:r>
+      <w:r>
+        <w:rPr>
+          <w:rFonts w:ascii="Times New Roman" w:hAnsi="Times New Roman"/>
+          <w:sz w:val="28"/>
+        </w:rPr>
+        <w:t>Оформление титульного листа в соответствии с ГОСТ: реквизиты Минобрнауки РФ, гриф утверждения Ученым советом, протокол, регистрационный номер и встроенный графический штамп ЭЦП Проректора по УР.</w:t>
+      </w:r>
+    </w:p>
+    <w:p>
+      <w:pPr>
+        <w:spacing w:line="276" w:lineRule="auto" w:after="60"/>
+        <w:ind w:left="709"/>
+        <w:jc w:val="both"/>
+      </w:pPr>
+      <w:r>
+        <w:rPr>
+          <w:rFonts w:ascii="Times New Roman" w:hAnsi="Times New Roman"/>
+          <w:b/>
+          <w:sz w:val="28"/>
+        </w:rPr>
+        <w:t xml:space="preserve">3. </w:t>
+      </w:r>
+      <w:r>
+        <w:rPr>
+          <w:rFonts w:ascii="Times New Roman" w:hAnsi="Times New Roman"/>
+          <w:sz w:val="28"/>
+        </w:rPr>
+      </w:r>
+      <w:r>
+        <w:rPr>
+          <w:rFonts w:ascii="Times New Roman" w:hAnsi="Times New Roman"/>
+          <w:b/>
+          <w:sz w:val="28"/>
+        </w:rPr>
+        <w:t>Инструмент прямой печати:</w:t>
+      </w:r>
+      <w:r>
+        <w:rPr>
+          <w:rFonts w:ascii="Times New Roman" w:hAnsi="Times New Roman"/>
+          <w:sz w:val="28"/>
+        </w:rPr>
+      </w:r>
+    </w:p>
+    <w:p>
+      <w:pPr>
+        <w:spacing w:line="276" w:lineRule="auto" w:after="60"/>
+        <w:ind w:left="1134"/>
+        <w:jc w:val="both"/>
+      </w:pPr>
+      <w:r>
+        <w:rPr>
+          <w:rFonts w:ascii="Times New Roman" w:hAnsi="Times New Roman"/>
+          <w:b w:val="0"/>
+          <w:sz w:val="28"/>
+        </w:rPr>
+        <w:t xml:space="preserve">• </w:t>
+      </w:r>
+      <w:r>
+        <w:rPr>
+          <w:rFonts w:ascii="Times New Roman" w:hAnsi="Times New Roman"/>
+          <w:sz w:val="28"/>
+        </w:rPr>
+        <w:t>CSS `@media print` стили для печати утвержденных рабочих программ и семестровых ведомостей.</w:t>
+      </w:r>
+    </w:p>
+    <w:p>
+      <w:pPr>
+        <w:spacing w:before="160" w:after="80"/>
+        <w:jc w:val="left"/>
+      </w:pPr>
+      <w:r>
+        <w:rPr>
+          <w:rFonts w:ascii="Times New Roman" w:hAnsi="Times New Roman"/>
+          <w:b/>
+          <w:sz w:val="26"/>
         </w:rPr>
         <w:t>3.3. Модуль криптографии и наложения штампа ЭЦП (CryptoJS / SHA-256)</w:t>
       </w:r>
     </w:p>
     <w:p>
+      <w:pPr>
+        <w:spacing w:line="276" w:lineRule="auto" w:after="120"/>
+        <w:ind w:firstLine="709"/>
+        <w:jc w:val="both"/>
+      </w:pPr>
       <w:r>
-        <w:t>Реализует алгоритмический расчет SHA-256 хеша структуры УП, валидацию открытых сертификатов УЦ Федерального Казначейства и наложение официального синего гербового штампа ЭЦП.</w:t>
+        <w:rPr>
+          <w:rFonts w:ascii="Times New Roman" w:hAnsi="Times New Roman"/>
+          <w:sz w:val="28"/>
+        </w:rPr>
+      </w:r>
+      <w:r>
+        <w:rPr>
+          <w:rFonts w:ascii="Times New Roman" w:hAnsi="Times New Roman"/>
+          <w:b/>
+          <w:sz w:val="28"/>
+        </w:rPr>
+        <w:t>Функционал модуля:</w:t>
+      </w:r>
+      <w:r>
+        <w:rPr>
+          <w:rFonts w:ascii="Times New Roman" w:hAnsi="Times New Roman"/>
+          <w:sz w:val="28"/>
+        </w:rPr>
+        <w:t xml:space="preserve"> Реализация юридически значимого электронного документооборота в соответствии с требованиями Федерального закона № 63-ФЗ «Об электронной подписи».</w:t>
       </w:r>
     </w:p>
     <w:p>
+      <w:pPr>
+        <w:spacing w:before="200" w:after="80"/>
+        <w:jc w:val="center"/>
+      </w:pPr>
       <w:r>
         <w:drawing>
           <wp:inline xmlns:a="http://schemas.openxmlformats.org/drawingml/2006/main" xmlns:pic="http://schemas.openxmlformats.org/drawingml/2006/picture">
-            <wp:extent cx="5669280" cy="3569547"/>
+            <wp:extent cx="5760000" cy="3626667"/>
             <wp:docPr id="4" name="Picture 4"/>
             <wp:cNvGraphicFramePr>
               <a:graphicFrameLocks noChangeAspect="1"/>
@@ -974,7 +2371,7 @@
                     <pic:cNvPicPr/>
                   </pic:nvPicPr>
                   <pic:blipFill>
-                    <a:blip r:embed="rId14"/>
+                    <a:blip r:embed="rId13"/>
                     <a:stretch>
                       <a:fillRect/>
                     </a:stretch>
@@ -982,7 +2379,7 @@
                   <pic:spPr>
                     <a:xfrm>
                       <a:off x="0" y="0"/>
-                      <a:ext cx="5669280" cy="3569547"/>
+                      <a:ext cx="5760000" cy="3626667"/>
                     </a:xfrm>
                     <a:prstGeom prst="rect"/>
                   </pic:spPr>
@@ -995,39 +2392,254 @@
     </w:p>
     <w:p>
       <w:pPr>
+        <w:spacing w:before="80" w:after="240"/>
         <w:jc w:val="center"/>
       </w:pPr>
       <w:r>
-        <w:t>Рисунок 4 — Модуль криптографического хеширования SHA-256 и штампа ЭЦП по ГОСТ</w:t>
+        <w:rPr>
+          <w:rFonts w:ascii="Times New Roman" w:hAnsi="Times New Roman"/>
+          <w:i/>
+          <w:sz w:val="24"/>
+        </w:rPr>
+        <w:t>Рисунок 4 — Модуль криптографии и штампа ЭЦП</w:t>
       </w:r>
     </w:p>
     <w:p>
       <w:pPr>
-        <w:spacing w:after="120"/>
+        <w:spacing w:before="160" w:after="80"/>
+        <w:jc w:val="left"/>
       </w:pPr>
+      <w:r>
+        <w:rPr>
+          <w:rFonts w:ascii="Times New Roman" w:hAnsi="Times New Roman"/>
+          <w:b/>
+          <w:sz w:val="26"/>
+        </w:rPr>
+        <w:t>Принцип работы и компоненты:</w:t>
+      </w:r>
     </w:p>
     <w:p>
       <w:pPr>
-        <w:pStyle w:val="Heading2"/>
+        <w:spacing w:line="276" w:lineRule="auto" w:after="60"/>
+        <w:ind w:left="709"/>
+        <w:jc w:val="both"/>
       </w:pPr>
       <w:r>
         <w:rPr>
-          <w:color w:val="0F172A"/>
-          <w:sz w:val="23"/>
+          <w:rFonts w:ascii="Times New Roman" w:hAnsi="Times New Roman"/>
+          <w:b/>
+          <w:sz w:val="28"/>
+        </w:rPr>
+        <w:t xml:space="preserve">1. </w:t>
+      </w:r>
+      <w:r>
+        <w:rPr>
+          <w:rFonts w:ascii="Times New Roman" w:hAnsi="Times New Roman"/>
+          <w:sz w:val="28"/>
+        </w:rPr>
+      </w:r>
+      <w:r>
+        <w:rPr>
+          <w:rFonts w:ascii="Times New Roman" w:hAnsi="Times New Roman"/>
+          <w:b/>
+          <w:sz w:val="28"/>
+        </w:rPr>
+        <w:t>Клиентско-серверное вычисление хеша (SHA-256):</w:t>
+      </w:r>
+      <w:r>
+        <w:rPr>
+          <w:rFonts w:ascii="Times New Roman" w:hAnsi="Times New Roman"/>
+          <w:sz w:val="28"/>
+        </w:rPr>
+      </w:r>
+    </w:p>
+    <w:p>
+      <w:pPr>
+        <w:spacing w:line="276" w:lineRule="auto" w:after="60"/>
+        <w:ind w:left="1134"/>
+        <w:jc w:val="both"/>
+      </w:pPr>
+      <w:r>
+        <w:rPr>
+          <w:rFonts w:ascii="Times New Roman" w:hAnsi="Times New Roman"/>
+          <w:b w:val="0"/>
+          <w:sz w:val="28"/>
+        </w:rPr>
+        <w:t xml:space="preserve">• </w:t>
+      </w:r>
+      <w:r>
+        <w:rPr>
+          <w:rFonts w:ascii="Times New Roman" w:hAnsi="Times New Roman"/>
+          <w:sz w:val="28"/>
+        </w:rPr>
+        <w:t>Каноническое представление структуры учебного плана хешируется алгоритмом SHA-256 (`a7f5c9e2b1d408f617a29c3e4f5a6b7c8d9e0f1a2b3c4d5e6f7a8b9c0d1e2f3a`).</w:t>
+      </w:r>
+    </w:p>
+    <w:p>
+      <w:pPr>
+        <w:spacing w:line="276" w:lineRule="auto" w:after="60"/>
+        <w:ind w:left="709"/>
+        <w:jc w:val="both"/>
+      </w:pPr>
+      <w:r>
+        <w:rPr>
+          <w:rFonts w:ascii="Times New Roman" w:hAnsi="Times New Roman"/>
+          <w:b/>
+          <w:sz w:val="28"/>
+        </w:rPr>
+        <w:t xml:space="preserve">2. </w:t>
+      </w:r>
+      <w:r>
+        <w:rPr>
+          <w:rFonts w:ascii="Times New Roman" w:hAnsi="Times New Roman"/>
+          <w:sz w:val="28"/>
+        </w:rPr>
+      </w:r>
+      <w:r>
+        <w:rPr>
+          <w:rFonts w:ascii="Times New Roman" w:hAnsi="Times New Roman"/>
+          <w:b/>
+          <w:sz w:val="28"/>
+        </w:rPr>
+        <w:t>Генерация визуального штампа усиленной квалифицированной ЭЦП:</w:t>
+      </w:r>
+      <w:r>
+        <w:rPr>
+          <w:rFonts w:ascii="Times New Roman" w:hAnsi="Times New Roman"/>
+          <w:sz w:val="28"/>
+        </w:rPr>
+      </w:r>
+    </w:p>
+    <w:p>
+      <w:pPr>
+        <w:spacing w:line="276" w:lineRule="auto" w:after="60"/>
+        <w:ind w:left="1134"/>
+        <w:jc w:val="both"/>
+      </w:pPr>
+      <w:r>
+        <w:rPr>
+          <w:rFonts w:ascii="Times New Roman" w:hAnsi="Times New Roman"/>
+          <w:b w:val="0"/>
+          <w:sz w:val="28"/>
+        </w:rPr>
+        <w:t xml:space="preserve">• </w:t>
+      </w:r>
+      <w:r>
+        <w:rPr>
+          <w:rFonts w:ascii="Times New Roman" w:hAnsi="Times New Roman"/>
+          <w:sz w:val="28"/>
+        </w:rPr>
+        <w:t>Гербовая синяя рамка с реквизитами: *«ДОКУМЕНТ ПОДПИСАН ЭЛЕКТРОННОЙ ПОДПИСЬЮ»*, серийный номер сертификата УЦ Федерального Казначейства, ФИО и должность подписанта, дата и точное время подписания.</w:t>
+      </w:r>
+    </w:p>
+    <w:p>
+      <w:pPr>
+        <w:spacing w:line="276" w:lineRule="auto" w:after="60"/>
+        <w:ind w:left="709"/>
+        <w:jc w:val="both"/>
+      </w:pPr>
+      <w:r>
+        <w:rPr>
+          <w:rFonts w:ascii="Times New Roman" w:hAnsi="Times New Roman"/>
+          <w:b/>
+          <w:sz w:val="28"/>
+        </w:rPr>
+        <w:t xml:space="preserve">3. </w:t>
+      </w:r>
+      <w:r>
+        <w:rPr>
+          <w:rFonts w:ascii="Times New Roman" w:hAnsi="Times New Roman"/>
+          <w:sz w:val="28"/>
+        </w:rPr>
+      </w:r>
+      <w:r>
+        <w:rPr>
+          <w:rFonts w:ascii="Times New Roman" w:hAnsi="Times New Roman"/>
+          <w:b/>
+          <w:sz w:val="28"/>
+        </w:rPr>
+        <w:t>Модуль проверки валидности сертификата:</w:t>
+      </w:r>
+      <w:r>
+        <w:rPr>
+          <w:rFonts w:ascii="Times New Roman" w:hAnsi="Times New Roman"/>
+          <w:sz w:val="28"/>
+        </w:rPr>
+      </w:r>
+    </w:p>
+    <w:p>
+      <w:pPr>
+        <w:spacing w:line="276" w:lineRule="auto" w:after="60"/>
+        <w:ind w:left="1134"/>
+        <w:jc w:val="both"/>
+      </w:pPr>
+      <w:r>
+        <w:rPr>
+          <w:rFonts w:ascii="Times New Roman" w:hAnsi="Times New Roman"/>
+          <w:b w:val="0"/>
+          <w:sz w:val="28"/>
+        </w:rPr>
+        <w:t xml:space="preserve">• </w:t>
+      </w:r>
+      <w:r>
+        <w:rPr>
+          <w:rFonts w:ascii="Times New Roman" w:hAnsi="Times New Roman"/>
+          <w:sz w:val="28"/>
+        </w:rPr>
+        <w:t>Контроль срока действия открытого ключа и проверка отсутствия изменений в структуре документа после наложения подписи.</w:t>
+      </w:r>
+    </w:p>
+    <w:p>
+      <w:pPr>
+        <w:spacing w:before="160" w:after="80"/>
+        <w:jc w:val="left"/>
+      </w:pPr>
+      <w:r>
+        <w:rPr>
+          <w:rFonts w:ascii="Times New Roman" w:hAnsi="Times New Roman"/>
+          <w:b/>
+          <w:sz w:val="26"/>
         </w:rPr>
         <w:t>3.4. Модуль визуального построчного Diff-сопоставления версий УП (Visual Diff Tracker)</w:t>
       </w:r>
     </w:p>
     <w:p>
+      <w:pPr>
+        <w:spacing w:line="276" w:lineRule="auto" w:after="120"/>
+        <w:ind w:firstLine="709"/>
+        <w:jc w:val="both"/>
+      </w:pPr>
       <w:r>
-        <w:t>Интерактивное двухколоночное сравнение версий учебного плана с цветовой индикацией изменений (красным — удаленные/замененные поля, зеленым — актуализированные параметры) и контролем баланса 240 з.е.</w:t>
+        <w:rPr>
+          <w:rFonts w:ascii="Times New Roman" w:hAnsi="Times New Roman"/>
+          <w:sz w:val="28"/>
+        </w:rPr>
+      </w:r>
+      <w:r>
+        <w:rPr>
+          <w:rFonts w:ascii="Times New Roman" w:hAnsi="Times New Roman"/>
+          <w:b/>
+          <w:sz w:val="28"/>
+        </w:rPr>
+        <w:t>Функционал модуля:</w:t>
+      </w:r>
+      <w:r>
+        <w:rPr>
+          <w:rFonts w:ascii="Times New Roman" w:hAnsi="Times New Roman"/>
+          <w:sz w:val="28"/>
+        </w:rPr>
+        <w:t xml:space="preserve"> Интерактивное сопоставление двух ревизий учебного плана (исходной `v1.0` и актуализированной `v1.1` после служебной записки) в двухколоночном режиме *Side-by-Side*.</w:t>
       </w:r>
     </w:p>
     <w:p>
+      <w:pPr>
+        <w:spacing w:before="200" w:after="80"/>
+        <w:jc w:val="center"/>
+      </w:pPr>
       <w:r>
         <w:drawing>
           <wp:inline xmlns:a="http://schemas.openxmlformats.org/drawingml/2006/main" xmlns:pic="http://schemas.openxmlformats.org/drawingml/2006/picture">
-            <wp:extent cx="5669280" cy="3569547"/>
+            <wp:extent cx="5760000" cy="3626667"/>
             <wp:docPr id="5" name="Picture 5"/>
             <wp:cNvGraphicFramePr>
               <a:graphicFrameLocks noChangeAspect="1"/>
@@ -1040,7 +2652,7 @@
                     <pic:cNvPicPr/>
                   </pic:nvPicPr>
                   <pic:blipFill>
-                    <a:blip r:embed="rId15"/>
+                    <a:blip r:embed="rId14"/>
                     <a:stretch>
                       <a:fillRect/>
                     </a:stretch>
@@ -1048,7 +2660,7 @@
                   <pic:spPr>
                     <a:xfrm>
                       <a:off x="0" y="0"/>
-                      <a:ext cx="5669280" cy="3569547"/>
+                      <a:ext cx="5760000" cy="3626667"/>
                     </a:xfrm>
                     <a:prstGeom prst="rect"/>
                   </pic:spPr>
@@ -1061,39 +2673,149 @@
     </w:p>
     <w:p>
       <w:pPr>
+        <w:spacing w:before="80" w:after="240"/>
         <w:jc w:val="center"/>
       </w:pPr>
       <w:r>
-        <w:t>Рисунок 5 — Модуль визуального построчного Diff-сопоставления редакций УП (v1.0 vs v1.1)</w:t>
+        <w:rPr>
+          <w:rFonts w:ascii="Times New Roman" w:hAnsi="Times New Roman"/>
+          <w:i/>
+          <w:sz w:val="24"/>
+        </w:rPr>
+        <w:t>Рисунок 5 — Модуль визуального Diff-сопоставления</w:t>
       </w:r>
     </w:p>
     <w:p>
       <w:pPr>
-        <w:spacing w:after="120"/>
+        <w:spacing w:before="160" w:after="80"/>
+        <w:jc w:val="left"/>
       </w:pPr>
+      <w:r>
+        <w:rPr>
+          <w:rFonts w:ascii="Times New Roman" w:hAnsi="Times New Roman"/>
+          <w:b/>
+          <w:sz w:val="26"/>
+        </w:rPr>
+        <w:t>Особенности реализации:</w:t>
+      </w:r>
     </w:p>
     <w:p>
       <w:pPr>
-        <w:pStyle w:val="Heading2"/>
+        <w:spacing w:line="276" w:lineRule="auto" w:after="60"/>
+        <w:ind w:left="709"/>
+        <w:jc w:val="both"/>
       </w:pPr>
       <w:r>
         <w:rPr>
-          <w:color w:val="0F172A"/>
-          <w:sz w:val="23"/>
+          <w:rFonts w:ascii="Times New Roman" w:hAnsi="Times New Roman"/>
+          <w:b w:val="0"/>
+          <w:sz w:val="28"/>
+        </w:rPr>
+        <w:t xml:space="preserve">• </w:t>
+      </w:r>
+      <w:r>
+        <w:rPr>
+          <w:rFonts w:ascii="Times New Roman" w:hAnsi="Times New Roman"/>
+          <w:sz w:val="28"/>
+        </w:rPr>
+        <w:t>Красная подсветка удаленных/замененных параметров дисциплины (напр. *Математический анализ, 3 з.е., Зачет*);</w:t>
+      </w:r>
+    </w:p>
+    <w:p>
+      <w:pPr>
+        <w:spacing w:line="276" w:lineRule="auto" w:after="60"/>
+        <w:ind w:left="709"/>
+        <w:jc w:val="both"/>
+      </w:pPr>
+      <w:r>
+        <w:rPr>
+          <w:rFonts w:ascii="Times New Roman" w:hAnsi="Times New Roman"/>
+          <w:b w:val="0"/>
+          <w:sz w:val="28"/>
+        </w:rPr>
+        <w:t xml:space="preserve">• </w:t>
+      </w:r>
+      <w:r>
+        <w:rPr>
+          <w:rFonts w:ascii="Times New Roman" w:hAnsi="Times New Roman"/>
+          <w:sz w:val="28"/>
+        </w:rPr>
+        <w:t>Зеленая подсветка внесенных изменений (напр. *Математический анализ, 5 з.е., Экзамен [+2 з.е.]*);</w:t>
+      </w:r>
+    </w:p>
+    <w:p>
+      <w:pPr>
+        <w:spacing w:line="276" w:lineRule="auto" w:after="60"/>
+        <w:ind w:left="709"/>
+        <w:jc w:val="both"/>
+      </w:pPr>
+      <w:r>
+        <w:rPr>
+          <w:rFonts w:ascii="Times New Roman" w:hAnsi="Times New Roman"/>
+          <w:b w:val="0"/>
+          <w:sz w:val="28"/>
+        </w:rPr>
+        <w:t xml:space="preserve">• </w:t>
+      </w:r>
+      <w:r>
+        <w:rPr>
+          <w:rFonts w:ascii="Times New Roman" w:hAnsi="Times New Roman"/>
+          <w:sz w:val="28"/>
+        </w:rPr>
+        <w:t>Автоматическая перепроверка соблюдения общего баланса программы 240 з.е. в реальном времени.</w:t>
+      </w:r>
+    </w:p>
+    <w:p>
+      <w:pPr>
+        <w:spacing w:before="160" w:after="80"/>
+        <w:jc w:val="left"/>
+      </w:pPr>
+      <w:r>
+        <w:rPr>
+          <w:rFonts w:ascii="Times New Roman" w:hAnsi="Times New Roman"/>
+          <w:b/>
+          <w:sz w:val="26"/>
         </w:rPr>
         <w:t>3.5. Модуль интерактивного календаря и планировщика дедлайнов (FullCalendar)</w:t>
       </w:r>
     </w:p>
     <w:p>
+      <w:pPr>
+        <w:spacing w:line="276" w:lineRule="auto" w:after="120"/>
+        <w:ind w:firstLine="709"/>
+        <w:jc w:val="both"/>
+      </w:pPr>
       <w:r>
-        <w:t>Отображает контрольные даты подачи служебных записок, сроки экспертизы АНОК, даты заседаний Ученого совета и критические дедлайны визирования.</w:t>
+        <w:rPr>
+          <w:rFonts w:ascii="Times New Roman" w:hAnsi="Times New Roman"/>
+          <w:sz w:val="28"/>
+        </w:rPr>
+      </w:r>
+      <w:r>
+        <w:rPr>
+          <w:rFonts w:ascii="Times New Roman" w:hAnsi="Times New Roman"/>
+          <w:b/>
+          <w:sz w:val="28"/>
+        </w:rPr>
+        <w:t>Функционал модуля:</w:t>
+      </w:r>
+      <w:r>
+        <w:rPr>
+          <w:rFonts w:ascii="Times New Roman" w:hAnsi="Times New Roman"/>
+          <w:sz w:val="28"/>
+        </w:rPr>
+        <w:t xml:space="preserve"> Координация сроков разработки, экспертизы и утверждения учебных планов между институтами, кафедрами, Центром АНОК и Ученым советом.</w:t>
       </w:r>
     </w:p>
     <w:p>
+      <w:pPr>
+        <w:spacing w:before="200" w:after="80"/>
+        <w:jc w:val="center"/>
+      </w:pPr>
       <w:r>
         <w:drawing>
           <wp:inline xmlns:a="http://schemas.openxmlformats.org/drawingml/2006/main" xmlns:pic="http://schemas.openxmlformats.org/drawingml/2006/picture">
-            <wp:extent cx="5669280" cy="3569547"/>
+            <wp:extent cx="5760000" cy="3626667"/>
             <wp:docPr id="6" name="Picture 6"/>
             <wp:cNvGraphicFramePr>
               <a:graphicFrameLocks noChangeAspect="1"/>
@@ -1106,7 +2828,7 @@
                     <pic:cNvPicPr/>
                   </pic:nvPicPr>
                   <pic:blipFill>
-                    <a:blip r:embed="rId16"/>
+                    <a:blip r:embed="rId15"/>
                     <a:stretch>
                       <a:fillRect/>
                     </a:stretch>
@@ -1114,7 +2836,7 @@
                   <pic:spPr>
                     <a:xfrm>
                       <a:off x="0" y="0"/>
-                      <a:ext cx="5669280" cy="3569547"/>
+                      <a:ext cx="5760000" cy="3626667"/>
                     </a:xfrm>
                     <a:prstGeom prst="rect"/>
                   </pic:spPr>
@@ -1127,39 +2849,227 @@
     </w:p>
     <w:p>
       <w:pPr>
+        <w:spacing w:before="80" w:after="240"/>
         <w:jc w:val="center"/>
       </w:pPr>
       <w:r>
-        <w:t>Рисунок 6 — Модуль календаря регламентных дедлайнов и заседаний Ученого совета</w:t>
+        <w:rPr>
+          <w:rFonts w:ascii="Times New Roman" w:hAnsi="Times New Roman"/>
+          <w:i/>
+          <w:sz w:val="24"/>
+        </w:rPr>
+        <w:t>Рисунок 6 — Модуль календаря и планировщика дедлайнов</w:t>
       </w:r>
     </w:p>
     <w:p>
       <w:pPr>
-        <w:spacing w:after="120"/>
+        <w:spacing w:before="160" w:after="80"/>
+        <w:jc w:val="left"/>
       </w:pPr>
+      <w:r>
+        <w:rPr>
+          <w:rFonts w:ascii="Times New Roman" w:hAnsi="Times New Roman"/>
+          <w:b/>
+          <w:sz w:val="26"/>
+        </w:rPr>
+        <w:t>Отображаемые регламентные события:</w:t>
+      </w:r>
     </w:p>
     <w:p>
       <w:pPr>
-        <w:pStyle w:val="Heading2"/>
+        <w:spacing w:line="276" w:lineRule="auto" w:after="60"/>
+        <w:ind w:left="709"/>
+        <w:jc w:val="both"/>
       </w:pPr>
       <w:r>
         <w:rPr>
-          <w:color w:val="0F172A"/>
-          <w:sz w:val="23"/>
+          <w:rFonts w:ascii="Times New Roman" w:hAnsi="Times New Roman"/>
+          <w:b w:val="0"/>
+          <w:sz w:val="28"/>
+        </w:rPr>
+        <w:t xml:space="preserve">• </w:t>
+      </w:r>
+      <w:r>
+        <w:rPr>
+          <w:rFonts w:ascii="Times New Roman" w:hAnsi="Times New Roman"/>
+          <w:sz w:val="28"/>
+        </w:rPr>
+      </w:r>
+      <w:r>
+        <w:rPr>
+          <w:rFonts w:ascii="Times New Roman" w:hAnsi="Times New Roman"/>
+          <w:b/>
+          <w:sz w:val="28"/>
+        </w:rPr>
+        <w:t>01 Октября 2026:</w:t>
+      </w:r>
+      <w:r>
+        <w:rPr>
+          <w:rFonts w:ascii="Times New Roman" w:hAnsi="Times New Roman"/>
+          <w:sz w:val="28"/>
+        </w:rPr>
+        <w:t xml:space="preserve"> Старт приема служебных записок на корректировку УП до начала семестра;</w:t>
+      </w:r>
+    </w:p>
+    <w:p>
+      <w:pPr>
+        <w:spacing w:line="276" w:lineRule="auto" w:after="60"/>
+        <w:ind w:left="709"/>
+        <w:jc w:val="both"/>
+      </w:pPr>
+      <w:r>
+        <w:rPr>
+          <w:rFonts w:ascii="Times New Roman" w:hAnsi="Times New Roman"/>
+          <w:b w:val="0"/>
+          <w:sz w:val="28"/>
+        </w:rPr>
+        <w:t xml:space="preserve">• </w:t>
+      </w:r>
+      <w:r>
+        <w:rPr>
+          <w:rFonts w:ascii="Times New Roman" w:hAnsi="Times New Roman"/>
+          <w:sz w:val="28"/>
+        </w:rPr>
+      </w:r>
+      <w:r>
+        <w:rPr>
+          <w:rFonts w:ascii="Times New Roman" w:hAnsi="Times New Roman"/>
+          <w:b/>
+          <w:sz w:val="28"/>
+        </w:rPr>
+        <w:t>04 Октября 2026:</w:t>
+      </w:r>
+      <w:r>
+        <w:rPr>
+          <w:rFonts w:ascii="Times New Roman" w:hAnsi="Times New Roman"/>
+          <w:sz w:val="28"/>
+        </w:rPr>
+        <w:t xml:space="preserve"> Завершение автоматической валидации ФГОС 3++ для пула бакалавриата;</w:t>
+      </w:r>
+    </w:p>
+    <w:p>
+      <w:pPr>
+        <w:spacing w:line="276" w:lineRule="auto" w:after="60"/>
+        <w:ind w:left="709"/>
+        <w:jc w:val="both"/>
+      </w:pPr>
+      <w:r>
+        <w:rPr>
+          <w:rFonts w:ascii="Times New Roman" w:hAnsi="Times New Roman"/>
+          <w:b w:val="0"/>
+          <w:sz w:val="28"/>
+        </w:rPr>
+        <w:t xml:space="preserve">• </w:t>
+      </w:r>
+      <w:r>
+        <w:rPr>
+          <w:rFonts w:ascii="Times New Roman" w:hAnsi="Times New Roman"/>
+          <w:sz w:val="28"/>
+        </w:rPr>
+      </w:r>
+      <w:r>
+        <w:rPr>
+          <w:rFonts w:ascii="Times New Roman" w:hAnsi="Times New Roman"/>
+          <w:b/>
+          <w:sz w:val="28"/>
+        </w:rPr>
+        <w:t>15 Октября 2026:</w:t>
+      </w:r>
+      <w:r>
+        <w:rPr>
+          <w:rFonts w:ascii="Times New Roman" w:hAnsi="Times New Roman"/>
+          <w:sz w:val="28"/>
+        </w:rPr>
+        <w:t xml:space="preserve"> Пленарное заседание Ученого совета по утверждению учебных программ;</w:t>
+      </w:r>
+    </w:p>
+    <w:p>
+      <w:pPr>
+        <w:spacing w:line="276" w:lineRule="auto" w:after="60"/>
+        <w:ind w:left="709"/>
+        <w:jc w:val="both"/>
+      </w:pPr>
+      <w:r>
+        <w:rPr>
+          <w:rFonts w:ascii="Times New Roman" w:hAnsi="Times New Roman"/>
+          <w:b w:val="0"/>
+          <w:sz w:val="28"/>
+        </w:rPr>
+        <w:t xml:space="preserve">• </w:t>
+      </w:r>
+      <w:r>
+        <w:rPr>
+          <w:rFonts w:ascii="Times New Roman" w:hAnsi="Times New Roman"/>
+          <w:sz w:val="28"/>
+        </w:rPr>
+      </w:r>
+      <w:r>
+        <w:rPr>
+          <w:rFonts w:ascii="Times New Roman" w:hAnsi="Times New Roman"/>
+          <w:b/>
+          <w:sz w:val="28"/>
+        </w:rPr>
+        <w:t>25 Октября 2026:</w:t>
+      </w:r>
+      <w:r>
+        <w:rPr>
+          <w:rFonts w:ascii="Times New Roman" w:hAnsi="Times New Roman"/>
+          <w:sz w:val="28"/>
+        </w:rPr>
+        <w:t xml:space="preserve"> Критический дедлайн передачи завизированных УП на подпись Проректору по УР.</w:t>
+      </w:r>
+    </w:p>
+    <w:p>
+      <w:pPr>
+        <w:spacing w:before="160" w:after="80"/>
+        <w:jc w:val="left"/>
+      </w:pPr>
+      <w:r>
+        <w:rPr>
+          <w:rFonts w:ascii="Times New Roman" w:hAnsi="Times New Roman"/>
+          <w:b/>
+          <w:sz w:val="26"/>
         </w:rPr>
         <w:t>3.6. Модуль динамических таблиц, живого поиска и фильтрации (DataTables)</w:t>
       </w:r>
     </w:p>
     <w:p>
+      <w:pPr>
+        <w:spacing w:line="276" w:lineRule="auto" w:after="120"/>
+        <w:ind w:firstLine="709"/>
+        <w:jc w:val="both"/>
+      </w:pPr>
       <w:r>
-        <w:t>Обеспечивает живую клиентскую фильтрацию по подстроке, двунаправленную сортировку по любым колонкам и переключение пагинации реестра дисциплин без перезагрузки страницы.</w:t>
+        <w:rPr>
+          <w:rFonts w:ascii="Times New Roman" w:hAnsi="Times New Roman"/>
+          <w:sz w:val="28"/>
+        </w:rPr>
+      </w:r>
+      <w:r>
+        <w:rPr>
+          <w:rFonts w:ascii="Times New Roman" w:hAnsi="Times New Roman"/>
+          <w:b/>
+          <w:sz w:val="28"/>
+        </w:rPr>
+        <w:t>Функционал модуля:</w:t>
+      </w:r>
+      <w:r>
+        <w:rPr>
+          <w:rFonts w:ascii="Times New Roman" w:hAnsi="Times New Roman"/>
+          <w:sz w:val="28"/>
+        </w:rPr>
+        <w:t xml:space="preserve"> Обеспечение высокой отзывчивости пользовательского интерфейса при работе с объемными реестрами дисциплин (60+ строк) без необходимости перезагрузки веб-страницы.</w:t>
       </w:r>
     </w:p>
     <w:p>
+      <w:pPr>
+        <w:spacing w:before="200" w:after="80"/>
+        <w:jc w:val="center"/>
+      </w:pPr>
       <w:r>
         <w:drawing>
           <wp:inline xmlns:a="http://schemas.openxmlformats.org/drawingml/2006/main" xmlns:pic="http://schemas.openxmlformats.org/drawingml/2006/picture">
-            <wp:extent cx="5669280" cy="3569547"/>
+            <wp:extent cx="5760000" cy="3626667"/>
             <wp:docPr id="7" name="Picture 7"/>
             <wp:cNvGraphicFramePr>
               <a:graphicFrameLocks noChangeAspect="1"/>
@@ -1172,7 +3082,7 @@
                     <pic:cNvPicPr/>
                   </pic:nvPicPr>
                   <pic:blipFill>
-                    <a:blip r:embed="rId17"/>
+                    <a:blip r:embed="rId16"/>
                     <a:stretch>
                       <a:fillRect/>
                     </a:stretch>
@@ -1180,7 +3090,7 @@
                   <pic:spPr>
                     <a:xfrm>
                       <a:off x="0" y="0"/>
-                      <a:ext cx="5669280" cy="3569547"/>
+                      <a:ext cx="5760000" cy="3626667"/>
                     </a:xfrm>
                     <a:prstGeom prst="rect"/>
                   </pic:spPr>
@@ -1193,39 +3103,149 @@
     </w:p>
     <w:p>
       <w:pPr>
+        <w:spacing w:before="80" w:after="240"/>
         <w:jc w:val="center"/>
       </w:pPr>
       <w:r>
-        <w:t>Рисунок 7 — Модуль динамических таблиц с мгновенным живым поиском и сортировкой</w:t>
+        <w:rPr>
+          <w:rFonts w:ascii="Times New Roman" w:hAnsi="Times New Roman"/>
+          <w:i/>
+          <w:sz w:val="24"/>
+        </w:rPr>
+        <w:t>Рисунок 7 — Модуль динамических таблиц DataTables</w:t>
       </w:r>
     </w:p>
     <w:p>
       <w:pPr>
-        <w:spacing w:after="120"/>
+        <w:spacing w:before="160" w:after="80"/>
+        <w:jc w:val="left"/>
       </w:pPr>
+      <w:r>
+        <w:rPr>
+          <w:rFonts w:ascii="Times New Roman" w:hAnsi="Times New Roman"/>
+          <w:b/>
+          <w:sz w:val="26"/>
+        </w:rPr>
+        <w:t>Возможности модуля:</w:t>
+      </w:r>
     </w:p>
     <w:p>
       <w:pPr>
-        <w:pStyle w:val="Heading2"/>
+        <w:spacing w:line="276" w:lineRule="auto" w:after="60"/>
+        <w:ind w:left="709"/>
+        <w:jc w:val="both"/>
       </w:pPr>
       <w:r>
         <w:rPr>
-          <w:color w:val="0F172A"/>
-          <w:sz w:val="23"/>
+          <w:rFonts w:ascii="Times New Roman" w:hAnsi="Times New Roman"/>
+          <w:b w:val="0"/>
+          <w:sz w:val="28"/>
+        </w:rPr>
+        <w:t xml:space="preserve">• </w:t>
+      </w:r>
+      <w:r>
+        <w:rPr>
+          <w:rFonts w:ascii="Times New Roman" w:hAnsi="Times New Roman"/>
+          <w:sz w:val="28"/>
+        </w:rPr>
+        <w:t>Живой мгновенный поиск по подстроке (*«Программирование»*);</w:t>
+      </w:r>
+    </w:p>
+    <w:p>
+      <w:pPr>
+        <w:spacing w:line="276" w:lineRule="auto" w:after="60"/>
+        <w:ind w:left="709"/>
+        <w:jc w:val="both"/>
+      </w:pPr>
+      <w:r>
+        <w:rPr>
+          <w:rFonts w:ascii="Times New Roman" w:hAnsi="Times New Roman"/>
+          <w:b w:val="0"/>
+          <w:sz w:val="28"/>
+        </w:rPr>
+        <w:t xml:space="preserve">• </w:t>
+      </w:r>
+      <w:r>
+        <w:rPr>
+          <w:rFonts w:ascii="Times New Roman" w:hAnsi="Times New Roman"/>
+          <w:sz w:val="28"/>
+        </w:rPr>
+        <w:t>Двунаправленная сортировка по любой колонке таблицы (Код, Название, Семестр, ЗЕТ, Часы, Форма контроля);</w:t>
+      </w:r>
+    </w:p>
+    <w:p>
+      <w:pPr>
+        <w:spacing w:line="276" w:lineRule="auto" w:after="60"/>
+        <w:ind w:left="709"/>
+        <w:jc w:val="both"/>
+      </w:pPr>
+      <w:r>
+        <w:rPr>
+          <w:rFonts w:ascii="Times New Roman" w:hAnsi="Times New Roman"/>
+          <w:b w:val="0"/>
+          <w:sz w:val="28"/>
+        </w:rPr>
+        <w:t xml:space="preserve">• </w:t>
+      </w:r>
+      <w:r>
+        <w:rPr>
+          <w:rFonts w:ascii="Times New Roman" w:hAnsi="Times New Roman"/>
+          <w:sz w:val="28"/>
+        </w:rPr>
+        <w:t>Динамическая клиентская пагинация (10, 25, 50 записей).</w:t>
+      </w:r>
+    </w:p>
+    <w:p>
+      <w:pPr>
+        <w:spacing w:before="160" w:after="80"/>
+        <w:jc w:val="left"/>
+      </w:pPr>
+      <w:r>
+        <w:rPr>
+          <w:rFonts w:ascii="Times New Roman" w:hAnsi="Times New Roman"/>
+          <w:b/>
+          <w:sz w:val="26"/>
         </w:rPr>
         <w:t>3.7. Модуль системных диалогов и интерактивных уведомлений (SweetAlert2 &amp; Toastify)</w:t>
       </w:r>
     </w:p>
     <w:p>
+      <w:pPr>
+        <w:spacing w:line="276" w:lineRule="auto" w:after="120"/>
+        <w:ind w:firstLine="709"/>
+        <w:jc w:val="both"/>
+      </w:pPr>
       <w:r>
-        <w:t>Информирует пользователей о результатах валидации, статусах наложения ЭЦП и приближении нормативных дедлайнов через модальные окна и неблокирующие всплывающие тосты.</w:t>
+        <w:rPr>
+          <w:rFonts w:ascii="Times New Roman" w:hAnsi="Times New Roman"/>
+          <w:sz w:val="28"/>
+        </w:rPr>
+      </w:r>
+      <w:r>
+        <w:rPr>
+          <w:rFonts w:ascii="Times New Roman" w:hAnsi="Times New Roman"/>
+          <w:b/>
+          <w:sz w:val="28"/>
+        </w:rPr>
+        <w:t>Функционал модуля:</w:t>
+      </w:r>
+      <w:r>
+        <w:rPr>
+          <w:rFonts w:ascii="Times New Roman" w:hAnsi="Times New Roman"/>
+          <w:sz w:val="28"/>
+        </w:rPr>
+        <w:t xml:space="preserve"> Информирование операторов о результатах валидации, статусах криптографического подписания и системных предупреждениях.</w:t>
       </w:r>
     </w:p>
     <w:p>
+      <w:pPr>
+        <w:spacing w:before="200" w:after="80"/>
+        <w:jc w:val="center"/>
+      </w:pPr>
       <w:r>
         <w:drawing>
           <wp:inline xmlns:a="http://schemas.openxmlformats.org/drawingml/2006/main" xmlns:pic="http://schemas.openxmlformats.org/drawingml/2006/picture">
-            <wp:extent cx="5669280" cy="3569547"/>
+            <wp:extent cx="5760000" cy="3626667"/>
             <wp:docPr id="8" name="Picture 8"/>
             <wp:cNvGraphicFramePr>
               <a:graphicFrameLocks noChangeAspect="1"/>
@@ -1238,7 +3258,7 @@
                     <pic:cNvPicPr/>
                   </pic:nvPicPr>
                   <pic:blipFill>
-                    <a:blip r:embed="rId18"/>
+                    <a:blip r:embed="rId17"/>
                     <a:stretch>
                       <a:fillRect/>
                     </a:stretch>
@@ -1246,7 +3266,7 @@
                   <pic:spPr>
                     <a:xfrm>
                       <a:off x="0" y="0"/>
-                      <a:ext cx="5669280" cy="3569547"/>
+                      <a:ext cx="5760000" cy="3626667"/>
                     </a:xfrm>
                     <a:prstGeom prst="rect"/>
                   </pic:spPr>
@@ -1259,64 +3279,363 @@
     </w:p>
     <w:p>
       <w:pPr>
+        <w:spacing w:before="80" w:after="240"/>
         <w:jc w:val="center"/>
       </w:pPr>
       <w:r>
-        <w:t>Рисунок 8 — Модуль модальных окон подтверждения ЭЦП и системных Toast-алертов</w:t>
+        <w:rPr>
+          <w:rFonts w:ascii="Times New Roman" w:hAnsi="Times New Roman"/>
+          <w:i/>
+          <w:sz w:val="24"/>
+        </w:rPr>
+        <w:t>Рисунок 8 — Модуль диалогов и уведомлений SweetAlert2</w:t>
       </w:r>
     </w:p>
     <w:p>
       <w:pPr>
-        <w:spacing w:after="120"/>
+        <w:spacing w:line="276" w:lineRule="auto" w:after="60"/>
+        <w:ind w:left="709"/>
+        <w:jc w:val="both"/>
       </w:pPr>
-    </w:p>
-    <w:p>
       <w:r>
-        <w:br w:type="page"/>
+        <w:rPr>
+          <w:rFonts w:ascii="Times New Roman" w:hAnsi="Times New Roman"/>
+          <w:b w:val="0"/>
+          <w:sz w:val="28"/>
+        </w:rPr>
+        <w:t xml:space="preserve">• </w:t>
+      </w:r>
+      <w:r>
+        <w:rPr>
+          <w:rFonts w:ascii="Times New Roman" w:hAnsi="Times New Roman"/>
+          <w:sz w:val="28"/>
+        </w:rPr>
+      </w:r>
+      <w:r>
+        <w:rPr>
+          <w:rFonts w:ascii="Times New Roman" w:hAnsi="Times New Roman"/>
+          <w:b/>
+          <w:sz w:val="28"/>
+        </w:rPr>
+        <w:t>Модальный диалог SweetAlert2:</w:t>
+      </w:r>
+      <w:r>
+        <w:rPr>
+          <w:rFonts w:ascii="Times New Roman" w:hAnsi="Times New Roman"/>
+          <w:sz w:val="28"/>
+        </w:rPr>
+        <w:t xml:space="preserve"> красивое окно подтверждения успешного наложения квалифицированной ЭЦП с фиксацией SHA-256 хеша в журнале аудита;</w:t>
       </w:r>
     </w:p>
     <w:p>
       <w:pPr>
-        <w:pStyle w:val="Heading1"/>
+        <w:spacing w:line="276" w:lineRule="auto" w:after="60"/>
+        <w:ind w:left="709"/>
+        <w:jc w:val="both"/>
       </w:pPr>
       <w:r>
         <w:rPr>
-          <w:color w:val="0F172A"/>
-          <w:sz w:val="26"/>
+          <w:rFonts w:ascii="Times New Roman" w:hAnsi="Times New Roman"/>
+          <w:b w:val="0"/>
+          <w:sz w:val="28"/>
+        </w:rPr>
+        <w:t xml:space="preserve">• </w:t>
+      </w:r>
+      <w:r>
+        <w:rPr>
+          <w:rFonts w:ascii="Times New Roman" w:hAnsi="Times New Roman"/>
+          <w:sz w:val="28"/>
+        </w:rPr>
+      </w:r>
+      <w:r>
+        <w:rPr>
+          <w:rFonts w:ascii="Times New Roman" w:hAnsi="Times New Roman"/>
+          <w:b/>
+          <w:sz w:val="28"/>
+        </w:rPr>
+        <w:t>Всплывающие уведомления (Toast):</w:t>
+      </w:r>
+      <w:r>
+        <w:rPr>
+          <w:rFonts w:ascii="Times New Roman" w:hAnsi="Times New Roman"/>
+          <w:sz w:val="28"/>
+        </w:rPr>
+        <w:t xml:space="preserve"> неблокирующие информационные плашки в правом нижнем углу экрана о приближении дедлайнов и применении служебных записок.</w:t>
+      </w:r>
+    </w:p>
+    <w:p>
+      <w:pPr>
+        <w:spacing w:before="240" w:after="120"/>
+        <w:jc w:val="left"/>
+      </w:pPr>
+      <w:r>
+        <w:rPr>
+          <w:rFonts w:ascii="Times New Roman" w:hAnsi="Times New Roman"/>
+          <w:b/>
+          <w:sz w:val="28"/>
         </w:rPr>
         <w:t>4. Заключение</w:t>
       </w:r>
     </w:p>
     <w:p>
+      <w:pPr>
+        <w:spacing w:line="276" w:lineRule="auto" w:after="120"/>
+        <w:ind w:firstLine="709"/>
+        <w:jc w:val="both"/>
+      </w:pPr>
       <w:r>
         <w:rPr>
-          <w:b/>
+          <w:rFonts w:ascii="Times New Roman" w:hAnsi="Times New Roman"/>
+          <w:sz w:val="28"/>
         </w:rPr>
         <w:t>В ходе выполнения лабораторной работы № 6:</w:t>
-        <w:br/>
       </w:r>
     </w:p>
     <w:p>
+      <w:pPr>
+        <w:spacing w:line="276" w:lineRule="auto" w:after="60"/>
+        <w:ind w:left="709"/>
+        <w:jc w:val="both"/>
+      </w:pPr>
       <w:r>
-        <w:t>• К корпоративному порталу подключен и настроен современный стек готовых библиотек и компонентов (Chart.js, SheetJS, jsPDF, CryptoJS, FullCalendar, DataTables, SweetAlert2, TailwindCSS).</w:t>
+        <w:rPr>
+          <w:rFonts w:ascii="Times New Roman" w:hAnsi="Times New Roman"/>
+          <w:b/>
+          <w:sz w:val="28"/>
+        </w:rPr>
+        <w:t xml:space="preserve">1. </w:t>
+      </w:r>
+      <w:r>
+        <w:rPr>
+          <w:rFonts w:ascii="Times New Roman" w:hAnsi="Times New Roman"/>
+          <w:sz w:val="28"/>
+        </w:rPr>
+      </w:r>
+      <w:r>
+        <w:rPr>
+          <w:rFonts w:ascii="Times New Roman" w:hAnsi="Times New Roman"/>
+          <w:b/>
+          <w:sz w:val="28"/>
+        </w:rPr>
+        <w:t>К корпоративному порталу подключен и настроен современный стек готовых библиотек и компонентов</w:t>
+      </w:r>
+      <w:r>
+        <w:rPr>
+          <w:rFonts w:ascii="Times New Roman" w:hAnsi="Times New Roman"/>
+          <w:sz w:val="28"/>
+        </w:rPr>
+        <w:t xml:space="preserve"> (Chart.js, SheetJS, jsPDF, CryptoJS, FullCalendar, DataTables, SweetAlert2, TailwindCSS).</w:t>
       </w:r>
     </w:p>
     <w:p>
+      <w:pPr>
+        <w:spacing w:line="276" w:lineRule="auto" w:after="60"/>
+        <w:ind w:left="709"/>
+        <w:jc w:val="both"/>
+      </w:pPr>
       <w:r>
-        <w:t>• Реализованы специализированные модули бизнес-логики: интерактивная аналитика ФГОС 3++, экспорт в Excel/PDF со штампом ЭЦП, криптографический расчет SHA-256, двухколоночный Diff-трекер, календарь дедлайнов и система всплывающих Toast-уведомлений.</w:t>
+        <w:rPr>
+          <w:rFonts w:ascii="Times New Roman" w:hAnsi="Times New Roman"/>
+          <w:b/>
+          <w:sz w:val="28"/>
+        </w:rPr>
+        <w:t xml:space="preserve">2. </w:t>
+      </w:r>
+      <w:r>
+        <w:rPr>
+          <w:rFonts w:ascii="Times New Roman" w:hAnsi="Times New Roman"/>
+          <w:sz w:val="28"/>
+        </w:rPr>
+      </w:r>
+      <w:r>
+        <w:rPr>
+          <w:rFonts w:ascii="Times New Roman" w:hAnsi="Times New Roman"/>
+          <w:b/>
+          <w:sz w:val="28"/>
+        </w:rPr>
+        <w:t>Реализованы специализированные модули бизнес-логики АНОК:</w:t>
+      </w:r>
+      <w:r>
+        <w:rPr>
+          <w:rFonts w:ascii="Times New Roman" w:hAnsi="Times New Roman"/>
+          <w:sz w:val="28"/>
+        </w:rPr>
       </w:r>
     </w:p>
     <w:p>
+      <w:pPr>
+        <w:spacing w:line="276" w:lineRule="auto" w:after="60"/>
+        <w:ind w:left="1134"/>
+        <w:jc w:val="both"/>
+      </w:pPr>
       <w:r>
-        <w:t>• Подготовлен комплект из 8 графических макетов высокого разрешения и сформирован полный пакет отчетной документации (MD, DOCX, PDF). Разработанная система полностью готова к формированию пояснительной записки и презентации в рамках Лабораторной работы № 7.</w:t>
+        <w:rPr>
+          <w:rFonts w:ascii="Times New Roman" w:hAnsi="Times New Roman"/>
+          <w:b w:val="0"/>
+          <w:sz w:val="28"/>
+        </w:rPr>
+        <w:t xml:space="preserve">• </w:t>
+      </w:r>
+      <w:r>
+        <w:rPr>
+          <w:rFonts w:ascii="Times New Roman" w:hAnsi="Times New Roman"/>
+          <w:sz w:val="28"/>
+        </w:rPr>
+        <w:t>Интерактивная аналитика и визуализация нормативов ФГОС 3++;</w:t>
+      </w:r>
+    </w:p>
+    <w:p>
+      <w:pPr>
+        <w:spacing w:line="276" w:lineRule="auto" w:after="60"/>
+        <w:ind w:left="1134"/>
+        <w:jc w:val="both"/>
+      </w:pPr>
+      <w:r>
+        <w:rPr>
+          <w:rFonts w:ascii="Times New Roman" w:hAnsi="Times New Roman"/>
+          <w:b w:val="0"/>
+          <w:sz w:val="28"/>
+        </w:rPr>
+        <w:t xml:space="preserve">• </w:t>
+      </w:r>
+      <w:r>
+        <w:rPr>
+          <w:rFonts w:ascii="Times New Roman" w:hAnsi="Times New Roman"/>
+          <w:sz w:val="28"/>
+        </w:rPr>
+        <w:t>Экспорт официальных бланков УП в Excel и PDF с гербовым штампом ЭЦП;</w:t>
+      </w:r>
+    </w:p>
+    <w:p>
+      <w:pPr>
+        <w:spacing w:line="276" w:lineRule="auto" w:after="60"/>
+        <w:ind w:left="1134"/>
+        <w:jc w:val="both"/>
+      </w:pPr>
+      <w:r>
+        <w:rPr>
+          <w:rFonts w:ascii="Times New Roman" w:hAnsi="Times New Roman"/>
+          <w:b w:val="0"/>
+          <w:sz w:val="28"/>
+        </w:rPr>
+        <w:t xml:space="preserve">• </w:t>
+      </w:r>
+      <w:r>
+        <w:rPr>
+          <w:rFonts w:ascii="Times New Roman" w:hAnsi="Times New Roman"/>
+          <w:sz w:val="28"/>
+        </w:rPr>
+        <w:t>Криптографический модуль вычисления SHA-256 хеша и проверки сертификатов ЭЦП;</w:t>
+      </w:r>
+    </w:p>
+    <w:p>
+      <w:pPr>
+        <w:spacing w:line="276" w:lineRule="auto" w:after="60"/>
+        <w:ind w:left="1134"/>
+        <w:jc w:val="both"/>
+      </w:pPr>
+      <w:r>
+        <w:rPr>
+          <w:rFonts w:ascii="Times New Roman" w:hAnsi="Times New Roman"/>
+          <w:b w:val="0"/>
+          <w:sz w:val="28"/>
+        </w:rPr>
+        <w:t xml:space="preserve">• </w:t>
+      </w:r>
+      <w:r>
+        <w:rPr>
+          <w:rFonts w:ascii="Times New Roman" w:hAnsi="Times New Roman"/>
+          <w:sz w:val="28"/>
+        </w:rPr>
+        <w:t>Двухколоночный визуальный Diff-трекер изменений версий УП;</w:t>
+      </w:r>
+    </w:p>
+    <w:p>
+      <w:pPr>
+        <w:spacing w:line="276" w:lineRule="auto" w:after="60"/>
+        <w:ind w:left="1134"/>
+        <w:jc w:val="both"/>
+      </w:pPr>
+      <w:r>
+        <w:rPr>
+          <w:rFonts w:ascii="Times New Roman" w:hAnsi="Times New Roman"/>
+          <w:b w:val="0"/>
+          <w:sz w:val="28"/>
+        </w:rPr>
+        <w:t xml:space="preserve">• </w:t>
+      </w:r>
+      <w:r>
+        <w:rPr>
+          <w:rFonts w:ascii="Times New Roman" w:hAnsi="Times New Roman"/>
+          <w:sz w:val="28"/>
+        </w:rPr>
+        <w:t>Интерактивный календарь-планировщик регламентных процедур и дедлайнов;</w:t>
+      </w:r>
+    </w:p>
+    <w:p>
+      <w:pPr>
+        <w:spacing w:line="276" w:lineRule="auto" w:after="60"/>
+        <w:ind w:left="1134"/>
+        <w:jc w:val="both"/>
+      </w:pPr>
+      <w:r>
+        <w:rPr>
+          <w:rFonts w:ascii="Times New Roman" w:hAnsi="Times New Roman"/>
+          <w:b w:val="0"/>
+          <w:sz w:val="28"/>
+        </w:rPr>
+        <w:t xml:space="preserve">• </w:t>
+      </w:r>
+      <w:r>
+        <w:rPr>
+          <w:rFonts w:ascii="Times New Roman" w:hAnsi="Times New Roman"/>
+          <w:sz w:val="28"/>
+        </w:rPr>
+        <w:t>Динамические таблицы с живым поиском и система всплывающих Toast-уведомлений.</w:t>
+      </w:r>
+    </w:p>
+    <w:p>
+      <w:pPr>
+        <w:spacing w:line="276" w:lineRule="auto" w:after="60"/>
+        <w:ind w:left="709"/>
+        <w:jc w:val="both"/>
+      </w:pPr>
+      <w:r>
+        <w:rPr>
+          <w:rFonts w:ascii="Times New Roman" w:hAnsi="Times New Roman"/>
+          <w:b/>
+          <w:sz w:val="28"/>
+        </w:rPr>
+        <w:t xml:space="preserve">3. </w:t>
+      </w:r>
+      <w:r>
+        <w:rPr>
+          <w:rFonts w:ascii="Times New Roman" w:hAnsi="Times New Roman"/>
+          <w:sz w:val="28"/>
+        </w:rPr>
+      </w:r>
+      <w:r>
+        <w:rPr>
+          <w:rFonts w:ascii="Times New Roman" w:hAnsi="Times New Roman"/>
+          <w:b/>
+          <w:sz w:val="28"/>
+        </w:rPr>
+        <w:t>Подготовлен комплект из 8 графических макетов высокого разрешения</w:t>
+      </w:r>
+      <w:r>
+        <w:rPr>
+          <w:rFonts w:ascii="Times New Roman" w:hAnsi="Times New Roman"/>
+          <w:sz w:val="28"/>
+        </w:rPr>
+        <w:t xml:space="preserve"> и сформирован полный пакет проектной отчетной документации (MD, DOCX, PDF). Разработанная система полностью готова к формированию пояснительной записки и презентации в рамках Лабораторной работы № 7.</w:t>
       </w:r>
     </w:p>
     <w:sectPr>
-      <w:headerReference w:type="default" r:id="rId9"/>
-      <w:footerReference w:type="default" r:id="rId10"/>
-      <w:pgSz w:w="12240" w:h="15840"/>
-      <w:pgMar w:top="1152" w:right="1152" w:bottom="1152" w:left="1152" w:header="720" w:footer="720" w:gutter="0"/>
+      <w:footerReference w:type="default" r:id="rId9"/>
+      <w:pgSz w:w="11906" w:h="16838"/>
+      <w:pgMar w:top="1134" w:right="850" w:bottom="1134" w:left="1701" w:header="720" w:footer="720" w:gutter="0"/>
       <w:cols w:space="720"/>
+      <w:titlePg/>
       <w:docGrid w:linePitch="360"/>
     </w:sectPr>
   </w:body>
@@ -1328,27 +3647,20 @@
   <w:p>
     <w:pPr>
       <w:pStyle w:val="Footer"/>
-      <w:jc w:val="left"/>
+      <w:jc w:val="center"/>
     </w:pPr>
     <w:r>
-      <w:t>Корпоративный портал университета — Модуль Центра АНОК | 2026</w:t>
+      <w:rPr>
+        <w:rFonts w:ascii="Times New Roman" w:hAnsi="Times New Roman"/>
+        <w:sz w:val="22"/>
+      </w:rPr>
+      <w:fldChar w:fldCharType="begin"/>
+      <w:instrText xml:space="preserve">PAGE</w:instrText>
+      <w:fldChar w:fldCharType="separate"/>
+      <w:fldChar w:fldCharType="end"/>
     </w:r>
   </w:p>
 </w:ftr>
-</file>
-
-<file path=word/header1.xml><?xml version="1.0" encoding="utf-8"?>
-<w:hdr xmlns:m="http://schemas.openxmlformats.org/officeDocument/2006/math" xmlns:mc="http://schemas.openxmlformats.org/markup-compatibility/2006" xmlns:mo="http://schemas.microsoft.com/office/mac/office/2008/main" xmlns:mv="urn:schemas-microsoft-com:mac:vml" xmlns:o="urn:schemas-microsoft-com:office:office" xmlns:r="http://schemas.openxmlformats.org/officeDocument/2006/relationships" xmlns:v="urn:schemas-microsoft-com:vml" xmlns:w10="urn:schemas-microsoft-com:office:word" xmlns:w14="http://schemas.microsoft.com/office/word/2010/wordml" xmlns:w="http://schemas.openxmlformats.org/wordprocessingml/2006/main" xmlns:wne="http://schemas.microsoft.com/office/word/2006/wordml" xmlns:wp14="http://schemas.microsoft.com/office/word/2010/wordprocessingDrawing" xmlns:wp="http://schemas.openxmlformats.org/drawingml/2006/wordprocessingDrawing" xmlns:wpc="http://schemas.microsoft.com/office/word/2010/wordprocessingCanvas" xmlns:wpg="http://schemas.microsoft.com/office/word/2010/wordprocessingGroup" xmlns:wpi="http://schemas.microsoft.com/office/word/2010/wordprocessingInk" xmlns:wps="http://schemas.microsoft.com/office/word/2010/wordprocessingShape" mc:Ignorable="w14 wp14">
-  <w:p>
-    <w:pPr>
-      <w:pStyle w:val="Header"/>
-      <w:jc w:val="right"/>
-    </w:pPr>
-    <w:r>
-      <w:t>ПРКП • Лабораторная работа № 6 • Вариант № 15 (Центр АНОК)</w:t>
-    </w:r>
-  </w:p>
-</w:hdr>
 </file>
 
 <file path=word/numbering.xml><?xml version="1.0" encoding="utf-8"?>
@@ -1715,10 +4027,9 @@
     <w:qFormat/>
     <w:rsid w:val="00FC693F"/>
     <w:rPr>
-      <w:rFonts w:ascii="Arial" w:hAnsi="Arial"/>
-      <w:i/>
-      <w:color w:val="0F172A"/>
-      <w:sz w:val="19"/>
+      <w:rFonts w:ascii="Times New Roman" w:hAnsi="Times New Roman"/>
+      <w:color w:val="000000"/>
+      <w:sz w:val="28"/>
     </w:rPr>
   </w:style>
   <w:style w:type="paragraph" w:styleId="Header">
@@ -1735,10 +4046,6 @@
       </w:tabs>
       <w:spacing w:after="0" w:line="240" w:lineRule="auto"/>
     </w:pPr>
-    <w:rPr>
-      <w:color w:val="64748B"/>
-      <w:sz w:val="17"/>
-    </w:rPr>
   </w:style>
   <w:style w:type="character" w:customStyle="1" w:styleId="HeaderChar">
     <w:name w:val="Header Char"/>
@@ -1761,10 +4068,6 @@
       </w:tabs>
       <w:spacing w:after="0" w:line="240" w:lineRule="auto"/>
     </w:pPr>
-    <w:rPr>
-      <w:color w:val="64748B"/>
-      <w:sz w:val="17"/>
-    </w:rPr>
   </w:style>
   <w:style w:type="character" w:customStyle="1" w:styleId="FooterChar">
     <w:name w:val="Footer Char"/>

--- a/reports/lab6/LR6_Report_Variant15.docx
+++ b/reports/lab6/LR6_Report_Variant15.docx
@@ -27,6 +27,7 @@
         <w:t>Кафедра программной инженерии</w:t>
       </w:r>
     </w:p>
+    <w:p/>
     <w:p/>
     <w:p/>
     <w:p/>
@@ -72,6 +73,8 @@
     <w:p/>
     <w:p/>
     <w:p/>
+    <w:p/>
+    <w:p/>
     <w:p>
       <w:pPr>
         <w:spacing w:line="276" w:lineRule="auto"/>
@@ -88,15 +91,9 @@
         <w:br/>
         <w:t>Иванов И.И.</w:t>
         <w:br/>
-        <w:br/>
-        <w:t>Проверил:</w:t>
-        <w:br/>
-        <w:t>к.т.н., доцент</w:t>
-        <w:br/>
-        <w:t>Петров П.П.</w:t>
-        <w:br/>
       </w:r>
     </w:p>
+    <w:p/>
     <w:p/>
     <w:p/>
     <w:p/>

--- a/reports/lab6/LR6_Report_Variant15.docx
+++ b/reports/lab6/LR6_Report_Variant15.docx
@@ -87,9 +87,9 @@
         </w:rPr>
         <w:t>Выполнил:</w:t>
         <w:br/>
-        <w:t>студент группы ИВТ-401</w:t>
+        <w:t>студент группы П-41</w:t>
         <w:br/>
-        <w:t>Иванов И.И.</w:t>
+        <w:t>Соловьёв А.С.</w:t>
         <w:br/>
       </w:r>
     </w:p>

--- a/reports/lab6/LR6_Report_Variant15.docx
+++ b/reports/lab6/LR6_Report_Variant15.docx
@@ -125,7 +125,7 @@
           <w:b/>
           <w:sz w:val="28"/>
         </w:rPr>
-        <w:t>1. Введение и цели работы</w:t>
+        <w:t>1. Цель работы</w:t>
       </w:r>
     </w:p>
     <w:p>
@@ -139,389 +139,7 @@
           <w:rFonts w:ascii="Times New Roman" w:hAnsi="Times New Roman"/>
           <w:sz w:val="28"/>
         </w:rPr>
-      </w:r>
-      <w:r>
-        <w:rPr>
-          <w:rFonts w:ascii="Times New Roman" w:hAnsi="Times New Roman"/>
-          <w:b/>
-          <w:sz w:val="28"/>
-        </w:rPr>
-        <w:t>Цель лабораторной работы:</w:t>
-      </w:r>
-      <w:r>
-        <w:rPr>
-          <w:rFonts w:ascii="Times New Roman" w:hAnsi="Times New Roman"/>
-          <w:sz w:val="28"/>
-        </w:rPr>
-        <w:t xml:space="preserve"> Интеграция, конфигурирование и практическое применение готовых программных модулей, внешних библиотек и интерактивных компонентов в составе корпоративного веб-портала университета (Модуль Центра АНОК) для решения прикладных задач визуализации данных, экспортной генерации отчетов (PDF/Excel), криптографической верификации ЭЦП, визуального Diff-сравнения редакций УП, планирования дедлайнов и интерактивного взаимодействия пользователей в соответствии с бизнес-правилами Варианта № 15.</w:t>
-      </w:r>
-    </w:p>
-    <w:p>
-      <w:pPr>
-        <w:spacing w:before="160" w:after="80"/>
-        <w:jc w:val="left"/>
-      </w:pPr>
-      <w:r>
-        <w:rPr>
-          <w:rFonts w:ascii="Times New Roman" w:hAnsi="Times New Roman"/>
-          <w:b/>
-          <w:sz w:val="26"/>
-        </w:rPr>
-        <w:t>Задачи работы:</w:t>
-      </w:r>
-    </w:p>
-    <w:p>
-      <w:pPr>
-        <w:spacing w:line="276" w:lineRule="auto" w:after="60"/>
-        <w:ind w:left="709"/>
-        <w:jc w:val="both"/>
-      </w:pPr>
-      <w:r>
-        <w:rPr>
-          <w:rFonts w:ascii="Times New Roman" w:hAnsi="Times New Roman"/>
-          <w:b/>
-          <w:sz w:val="28"/>
-        </w:rPr>
-        <w:t xml:space="preserve">1. </w:t>
-      </w:r>
-      <w:r>
-        <w:rPr>
-          <w:rFonts w:ascii="Times New Roman" w:hAnsi="Times New Roman"/>
-          <w:sz w:val="28"/>
-        </w:rPr>
-        <w:t>Выполнить сравнительный анализ, выбор и интеграцию готовых программных модулей и библиотек:</w:t>
-      </w:r>
-    </w:p>
-    <w:p>
-      <w:pPr>
-        <w:spacing w:line="276" w:lineRule="auto" w:after="60"/>
-        <w:ind w:left="1134"/>
-        <w:jc w:val="both"/>
-      </w:pPr>
-      <w:r>
-        <w:rPr>
-          <w:rFonts w:ascii="Times New Roman" w:hAnsi="Times New Roman"/>
-          <w:b w:val="0"/>
-          <w:sz w:val="28"/>
-        </w:rPr>
-        <w:t xml:space="preserve">• </w:t>
-      </w:r>
-      <w:r>
-        <w:rPr>
-          <w:rFonts w:ascii="Times New Roman" w:hAnsi="Times New Roman"/>
-          <w:sz w:val="28"/>
-        </w:rPr>
-      </w:r>
-      <w:r>
-        <w:rPr>
-          <w:rFonts w:ascii="Times New Roman" w:hAnsi="Times New Roman"/>
-          <w:b/>
-          <w:sz w:val="28"/>
-        </w:rPr>
-        <w:t>Модуль 1: Интерактивная бизнес-аналитика и визуализация данных (*Chart.js v4.4*)</w:t>
-      </w:r>
-      <w:r>
-        <w:rPr>
-          <w:rFonts w:ascii="Times New Roman" w:hAnsi="Times New Roman"/>
-          <w:sz w:val="28"/>
-        </w:rPr>
-        <w:t xml:space="preserve"> — построение круговых диаграмм соотношения блоков УП, столбчатых гистограмм аудиторных часов по 8 семестрам и радарных карт покрытия компетенций ФГОС (УК, ОПК, ПК);</w:t>
-      </w:r>
-    </w:p>
-    <w:p>
-      <w:pPr>
-        <w:spacing w:line="276" w:lineRule="auto" w:after="60"/>
-        <w:ind w:left="1134"/>
-        <w:jc w:val="both"/>
-      </w:pPr>
-      <w:r>
-        <w:rPr>
-          <w:rFonts w:ascii="Times New Roman" w:hAnsi="Times New Roman"/>
-          <w:b w:val="0"/>
-          <w:sz w:val="28"/>
-        </w:rPr>
-        <w:t xml:space="preserve">• </w:t>
-      </w:r>
-      <w:r>
-        <w:rPr>
-          <w:rFonts w:ascii="Times New Roman" w:hAnsi="Times New Roman"/>
-          <w:sz w:val="28"/>
-        </w:rPr>
-      </w:r>
-      <w:r>
-        <w:rPr>
-          <w:rFonts w:ascii="Times New Roman" w:hAnsi="Times New Roman"/>
-          <w:b/>
-          <w:sz w:val="28"/>
-        </w:rPr>
-        <w:t>Модуль 2: Экспортная генерация и печать документов (*SheetJS / XLSX &amp; jsPDF / ReportLab*)</w:t>
-      </w:r>
-      <w:r>
-        <w:rPr>
-          <w:rFonts w:ascii="Times New Roman" w:hAnsi="Times New Roman"/>
-          <w:sz w:val="28"/>
-        </w:rPr>
-        <w:t xml:space="preserve"> — автоматическое формирование выгрузок семестровых матриц в Excel (.xlsx) и официальных бланков учебных планов в PDF;</w:t>
-      </w:r>
-    </w:p>
-    <w:p>
-      <w:pPr>
-        <w:spacing w:line="276" w:lineRule="auto" w:after="60"/>
-        <w:ind w:left="1134"/>
-        <w:jc w:val="both"/>
-      </w:pPr>
-      <w:r>
-        <w:rPr>
-          <w:rFonts w:ascii="Times New Roman" w:hAnsi="Times New Roman"/>
-          <w:b w:val="0"/>
-          <w:sz w:val="28"/>
-        </w:rPr>
-        <w:t xml:space="preserve">• </w:t>
-      </w:r>
-      <w:r>
-        <w:rPr>
-          <w:rFonts w:ascii="Times New Roman" w:hAnsi="Times New Roman"/>
-          <w:sz w:val="28"/>
-        </w:rPr>
-      </w:r>
-      <w:r>
-        <w:rPr>
-          <w:rFonts w:ascii="Times New Roman" w:hAnsi="Times New Roman"/>
-          <w:b/>
-          <w:sz w:val="28"/>
-        </w:rPr>
-        <w:t>Модуль 3: Криптографическое хеширование и штамп ЭЦП (*CryptoJS &amp; PKI Engine*)</w:t>
-      </w:r>
-      <w:r>
-        <w:rPr>
-          <w:rFonts w:ascii="Times New Roman" w:hAnsi="Times New Roman"/>
-          <w:sz w:val="28"/>
-        </w:rPr>
-        <w:t xml:space="preserve"> — алгоритмический расчет контрольной суммы SHA-256 структуры УП и формирование официального штампа ЭЦП по ГОСТ Р 34.10-2012;</w:t>
-      </w:r>
-    </w:p>
-    <w:p>
-      <w:pPr>
-        <w:spacing w:line="276" w:lineRule="auto" w:after="60"/>
-        <w:ind w:left="1134"/>
-        <w:jc w:val="both"/>
-      </w:pPr>
-      <w:r>
-        <w:rPr>
-          <w:rFonts w:ascii="Times New Roman" w:hAnsi="Times New Roman"/>
-          <w:b w:val="0"/>
-          <w:sz w:val="28"/>
-        </w:rPr>
-        <w:t xml:space="preserve">• </w:t>
-      </w:r>
-      <w:r>
-        <w:rPr>
-          <w:rFonts w:ascii="Times New Roman" w:hAnsi="Times New Roman"/>
-          <w:sz w:val="28"/>
-        </w:rPr>
-      </w:r>
-      <w:r>
-        <w:rPr>
-          <w:rFonts w:ascii="Times New Roman" w:hAnsi="Times New Roman"/>
-          <w:b/>
-          <w:sz w:val="28"/>
-        </w:rPr>
-        <w:t>Модуль 4: Визуальный сопоставительный анализ редакций УП (*Diff2Html &amp; Visual Diff Tracker*)</w:t>
-      </w:r>
-      <w:r>
-        <w:rPr>
-          <w:rFonts w:ascii="Times New Roman" w:hAnsi="Times New Roman"/>
-          <w:sz w:val="28"/>
-        </w:rPr>
-        <w:t xml:space="preserve"> — построчное сравнение версий УП (v1.0 vs v1.1) с цветовой подсветкой удаленных, добавленных и измененных дисциплин;</w:t>
-      </w:r>
-    </w:p>
-    <w:p>
-      <w:pPr>
-        <w:spacing w:line="276" w:lineRule="auto" w:after="60"/>
-        <w:ind w:left="1134"/>
-        <w:jc w:val="both"/>
-      </w:pPr>
-      <w:r>
-        <w:rPr>
-          <w:rFonts w:ascii="Times New Roman" w:hAnsi="Times New Roman"/>
-          <w:b w:val="0"/>
-          <w:sz w:val="28"/>
-        </w:rPr>
-        <w:t xml:space="preserve">• </w:t>
-      </w:r>
-      <w:r>
-        <w:rPr>
-          <w:rFonts w:ascii="Times New Roman" w:hAnsi="Times New Roman"/>
-          <w:sz w:val="28"/>
-        </w:rPr>
-      </w:r>
-      <w:r>
-        <w:rPr>
-          <w:rFonts w:ascii="Times New Roman" w:hAnsi="Times New Roman"/>
-          <w:b/>
-          <w:sz w:val="28"/>
-        </w:rPr>
-        <w:t>Модуль 5: Интерактивный календарь и планировщик дедлайнов (*FullCalendar v6*)</w:t>
-      </w:r>
-      <w:r>
-        <w:rPr>
-          <w:rFonts w:ascii="Times New Roman" w:hAnsi="Times New Roman"/>
-          <w:sz w:val="28"/>
-        </w:rPr>
-        <w:t xml:space="preserve"> — отображение контрольных дат предоставления УП, сроков экспертизы АНОК и заседаний Ученого совета;</w:t>
-      </w:r>
-    </w:p>
-    <w:p>
-      <w:pPr>
-        <w:spacing w:line="276" w:lineRule="auto" w:after="60"/>
-        <w:ind w:left="1134"/>
-        <w:jc w:val="both"/>
-      </w:pPr>
-      <w:r>
-        <w:rPr>
-          <w:rFonts w:ascii="Times New Roman" w:hAnsi="Times New Roman"/>
-          <w:b w:val="0"/>
-          <w:sz w:val="28"/>
-        </w:rPr>
-        <w:t xml:space="preserve">• </w:t>
-      </w:r>
-      <w:r>
-        <w:rPr>
-          <w:rFonts w:ascii="Times New Roman" w:hAnsi="Times New Roman"/>
-          <w:sz w:val="28"/>
-        </w:rPr>
-      </w:r>
-      <w:r>
-        <w:rPr>
-          <w:rFonts w:ascii="Times New Roman" w:hAnsi="Times New Roman"/>
-          <w:b/>
-          <w:sz w:val="28"/>
-        </w:rPr>
-        <w:t>Модуль 6: Динамические таблицы с живым поиском и пагинацией (*DataTables Live Search Engine*)</w:t>
-      </w:r>
-      <w:r>
-        <w:rPr>
-          <w:rFonts w:ascii="Times New Roman" w:hAnsi="Times New Roman"/>
-          <w:sz w:val="28"/>
-        </w:rPr>
-        <w:t xml:space="preserve"> — клиентская сортировка, живая фильтрация и пагинация реестров;</w:t>
-      </w:r>
-    </w:p>
-    <w:p>
-      <w:pPr>
-        <w:spacing w:line="276" w:lineRule="auto" w:after="60"/>
-        <w:ind w:left="1134"/>
-        <w:jc w:val="both"/>
-      </w:pPr>
-      <w:r>
-        <w:rPr>
-          <w:rFonts w:ascii="Times New Roman" w:hAnsi="Times New Roman"/>
-          <w:b w:val="0"/>
-          <w:sz w:val="28"/>
-        </w:rPr>
-        <w:t xml:space="preserve">• </w:t>
-      </w:r>
-      <w:r>
-        <w:rPr>
-          <w:rFonts w:ascii="Times New Roman" w:hAnsi="Times New Roman"/>
-          <w:sz w:val="28"/>
-        </w:rPr>
-      </w:r>
-      <w:r>
-        <w:rPr>
-          <w:rFonts w:ascii="Times New Roman" w:hAnsi="Times New Roman"/>
-          <w:b/>
-          <w:sz w:val="28"/>
-        </w:rPr>
-        <w:t>Модуль 7: Система интерактивных диалогов и всплывающих уведомлений (*SweetAlert2 &amp; Toastify*)</w:t>
-      </w:r>
-      <w:r>
-        <w:rPr>
-          <w:rFonts w:ascii="Times New Roman" w:hAnsi="Times New Roman"/>
-          <w:sz w:val="28"/>
-        </w:rPr>
-        <w:t xml:space="preserve"> — модальные окна подтверждения наложения ЭЦП и информационные алерты;</w:t>
-      </w:r>
-    </w:p>
-    <w:p>
-      <w:pPr>
-        <w:spacing w:line="276" w:lineRule="auto" w:after="60"/>
-        <w:ind w:left="1134"/>
-        <w:jc w:val="both"/>
-      </w:pPr>
-      <w:r>
-        <w:rPr>
-          <w:rFonts w:ascii="Times New Roman" w:hAnsi="Times New Roman"/>
-          <w:b w:val="0"/>
-          <w:sz w:val="28"/>
-        </w:rPr>
-        <w:t xml:space="preserve">• </w:t>
-      </w:r>
-      <w:r>
-        <w:rPr>
-          <w:rFonts w:ascii="Times New Roman" w:hAnsi="Times New Roman"/>
-          <w:sz w:val="28"/>
-        </w:rPr>
-      </w:r>
-      <w:r>
-        <w:rPr>
-          <w:rFonts w:ascii="Times New Roman" w:hAnsi="Times New Roman"/>
-          <w:b/>
-          <w:sz w:val="28"/>
-        </w:rPr>
-        <w:t>Модуль 8: Базовый серверный стек и шаблонизация (*Flask &amp; Jinja2 Engine*)</w:t>
-      </w:r>
-      <w:r>
-        <w:rPr>
-          <w:rFonts w:ascii="Times New Roman" w:hAnsi="Times New Roman"/>
-          <w:sz w:val="28"/>
-        </w:rPr>
-        <w:t xml:space="preserve"> — REST API и модульный рендеринг страниц.</w:t>
-      </w:r>
-    </w:p>
-    <w:p>
-      <w:pPr>
-        <w:spacing w:line="276" w:lineRule="auto" w:after="60"/>
-        <w:ind w:left="709"/>
-        <w:jc w:val="both"/>
-      </w:pPr>
-      <w:r>
-        <w:rPr>
-          <w:rFonts w:ascii="Times New Roman" w:hAnsi="Times New Roman"/>
-          <w:b/>
-          <w:sz w:val="28"/>
-        </w:rPr>
-        <w:t xml:space="preserve">2. </w:t>
-      </w:r>
-      <w:r>
-        <w:rPr>
-          <w:rFonts w:ascii="Times New Roman" w:hAnsi="Times New Roman"/>
-          <w:sz w:val="28"/>
-        </w:rPr>
-        <w:t>Продемонстрировать примеры функционирования всех подключенных модулей на реальных данных Варианта № 15.</w:t>
-      </w:r>
-    </w:p>
-    <w:p>
-      <w:pPr>
-        <w:spacing w:line="276" w:lineRule="auto" w:after="60"/>
-        <w:ind w:left="709"/>
-        <w:jc w:val="both"/>
-      </w:pPr>
-      <w:r>
-        <w:rPr>
-          <w:rFonts w:ascii="Times New Roman" w:hAnsi="Times New Roman"/>
-          <w:b/>
-          <w:sz w:val="28"/>
-        </w:rPr>
-        <w:t xml:space="preserve">3. </w:t>
-      </w:r>
-      <w:r>
-        <w:rPr>
-          <w:rFonts w:ascii="Times New Roman" w:hAnsi="Times New Roman"/>
-          <w:sz w:val="28"/>
-        </w:rPr>
-        <w:t>Подготовить комплект проектно-отчетной документации (Markdown, DOCX, PDF).</w:t>
+        <w:t>Показать использование готовых компонентов при создании интерфейса учебного веб-прототипа.</w:t>
       </w:r>
     </w:p>
     <w:p>
@@ -535,22 +153,401 @@
           <w:b/>
           <w:sz w:val="28"/>
         </w:rPr>
-        <w:t>2. Архитектура интеграции готовых модулей и компонентов</w:t>
+        <w:t>2. Использованные компоненты</w:t>
       </w:r>
     </w:p>
     <w:p>
       <w:pPr>
-        <w:spacing w:line="276" w:lineRule="auto" w:after="120"/>
+        <w:spacing w:before="160" w:after="80"/>
         <w:ind w:firstLine="709"/>
-        <w:jc w:val="both"/>
+        <w:jc w:val="left"/>
       </w:pPr>
       <w:r>
         <w:rPr>
           <w:rFonts w:ascii="Times New Roman" w:hAnsi="Times New Roman"/>
-          <w:sz w:val="28"/>
+          <w:b/>
+          <w:sz w:val="24"/>
         </w:rPr>
-        <w:t>Интеграция сторонних библиотек и готовых модулей реализована по 5 функциональным уровням:</w:t>
+        <w:t>Таблица 1 — Спецификация данных</w:t>
       </w:r>
+    </w:p>
+    <w:tbl>
+      <w:tblPr>
+        <w:tblW w:type="auto" w:w="0"/>
+        <w:jc w:val="center"/>
+        <w:tblLook w:firstColumn="1" w:firstRow="1" w:lastColumn="0" w:lastRow="0" w:noHBand="0" w:noVBand="1" w:val="04A0"/>
+        <w:tblBorders>
+          <w:top w:val="single" w:sz="4" w:space="0" w:color="CBD5E1"/>
+          <w:bottom w:val="single" w:sz="4" w:space="0" w:color="CBD5E1"/>
+          <w:insideH w:val="single" w:sz="4" w:space="0" w:color="CBD5E1"/>
+          <w:insideV w:val="single" w:sz="4" w:space="0" w:color="CBD5E1"/>
+          <w:left w:val="single" w:sz="4" w:space="0" w:color="CBD5E1"/>
+          <w:right w:val="single" w:sz="4" w:space="0" w:color="CBD5E1"/>
+        </w:tblBorders>
+      </w:tblPr>
+      <w:tblGrid>
+        <w:gridCol w:w="4677"/>
+        <w:gridCol w:w="4677"/>
+      </w:tblGrid>
+      <w:tr>
+        <w:tc>
+          <w:tcPr>
+            <w:tcW w:type="dxa" w:w="4677"/>
+            <w:tcMar>
+              <w:top w:w="100" w:type="dxa"/>
+              <w:bottom w:w="100" w:type="dxa"/>
+              <w:left w:w="150" w:type="dxa"/>
+              <w:right w:w="150" w:type="dxa"/>
+            </w:tcMar>
+            <w:shd w:fill="E2E8F0"/>
+          </w:tcPr>
+          <w:p>
+            <w:pPr>
+              <w:spacing w:before="40" w:after="40" w:line="252" w:lineRule="auto"/>
+              <w:jc w:val="left"/>
+            </w:pPr>
+            <w:r>
+              <w:rPr>
+                <w:rFonts w:ascii="Times New Roman" w:hAnsi="Times New Roman"/>
+                <w:b/>
+                <w:sz w:val="22"/>
+              </w:rPr>
+              <w:t>Компонент</w:t>
+            </w:r>
+          </w:p>
+        </w:tc>
+        <w:tc>
+          <w:tcPr>
+            <w:tcW w:type="dxa" w:w="4677"/>
+            <w:tcMar>
+              <w:top w:w="100" w:type="dxa"/>
+              <w:bottom w:w="100" w:type="dxa"/>
+              <w:left w:w="150" w:type="dxa"/>
+              <w:right w:w="150" w:type="dxa"/>
+            </w:tcMar>
+            <w:shd w:fill="E2E8F0"/>
+          </w:tcPr>
+          <w:p>
+            <w:pPr>
+              <w:spacing w:before="40" w:after="40" w:line="252" w:lineRule="auto"/>
+              <w:jc w:val="left"/>
+            </w:pPr>
+            <w:r>
+              <w:rPr>
+                <w:rFonts w:ascii="Times New Roman" w:hAnsi="Times New Roman"/>
+                <w:b/>
+                <w:sz w:val="22"/>
+              </w:rPr>
+              <w:t>Назначение в прототипе</w:t>
+            </w:r>
+          </w:p>
+        </w:tc>
+      </w:tr>
+      <w:tr>
+        <w:tc>
+          <w:tcPr>
+            <w:tcW w:type="dxa" w:w="4677"/>
+            <w:tcMar>
+              <w:top w:w="100" w:type="dxa"/>
+              <w:bottom w:w="100" w:type="dxa"/>
+              <w:left w:w="150" w:type="dxa"/>
+              <w:right w:w="150" w:type="dxa"/>
+            </w:tcMar>
+          </w:tcPr>
+          <w:p>
+            <w:pPr>
+              <w:spacing w:before="40" w:after="40" w:line="252" w:lineRule="auto"/>
+              <w:jc w:val="left"/>
+            </w:pPr>
+            <w:r>
+              <w:rPr>
+                <w:rFonts w:ascii="Times New Roman" w:hAnsi="Times New Roman"/>
+                <w:sz w:val="22"/>
+              </w:rPr>
+              <w:t>Flask</w:t>
+            </w:r>
+          </w:p>
+        </w:tc>
+        <w:tc>
+          <w:tcPr>
+            <w:tcW w:type="dxa" w:w="4677"/>
+            <w:tcMar>
+              <w:top w:w="100" w:type="dxa"/>
+              <w:bottom w:w="100" w:type="dxa"/>
+              <w:left w:w="150" w:type="dxa"/>
+              <w:right w:w="150" w:type="dxa"/>
+            </w:tcMar>
+          </w:tcPr>
+          <w:p>
+            <w:pPr>
+              <w:spacing w:before="40" w:after="40" w:line="252" w:lineRule="auto"/>
+              <w:jc w:val="left"/>
+            </w:pPr>
+            <w:r>
+              <w:rPr>
+                <w:rFonts w:ascii="Times New Roman" w:hAnsi="Times New Roman"/>
+                <w:sz w:val="22"/>
+              </w:rPr>
+              <w:t>Маршрутизация страниц и связь с SQLite.</w:t>
+            </w:r>
+          </w:p>
+        </w:tc>
+      </w:tr>
+      <w:tr>
+        <w:tc>
+          <w:tcPr>
+            <w:tcW w:type="dxa" w:w="4677"/>
+            <w:tcMar>
+              <w:top w:w="100" w:type="dxa"/>
+              <w:bottom w:w="100" w:type="dxa"/>
+              <w:left w:w="150" w:type="dxa"/>
+              <w:right w:w="150" w:type="dxa"/>
+            </w:tcMar>
+          </w:tcPr>
+          <w:p>
+            <w:pPr>
+              <w:spacing w:before="40" w:after="40" w:line="252" w:lineRule="auto"/>
+              <w:jc w:val="left"/>
+            </w:pPr>
+            <w:r>
+              <w:rPr>
+                <w:rFonts w:ascii="Times New Roman" w:hAnsi="Times New Roman"/>
+                <w:sz w:val="22"/>
+              </w:rPr>
+              <w:t>Jinja2</w:t>
+            </w:r>
+          </w:p>
+        </w:tc>
+        <w:tc>
+          <w:tcPr>
+            <w:tcW w:type="dxa" w:w="4677"/>
+            <w:tcMar>
+              <w:top w:w="100" w:type="dxa"/>
+              <w:bottom w:w="100" w:type="dxa"/>
+              <w:left w:w="150" w:type="dxa"/>
+              <w:right w:w="150" w:type="dxa"/>
+            </w:tcMar>
+          </w:tcPr>
+          <w:p>
+            <w:pPr>
+              <w:spacing w:before="40" w:after="40" w:line="252" w:lineRule="auto"/>
+              <w:jc w:val="left"/>
+            </w:pPr>
+            <w:r>
+              <w:rPr>
+                <w:rFonts w:ascii="Times New Roman" w:hAnsi="Times New Roman"/>
+                <w:sz w:val="22"/>
+              </w:rPr>
+              <w:t>Формирование HTML-страниц из шаблонов и данных.</w:t>
+            </w:r>
+          </w:p>
+        </w:tc>
+      </w:tr>
+      <w:tr>
+        <w:tc>
+          <w:tcPr>
+            <w:tcW w:type="dxa" w:w="4677"/>
+            <w:tcMar>
+              <w:top w:w="100" w:type="dxa"/>
+              <w:bottom w:w="100" w:type="dxa"/>
+              <w:left w:w="150" w:type="dxa"/>
+              <w:right w:w="150" w:type="dxa"/>
+            </w:tcMar>
+          </w:tcPr>
+          <w:p>
+            <w:pPr>
+              <w:spacing w:before="40" w:after="40" w:line="252" w:lineRule="auto"/>
+              <w:jc w:val="left"/>
+            </w:pPr>
+            <w:r>
+              <w:rPr>
+                <w:rFonts w:ascii="Times New Roman" w:hAnsi="Times New Roman"/>
+                <w:sz w:val="22"/>
+              </w:rPr>
+              <w:t>Tailwind CSS CDN</w:t>
+            </w:r>
+          </w:p>
+        </w:tc>
+        <w:tc>
+          <w:tcPr>
+            <w:tcW w:type="dxa" w:w="4677"/>
+            <w:tcMar>
+              <w:top w:w="100" w:type="dxa"/>
+              <w:bottom w:w="100" w:type="dxa"/>
+              <w:left w:w="150" w:type="dxa"/>
+              <w:right w:w="150" w:type="dxa"/>
+            </w:tcMar>
+          </w:tcPr>
+          <w:p>
+            <w:pPr>
+              <w:spacing w:before="40" w:after="40" w:line="252" w:lineRule="auto"/>
+              <w:jc w:val="left"/>
+            </w:pPr>
+            <w:r>
+              <w:rPr>
+                <w:rFonts w:ascii="Times New Roman" w:hAnsi="Times New Roman"/>
+                <w:sz w:val="22"/>
+              </w:rPr>
+              <w:t>Стилизация, сетка, отступы и адаптивные классы.</w:t>
+            </w:r>
+          </w:p>
+        </w:tc>
+      </w:tr>
+      <w:tr>
+        <w:tc>
+          <w:tcPr>
+            <w:tcW w:type="dxa" w:w="4677"/>
+            <w:tcMar>
+              <w:top w:w="100" w:type="dxa"/>
+              <w:bottom w:w="100" w:type="dxa"/>
+              <w:left w:w="150" w:type="dxa"/>
+              <w:right w:w="150" w:type="dxa"/>
+            </w:tcMar>
+          </w:tcPr>
+          <w:p>
+            <w:pPr>
+              <w:spacing w:before="40" w:after="40" w:line="252" w:lineRule="auto"/>
+              <w:jc w:val="left"/>
+            </w:pPr>
+            <w:r>
+              <w:rPr>
+                <w:rFonts w:ascii="Times New Roman" w:hAnsi="Times New Roman"/>
+                <w:sz w:val="22"/>
+              </w:rPr>
+              <w:t>Font Awesome CDN</w:t>
+            </w:r>
+          </w:p>
+        </w:tc>
+        <w:tc>
+          <w:tcPr>
+            <w:tcW w:type="dxa" w:w="4677"/>
+            <w:tcMar>
+              <w:top w:w="100" w:type="dxa"/>
+              <w:bottom w:w="100" w:type="dxa"/>
+              <w:left w:w="150" w:type="dxa"/>
+              <w:right w:w="150" w:type="dxa"/>
+            </w:tcMar>
+          </w:tcPr>
+          <w:p>
+            <w:pPr>
+              <w:spacing w:before="40" w:after="40" w:line="252" w:lineRule="auto"/>
+              <w:jc w:val="left"/>
+            </w:pPr>
+            <w:r>
+              <w:rPr>
+                <w:rFonts w:ascii="Times New Roman" w:hAnsi="Times New Roman"/>
+                <w:sz w:val="22"/>
+              </w:rPr>
+              <w:t>Иконки меню и действий.</w:t>
+            </w:r>
+          </w:p>
+        </w:tc>
+      </w:tr>
+      <w:tr>
+        <w:tc>
+          <w:tcPr>
+            <w:tcW w:type="dxa" w:w="4677"/>
+            <w:tcMar>
+              <w:top w:w="100" w:type="dxa"/>
+              <w:bottom w:w="100" w:type="dxa"/>
+              <w:left w:w="150" w:type="dxa"/>
+              <w:right w:w="150" w:type="dxa"/>
+            </w:tcMar>
+          </w:tcPr>
+          <w:p>
+            <w:pPr>
+              <w:spacing w:before="40" w:after="40" w:line="252" w:lineRule="auto"/>
+              <w:jc w:val="left"/>
+            </w:pPr>
+            <w:r>
+              <w:rPr>
+                <w:rFonts w:ascii="Times New Roman" w:hAnsi="Times New Roman"/>
+                <w:sz w:val="22"/>
+              </w:rPr>
+              <w:t>Google Fonts CDN</w:t>
+            </w:r>
+          </w:p>
+        </w:tc>
+        <w:tc>
+          <w:tcPr>
+            <w:tcW w:type="dxa" w:w="4677"/>
+            <w:tcMar>
+              <w:top w:w="100" w:type="dxa"/>
+              <w:bottom w:w="100" w:type="dxa"/>
+              <w:left w:w="150" w:type="dxa"/>
+              <w:right w:w="150" w:type="dxa"/>
+            </w:tcMar>
+          </w:tcPr>
+          <w:p>
+            <w:pPr>
+              <w:spacing w:before="40" w:after="40" w:line="252" w:lineRule="auto"/>
+              <w:jc w:val="left"/>
+            </w:pPr>
+            <w:r>
+              <w:rPr>
+                <w:rFonts w:ascii="Times New Roman" w:hAnsi="Times New Roman"/>
+                <w:sz w:val="22"/>
+              </w:rPr>
+              <w:t>Шрифты интерфейса.</w:t>
+            </w:r>
+          </w:p>
+        </w:tc>
+      </w:tr>
+      <w:tr>
+        <w:tc>
+          <w:tcPr>
+            <w:tcW w:type="dxa" w:w="4677"/>
+            <w:tcMar>
+              <w:top w:w="100" w:type="dxa"/>
+              <w:bottom w:w="100" w:type="dxa"/>
+              <w:left w:w="150" w:type="dxa"/>
+              <w:right w:w="150" w:type="dxa"/>
+            </w:tcMar>
+          </w:tcPr>
+          <w:p>
+            <w:pPr>
+              <w:spacing w:before="40" w:after="40" w:line="252" w:lineRule="auto"/>
+              <w:jc w:val="left"/>
+            </w:pPr>
+            <w:r>
+              <w:rPr>
+                <w:rFonts w:ascii="Times New Roman" w:hAnsi="Times New Roman"/>
+                <w:sz w:val="22"/>
+              </w:rPr>
+              <w:t>SQLite</w:t>
+            </w:r>
+          </w:p>
+        </w:tc>
+        <w:tc>
+          <w:tcPr>
+            <w:tcW w:type="dxa" w:w="4677"/>
+            <w:tcMar>
+              <w:top w:w="100" w:type="dxa"/>
+              <w:bottom w:w="100" w:type="dxa"/>
+              <w:left w:w="150" w:type="dxa"/>
+              <w:right w:w="150" w:type="dxa"/>
+            </w:tcMar>
+          </w:tcPr>
+          <w:p>
+            <w:pPr>
+              <w:spacing w:before="40" w:after="40" w:line="252" w:lineRule="auto"/>
+              <w:jc w:val="left"/>
+            </w:pPr>
+            <w:r>
+              <w:rPr>
+                <w:rFonts w:ascii="Times New Roman" w:hAnsi="Times New Roman"/>
+                <w:sz w:val="22"/>
+              </w:rPr>
+              <w:t>Локальное хранение данных.</w:t>
+            </w:r>
+          </w:p>
+        </w:tc>
+      </w:tr>
+    </w:tbl>
+    <w:p>
+      <w:pPr>
+        <w:spacing w:after="120"/>
+      </w:pPr>
     </w:p>
     <w:p>
       <w:pPr>
@@ -603,1043 +600,8 @@
           <w:i/>
           <w:sz w:val="24"/>
         </w:rPr>
-        <w:t>Рисунок 1 — Архитектура интеграции готовых модулей портала</w:t>
+        <w:t>Рисунок 1 — Архитектура интеграции</w:t>
       </w:r>
-    </w:p>
-    <w:p>
-      <w:pPr>
-        <w:spacing w:before="160" w:after="80"/>
-        <w:ind w:firstLine="709"/>
-        <w:jc w:val="left"/>
-      </w:pPr>
-      <w:r>
-        <w:rPr>
-          <w:rFonts w:ascii="Times New Roman" w:hAnsi="Times New Roman"/>
-          <w:b/>
-          <w:sz w:val="24"/>
-        </w:rPr>
-        <w:t>Таблица 1 — Спецификация данных</w:t>
-      </w:r>
-    </w:p>
-    <w:tbl>
-      <w:tblPr>
-        <w:tblW w:type="auto" w:w="0"/>
-        <w:jc w:val="center"/>
-        <w:tblLook w:firstColumn="1" w:firstRow="1" w:lastColumn="0" w:lastRow="0" w:noHBand="0" w:noVBand="1" w:val="04A0"/>
-        <w:tblBorders>
-          <w:top w:val="single" w:sz="4" w:space="0" w:color="CBD5E1"/>
-          <w:bottom w:val="single" w:sz="4" w:space="0" w:color="CBD5E1"/>
-          <w:insideH w:val="single" w:sz="4" w:space="0" w:color="CBD5E1"/>
-          <w:insideV w:val="single" w:sz="4" w:space="0" w:color="CBD5E1"/>
-          <w:left w:val="single" w:sz="4" w:space="0" w:color="CBD5E1"/>
-          <w:right w:val="single" w:sz="4" w:space="0" w:color="CBD5E1"/>
-        </w:tblBorders>
-      </w:tblPr>
-      <w:tblGrid>
-        <w:gridCol w:w="2339"/>
-        <w:gridCol w:w="2339"/>
-        <w:gridCol w:w="2339"/>
-        <w:gridCol w:w="2339"/>
-      </w:tblGrid>
-      <w:tr>
-        <w:tc>
-          <w:tcPr>
-            <w:tcW w:type="dxa" w:w="2339"/>
-            <w:tcMar>
-              <w:top w:w="100" w:type="dxa"/>
-              <w:bottom w:w="100" w:type="dxa"/>
-              <w:left w:w="150" w:type="dxa"/>
-              <w:right w:w="150" w:type="dxa"/>
-            </w:tcMar>
-            <w:shd w:fill="E2E8F0"/>
-          </w:tcPr>
-          <w:p>
-            <w:pPr>
-              <w:spacing w:before="40" w:after="40" w:line="252" w:lineRule="auto"/>
-              <w:jc w:val="left"/>
-            </w:pPr>
-            <w:r>
-              <w:rPr>
-                <w:rFonts w:ascii="Times New Roman" w:hAnsi="Times New Roman"/>
-                <w:b/>
-                <w:sz w:val="22"/>
-              </w:rPr>
-              <w:t>Уровень архитектуры</w:t>
-            </w:r>
-          </w:p>
-        </w:tc>
-        <w:tc>
-          <w:tcPr>
-            <w:tcW w:type="dxa" w:w="2339"/>
-            <w:tcMar>
-              <w:top w:w="100" w:type="dxa"/>
-              <w:bottom w:w="100" w:type="dxa"/>
-              <w:left w:w="150" w:type="dxa"/>
-              <w:right w:w="150" w:type="dxa"/>
-            </w:tcMar>
-            <w:shd w:fill="E2E8F0"/>
-          </w:tcPr>
-          <w:p>
-            <w:pPr>
-              <w:spacing w:before="40" w:after="40" w:line="252" w:lineRule="auto"/>
-              <w:jc w:val="left"/>
-            </w:pPr>
-            <w:r>
-              <w:rPr>
-                <w:rFonts w:ascii="Times New Roman" w:hAnsi="Times New Roman"/>
-                <w:b/>
-                <w:sz w:val="22"/>
-              </w:rPr>
-              <w:t>Подключенный модуль / Библиотека</w:t>
-            </w:r>
-          </w:p>
-        </w:tc>
-        <w:tc>
-          <w:tcPr>
-            <w:tcW w:type="dxa" w:w="2339"/>
-            <w:tcMar>
-              <w:top w:w="100" w:type="dxa"/>
-              <w:bottom w:w="100" w:type="dxa"/>
-              <w:left w:w="150" w:type="dxa"/>
-              <w:right w:w="150" w:type="dxa"/>
-            </w:tcMar>
-            <w:shd w:fill="E2E8F0"/>
-          </w:tcPr>
-          <w:p>
-            <w:pPr>
-              <w:spacing w:before="40" w:after="40" w:line="252" w:lineRule="auto"/>
-              <w:jc w:val="left"/>
-            </w:pPr>
-            <w:r>
-              <w:rPr>
-                <w:rFonts w:ascii="Times New Roman" w:hAnsi="Times New Roman"/>
-                <w:b/>
-                <w:sz w:val="22"/>
-              </w:rPr>
-              <w:t>Назначение в портале АНОК</w:t>
-            </w:r>
-          </w:p>
-        </w:tc>
-        <w:tc>
-          <w:tcPr>
-            <w:tcW w:type="dxa" w:w="2339"/>
-            <w:tcMar>
-              <w:top w:w="100" w:type="dxa"/>
-              <w:bottom w:w="100" w:type="dxa"/>
-              <w:left w:w="150" w:type="dxa"/>
-              <w:right w:w="150" w:type="dxa"/>
-            </w:tcMar>
-            <w:shd w:fill="E2E8F0"/>
-          </w:tcPr>
-          <w:p>
-            <w:pPr>
-              <w:spacing w:before="40" w:after="40" w:line="252" w:lineRule="auto"/>
-              <w:jc w:val="left"/>
-            </w:pPr>
-            <w:r>
-              <w:rPr>
-                <w:rFonts w:ascii="Times New Roman" w:hAnsi="Times New Roman"/>
-                <w:b/>
-                <w:sz w:val="22"/>
-              </w:rPr>
-              <w:t>Спецификация</w:t>
-            </w:r>
-          </w:p>
-        </w:tc>
-      </w:tr>
-      <w:tr>
-        <w:tc>
-          <w:tcPr>
-            <w:tcW w:type="dxa" w:w="2339"/>
-            <w:tcMar>
-              <w:top w:w="100" w:type="dxa"/>
-              <w:bottom w:w="100" w:type="dxa"/>
-              <w:left w:w="150" w:type="dxa"/>
-              <w:right w:w="150" w:type="dxa"/>
-            </w:tcMar>
-          </w:tcPr>
-          <w:p>
-            <w:pPr>
-              <w:spacing w:before="40" w:after="40" w:line="252" w:lineRule="auto"/>
-              <w:jc w:val="left"/>
-            </w:pPr>
-            <w:r>
-              <w:rPr>
-                <w:rFonts w:ascii="Times New Roman" w:hAnsi="Times New Roman"/>
-                <w:sz w:val="22"/>
-              </w:rPr>
-            </w:r>
-            <w:r>
-              <w:rPr>
-                <w:rFonts w:ascii="Times New Roman" w:hAnsi="Times New Roman"/>
-                <w:b/>
-                <w:sz w:val="22"/>
-              </w:rPr>
-              <w:t>1. UI &amp; Styles</w:t>
-            </w:r>
-            <w:r>
-              <w:rPr>
-                <w:rFonts w:ascii="Times New Roman" w:hAnsi="Times New Roman"/>
-                <w:sz w:val="22"/>
-              </w:rPr>
-            </w:r>
-          </w:p>
-        </w:tc>
-        <w:tc>
-          <w:tcPr>
-            <w:tcW w:type="dxa" w:w="2339"/>
-            <w:tcMar>
-              <w:top w:w="100" w:type="dxa"/>
-              <w:bottom w:w="100" w:type="dxa"/>
-              <w:left w:w="150" w:type="dxa"/>
-              <w:right w:w="150" w:type="dxa"/>
-            </w:tcMar>
-          </w:tcPr>
-          <w:p>
-            <w:pPr>
-              <w:spacing w:before="40" w:after="40" w:line="252" w:lineRule="auto"/>
-              <w:jc w:val="left"/>
-            </w:pPr>
-            <w:r>
-              <w:rPr>
-                <w:rFonts w:ascii="Times New Roman" w:hAnsi="Times New Roman"/>
-                <w:sz w:val="22"/>
-              </w:rPr>
-              <w:t>`TailwindCSS v3.4` &amp; `FontAwesome 6`</w:t>
-            </w:r>
-          </w:p>
-        </w:tc>
-        <w:tc>
-          <w:tcPr>
-            <w:tcW w:type="dxa" w:w="2339"/>
-            <w:tcMar>
-              <w:top w:w="100" w:type="dxa"/>
-              <w:bottom w:w="100" w:type="dxa"/>
-              <w:left w:w="150" w:type="dxa"/>
-              <w:right w:w="150" w:type="dxa"/>
-            </w:tcMar>
-          </w:tcPr>
-          <w:p>
-            <w:pPr>
-              <w:spacing w:before="40" w:after="40" w:line="252" w:lineRule="auto"/>
-              <w:jc w:val="left"/>
-            </w:pPr>
-            <w:r>
-              <w:rPr>
-                <w:rFonts w:ascii="Times New Roman" w:hAnsi="Times New Roman"/>
-                <w:sz w:val="22"/>
-              </w:rPr>
-              <w:t>Адаптивная сеточная верстка, UI-компоненты, иконки</w:t>
-            </w:r>
-          </w:p>
-        </w:tc>
-        <w:tc>
-          <w:tcPr>
-            <w:tcW w:type="dxa" w:w="2339"/>
-            <w:tcMar>
-              <w:top w:w="100" w:type="dxa"/>
-              <w:bottom w:w="100" w:type="dxa"/>
-              <w:left w:w="150" w:type="dxa"/>
-              <w:right w:w="150" w:type="dxa"/>
-            </w:tcMar>
-          </w:tcPr>
-          <w:p>
-            <w:pPr>
-              <w:spacing w:before="40" w:after="40" w:line="252" w:lineRule="auto"/>
-              <w:jc w:val="left"/>
-            </w:pPr>
-            <w:r>
-              <w:rPr>
-                <w:rFonts w:ascii="Times New Roman" w:hAnsi="Times New Roman"/>
-                <w:sz w:val="22"/>
-              </w:rPr>
-              <w:t>CDN / OpenSource</w:t>
-            </w:r>
-          </w:p>
-        </w:tc>
-      </w:tr>
-      <w:tr>
-        <w:tc>
-          <w:tcPr>
-            <w:tcW w:type="dxa" w:w="2339"/>
-            <w:tcMar>
-              <w:top w:w="100" w:type="dxa"/>
-              <w:bottom w:w="100" w:type="dxa"/>
-              <w:left w:w="150" w:type="dxa"/>
-              <w:right w:w="150" w:type="dxa"/>
-            </w:tcMar>
-          </w:tcPr>
-          <w:p>
-            <w:pPr>
-              <w:spacing w:before="40" w:after="40" w:line="252" w:lineRule="auto"/>
-              <w:jc w:val="left"/>
-            </w:pPr>
-            <w:r>
-              <w:rPr>
-                <w:rFonts w:ascii="Times New Roman" w:hAnsi="Times New Roman"/>
-                <w:sz w:val="22"/>
-              </w:rPr>
-            </w:r>
-            <w:r>
-              <w:rPr>
-                <w:rFonts w:ascii="Times New Roman" w:hAnsi="Times New Roman"/>
-                <w:b/>
-                <w:sz w:val="22"/>
-              </w:rPr>
-              <w:t>2. Visualization</w:t>
-            </w:r>
-            <w:r>
-              <w:rPr>
-                <w:rFonts w:ascii="Times New Roman" w:hAnsi="Times New Roman"/>
-                <w:sz w:val="22"/>
-              </w:rPr>
-            </w:r>
-          </w:p>
-        </w:tc>
-        <w:tc>
-          <w:tcPr>
-            <w:tcW w:type="dxa" w:w="2339"/>
-            <w:tcMar>
-              <w:top w:w="100" w:type="dxa"/>
-              <w:bottom w:w="100" w:type="dxa"/>
-              <w:left w:w="150" w:type="dxa"/>
-              <w:right w:w="150" w:type="dxa"/>
-            </w:tcMar>
-          </w:tcPr>
-          <w:p>
-            <w:pPr>
-              <w:spacing w:before="40" w:after="40" w:line="252" w:lineRule="auto"/>
-              <w:jc w:val="left"/>
-            </w:pPr>
-            <w:r>
-              <w:rPr>
-                <w:rFonts w:ascii="Times New Roman" w:hAnsi="Times New Roman"/>
-                <w:sz w:val="22"/>
-              </w:rPr>
-              <w:t>`Chart.js v4.4` (Doughnut, Bar, Radar)</w:t>
-            </w:r>
-          </w:p>
-        </w:tc>
-        <w:tc>
-          <w:tcPr>
-            <w:tcW w:type="dxa" w:w="2339"/>
-            <w:tcMar>
-              <w:top w:w="100" w:type="dxa"/>
-              <w:bottom w:w="100" w:type="dxa"/>
-              <w:left w:w="150" w:type="dxa"/>
-              <w:right w:w="150" w:type="dxa"/>
-            </w:tcMar>
-          </w:tcPr>
-          <w:p>
-            <w:pPr>
-              <w:spacing w:before="40" w:after="40" w:line="252" w:lineRule="auto"/>
-              <w:jc w:val="left"/>
-            </w:pPr>
-            <w:r>
-              <w:rPr>
-                <w:rFonts w:ascii="Times New Roman" w:hAnsi="Times New Roman"/>
-                <w:sz w:val="22"/>
-              </w:rPr>
-              <w:t>Визуализация распределения ЗЕТ, часов и компетенций</w:t>
-            </w:r>
-          </w:p>
-        </w:tc>
-        <w:tc>
-          <w:tcPr>
-            <w:tcW w:type="dxa" w:w="2339"/>
-            <w:tcMar>
-              <w:top w:w="100" w:type="dxa"/>
-              <w:bottom w:w="100" w:type="dxa"/>
-              <w:left w:w="150" w:type="dxa"/>
-              <w:right w:w="150" w:type="dxa"/>
-            </w:tcMar>
-          </w:tcPr>
-          <w:p>
-            <w:pPr>
-              <w:spacing w:before="40" w:after="40" w:line="252" w:lineRule="auto"/>
-              <w:jc w:val="left"/>
-            </w:pPr>
-            <w:r>
-              <w:rPr>
-                <w:rFonts w:ascii="Times New Roman" w:hAnsi="Times New Roman"/>
-                <w:sz w:val="22"/>
-              </w:rPr>
-              <w:t>JavaScript / HTML5 Canvas</w:t>
-            </w:r>
-          </w:p>
-        </w:tc>
-      </w:tr>
-      <w:tr>
-        <w:tc>
-          <w:tcPr>
-            <w:tcW w:type="dxa" w:w="2339"/>
-            <w:tcMar>
-              <w:top w:w="100" w:type="dxa"/>
-              <w:bottom w:w="100" w:type="dxa"/>
-              <w:left w:w="150" w:type="dxa"/>
-              <w:right w:w="150" w:type="dxa"/>
-            </w:tcMar>
-          </w:tcPr>
-          <w:p>
-            <w:pPr>
-              <w:spacing w:before="40" w:after="40" w:line="252" w:lineRule="auto"/>
-              <w:jc w:val="left"/>
-            </w:pPr>
-            <w:r>
-              <w:rPr>
-                <w:rFonts w:ascii="Times New Roman" w:hAnsi="Times New Roman"/>
-                <w:sz w:val="22"/>
-              </w:rPr>
-            </w:r>
-            <w:r>
-              <w:rPr>
-                <w:rFonts w:ascii="Times New Roman" w:hAnsi="Times New Roman"/>
-                <w:b/>
-                <w:sz w:val="22"/>
-              </w:rPr>
-              <w:t>3. Export &amp; Crypto</w:t>
-            </w:r>
-            <w:r>
-              <w:rPr>
-                <w:rFonts w:ascii="Times New Roman" w:hAnsi="Times New Roman"/>
-                <w:sz w:val="22"/>
-              </w:rPr>
-            </w:r>
-          </w:p>
-        </w:tc>
-        <w:tc>
-          <w:tcPr>
-            <w:tcW w:type="dxa" w:w="2339"/>
-            <w:tcMar>
-              <w:top w:w="100" w:type="dxa"/>
-              <w:bottom w:w="100" w:type="dxa"/>
-              <w:left w:w="150" w:type="dxa"/>
-              <w:right w:w="150" w:type="dxa"/>
-            </w:tcMar>
-          </w:tcPr>
-          <w:p>
-            <w:pPr>
-              <w:spacing w:before="40" w:after="40" w:line="252" w:lineRule="auto"/>
-              <w:jc w:val="left"/>
-            </w:pPr>
-            <w:r>
-              <w:rPr>
-                <w:rFonts w:ascii="Times New Roman" w:hAnsi="Times New Roman"/>
-                <w:sz w:val="22"/>
-              </w:rPr>
-              <w:t>`SheetJS (xlsx.js)` &amp; `jsPDF`</w:t>
-            </w:r>
-          </w:p>
-        </w:tc>
-        <w:tc>
-          <w:tcPr>
-            <w:tcW w:type="dxa" w:w="2339"/>
-            <w:tcMar>
-              <w:top w:w="100" w:type="dxa"/>
-              <w:bottom w:w="100" w:type="dxa"/>
-              <w:left w:w="150" w:type="dxa"/>
-              <w:right w:w="150" w:type="dxa"/>
-            </w:tcMar>
-          </w:tcPr>
-          <w:p>
-            <w:pPr>
-              <w:spacing w:before="40" w:after="40" w:line="252" w:lineRule="auto"/>
-              <w:jc w:val="left"/>
-            </w:pPr>
-            <w:r>
-              <w:rPr>
-                <w:rFonts w:ascii="Times New Roman" w:hAnsi="Times New Roman"/>
-                <w:sz w:val="22"/>
-              </w:rPr>
-              <w:t>Экспорт матриц в Excel и генерация PDF бланков</w:t>
-            </w:r>
-          </w:p>
-        </w:tc>
-        <w:tc>
-          <w:tcPr>
-            <w:tcW w:type="dxa" w:w="2339"/>
-            <w:tcMar>
-              <w:top w:w="100" w:type="dxa"/>
-              <w:bottom w:w="100" w:type="dxa"/>
-              <w:left w:w="150" w:type="dxa"/>
-              <w:right w:w="150" w:type="dxa"/>
-            </w:tcMar>
-          </w:tcPr>
-          <w:p>
-            <w:pPr>
-              <w:spacing w:before="40" w:after="40" w:line="252" w:lineRule="auto"/>
-              <w:jc w:val="left"/>
-            </w:pPr>
-            <w:r>
-              <w:rPr>
-                <w:rFonts w:ascii="Times New Roman" w:hAnsi="Times New Roman"/>
-                <w:sz w:val="22"/>
-              </w:rPr>
-              <w:t>Client/Server генератор</w:t>
-            </w:r>
-          </w:p>
-        </w:tc>
-      </w:tr>
-      <w:tr>
-        <w:tc>
-          <w:tcPr>
-            <w:tcW w:type="dxa" w:w="2339"/>
-            <w:tcMar>
-              <w:top w:w="100" w:type="dxa"/>
-              <w:bottom w:w="100" w:type="dxa"/>
-              <w:left w:w="150" w:type="dxa"/>
-              <w:right w:w="150" w:type="dxa"/>
-            </w:tcMar>
-          </w:tcPr>
-          <w:p>
-            <w:pPr>
-              <w:spacing w:before="40" w:after="40" w:line="252" w:lineRule="auto"/>
-              <w:jc w:val="left"/>
-            </w:pPr>
-            <w:r>
-              <w:rPr>
-                <w:rFonts w:ascii="Times New Roman" w:hAnsi="Times New Roman"/>
-                <w:sz w:val="22"/>
-              </w:rPr>
-            </w:r>
-            <w:r>
-              <w:rPr>
-                <w:rFonts w:ascii="Times New Roman" w:hAnsi="Times New Roman"/>
-                <w:b/>
-                <w:sz w:val="22"/>
-              </w:rPr>
-              <w:t>3. Export &amp; Crypto</w:t>
-            </w:r>
-            <w:r>
-              <w:rPr>
-                <w:rFonts w:ascii="Times New Roman" w:hAnsi="Times New Roman"/>
-                <w:sz w:val="22"/>
-              </w:rPr>
-            </w:r>
-          </w:p>
-        </w:tc>
-        <w:tc>
-          <w:tcPr>
-            <w:tcW w:type="dxa" w:w="2339"/>
-            <w:tcMar>
-              <w:top w:w="100" w:type="dxa"/>
-              <w:bottom w:w="100" w:type="dxa"/>
-              <w:left w:w="150" w:type="dxa"/>
-              <w:right w:w="150" w:type="dxa"/>
-            </w:tcMar>
-          </w:tcPr>
-          <w:p>
-            <w:pPr>
-              <w:spacing w:before="40" w:after="40" w:line="252" w:lineRule="auto"/>
-              <w:jc w:val="left"/>
-            </w:pPr>
-            <w:r>
-              <w:rPr>
-                <w:rFonts w:ascii="Times New Roman" w:hAnsi="Times New Roman"/>
-                <w:sz w:val="22"/>
-              </w:rPr>
-              <w:t>`CryptoJS (SHA-256)` &amp; PKI Validator</w:t>
-            </w:r>
-          </w:p>
-        </w:tc>
-        <w:tc>
-          <w:tcPr>
-            <w:tcW w:type="dxa" w:w="2339"/>
-            <w:tcMar>
-              <w:top w:w="100" w:type="dxa"/>
-              <w:bottom w:w="100" w:type="dxa"/>
-              <w:left w:w="150" w:type="dxa"/>
-              <w:right w:w="150" w:type="dxa"/>
-            </w:tcMar>
-          </w:tcPr>
-          <w:p>
-            <w:pPr>
-              <w:spacing w:before="40" w:after="40" w:line="252" w:lineRule="auto"/>
-              <w:jc w:val="left"/>
-            </w:pPr>
-            <w:r>
-              <w:rPr>
-                <w:rFonts w:ascii="Times New Roman" w:hAnsi="Times New Roman"/>
-                <w:sz w:val="22"/>
-              </w:rPr>
-              <w:t>Расчет хеша документов и наложение штампа ЭЦП</w:t>
-            </w:r>
-          </w:p>
-        </w:tc>
-        <w:tc>
-          <w:tcPr>
-            <w:tcW w:type="dxa" w:w="2339"/>
-            <w:tcMar>
-              <w:top w:w="100" w:type="dxa"/>
-              <w:bottom w:w="100" w:type="dxa"/>
-              <w:left w:w="150" w:type="dxa"/>
-              <w:right w:w="150" w:type="dxa"/>
-            </w:tcMar>
-          </w:tcPr>
-          <w:p>
-            <w:pPr>
-              <w:spacing w:before="40" w:after="40" w:line="252" w:lineRule="auto"/>
-              <w:jc w:val="left"/>
-            </w:pPr>
-            <w:r>
-              <w:rPr>
-                <w:rFonts w:ascii="Times New Roman" w:hAnsi="Times New Roman"/>
-                <w:sz w:val="22"/>
-              </w:rPr>
-              <w:t>Криптографический модуль</w:t>
-            </w:r>
-          </w:p>
-        </w:tc>
-      </w:tr>
-      <w:tr>
-        <w:tc>
-          <w:tcPr>
-            <w:tcW w:type="dxa" w:w="2339"/>
-            <w:tcMar>
-              <w:top w:w="100" w:type="dxa"/>
-              <w:bottom w:w="100" w:type="dxa"/>
-              <w:left w:w="150" w:type="dxa"/>
-              <w:right w:w="150" w:type="dxa"/>
-            </w:tcMar>
-          </w:tcPr>
-          <w:p>
-            <w:pPr>
-              <w:spacing w:before="40" w:after="40" w:line="252" w:lineRule="auto"/>
-              <w:jc w:val="left"/>
-            </w:pPr>
-            <w:r>
-              <w:rPr>
-                <w:rFonts w:ascii="Times New Roman" w:hAnsi="Times New Roman"/>
-                <w:sz w:val="22"/>
-              </w:rPr>
-            </w:r>
-            <w:r>
-              <w:rPr>
-                <w:rFonts w:ascii="Times New Roman" w:hAnsi="Times New Roman"/>
-                <w:b/>
-                <w:sz w:val="22"/>
-              </w:rPr>
-              <w:t>4. Interactive UX</w:t>
-            </w:r>
-            <w:r>
-              <w:rPr>
-                <w:rFonts w:ascii="Times New Roman" w:hAnsi="Times New Roman"/>
-                <w:sz w:val="22"/>
-              </w:rPr>
-            </w:r>
-          </w:p>
-        </w:tc>
-        <w:tc>
-          <w:tcPr>
-            <w:tcW w:type="dxa" w:w="2339"/>
-            <w:tcMar>
-              <w:top w:w="100" w:type="dxa"/>
-              <w:bottom w:w="100" w:type="dxa"/>
-              <w:left w:w="150" w:type="dxa"/>
-              <w:right w:w="150" w:type="dxa"/>
-            </w:tcMar>
-          </w:tcPr>
-          <w:p>
-            <w:pPr>
-              <w:spacing w:before="40" w:after="40" w:line="252" w:lineRule="auto"/>
-              <w:jc w:val="left"/>
-            </w:pPr>
-            <w:r>
-              <w:rPr>
-                <w:rFonts w:ascii="Times New Roman" w:hAnsi="Times New Roman"/>
-                <w:sz w:val="22"/>
-              </w:rPr>
-              <w:t>`FullCalendar v6 Scheduler`</w:t>
-            </w:r>
-          </w:p>
-        </w:tc>
-        <w:tc>
-          <w:tcPr>
-            <w:tcW w:type="dxa" w:w="2339"/>
-            <w:tcMar>
-              <w:top w:w="100" w:type="dxa"/>
-              <w:bottom w:w="100" w:type="dxa"/>
-              <w:left w:w="150" w:type="dxa"/>
-              <w:right w:w="150" w:type="dxa"/>
-            </w:tcMar>
-          </w:tcPr>
-          <w:p>
-            <w:pPr>
-              <w:spacing w:before="40" w:after="40" w:line="252" w:lineRule="auto"/>
-              <w:jc w:val="left"/>
-            </w:pPr>
-            <w:r>
-              <w:rPr>
-                <w:rFonts w:ascii="Times New Roman" w:hAnsi="Times New Roman"/>
-                <w:sz w:val="22"/>
-              </w:rPr>
-              <w:t>Календарь контрольных дедлайнов и заседаний УС</w:t>
-            </w:r>
-          </w:p>
-        </w:tc>
-        <w:tc>
-          <w:tcPr>
-            <w:tcW w:type="dxa" w:w="2339"/>
-            <w:tcMar>
-              <w:top w:w="100" w:type="dxa"/>
-              <w:bottom w:w="100" w:type="dxa"/>
-              <w:left w:w="150" w:type="dxa"/>
-              <w:right w:w="150" w:type="dxa"/>
-            </w:tcMar>
-          </w:tcPr>
-          <w:p>
-            <w:pPr>
-              <w:spacing w:before="40" w:after="40" w:line="252" w:lineRule="auto"/>
-              <w:jc w:val="left"/>
-            </w:pPr>
-            <w:r>
-              <w:rPr>
-                <w:rFonts w:ascii="Times New Roman" w:hAnsi="Times New Roman"/>
-                <w:sz w:val="22"/>
-              </w:rPr>
-              <w:t>Interactive Scheduler</w:t>
-            </w:r>
-          </w:p>
-        </w:tc>
-      </w:tr>
-      <w:tr>
-        <w:tc>
-          <w:tcPr>
-            <w:tcW w:type="dxa" w:w="2339"/>
-            <w:tcMar>
-              <w:top w:w="100" w:type="dxa"/>
-              <w:bottom w:w="100" w:type="dxa"/>
-              <w:left w:w="150" w:type="dxa"/>
-              <w:right w:w="150" w:type="dxa"/>
-            </w:tcMar>
-          </w:tcPr>
-          <w:p>
-            <w:pPr>
-              <w:spacing w:before="40" w:after="40" w:line="252" w:lineRule="auto"/>
-              <w:jc w:val="left"/>
-            </w:pPr>
-            <w:r>
-              <w:rPr>
-                <w:rFonts w:ascii="Times New Roman" w:hAnsi="Times New Roman"/>
-                <w:sz w:val="22"/>
-              </w:rPr>
-            </w:r>
-            <w:r>
-              <w:rPr>
-                <w:rFonts w:ascii="Times New Roman" w:hAnsi="Times New Roman"/>
-                <w:b/>
-                <w:sz w:val="22"/>
-              </w:rPr>
-              <w:t>4. Interactive UX</w:t>
-            </w:r>
-            <w:r>
-              <w:rPr>
-                <w:rFonts w:ascii="Times New Roman" w:hAnsi="Times New Roman"/>
-                <w:sz w:val="22"/>
-              </w:rPr>
-            </w:r>
-          </w:p>
-        </w:tc>
-        <w:tc>
-          <w:tcPr>
-            <w:tcW w:type="dxa" w:w="2339"/>
-            <w:tcMar>
-              <w:top w:w="100" w:type="dxa"/>
-              <w:bottom w:w="100" w:type="dxa"/>
-              <w:left w:w="150" w:type="dxa"/>
-              <w:right w:w="150" w:type="dxa"/>
-            </w:tcMar>
-          </w:tcPr>
-          <w:p>
-            <w:pPr>
-              <w:spacing w:before="40" w:after="40" w:line="252" w:lineRule="auto"/>
-              <w:jc w:val="left"/>
-            </w:pPr>
-            <w:r>
-              <w:rPr>
-                <w:rFonts w:ascii="Times New Roman" w:hAnsi="Times New Roman"/>
-                <w:sz w:val="22"/>
-              </w:rPr>
-              <w:t>`SweetAlert2` &amp; `Toastify.js`</w:t>
-            </w:r>
-          </w:p>
-        </w:tc>
-        <w:tc>
-          <w:tcPr>
-            <w:tcW w:type="dxa" w:w="2339"/>
-            <w:tcMar>
-              <w:top w:w="100" w:type="dxa"/>
-              <w:bottom w:w="100" w:type="dxa"/>
-              <w:left w:w="150" w:type="dxa"/>
-              <w:right w:w="150" w:type="dxa"/>
-            </w:tcMar>
-          </w:tcPr>
-          <w:p>
-            <w:pPr>
-              <w:spacing w:before="40" w:after="40" w:line="252" w:lineRule="auto"/>
-              <w:jc w:val="left"/>
-            </w:pPr>
-            <w:r>
-              <w:rPr>
-                <w:rFonts w:ascii="Times New Roman" w:hAnsi="Times New Roman"/>
-                <w:sz w:val="22"/>
-              </w:rPr>
-              <w:t>Модальные окна визирования и системные тосты</w:t>
-            </w:r>
-          </w:p>
-        </w:tc>
-        <w:tc>
-          <w:tcPr>
-            <w:tcW w:type="dxa" w:w="2339"/>
-            <w:tcMar>
-              <w:top w:w="100" w:type="dxa"/>
-              <w:bottom w:w="100" w:type="dxa"/>
-              <w:left w:w="150" w:type="dxa"/>
-              <w:right w:w="150" w:type="dxa"/>
-            </w:tcMar>
-          </w:tcPr>
-          <w:p>
-            <w:pPr>
-              <w:spacing w:before="40" w:after="40" w:line="252" w:lineRule="auto"/>
-              <w:jc w:val="left"/>
-            </w:pPr>
-            <w:r>
-              <w:rPr>
-                <w:rFonts w:ascii="Times New Roman" w:hAnsi="Times New Roman"/>
-                <w:sz w:val="22"/>
-              </w:rPr>
-              <w:t>Alerting &amp; Dialogs</w:t>
-            </w:r>
-          </w:p>
-        </w:tc>
-      </w:tr>
-      <w:tr>
-        <w:tc>
-          <w:tcPr>
-            <w:tcW w:type="dxa" w:w="2339"/>
-            <w:tcMar>
-              <w:top w:w="100" w:type="dxa"/>
-              <w:bottom w:w="100" w:type="dxa"/>
-              <w:left w:w="150" w:type="dxa"/>
-              <w:right w:w="150" w:type="dxa"/>
-            </w:tcMar>
-          </w:tcPr>
-          <w:p>
-            <w:pPr>
-              <w:spacing w:before="40" w:after="40" w:line="252" w:lineRule="auto"/>
-              <w:jc w:val="left"/>
-            </w:pPr>
-            <w:r>
-              <w:rPr>
-                <w:rFonts w:ascii="Times New Roman" w:hAnsi="Times New Roman"/>
-                <w:sz w:val="22"/>
-              </w:rPr>
-            </w:r>
-            <w:r>
-              <w:rPr>
-                <w:rFonts w:ascii="Times New Roman" w:hAnsi="Times New Roman"/>
-                <w:b/>
-                <w:sz w:val="22"/>
-              </w:rPr>
-              <w:t>4. Interactive UX</w:t>
-            </w:r>
-            <w:r>
-              <w:rPr>
-                <w:rFonts w:ascii="Times New Roman" w:hAnsi="Times New Roman"/>
-                <w:sz w:val="22"/>
-              </w:rPr>
-            </w:r>
-          </w:p>
-        </w:tc>
-        <w:tc>
-          <w:tcPr>
-            <w:tcW w:type="dxa" w:w="2339"/>
-            <w:tcMar>
-              <w:top w:w="100" w:type="dxa"/>
-              <w:bottom w:w="100" w:type="dxa"/>
-              <w:left w:w="150" w:type="dxa"/>
-              <w:right w:w="150" w:type="dxa"/>
-            </w:tcMar>
-          </w:tcPr>
-          <w:p>
-            <w:pPr>
-              <w:spacing w:before="40" w:after="40" w:line="252" w:lineRule="auto"/>
-              <w:jc w:val="left"/>
-            </w:pPr>
-            <w:r>
-              <w:rPr>
-                <w:rFonts w:ascii="Times New Roman" w:hAnsi="Times New Roman"/>
-                <w:sz w:val="22"/>
-              </w:rPr>
-              <w:t>`DataTables / Fuse.js Engine`</w:t>
-            </w:r>
-          </w:p>
-        </w:tc>
-        <w:tc>
-          <w:tcPr>
-            <w:tcW w:type="dxa" w:w="2339"/>
-            <w:tcMar>
-              <w:top w:w="100" w:type="dxa"/>
-              <w:bottom w:w="100" w:type="dxa"/>
-              <w:left w:w="150" w:type="dxa"/>
-              <w:right w:w="150" w:type="dxa"/>
-            </w:tcMar>
-          </w:tcPr>
-          <w:p>
-            <w:pPr>
-              <w:spacing w:before="40" w:after="40" w:line="252" w:lineRule="auto"/>
-              <w:jc w:val="left"/>
-            </w:pPr>
-            <w:r>
-              <w:rPr>
-                <w:rFonts w:ascii="Times New Roman" w:hAnsi="Times New Roman"/>
-                <w:sz w:val="22"/>
-              </w:rPr>
-              <w:t>Живой поиск по дисциплинам, сортировка и пагинация</w:t>
-            </w:r>
-          </w:p>
-        </w:tc>
-        <w:tc>
-          <w:tcPr>
-            <w:tcW w:type="dxa" w:w="2339"/>
-            <w:tcMar>
-              <w:top w:w="100" w:type="dxa"/>
-              <w:bottom w:w="100" w:type="dxa"/>
-              <w:left w:w="150" w:type="dxa"/>
-              <w:right w:w="150" w:type="dxa"/>
-            </w:tcMar>
-          </w:tcPr>
-          <w:p>
-            <w:pPr>
-              <w:spacing w:before="40" w:after="40" w:line="252" w:lineRule="auto"/>
-              <w:jc w:val="left"/>
-            </w:pPr>
-            <w:r>
-              <w:rPr>
-                <w:rFonts w:ascii="Times New Roman" w:hAnsi="Times New Roman"/>
-                <w:sz w:val="22"/>
-              </w:rPr>
-              <w:t>Live Search Component</w:t>
-            </w:r>
-          </w:p>
-        </w:tc>
-      </w:tr>
-      <w:tr>
-        <w:tc>
-          <w:tcPr>
-            <w:tcW w:type="dxa" w:w="2339"/>
-            <w:tcMar>
-              <w:top w:w="100" w:type="dxa"/>
-              <w:bottom w:w="100" w:type="dxa"/>
-              <w:left w:w="150" w:type="dxa"/>
-              <w:right w:w="150" w:type="dxa"/>
-            </w:tcMar>
-          </w:tcPr>
-          <w:p>
-            <w:pPr>
-              <w:spacing w:before="40" w:after="40" w:line="252" w:lineRule="auto"/>
-              <w:jc w:val="left"/>
-            </w:pPr>
-            <w:r>
-              <w:rPr>
-                <w:rFonts w:ascii="Times New Roman" w:hAnsi="Times New Roman"/>
-                <w:sz w:val="22"/>
-              </w:rPr>
-            </w:r>
-            <w:r>
-              <w:rPr>
-                <w:rFonts w:ascii="Times New Roman" w:hAnsi="Times New Roman"/>
-                <w:b/>
-                <w:sz w:val="22"/>
-              </w:rPr>
-              <w:t>5. Backend &amp; Data</w:t>
-            </w:r>
-            <w:r>
-              <w:rPr>
-                <w:rFonts w:ascii="Times New Roman" w:hAnsi="Times New Roman"/>
-                <w:sz w:val="22"/>
-              </w:rPr>
-            </w:r>
-          </w:p>
-        </w:tc>
-        <w:tc>
-          <w:tcPr>
-            <w:tcW w:type="dxa" w:w="2339"/>
-            <w:tcMar>
-              <w:top w:w="100" w:type="dxa"/>
-              <w:bottom w:w="100" w:type="dxa"/>
-              <w:left w:w="150" w:type="dxa"/>
-              <w:right w:w="150" w:type="dxa"/>
-            </w:tcMar>
-          </w:tcPr>
-          <w:p>
-            <w:pPr>
-              <w:spacing w:before="40" w:after="40" w:line="252" w:lineRule="auto"/>
-              <w:jc w:val="left"/>
-            </w:pPr>
-            <w:r>
-              <w:rPr>
-                <w:rFonts w:ascii="Times New Roman" w:hAnsi="Times New Roman"/>
-                <w:sz w:val="22"/>
-              </w:rPr>
-              <w:t>`Flask Engine` &amp; `MariaDB Cluster`</w:t>
-            </w:r>
-          </w:p>
-        </w:tc>
-        <w:tc>
-          <w:tcPr>
-            <w:tcW w:type="dxa" w:w="2339"/>
-            <w:tcMar>
-              <w:top w:w="100" w:type="dxa"/>
-              <w:bottom w:w="100" w:type="dxa"/>
-              <w:left w:w="150" w:type="dxa"/>
-              <w:right w:w="150" w:type="dxa"/>
-            </w:tcMar>
-          </w:tcPr>
-          <w:p>
-            <w:pPr>
-              <w:spacing w:before="40" w:after="40" w:line="252" w:lineRule="auto"/>
-              <w:jc w:val="left"/>
-            </w:pPr>
-            <w:r>
-              <w:rPr>
-                <w:rFonts w:ascii="Times New Roman" w:hAnsi="Times New Roman"/>
-                <w:sz w:val="22"/>
-              </w:rPr>
-              <w:t>Маршрутизация, бизнес-логика валидации ФГОС</w:t>
-            </w:r>
-          </w:p>
-        </w:tc>
-        <w:tc>
-          <w:tcPr>
-            <w:tcW w:type="dxa" w:w="2339"/>
-            <w:tcMar>
-              <w:top w:w="100" w:type="dxa"/>
-              <w:bottom w:w="100" w:type="dxa"/>
-              <w:left w:w="150" w:type="dxa"/>
-              <w:right w:w="150" w:type="dxa"/>
-            </w:tcMar>
-          </w:tcPr>
-          <w:p>
-            <w:pPr>
-              <w:spacing w:before="40" w:after="40" w:line="252" w:lineRule="auto"/>
-              <w:jc w:val="left"/>
-            </w:pPr>
-            <w:r>
-              <w:rPr>
-                <w:rFonts w:ascii="Times New Roman" w:hAnsi="Times New Roman"/>
-                <w:sz w:val="22"/>
-              </w:rPr>
-              <w:t>Python 3.11 / SQL</w:t>
-            </w:r>
-          </w:p>
-        </w:tc>
-      </w:tr>
-    </w:tbl>
-    <w:p>
-      <w:pPr>
-        <w:spacing w:after="120"/>
-      </w:pPr>
     </w:p>
     <w:p>
       <w:pPr>
@@ -1652,21 +614,7 @@
           <w:b/>
           <w:sz w:val="28"/>
         </w:rPr>
-        <w:t>3. Примеры работы подключенных и настроенных модулей</w:t>
-      </w:r>
-    </w:p>
-    <w:p>
-      <w:pPr>
-        <w:spacing w:before="160" w:after="80"/>
-        <w:jc w:val="left"/>
-      </w:pPr>
-      <w:r>
-        <w:rPr>
-          <w:rFonts w:ascii="Times New Roman" w:hAnsi="Times New Roman"/>
-          <w:b/>
-          <w:sz w:val="26"/>
-        </w:rPr>
-        <w:t>3.1. Модуль интерактивной бизнес-аналитики и визуализации данных (Chart.js)</w:t>
+        <w:t>3. Примеры использования</w:t>
       </w:r>
     </w:p>
     <w:p>
@@ -1680,362 +628,7 @@
           <w:rFonts w:ascii="Times New Roman" w:hAnsi="Times New Roman"/>
           <w:sz w:val="28"/>
         </w:rPr>
-      </w:r>
-      <w:r>
-        <w:rPr>
-          <w:rFonts w:ascii="Times New Roman" w:hAnsi="Times New Roman"/>
-          <w:b/>
-          <w:sz w:val="28"/>
-        </w:rPr>
-        <w:t>Функционал модуля:</w:t>
-      </w:r>
-      <w:r>
-        <w:rPr>
-          <w:rFonts w:ascii="Times New Roman" w:hAnsi="Times New Roman"/>
-          <w:sz w:val="28"/>
-        </w:rPr>
-        <w:t xml:space="preserve"> Модуль позволяет экспертам Центра АНОК и руководству университета визуально оценивать баланс учебного плана, структуру распределения зачетных единиц и академических часов, а также полноту покрытия образовательного стандарта ФГОС 3++.</w:t>
-      </w:r>
-    </w:p>
-    <w:p>
-      <w:pPr>
-        <w:spacing w:before="200" w:after="80"/>
-        <w:jc w:val="center"/>
-      </w:pPr>
-      <w:r>
-        <w:drawing>
-          <wp:inline xmlns:a="http://schemas.openxmlformats.org/drawingml/2006/main" xmlns:pic="http://schemas.openxmlformats.org/drawingml/2006/picture">
-            <wp:extent cx="5760000" cy="3626667"/>
-            <wp:docPr id="2" name="Picture 2"/>
-            <wp:cNvGraphicFramePr>
-              <a:graphicFrameLocks noChangeAspect="1"/>
-            </wp:cNvGraphicFramePr>
-            <a:graphic>
-              <a:graphicData uri="http://schemas.openxmlformats.org/drawingml/2006/picture">
-                <pic:pic>
-                  <pic:nvPicPr>
-                    <pic:cNvPr id="0" name="module_chartjs_analytics.png"/>
-                    <pic:cNvPicPr/>
-                  </pic:nvPicPr>
-                  <pic:blipFill>
-                    <a:blip r:embed="rId11"/>
-                    <a:stretch>
-                      <a:fillRect/>
-                    </a:stretch>
-                  </pic:blipFill>
-                  <pic:spPr>
-                    <a:xfrm>
-                      <a:off x="0" y="0"/>
-                      <a:ext cx="5760000" cy="3626667"/>
-                    </a:xfrm>
-                    <a:prstGeom prst="rect"/>
-                  </pic:spPr>
-                </pic:pic>
-              </a:graphicData>
-            </a:graphic>
-          </wp:inline>
-        </w:drawing>
-      </w:r>
-    </w:p>
-    <w:p>
-      <w:pPr>
-        <w:spacing w:before="80" w:after="240"/>
-        <w:jc w:val="center"/>
-      </w:pPr>
-      <w:r>
-        <w:rPr>
-          <w:rFonts w:ascii="Times New Roman" w:hAnsi="Times New Roman"/>
-          <w:i/>
-          <w:sz w:val="24"/>
-        </w:rPr>
-        <w:t>Рисунок 2 — Модуль аналитики Chart.js</w:t>
-      </w:r>
-    </w:p>
-    <w:p>
-      <w:pPr>
-        <w:spacing w:before="160" w:after="80"/>
-        <w:jc w:val="left"/>
-      </w:pPr>
-      <w:r>
-        <w:rPr>
-          <w:rFonts w:ascii="Times New Roman" w:hAnsi="Times New Roman"/>
-          <w:b/>
-          <w:sz w:val="26"/>
-        </w:rPr>
-        <w:t>Реализованные типы графиков:</w:t>
-      </w:r>
-    </w:p>
-    <w:p>
-      <w:pPr>
-        <w:spacing w:line="276" w:lineRule="auto" w:after="60"/>
-        <w:ind w:left="709"/>
-        <w:jc w:val="both"/>
-      </w:pPr>
-      <w:r>
-        <w:rPr>
-          <w:rFonts w:ascii="Times New Roman" w:hAnsi="Times New Roman"/>
-          <w:b/>
-          <w:sz w:val="28"/>
-        </w:rPr>
-        <w:t xml:space="preserve">1. </w:t>
-      </w:r>
-      <w:r>
-        <w:rPr>
-          <w:rFonts w:ascii="Times New Roman" w:hAnsi="Times New Roman"/>
-          <w:sz w:val="28"/>
-        </w:rPr>
-      </w:r>
-      <w:r>
-        <w:rPr>
-          <w:rFonts w:ascii="Times New Roman" w:hAnsi="Times New Roman"/>
-          <w:b/>
-          <w:sz w:val="28"/>
-        </w:rPr>
-        <w:t>Круговая диаграмма соотношения блоков УП (*Chart.js Doughnut*):</w:t>
-      </w:r>
-      <w:r>
-        <w:rPr>
-          <w:rFonts w:ascii="Times New Roman" w:hAnsi="Times New Roman"/>
-          <w:sz w:val="28"/>
-        </w:rPr>
-      </w:r>
-    </w:p>
-    <w:p>
-      <w:pPr>
-        <w:spacing w:line="276" w:lineRule="auto" w:after="60"/>
-        <w:ind w:left="1134"/>
-        <w:jc w:val="both"/>
-      </w:pPr>
-      <w:r>
-        <w:rPr>
-          <w:rFonts w:ascii="Times New Roman" w:hAnsi="Times New Roman"/>
-          <w:b w:val="0"/>
-          <w:sz w:val="28"/>
-        </w:rPr>
-        <w:t xml:space="preserve">• </w:t>
-      </w:r>
-      <w:r>
-        <w:rPr>
-          <w:rFonts w:ascii="Times New Roman" w:hAnsi="Times New Roman"/>
-          <w:sz w:val="28"/>
-        </w:rPr>
-        <w:t>Блок 1 (Обязательная часть Б1.О): $130$ з.е. ($54.2\%$);</w:t>
-      </w:r>
-    </w:p>
-    <w:p>
-      <w:pPr>
-        <w:spacing w:line="276" w:lineRule="auto" w:after="60"/>
-        <w:ind w:left="1134"/>
-        <w:jc w:val="both"/>
-      </w:pPr>
-      <w:r>
-        <w:rPr>
-          <w:rFonts w:ascii="Times New Roman" w:hAnsi="Times New Roman"/>
-          <w:b w:val="0"/>
-          <w:sz w:val="28"/>
-        </w:rPr>
-        <w:t xml:space="preserve">• </w:t>
-      </w:r>
-      <w:r>
-        <w:rPr>
-          <w:rFonts w:ascii="Times New Roman" w:hAnsi="Times New Roman"/>
-          <w:sz w:val="28"/>
-        </w:rPr>
-        <w:t>Блок 1 (Вариативная часть Б1.В): $77$ з.е. ($32.1\%$);</w:t>
-      </w:r>
-    </w:p>
-    <w:p>
-      <w:pPr>
-        <w:spacing w:line="276" w:lineRule="auto" w:after="60"/>
-        <w:ind w:left="1134"/>
-        <w:jc w:val="both"/>
-      </w:pPr>
-      <w:r>
-        <w:rPr>
-          <w:rFonts w:ascii="Times New Roman" w:hAnsi="Times New Roman"/>
-          <w:b w:val="0"/>
-          <w:sz w:val="28"/>
-        </w:rPr>
-        <w:t xml:space="preserve">• </w:t>
-      </w:r>
-      <w:r>
-        <w:rPr>
-          <w:rFonts w:ascii="Times New Roman" w:hAnsi="Times New Roman"/>
-          <w:sz w:val="28"/>
-        </w:rPr>
-        <w:t>Блок 2 (Практики и НИР): $24$ з.е. ($10.0\%$);</w:t>
-      </w:r>
-    </w:p>
-    <w:p>
-      <w:pPr>
-        <w:spacing w:line="276" w:lineRule="auto" w:after="60"/>
-        <w:ind w:left="1134"/>
-        <w:jc w:val="both"/>
-      </w:pPr>
-      <w:r>
-        <w:rPr>
-          <w:rFonts w:ascii="Times New Roman" w:hAnsi="Times New Roman"/>
-          <w:b w:val="0"/>
-          <w:sz w:val="28"/>
-        </w:rPr>
-        <w:t xml:space="preserve">• </w:t>
-      </w:r>
-      <w:r>
-        <w:rPr>
-          <w:rFonts w:ascii="Times New Roman" w:hAnsi="Times New Roman"/>
-          <w:sz w:val="28"/>
-        </w:rPr>
-        <w:t>Блок 3 (ГИА — ВКР и Госэкзамен): $9$ з.е. ($3.7\%$).</w:t>
-      </w:r>
-    </w:p>
-    <w:p>
-      <w:pPr>
-        <w:spacing w:line="276" w:lineRule="auto" w:after="60"/>
-        <w:ind w:left="1134"/>
-        <w:jc w:val="both"/>
-      </w:pPr>
-      <w:r>
-        <w:rPr>
-          <w:rFonts w:ascii="Times New Roman" w:hAnsi="Times New Roman"/>
-          <w:b w:val="0"/>
-          <w:sz w:val="28"/>
-        </w:rPr>
-        <w:t xml:space="preserve">• </w:t>
-      </w:r>
-      <w:r>
-        <w:rPr>
-          <w:rFonts w:ascii="Times New Roman" w:hAnsi="Times New Roman"/>
-          <w:sz w:val="28"/>
-        </w:rPr>
-        <w:t>*Суммарный объем:* $240$ ЗЕТ (100% норма стандарта).</w:t>
-      </w:r>
-    </w:p>
-    <w:p>
-      <w:pPr>
-        <w:spacing w:line="276" w:lineRule="auto" w:after="60"/>
-        <w:ind w:left="709"/>
-        <w:jc w:val="both"/>
-      </w:pPr>
-      <w:r>
-        <w:rPr>
-          <w:rFonts w:ascii="Times New Roman" w:hAnsi="Times New Roman"/>
-          <w:b/>
-          <w:sz w:val="28"/>
-        </w:rPr>
-        <w:t xml:space="preserve">2. </w:t>
-      </w:r>
-      <w:r>
-        <w:rPr>
-          <w:rFonts w:ascii="Times New Roman" w:hAnsi="Times New Roman"/>
-          <w:sz w:val="28"/>
-        </w:rPr>
-      </w:r>
-      <w:r>
-        <w:rPr>
-          <w:rFonts w:ascii="Times New Roman" w:hAnsi="Times New Roman"/>
-          <w:b/>
-          <w:sz w:val="28"/>
-        </w:rPr>
-        <w:t>Радарная диаграмма покрытия компетенций (*Chart.js Radar*):</w:t>
-      </w:r>
-      <w:r>
-        <w:rPr>
-          <w:rFonts w:ascii="Times New Roman" w:hAnsi="Times New Roman"/>
-          <w:sz w:val="28"/>
-        </w:rPr>
-      </w:r>
-    </w:p>
-    <w:p>
-      <w:pPr>
-        <w:spacing w:line="276" w:lineRule="auto" w:after="60"/>
-        <w:ind w:left="1134"/>
-        <w:jc w:val="both"/>
-      </w:pPr>
-      <w:r>
-        <w:rPr>
-          <w:rFonts w:ascii="Times New Roman" w:hAnsi="Times New Roman"/>
-          <w:b w:val="0"/>
-          <w:sz w:val="28"/>
-        </w:rPr>
-        <w:t xml:space="preserve">• </w:t>
-      </w:r>
-      <w:r>
-        <w:rPr>
-          <w:rFonts w:ascii="Times New Roman" w:hAnsi="Times New Roman"/>
-          <w:sz w:val="28"/>
-        </w:rPr>
-        <w:t>Оценка сбалансированности универсальных (УК-1..8), общепрофессиональных (ОПК-1..6) и профессиональных компетенций (ПК-1..4).</w:t>
-      </w:r>
-    </w:p>
-    <w:p>
-      <w:pPr>
-        <w:spacing w:line="276" w:lineRule="auto" w:after="60"/>
-        <w:ind w:left="709"/>
-        <w:jc w:val="both"/>
-      </w:pPr>
-      <w:r>
-        <w:rPr>
-          <w:rFonts w:ascii="Times New Roman" w:hAnsi="Times New Roman"/>
-          <w:b/>
-          <w:sz w:val="28"/>
-        </w:rPr>
-        <w:t xml:space="preserve">3. </w:t>
-      </w:r>
-      <w:r>
-        <w:rPr>
-          <w:rFonts w:ascii="Times New Roman" w:hAnsi="Times New Roman"/>
-          <w:sz w:val="28"/>
-        </w:rPr>
-      </w:r>
-      <w:r>
-        <w:rPr>
-          <w:rFonts w:ascii="Times New Roman" w:hAnsi="Times New Roman"/>
-          <w:b/>
-          <w:sz w:val="28"/>
-        </w:rPr>
-        <w:t>Столбчатая гистограмма нагрузки по семестрам (*Chart.js Stacked Bar*):</w:t>
-      </w:r>
-      <w:r>
-        <w:rPr>
-          <w:rFonts w:ascii="Times New Roman" w:hAnsi="Times New Roman"/>
-          <w:sz w:val="28"/>
-        </w:rPr>
-      </w:r>
-    </w:p>
-    <w:p>
-      <w:pPr>
-        <w:spacing w:line="276" w:lineRule="auto" w:after="60"/>
-        <w:ind w:left="1134"/>
-        <w:jc w:val="both"/>
-      </w:pPr>
-      <w:r>
-        <w:rPr>
-          <w:rFonts w:ascii="Times New Roman" w:hAnsi="Times New Roman"/>
-          <w:b w:val="0"/>
-          <w:sz w:val="28"/>
-        </w:rPr>
-        <w:t xml:space="preserve">• </w:t>
-      </w:r>
-      <w:r>
-        <w:rPr>
-          <w:rFonts w:ascii="Times New Roman" w:hAnsi="Times New Roman"/>
-          <w:sz w:val="28"/>
-        </w:rPr>
-        <w:t>Наглядная разбивка часов по 8 семестрам: Лекции ($162$ ч./сем.), Лабораторные ($72$ ч./сем.), Практические занятия ($198$ ч./сем.) и СРС ($648$ ч./сем.) при суммарной норме $1080$ часов (30 з.е.) в семестр.</w:t>
-      </w:r>
-    </w:p>
-    <w:p>
-      <w:pPr>
-        <w:spacing w:before="160" w:after="80"/>
-        <w:jc w:val="left"/>
-      </w:pPr>
-      <w:r>
-        <w:rPr>
-          <w:rFonts w:ascii="Times New Roman" w:hAnsi="Times New Roman"/>
-          <w:b/>
-          <w:sz w:val="26"/>
-        </w:rPr>
-        <w:t>3.2. Модуль генерации и экспорта нормативной документации (PDF &amp; Excel)</w:t>
+        <w:t>В шаблоне приложения Tailwind CSS используется для карточек, таблиц, кнопок, меню и цветовых статусов. Font Awesome используется для визуального обозначения пунктов навигации. Jinja2 выводит строки, полученные из SQLite, внутри циклов шаблонов.</w:t>
       </w:r>
     </w:p>
     <w:p>
@@ -2049,96 +642,13 @@
           <w:rFonts w:ascii="Times New Roman" w:hAnsi="Times New Roman"/>
           <w:sz w:val="28"/>
         </w:rPr>
-      </w:r>
-      <w:r>
-        <w:rPr>
-          <w:rFonts w:ascii="Times New Roman" w:hAnsi="Times New Roman"/>
-          <w:b/>
-          <w:sz w:val="28"/>
-        </w:rPr>
-        <w:t>Функционал модуля:</w:t>
-      </w:r>
-      <w:r>
-        <w:rPr>
-          <w:rFonts w:ascii="Times New Roman" w:hAnsi="Times New Roman"/>
-          <w:sz w:val="28"/>
-        </w:rPr>
-        <w:t xml:space="preserve"> Обеспечивает возможность мгновенной выгрузки учебных планов и семестровых матриц в форматы электронных таблиц Microsoft Excel (.xlsx) и типографских документов PDF с готовым штампом ЭЦП.</w:t>
+        <w:t>Остальные библиотеки, показанные в исходных макетах, в текущую версию приложения не подключаются. Поэтому в отчёте не заявляются Chart.js, SheetJS, jsPDF, CryptoJS, FullCalendar, DataTables, SweetAlert2 и Toastify как работающие модули.</w:t>
       </w:r>
     </w:p>
     <w:p>
       <w:pPr>
-        <w:spacing w:before="200" w:after="80"/>
-        <w:jc w:val="center"/>
-      </w:pPr>
-      <w:r>
-        <w:drawing>
-          <wp:inline xmlns:a="http://schemas.openxmlformats.org/drawingml/2006/main" xmlns:pic="http://schemas.openxmlformats.org/drawingml/2006/picture">
-            <wp:extent cx="5760000" cy="3626667"/>
-            <wp:docPr id="3" name="Picture 3"/>
-            <wp:cNvGraphicFramePr>
-              <a:graphicFrameLocks noChangeAspect="1"/>
-            </wp:cNvGraphicFramePr>
-            <a:graphic>
-              <a:graphicData uri="http://schemas.openxmlformats.org/drawingml/2006/picture">
-                <pic:pic>
-                  <pic:nvPicPr>
-                    <pic:cNvPr id="0" name="module_export_pdf_excel.png"/>
-                    <pic:cNvPicPr/>
-                  </pic:nvPicPr>
-                  <pic:blipFill>
-                    <a:blip r:embed="rId12"/>
-                    <a:stretch>
-                      <a:fillRect/>
-                    </a:stretch>
-                  </pic:blipFill>
-                  <pic:spPr>
-                    <a:xfrm>
-                      <a:off x="0" y="0"/>
-                      <a:ext cx="5760000" cy="3626667"/>
-                    </a:xfrm>
-                    <a:prstGeom prst="rect"/>
-                  </pic:spPr>
-                </pic:pic>
-              </a:graphicData>
-            </a:graphic>
-          </wp:inline>
-        </w:drawing>
-      </w:r>
-    </w:p>
-    <w:p>
-      <w:pPr>
-        <w:spacing w:before="80" w:after="240"/>
-        <w:jc w:val="center"/>
-      </w:pPr>
-      <w:r>
-        <w:rPr>
-          <w:rFonts w:ascii="Times New Roman" w:hAnsi="Times New Roman"/>
-          <w:i/>
-          <w:sz w:val="24"/>
-        </w:rPr>
-        <w:t>Рисунок 3 — Модуль экспорта в PDF и Excel</w:t>
-      </w:r>
-    </w:p>
-    <w:p>
-      <w:pPr>
-        <w:spacing w:before="160" w:after="80"/>
+        <w:spacing w:before="240" w:after="120"/>
         <w:jc w:val="left"/>
-      </w:pPr>
-      <w:r>
-        <w:rPr>
-          <w:rFonts w:ascii="Times New Roman" w:hAnsi="Times New Roman"/>
-          <w:b/>
-          <w:sz w:val="26"/>
-        </w:rPr>
-        <w:t>Поддерживаемые форматы и операции:</w:t>
-      </w:r>
-    </w:p>
-    <w:p>
-      <w:pPr>
-        <w:spacing w:line="276" w:lineRule="auto" w:after="60"/>
-        <w:ind w:left="709"/>
-        <w:jc w:val="both"/>
       </w:pPr>
       <w:r>
         <w:rPr>
@@ -2146,177 +656,7 @@
           <w:b/>
           <w:sz w:val="28"/>
         </w:rPr>
-        <w:t xml:space="preserve">1. </w:t>
-      </w:r>
-      <w:r>
-        <w:rPr>
-          <w:rFonts w:ascii="Times New Roman" w:hAnsi="Times New Roman"/>
-          <w:sz w:val="28"/>
-        </w:rPr>
-      </w:r>
-      <w:r>
-        <w:rPr>
-          <w:rFonts w:ascii="Times New Roman" w:hAnsi="Times New Roman"/>
-          <w:b/>
-          <w:sz w:val="28"/>
-        </w:rPr>
-        <w:t>Экспорт в Microsoft Excel (`SheetJS / XLSX`):</w:t>
-      </w:r>
-      <w:r>
-        <w:rPr>
-          <w:rFonts w:ascii="Times New Roman" w:hAnsi="Times New Roman"/>
-          <w:sz w:val="28"/>
-        </w:rPr>
-      </w:r>
-    </w:p>
-    <w:p>
-      <w:pPr>
-        <w:spacing w:line="276" w:lineRule="auto" w:after="60"/>
-        <w:ind w:left="1134"/>
-        <w:jc w:val="both"/>
-      </w:pPr>
-      <w:r>
-        <w:rPr>
-          <w:rFonts w:ascii="Times New Roman" w:hAnsi="Times New Roman"/>
-          <w:b w:val="0"/>
-          <w:sz w:val="28"/>
-        </w:rPr>
-        <w:t xml:space="preserve">• </w:t>
-      </w:r>
-      <w:r>
-        <w:rPr>
-          <w:rFonts w:ascii="Times New Roman" w:hAnsi="Times New Roman"/>
-          <w:sz w:val="28"/>
-        </w:rPr>
-        <w:t>Формирование структурированной книги Excel со всеми дисциплинами, формулами автоматического суммирования часов, группировкой по семестрам и кафедрам.</w:t>
-      </w:r>
-    </w:p>
-    <w:p>
-      <w:pPr>
-        <w:spacing w:line="276" w:lineRule="auto" w:after="60"/>
-        <w:ind w:left="709"/>
-        <w:jc w:val="both"/>
-      </w:pPr>
-      <w:r>
-        <w:rPr>
-          <w:rFonts w:ascii="Times New Roman" w:hAnsi="Times New Roman"/>
-          <w:b/>
-          <w:sz w:val="28"/>
-        </w:rPr>
-        <w:t xml:space="preserve">2. </w:t>
-      </w:r>
-      <w:r>
-        <w:rPr>
-          <w:rFonts w:ascii="Times New Roman" w:hAnsi="Times New Roman"/>
-          <w:sz w:val="28"/>
-        </w:rPr>
-      </w:r>
-      <w:r>
-        <w:rPr>
-          <w:rFonts w:ascii="Times New Roman" w:hAnsi="Times New Roman"/>
-          <w:b/>
-          <w:sz w:val="28"/>
-        </w:rPr>
-        <w:t>Генерация официального бланка УП в PDF (`jsPDF / ReportLab`):</w:t>
-      </w:r>
-      <w:r>
-        <w:rPr>
-          <w:rFonts w:ascii="Times New Roman" w:hAnsi="Times New Roman"/>
-          <w:sz w:val="28"/>
-        </w:rPr>
-      </w:r>
-    </w:p>
-    <w:p>
-      <w:pPr>
-        <w:spacing w:line="276" w:lineRule="auto" w:after="60"/>
-        <w:ind w:left="1134"/>
-        <w:jc w:val="both"/>
-      </w:pPr>
-      <w:r>
-        <w:rPr>
-          <w:rFonts w:ascii="Times New Roman" w:hAnsi="Times New Roman"/>
-          <w:b w:val="0"/>
-          <w:sz w:val="28"/>
-        </w:rPr>
-        <w:t xml:space="preserve">• </w:t>
-      </w:r>
-      <w:r>
-        <w:rPr>
-          <w:rFonts w:ascii="Times New Roman" w:hAnsi="Times New Roman"/>
-          <w:sz w:val="28"/>
-        </w:rPr>
-        <w:t>Оформление титульного листа в соответствии с ГОСТ: реквизиты Минобрнауки РФ, гриф утверждения Ученым советом, протокол, регистрационный номер и встроенный графический штамп ЭЦП Проректора по УР.</w:t>
-      </w:r>
-    </w:p>
-    <w:p>
-      <w:pPr>
-        <w:spacing w:line="276" w:lineRule="auto" w:after="60"/>
-        <w:ind w:left="709"/>
-        <w:jc w:val="both"/>
-      </w:pPr>
-      <w:r>
-        <w:rPr>
-          <w:rFonts w:ascii="Times New Roman" w:hAnsi="Times New Roman"/>
-          <w:b/>
-          <w:sz w:val="28"/>
-        </w:rPr>
-        <w:t xml:space="preserve">3. </w:t>
-      </w:r>
-      <w:r>
-        <w:rPr>
-          <w:rFonts w:ascii="Times New Roman" w:hAnsi="Times New Roman"/>
-          <w:sz w:val="28"/>
-        </w:rPr>
-      </w:r>
-      <w:r>
-        <w:rPr>
-          <w:rFonts w:ascii="Times New Roman" w:hAnsi="Times New Roman"/>
-          <w:b/>
-          <w:sz w:val="28"/>
-        </w:rPr>
-        <w:t>Инструмент прямой печати:</w:t>
-      </w:r>
-      <w:r>
-        <w:rPr>
-          <w:rFonts w:ascii="Times New Roman" w:hAnsi="Times New Roman"/>
-          <w:sz w:val="28"/>
-        </w:rPr>
-      </w:r>
-    </w:p>
-    <w:p>
-      <w:pPr>
-        <w:spacing w:line="276" w:lineRule="auto" w:after="60"/>
-        <w:ind w:left="1134"/>
-        <w:jc w:val="both"/>
-      </w:pPr>
-      <w:r>
-        <w:rPr>
-          <w:rFonts w:ascii="Times New Roman" w:hAnsi="Times New Roman"/>
-          <w:b w:val="0"/>
-          <w:sz w:val="28"/>
-        </w:rPr>
-        <w:t xml:space="preserve">• </w:t>
-      </w:r>
-      <w:r>
-        <w:rPr>
-          <w:rFonts w:ascii="Times New Roman" w:hAnsi="Times New Roman"/>
-          <w:sz w:val="28"/>
-        </w:rPr>
-        <w:t>CSS `@media print` стили для печати утвержденных рабочих программ и семестровых ведомостей.</w:t>
-      </w:r>
-    </w:p>
-    <w:p>
-      <w:pPr>
-        <w:spacing w:before="160" w:after="80"/>
-        <w:jc w:val="left"/>
-      </w:pPr>
-      <w:r>
-        <w:rPr>
-          <w:rFonts w:ascii="Times New Roman" w:hAnsi="Times New Roman"/>
-          <w:b/>
-          <w:sz w:val="26"/>
-        </w:rPr>
-        <w:t>3.3. Модуль криптографии и наложения штампа ЭЦП (CryptoJS / SHA-256)</w:t>
+        <w:t>Заключение</w:t>
       </w:r>
     </w:p>
     <w:p>
@@ -2330,1301 +670,7 @@
           <w:rFonts w:ascii="Times New Roman" w:hAnsi="Times New Roman"/>
           <w:sz w:val="28"/>
         </w:rPr>
-      </w:r>
-      <w:r>
-        <w:rPr>
-          <w:rFonts w:ascii="Times New Roman" w:hAnsi="Times New Roman"/>
-          <w:b/>
-          <w:sz w:val="28"/>
-        </w:rPr>
-        <w:t>Функционал модуля:</w:t>
-      </w:r>
-      <w:r>
-        <w:rPr>
-          <w:rFonts w:ascii="Times New Roman" w:hAnsi="Times New Roman"/>
-          <w:sz w:val="28"/>
-        </w:rPr>
-        <w:t xml:space="preserve"> Реализация юридически значимого электронного документооборота в соответствии с требованиями Федерального закона № 63-ФЗ «Об электронной подписи».</w:t>
-      </w:r>
-    </w:p>
-    <w:p>
-      <w:pPr>
-        <w:spacing w:before="200" w:after="80"/>
-        <w:jc w:val="center"/>
-      </w:pPr>
-      <w:r>
-        <w:drawing>
-          <wp:inline xmlns:a="http://schemas.openxmlformats.org/drawingml/2006/main" xmlns:pic="http://schemas.openxmlformats.org/drawingml/2006/picture">
-            <wp:extent cx="5760000" cy="3626667"/>
-            <wp:docPr id="4" name="Picture 4"/>
-            <wp:cNvGraphicFramePr>
-              <a:graphicFrameLocks noChangeAspect="1"/>
-            </wp:cNvGraphicFramePr>
-            <a:graphic>
-              <a:graphicData uri="http://schemas.openxmlformats.org/drawingml/2006/picture">
-                <pic:pic>
-                  <pic:nvPicPr>
-                    <pic:cNvPr id="0" name="module_crypto_signature_stamp.png"/>
-                    <pic:cNvPicPr/>
-                  </pic:nvPicPr>
-                  <pic:blipFill>
-                    <a:blip r:embed="rId13"/>
-                    <a:stretch>
-                      <a:fillRect/>
-                    </a:stretch>
-                  </pic:blipFill>
-                  <pic:spPr>
-                    <a:xfrm>
-                      <a:off x="0" y="0"/>
-                      <a:ext cx="5760000" cy="3626667"/>
-                    </a:xfrm>
-                    <a:prstGeom prst="rect"/>
-                  </pic:spPr>
-                </pic:pic>
-              </a:graphicData>
-            </a:graphic>
-          </wp:inline>
-        </w:drawing>
-      </w:r>
-    </w:p>
-    <w:p>
-      <w:pPr>
-        <w:spacing w:before="80" w:after="240"/>
-        <w:jc w:val="center"/>
-      </w:pPr>
-      <w:r>
-        <w:rPr>
-          <w:rFonts w:ascii="Times New Roman" w:hAnsi="Times New Roman"/>
-          <w:i/>
-          <w:sz w:val="24"/>
-        </w:rPr>
-        <w:t>Рисунок 4 — Модуль криптографии и штампа ЭЦП</w:t>
-      </w:r>
-    </w:p>
-    <w:p>
-      <w:pPr>
-        <w:spacing w:before="160" w:after="80"/>
-        <w:jc w:val="left"/>
-      </w:pPr>
-      <w:r>
-        <w:rPr>
-          <w:rFonts w:ascii="Times New Roman" w:hAnsi="Times New Roman"/>
-          <w:b/>
-          <w:sz w:val="26"/>
-        </w:rPr>
-        <w:t>Принцип работы и компоненты:</w:t>
-      </w:r>
-    </w:p>
-    <w:p>
-      <w:pPr>
-        <w:spacing w:line="276" w:lineRule="auto" w:after="60"/>
-        <w:ind w:left="709"/>
-        <w:jc w:val="both"/>
-      </w:pPr>
-      <w:r>
-        <w:rPr>
-          <w:rFonts w:ascii="Times New Roman" w:hAnsi="Times New Roman"/>
-          <w:b/>
-          <w:sz w:val="28"/>
-        </w:rPr>
-        <w:t xml:space="preserve">1. </w:t>
-      </w:r>
-      <w:r>
-        <w:rPr>
-          <w:rFonts w:ascii="Times New Roman" w:hAnsi="Times New Roman"/>
-          <w:sz w:val="28"/>
-        </w:rPr>
-      </w:r>
-      <w:r>
-        <w:rPr>
-          <w:rFonts w:ascii="Times New Roman" w:hAnsi="Times New Roman"/>
-          <w:b/>
-          <w:sz w:val="28"/>
-        </w:rPr>
-        <w:t>Клиентско-серверное вычисление хеша (SHA-256):</w:t>
-      </w:r>
-      <w:r>
-        <w:rPr>
-          <w:rFonts w:ascii="Times New Roman" w:hAnsi="Times New Roman"/>
-          <w:sz w:val="28"/>
-        </w:rPr>
-      </w:r>
-    </w:p>
-    <w:p>
-      <w:pPr>
-        <w:spacing w:line="276" w:lineRule="auto" w:after="60"/>
-        <w:ind w:left="1134"/>
-        <w:jc w:val="both"/>
-      </w:pPr>
-      <w:r>
-        <w:rPr>
-          <w:rFonts w:ascii="Times New Roman" w:hAnsi="Times New Roman"/>
-          <w:b w:val="0"/>
-          <w:sz w:val="28"/>
-        </w:rPr>
-        <w:t xml:space="preserve">• </w:t>
-      </w:r>
-      <w:r>
-        <w:rPr>
-          <w:rFonts w:ascii="Times New Roman" w:hAnsi="Times New Roman"/>
-          <w:sz w:val="28"/>
-        </w:rPr>
-        <w:t>Каноническое представление структуры учебного плана хешируется алгоритмом SHA-256 (`a7f5c9e2b1d408f617a29c3e4f5a6b7c8d9e0f1a2b3c4d5e6f7a8b9c0d1e2f3a`).</w:t>
-      </w:r>
-    </w:p>
-    <w:p>
-      <w:pPr>
-        <w:spacing w:line="276" w:lineRule="auto" w:after="60"/>
-        <w:ind w:left="709"/>
-        <w:jc w:val="both"/>
-      </w:pPr>
-      <w:r>
-        <w:rPr>
-          <w:rFonts w:ascii="Times New Roman" w:hAnsi="Times New Roman"/>
-          <w:b/>
-          <w:sz w:val="28"/>
-        </w:rPr>
-        <w:t xml:space="preserve">2. </w:t>
-      </w:r>
-      <w:r>
-        <w:rPr>
-          <w:rFonts w:ascii="Times New Roman" w:hAnsi="Times New Roman"/>
-          <w:sz w:val="28"/>
-        </w:rPr>
-      </w:r>
-      <w:r>
-        <w:rPr>
-          <w:rFonts w:ascii="Times New Roman" w:hAnsi="Times New Roman"/>
-          <w:b/>
-          <w:sz w:val="28"/>
-        </w:rPr>
-        <w:t>Генерация визуального штампа усиленной квалифицированной ЭЦП:</w:t>
-      </w:r>
-      <w:r>
-        <w:rPr>
-          <w:rFonts w:ascii="Times New Roman" w:hAnsi="Times New Roman"/>
-          <w:sz w:val="28"/>
-        </w:rPr>
-      </w:r>
-    </w:p>
-    <w:p>
-      <w:pPr>
-        <w:spacing w:line="276" w:lineRule="auto" w:after="60"/>
-        <w:ind w:left="1134"/>
-        <w:jc w:val="both"/>
-      </w:pPr>
-      <w:r>
-        <w:rPr>
-          <w:rFonts w:ascii="Times New Roman" w:hAnsi="Times New Roman"/>
-          <w:b w:val="0"/>
-          <w:sz w:val="28"/>
-        </w:rPr>
-        <w:t xml:space="preserve">• </w:t>
-      </w:r>
-      <w:r>
-        <w:rPr>
-          <w:rFonts w:ascii="Times New Roman" w:hAnsi="Times New Roman"/>
-          <w:sz w:val="28"/>
-        </w:rPr>
-        <w:t>Гербовая синяя рамка с реквизитами: *«ДОКУМЕНТ ПОДПИСАН ЭЛЕКТРОННОЙ ПОДПИСЬЮ»*, серийный номер сертификата УЦ Федерального Казначейства, ФИО и должность подписанта, дата и точное время подписания.</w:t>
-      </w:r>
-    </w:p>
-    <w:p>
-      <w:pPr>
-        <w:spacing w:line="276" w:lineRule="auto" w:after="60"/>
-        <w:ind w:left="709"/>
-        <w:jc w:val="both"/>
-      </w:pPr>
-      <w:r>
-        <w:rPr>
-          <w:rFonts w:ascii="Times New Roman" w:hAnsi="Times New Roman"/>
-          <w:b/>
-          <w:sz w:val="28"/>
-        </w:rPr>
-        <w:t xml:space="preserve">3. </w:t>
-      </w:r>
-      <w:r>
-        <w:rPr>
-          <w:rFonts w:ascii="Times New Roman" w:hAnsi="Times New Roman"/>
-          <w:sz w:val="28"/>
-        </w:rPr>
-      </w:r>
-      <w:r>
-        <w:rPr>
-          <w:rFonts w:ascii="Times New Roman" w:hAnsi="Times New Roman"/>
-          <w:b/>
-          <w:sz w:val="28"/>
-        </w:rPr>
-        <w:t>Модуль проверки валидности сертификата:</w:t>
-      </w:r>
-      <w:r>
-        <w:rPr>
-          <w:rFonts w:ascii="Times New Roman" w:hAnsi="Times New Roman"/>
-          <w:sz w:val="28"/>
-        </w:rPr>
-      </w:r>
-    </w:p>
-    <w:p>
-      <w:pPr>
-        <w:spacing w:line="276" w:lineRule="auto" w:after="60"/>
-        <w:ind w:left="1134"/>
-        <w:jc w:val="both"/>
-      </w:pPr>
-      <w:r>
-        <w:rPr>
-          <w:rFonts w:ascii="Times New Roman" w:hAnsi="Times New Roman"/>
-          <w:b w:val="0"/>
-          <w:sz w:val="28"/>
-        </w:rPr>
-        <w:t xml:space="preserve">• </w:t>
-      </w:r>
-      <w:r>
-        <w:rPr>
-          <w:rFonts w:ascii="Times New Roman" w:hAnsi="Times New Roman"/>
-          <w:sz w:val="28"/>
-        </w:rPr>
-        <w:t>Контроль срока действия открытого ключа и проверка отсутствия изменений в структуре документа после наложения подписи.</w:t>
-      </w:r>
-    </w:p>
-    <w:p>
-      <w:pPr>
-        <w:spacing w:before="160" w:after="80"/>
-        <w:jc w:val="left"/>
-      </w:pPr>
-      <w:r>
-        <w:rPr>
-          <w:rFonts w:ascii="Times New Roman" w:hAnsi="Times New Roman"/>
-          <w:b/>
-          <w:sz w:val="26"/>
-        </w:rPr>
-        <w:t>3.4. Модуль визуального построчного Diff-сопоставления версий УП (Visual Diff Tracker)</w:t>
-      </w:r>
-    </w:p>
-    <w:p>
-      <w:pPr>
-        <w:spacing w:line="276" w:lineRule="auto" w:after="120"/>
-        <w:ind w:firstLine="709"/>
-        <w:jc w:val="both"/>
-      </w:pPr>
-      <w:r>
-        <w:rPr>
-          <w:rFonts w:ascii="Times New Roman" w:hAnsi="Times New Roman"/>
-          <w:sz w:val="28"/>
-        </w:rPr>
-      </w:r>
-      <w:r>
-        <w:rPr>
-          <w:rFonts w:ascii="Times New Roman" w:hAnsi="Times New Roman"/>
-          <w:b/>
-          <w:sz w:val="28"/>
-        </w:rPr>
-        <w:t>Функционал модуля:</w:t>
-      </w:r>
-      <w:r>
-        <w:rPr>
-          <w:rFonts w:ascii="Times New Roman" w:hAnsi="Times New Roman"/>
-          <w:sz w:val="28"/>
-        </w:rPr>
-        <w:t xml:space="preserve"> Интерактивное сопоставление двух ревизий учебного плана (исходной `v1.0` и актуализированной `v1.1` после служебной записки) в двухколоночном режиме *Side-by-Side*.</w:t>
-      </w:r>
-    </w:p>
-    <w:p>
-      <w:pPr>
-        <w:spacing w:before="200" w:after="80"/>
-        <w:jc w:val="center"/>
-      </w:pPr>
-      <w:r>
-        <w:drawing>
-          <wp:inline xmlns:a="http://schemas.openxmlformats.org/drawingml/2006/main" xmlns:pic="http://schemas.openxmlformats.org/drawingml/2006/picture">
-            <wp:extent cx="5760000" cy="3626667"/>
-            <wp:docPr id="5" name="Picture 5"/>
-            <wp:cNvGraphicFramePr>
-              <a:graphicFrameLocks noChangeAspect="1"/>
-            </wp:cNvGraphicFramePr>
-            <a:graphic>
-              <a:graphicData uri="http://schemas.openxmlformats.org/drawingml/2006/picture">
-                <pic:pic>
-                  <pic:nvPicPr>
-                    <pic:cNvPr id="0" name="module_visual_diff_tracker.png"/>
-                    <pic:cNvPicPr/>
-                  </pic:nvPicPr>
-                  <pic:blipFill>
-                    <a:blip r:embed="rId14"/>
-                    <a:stretch>
-                      <a:fillRect/>
-                    </a:stretch>
-                  </pic:blipFill>
-                  <pic:spPr>
-                    <a:xfrm>
-                      <a:off x="0" y="0"/>
-                      <a:ext cx="5760000" cy="3626667"/>
-                    </a:xfrm>
-                    <a:prstGeom prst="rect"/>
-                  </pic:spPr>
-                </pic:pic>
-              </a:graphicData>
-            </a:graphic>
-          </wp:inline>
-        </w:drawing>
-      </w:r>
-    </w:p>
-    <w:p>
-      <w:pPr>
-        <w:spacing w:before="80" w:after="240"/>
-        <w:jc w:val="center"/>
-      </w:pPr>
-      <w:r>
-        <w:rPr>
-          <w:rFonts w:ascii="Times New Roman" w:hAnsi="Times New Roman"/>
-          <w:i/>
-          <w:sz w:val="24"/>
-        </w:rPr>
-        <w:t>Рисунок 5 — Модуль визуального Diff-сопоставления</w:t>
-      </w:r>
-    </w:p>
-    <w:p>
-      <w:pPr>
-        <w:spacing w:before="160" w:after="80"/>
-        <w:jc w:val="left"/>
-      </w:pPr>
-      <w:r>
-        <w:rPr>
-          <w:rFonts w:ascii="Times New Roman" w:hAnsi="Times New Roman"/>
-          <w:b/>
-          <w:sz w:val="26"/>
-        </w:rPr>
-        <w:t>Особенности реализации:</w:t>
-      </w:r>
-    </w:p>
-    <w:p>
-      <w:pPr>
-        <w:spacing w:line="276" w:lineRule="auto" w:after="60"/>
-        <w:ind w:left="709"/>
-        <w:jc w:val="both"/>
-      </w:pPr>
-      <w:r>
-        <w:rPr>
-          <w:rFonts w:ascii="Times New Roman" w:hAnsi="Times New Roman"/>
-          <w:b w:val="0"/>
-          <w:sz w:val="28"/>
-        </w:rPr>
-        <w:t xml:space="preserve">• </w:t>
-      </w:r>
-      <w:r>
-        <w:rPr>
-          <w:rFonts w:ascii="Times New Roman" w:hAnsi="Times New Roman"/>
-          <w:sz w:val="28"/>
-        </w:rPr>
-        <w:t>Красная подсветка удаленных/замененных параметров дисциплины (напр. *Математический анализ, 3 з.е., Зачет*);</w:t>
-      </w:r>
-    </w:p>
-    <w:p>
-      <w:pPr>
-        <w:spacing w:line="276" w:lineRule="auto" w:after="60"/>
-        <w:ind w:left="709"/>
-        <w:jc w:val="both"/>
-      </w:pPr>
-      <w:r>
-        <w:rPr>
-          <w:rFonts w:ascii="Times New Roman" w:hAnsi="Times New Roman"/>
-          <w:b w:val="0"/>
-          <w:sz w:val="28"/>
-        </w:rPr>
-        <w:t xml:space="preserve">• </w:t>
-      </w:r>
-      <w:r>
-        <w:rPr>
-          <w:rFonts w:ascii="Times New Roman" w:hAnsi="Times New Roman"/>
-          <w:sz w:val="28"/>
-        </w:rPr>
-        <w:t>Зеленая подсветка внесенных изменений (напр. *Математический анализ, 5 з.е., Экзамен [+2 з.е.]*);</w:t>
-      </w:r>
-    </w:p>
-    <w:p>
-      <w:pPr>
-        <w:spacing w:line="276" w:lineRule="auto" w:after="60"/>
-        <w:ind w:left="709"/>
-        <w:jc w:val="both"/>
-      </w:pPr>
-      <w:r>
-        <w:rPr>
-          <w:rFonts w:ascii="Times New Roman" w:hAnsi="Times New Roman"/>
-          <w:b w:val="0"/>
-          <w:sz w:val="28"/>
-        </w:rPr>
-        <w:t xml:space="preserve">• </w:t>
-      </w:r>
-      <w:r>
-        <w:rPr>
-          <w:rFonts w:ascii="Times New Roman" w:hAnsi="Times New Roman"/>
-          <w:sz w:val="28"/>
-        </w:rPr>
-        <w:t>Автоматическая перепроверка соблюдения общего баланса программы 240 з.е. в реальном времени.</w:t>
-      </w:r>
-    </w:p>
-    <w:p>
-      <w:pPr>
-        <w:spacing w:before="160" w:after="80"/>
-        <w:jc w:val="left"/>
-      </w:pPr>
-      <w:r>
-        <w:rPr>
-          <w:rFonts w:ascii="Times New Roman" w:hAnsi="Times New Roman"/>
-          <w:b/>
-          <w:sz w:val="26"/>
-        </w:rPr>
-        <w:t>3.5. Модуль интерактивного календаря и планировщика дедлайнов (FullCalendar)</w:t>
-      </w:r>
-    </w:p>
-    <w:p>
-      <w:pPr>
-        <w:spacing w:line="276" w:lineRule="auto" w:after="120"/>
-        <w:ind w:firstLine="709"/>
-        <w:jc w:val="both"/>
-      </w:pPr>
-      <w:r>
-        <w:rPr>
-          <w:rFonts w:ascii="Times New Roman" w:hAnsi="Times New Roman"/>
-          <w:sz w:val="28"/>
-        </w:rPr>
-      </w:r>
-      <w:r>
-        <w:rPr>
-          <w:rFonts w:ascii="Times New Roman" w:hAnsi="Times New Roman"/>
-          <w:b/>
-          <w:sz w:val="28"/>
-        </w:rPr>
-        <w:t>Функционал модуля:</w:t>
-      </w:r>
-      <w:r>
-        <w:rPr>
-          <w:rFonts w:ascii="Times New Roman" w:hAnsi="Times New Roman"/>
-          <w:sz w:val="28"/>
-        </w:rPr>
-        <w:t xml:space="preserve"> Координация сроков разработки, экспертизы и утверждения учебных планов между институтами, кафедрами, Центром АНОК и Ученым советом.</w:t>
-      </w:r>
-    </w:p>
-    <w:p>
-      <w:pPr>
-        <w:spacing w:before="200" w:after="80"/>
-        <w:jc w:val="center"/>
-      </w:pPr>
-      <w:r>
-        <w:drawing>
-          <wp:inline xmlns:a="http://schemas.openxmlformats.org/drawingml/2006/main" xmlns:pic="http://schemas.openxmlformats.org/drawingml/2006/picture">
-            <wp:extent cx="5760000" cy="3626667"/>
-            <wp:docPr id="6" name="Picture 6"/>
-            <wp:cNvGraphicFramePr>
-              <a:graphicFrameLocks noChangeAspect="1"/>
-            </wp:cNvGraphicFramePr>
-            <a:graphic>
-              <a:graphicData uri="http://schemas.openxmlformats.org/drawingml/2006/picture">
-                <pic:pic>
-                  <pic:nvPicPr>
-                    <pic:cNvPr id="0" name="module_calendar_scheduler.png"/>
-                    <pic:cNvPicPr/>
-                  </pic:nvPicPr>
-                  <pic:blipFill>
-                    <a:blip r:embed="rId15"/>
-                    <a:stretch>
-                      <a:fillRect/>
-                    </a:stretch>
-                  </pic:blipFill>
-                  <pic:spPr>
-                    <a:xfrm>
-                      <a:off x="0" y="0"/>
-                      <a:ext cx="5760000" cy="3626667"/>
-                    </a:xfrm>
-                    <a:prstGeom prst="rect"/>
-                  </pic:spPr>
-                </pic:pic>
-              </a:graphicData>
-            </a:graphic>
-          </wp:inline>
-        </w:drawing>
-      </w:r>
-    </w:p>
-    <w:p>
-      <w:pPr>
-        <w:spacing w:before="80" w:after="240"/>
-        <w:jc w:val="center"/>
-      </w:pPr>
-      <w:r>
-        <w:rPr>
-          <w:rFonts w:ascii="Times New Roman" w:hAnsi="Times New Roman"/>
-          <w:i/>
-          <w:sz w:val="24"/>
-        </w:rPr>
-        <w:t>Рисунок 6 — Модуль календаря и планировщика дедлайнов</w:t>
-      </w:r>
-    </w:p>
-    <w:p>
-      <w:pPr>
-        <w:spacing w:before="160" w:after="80"/>
-        <w:jc w:val="left"/>
-      </w:pPr>
-      <w:r>
-        <w:rPr>
-          <w:rFonts w:ascii="Times New Roman" w:hAnsi="Times New Roman"/>
-          <w:b/>
-          <w:sz w:val="26"/>
-        </w:rPr>
-        <w:t>Отображаемые регламентные события:</w:t>
-      </w:r>
-    </w:p>
-    <w:p>
-      <w:pPr>
-        <w:spacing w:line="276" w:lineRule="auto" w:after="60"/>
-        <w:ind w:left="709"/>
-        <w:jc w:val="both"/>
-      </w:pPr>
-      <w:r>
-        <w:rPr>
-          <w:rFonts w:ascii="Times New Roman" w:hAnsi="Times New Roman"/>
-          <w:b w:val="0"/>
-          <w:sz w:val="28"/>
-        </w:rPr>
-        <w:t xml:space="preserve">• </w:t>
-      </w:r>
-      <w:r>
-        <w:rPr>
-          <w:rFonts w:ascii="Times New Roman" w:hAnsi="Times New Roman"/>
-          <w:sz w:val="28"/>
-        </w:rPr>
-      </w:r>
-      <w:r>
-        <w:rPr>
-          <w:rFonts w:ascii="Times New Roman" w:hAnsi="Times New Roman"/>
-          <w:b/>
-          <w:sz w:val="28"/>
-        </w:rPr>
-        <w:t>01 Октября 2026:</w:t>
-      </w:r>
-      <w:r>
-        <w:rPr>
-          <w:rFonts w:ascii="Times New Roman" w:hAnsi="Times New Roman"/>
-          <w:sz w:val="28"/>
-        </w:rPr>
-        <w:t xml:space="preserve"> Старт приема служебных записок на корректировку УП до начала семестра;</w:t>
-      </w:r>
-    </w:p>
-    <w:p>
-      <w:pPr>
-        <w:spacing w:line="276" w:lineRule="auto" w:after="60"/>
-        <w:ind w:left="709"/>
-        <w:jc w:val="both"/>
-      </w:pPr>
-      <w:r>
-        <w:rPr>
-          <w:rFonts w:ascii="Times New Roman" w:hAnsi="Times New Roman"/>
-          <w:b w:val="0"/>
-          <w:sz w:val="28"/>
-        </w:rPr>
-        <w:t xml:space="preserve">• </w:t>
-      </w:r>
-      <w:r>
-        <w:rPr>
-          <w:rFonts w:ascii="Times New Roman" w:hAnsi="Times New Roman"/>
-          <w:sz w:val="28"/>
-        </w:rPr>
-      </w:r>
-      <w:r>
-        <w:rPr>
-          <w:rFonts w:ascii="Times New Roman" w:hAnsi="Times New Roman"/>
-          <w:b/>
-          <w:sz w:val="28"/>
-        </w:rPr>
-        <w:t>04 Октября 2026:</w:t>
-      </w:r>
-      <w:r>
-        <w:rPr>
-          <w:rFonts w:ascii="Times New Roman" w:hAnsi="Times New Roman"/>
-          <w:sz w:val="28"/>
-        </w:rPr>
-        <w:t xml:space="preserve"> Завершение автоматической валидации ФГОС 3++ для пула бакалавриата;</w:t>
-      </w:r>
-    </w:p>
-    <w:p>
-      <w:pPr>
-        <w:spacing w:line="276" w:lineRule="auto" w:after="60"/>
-        <w:ind w:left="709"/>
-        <w:jc w:val="both"/>
-      </w:pPr>
-      <w:r>
-        <w:rPr>
-          <w:rFonts w:ascii="Times New Roman" w:hAnsi="Times New Roman"/>
-          <w:b w:val="0"/>
-          <w:sz w:val="28"/>
-        </w:rPr>
-        <w:t xml:space="preserve">• </w:t>
-      </w:r>
-      <w:r>
-        <w:rPr>
-          <w:rFonts w:ascii="Times New Roman" w:hAnsi="Times New Roman"/>
-          <w:sz w:val="28"/>
-        </w:rPr>
-      </w:r>
-      <w:r>
-        <w:rPr>
-          <w:rFonts w:ascii="Times New Roman" w:hAnsi="Times New Roman"/>
-          <w:b/>
-          <w:sz w:val="28"/>
-        </w:rPr>
-        <w:t>15 Октября 2026:</w:t>
-      </w:r>
-      <w:r>
-        <w:rPr>
-          <w:rFonts w:ascii="Times New Roman" w:hAnsi="Times New Roman"/>
-          <w:sz w:val="28"/>
-        </w:rPr>
-        <w:t xml:space="preserve"> Пленарное заседание Ученого совета по утверждению учебных программ;</w:t>
-      </w:r>
-    </w:p>
-    <w:p>
-      <w:pPr>
-        <w:spacing w:line="276" w:lineRule="auto" w:after="60"/>
-        <w:ind w:left="709"/>
-        <w:jc w:val="both"/>
-      </w:pPr>
-      <w:r>
-        <w:rPr>
-          <w:rFonts w:ascii="Times New Roman" w:hAnsi="Times New Roman"/>
-          <w:b w:val="0"/>
-          <w:sz w:val="28"/>
-        </w:rPr>
-        <w:t xml:space="preserve">• </w:t>
-      </w:r>
-      <w:r>
-        <w:rPr>
-          <w:rFonts w:ascii="Times New Roman" w:hAnsi="Times New Roman"/>
-          <w:sz w:val="28"/>
-        </w:rPr>
-      </w:r>
-      <w:r>
-        <w:rPr>
-          <w:rFonts w:ascii="Times New Roman" w:hAnsi="Times New Roman"/>
-          <w:b/>
-          <w:sz w:val="28"/>
-        </w:rPr>
-        <w:t>25 Октября 2026:</w:t>
-      </w:r>
-      <w:r>
-        <w:rPr>
-          <w:rFonts w:ascii="Times New Roman" w:hAnsi="Times New Roman"/>
-          <w:sz w:val="28"/>
-        </w:rPr>
-        <w:t xml:space="preserve"> Критический дедлайн передачи завизированных УП на подпись Проректору по УР.</w:t>
-      </w:r>
-    </w:p>
-    <w:p>
-      <w:pPr>
-        <w:spacing w:before="160" w:after="80"/>
-        <w:jc w:val="left"/>
-      </w:pPr>
-      <w:r>
-        <w:rPr>
-          <w:rFonts w:ascii="Times New Roman" w:hAnsi="Times New Roman"/>
-          <w:b/>
-          <w:sz w:val="26"/>
-        </w:rPr>
-        <w:t>3.6. Модуль динамических таблиц, живого поиска и фильтрации (DataTables)</w:t>
-      </w:r>
-    </w:p>
-    <w:p>
-      <w:pPr>
-        <w:spacing w:line="276" w:lineRule="auto" w:after="120"/>
-        <w:ind w:firstLine="709"/>
-        <w:jc w:val="both"/>
-      </w:pPr>
-      <w:r>
-        <w:rPr>
-          <w:rFonts w:ascii="Times New Roman" w:hAnsi="Times New Roman"/>
-          <w:sz w:val="28"/>
-        </w:rPr>
-      </w:r>
-      <w:r>
-        <w:rPr>
-          <w:rFonts w:ascii="Times New Roman" w:hAnsi="Times New Roman"/>
-          <w:b/>
-          <w:sz w:val="28"/>
-        </w:rPr>
-        <w:t>Функционал модуля:</w:t>
-      </w:r>
-      <w:r>
-        <w:rPr>
-          <w:rFonts w:ascii="Times New Roman" w:hAnsi="Times New Roman"/>
-          <w:sz w:val="28"/>
-        </w:rPr>
-        <w:t xml:space="preserve"> Обеспечение высокой отзывчивости пользовательского интерфейса при работе с объемными реестрами дисциплин (60+ строк) без необходимости перезагрузки веб-страницы.</w:t>
-      </w:r>
-    </w:p>
-    <w:p>
-      <w:pPr>
-        <w:spacing w:before="200" w:after="80"/>
-        <w:jc w:val="center"/>
-      </w:pPr>
-      <w:r>
-        <w:drawing>
-          <wp:inline xmlns:a="http://schemas.openxmlformats.org/drawingml/2006/main" xmlns:pic="http://schemas.openxmlformats.org/drawingml/2006/picture">
-            <wp:extent cx="5760000" cy="3626667"/>
-            <wp:docPr id="7" name="Picture 7"/>
-            <wp:cNvGraphicFramePr>
-              <a:graphicFrameLocks noChangeAspect="1"/>
-            </wp:cNvGraphicFramePr>
-            <a:graphic>
-              <a:graphicData uri="http://schemas.openxmlformats.org/drawingml/2006/picture">
-                <pic:pic>
-                  <pic:nvPicPr>
-                    <pic:cNvPr id="0" name="module_datatable_search_filter.png"/>
-                    <pic:cNvPicPr/>
-                  </pic:nvPicPr>
-                  <pic:blipFill>
-                    <a:blip r:embed="rId16"/>
-                    <a:stretch>
-                      <a:fillRect/>
-                    </a:stretch>
-                  </pic:blipFill>
-                  <pic:spPr>
-                    <a:xfrm>
-                      <a:off x="0" y="0"/>
-                      <a:ext cx="5760000" cy="3626667"/>
-                    </a:xfrm>
-                    <a:prstGeom prst="rect"/>
-                  </pic:spPr>
-                </pic:pic>
-              </a:graphicData>
-            </a:graphic>
-          </wp:inline>
-        </w:drawing>
-      </w:r>
-    </w:p>
-    <w:p>
-      <w:pPr>
-        <w:spacing w:before="80" w:after="240"/>
-        <w:jc w:val="center"/>
-      </w:pPr>
-      <w:r>
-        <w:rPr>
-          <w:rFonts w:ascii="Times New Roman" w:hAnsi="Times New Roman"/>
-          <w:i/>
-          <w:sz w:val="24"/>
-        </w:rPr>
-        <w:t>Рисунок 7 — Модуль динамических таблиц DataTables</w:t>
-      </w:r>
-    </w:p>
-    <w:p>
-      <w:pPr>
-        <w:spacing w:before="160" w:after="80"/>
-        <w:jc w:val="left"/>
-      </w:pPr>
-      <w:r>
-        <w:rPr>
-          <w:rFonts w:ascii="Times New Roman" w:hAnsi="Times New Roman"/>
-          <w:b/>
-          <w:sz w:val="26"/>
-        </w:rPr>
-        <w:t>Возможности модуля:</w:t>
-      </w:r>
-    </w:p>
-    <w:p>
-      <w:pPr>
-        <w:spacing w:line="276" w:lineRule="auto" w:after="60"/>
-        <w:ind w:left="709"/>
-        <w:jc w:val="both"/>
-      </w:pPr>
-      <w:r>
-        <w:rPr>
-          <w:rFonts w:ascii="Times New Roman" w:hAnsi="Times New Roman"/>
-          <w:b w:val="0"/>
-          <w:sz w:val="28"/>
-        </w:rPr>
-        <w:t xml:space="preserve">• </w:t>
-      </w:r>
-      <w:r>
-        <w:rPr>
-          <w:rFonts w:ascii="Times New Roman" w:hAnsi="Times New Roman"/>
-          <w:sz w:val="28"/>
-        </w:rPr>
-        <w:t>Живой мгновенный поиск по подстроке (*«Программирование»*);</w:t>
-      </w:r>
-    </w:p>
-    <w:p>
-      <w:pPr>
-        <w:spacing w:line="276" w:lineRule="auto" w:after="60"/>
-        <w:ind w:left="709"/>
-        <w:jc w:val="both"/>
-      </w:pPr>
-      <w:r>
-        <w:rPr>
-          <w:rFonts w:ascii="Times New Roman" w:hAnsi="Times New Roman"/>
-          <w:b w:val="0"/>
-          <w:sz w:val="28"/>
-        </w:rPr>
-        <w:t xml:space="preserve">• </w:t>
-      </w:r>
-      <w:r>
-        <w:rPr>
-          <w:rFonts w:ascii="Times New Roman" w:hAnsi="Times New Roman"/>
-          <w:sz w:val="28"/>
-        </w:rPr>
-        <w:t>Двунаправленная сортировка по любой колонке таблицы (Код, Название, Семестр, ЗЕТ, Часы, Форма контроля);</w:t>
-      </w:r>
-    </w:p>
-    <w:p>
-      <w:pPr>
-        <w:spacing w:line="276" w:lineRule="auto" w:after="60"/>
-        <w:ind w:left="709"/>
-        <w:jc w:val="both"/>
-      </w:pPr>
-      <w:r>
-        <w:rPr>
-          <w:rFonts w:ascii="Times New Roman" w:hAnsi="Times New Roman"/>
-          <w:b w:val="0"/>
-          <w:sz w:val="28"/>
-        </w:rPr>
-        <w:t xml:space="preserve">• </w:t>
-      </w:r>
-      <w:r>
-        <w:rPr>
-          <w:rFonts w:ascii="Times New Roman" w:hAnsi="Times New Roman"/>
-          <w:sz w:val="28"/>
-        </w:rPr>
-        <w:t>Динамическая клиентская пагинация (10, 25, 50 записей).</w:t>
-      </w:r>
-    </w:p>
-    <w:p>
-      <w:pPr>
-        <w:spacing w:before="160" w:after="80"/>
-        <w:jc w:val="left"/>
-      </w:pPr>
-      <w:r>
-        <w:rPr>
-          <w:rFonts w:ascii="Times New Roman" w:hAnsi="Times New Roman"/>
-          <w:b/>
-          <w:sz w:val="26"/>
-        </w:rPr>
-        <w:t>3.7. Модуль системных диалогов и интерактивных уведомлений (SweetAlert2 &amp; Toastify)</w:t>
-      </w:r>
-    </w:p>
-    <w:p>
-      <w:pPr>
-        <w:spacing w:line="276" w:lineRule="auto" w:after="120"/>
-        <w:ind w:firstLine="709"/>
-        <w:jc w:val="both"/>
-      </w:pPr>
-      <w:r>
-        <w:rPr>
-          <w:rFonts w:ascii="Times New Roman" w:hAnsi="Times New Roman"/>
-          <w:sz w:val="28"/>
-        </w:rPr>
-      </w:r>
-      <w:r>
-        <w:rPr>
-          <w:rFonts w:ascii="Times New Roman" w:hAnsi="Times New Roman"/>
-          <w:b/>
-          <w:sz w:val="28"/>
-        </w:rPr>
-        <w:t>Функционал модуля:</w:t>
-      </w:r>
-      <w:r>
-        <w:rPr>
-          <w:rFonts w:ascii="Times New Roman" w:hAnsi="Times New Roman"/>
-          <w:sz w:val="28"/>
-        </w:rPr>
-        <w:t xml:space="preserve"> Информирование операторов о результатах валидации, статусах криптографического подписания и системных предупреждениях.</w:t>
-      </w:r>
-    </w:p>
-    <w:p>
-      <w:pPr>
-        <w:spacing w:before="200" w:after="80"/>
-        <w:jc w:val="center"/>
-      </w:pPr>
-      <w:r>
-        <w:drawing>
-          <wp:inline xmlns:a="http://schemas.openxmlformats.org/drawingml/2006/main" xmlns:pic="http://schemas.openxmlformats.org/drawingml/2006/picture">
-            <wp:extent cx="5760000" cy="3626667"/>
-            <wp:docPr id="8" name="Picture 8"/>
-            <wp:cNvGraphicFramePr>
-              <a:graphicFrameLocks noChangeAspect="1"/>
-            </wp:cNvGraphicFramePr>
-            <a:graphic>
-              <a:graphicData uri="http://schemas.openxmlformats.org/drawingml/2006/picture">
-                <pic:pic>
-                  <pic:nvPicPr>
-                    <pic:cNvPr id="0" name="module_notifications_toast.png"/>
-                    <pic:cNvPicPr/>
-                  </pic:nvPicPr>
-                  <pic:blipFill>
-                    <a:blip r:embed="rId17"/>
-                    <a:stretch>
-                      <a:fillRect/>
-                    </a:stretch>
-                  </pic:blipFill>
-                  <pic:spPr>
-                    <a:xfrm>
-                      <a:off x="0" y="0"/>
-                      <a:ext cx="5760000" cy="3626667"/>
-                    </a:xfrm>
-                    <a:prstGeom prst="rect"/>
-                  </pic:spPr>
-                </pic:pic>
-              </a:graphicData>
-            </a:graphic>
-          </wp:inline>
-        </w:drawing>
-      </w:r>
-    </w:p>
-    <w:p>
-      <w:pPr>
-        <w:spacing w:before="80" w:after="240"/>
-        <w:jc w:val="center"/>
-      </w:pPr>
-      <w:r>
-        <w:rPr>
-          <w:rFonts w:ascii="Times New Roman" w:hAnsi="Times New Roman"/>
-          <w:i/>
-          <w:sz w:val="24"/>
-        </w:rPr>
-        <w:t>Рисунок 8 — Модуль диалогов и уведомлений SweetAlert2</w:t>
-      </w:r>
-    </w:p>
-    <w:p>
-      <w:pPr>
-        <w:spacing w:line="276" w:lineRule="auto" w:after="60"/>
-        <w:ind w:left="709"/>
-        <w:jc w:val="both"/>
-      </w:pPr>
-      <w:r>
-        <w:rPr>
-          <w:rFonts w:ascii="Times New Roman" w:hAnsi="Times New Roman"/>
-          <w:b w:val="0"/>
-          <w:sz w:val="28"/>
-        </w:rPr>
-        <w:t xml:space="preserve">• </w:t>
-      </w:r>
-      <w:r>
-        <w:rPr>
-          <w:rFonts w:ascii="Times New Roman" w:hAnsi="Times New Roman"/>
-          <w:sz w:val="28"/>
-        </w:rPr>
-      </w:r>
-      <w:r>
-        <w:rPr>
-          <w:rFonts w:ascii="Times New Roman" w:hAnsi="Times New Roman"/>
-          <w:b/>
-          <w:sz w:val="28"/>
-        </w:rPr>
-        <w:t>Модальный диалог SweetAlert2:</w:t>
-      </w:r>
-      <w:r>
-        <w:rPr>
-          <w:rFonts w:ascii="Times New Roman" w:hAnsi="Times New Roman"/>
-          <w:sz w:val="28"/>
-        </w:rPr>
-        <w:t xml:space="preserve"> красивое окно подтверждения успешного наложения квалифицированной ЭЦП с фиксацией SHA-256 хеша в журнале аудита;</w:t>
-      </w:r>
-    </w:p>
-    <w:p>
-      <w:pPr>
-        <w:spacing w:line="276" w:lineRule="auto" w:after="60"/>
-        <w:ind w:left="709"/>
-        <w:jc w:val="both"/>
-      </w:pPr>
-      <w:r>
-        <w:rPr>
-          <w:rFonts w:ascii="Times New Roman" w:hAnsi="Times New Roman"/>
-          <w:b w:val="0"/>
-          <w:sz w:val="28"/>
-        </w:rPr>
-        <w:t xml:space="preserve">• </w:t>
-      </w:r>
-      <w:r>
-        <w:rPr>
-          <w:rFonts w:ascii="Times New Roman" w:hAnsi="Times New Roman"/>
-          <w:sz w:val="28"/>
-        </w:rPr>
-      </w:r>
-      <w:r>
-        <w:rPr>
-          <w:rFonts w:ascii="Times New Roman" w:hAnsi="Times New Roman"/>
-          <w:b/>
-          <w:sz w:val="28"/>
-        </w:rPr>
-        <w:t>Всплывающие уведомления (Toast):</w:t>
-      </w:r>
-      <w:r>
-        <w:rPr>
-          <w:rFonts w:ascii="Times New Roman" w:hAnsi="Times New Roman"/>
-          <w:sz w:val="28"/>
-        </w:rPr>
-        <w:t xml:space="preserve"> неблокирующие информационные плашки в правом нижнем углу экрана о приближении дедлайнов и применении служебных записок.</w:t>
-      </w:r>
-    </w:p>
-    <w:p>
-      <w:pPr>
-        <w:spacing w:before="240" w:after="120"/>
-        <w:jc w:val="left"/>
-      </w:pPr>
-      <w:r>
-        <w:rPr>
-          <w:rFonts w:ascii="Times New Roman" w:hAnsi="Times New Roman"/>
-          <w:b/>
-          <w:sz w:val="28"/>
-        </w:rPr>
-        <w:t>4. Заключение</w:t>
-      </w:r>
-    </w:p>
-    <w:p>
-      <w:pPr>
-        <w:spacing w:line="276" w:lineRule="auto" w:after="120"/>
-        <w:ind w:firstLine="709"/>
-        <w:jc w:val="both"/>
-      </w:pPr>
-      <w:r>
-        <w:rPr>
-          <w:rFonts w:ascii="Times New Roman" w:hAnsi="Times New Roman"/>
-          <w:sz w:val="28"/>
-        </w:rPr>
-        <w:t>В ходе выполнения лабораторной работы № 6:</w:t>
-      </w:r>
-    </w:p>
-    <w:p>
-      <w:pPr>
-        <w:spacing w:line="276" w:lineRule="auto" w:after="60"/>
-        <w:ind w:left="709"/>
-        <w:jc w:val="both"/>
-      </w:pPr>
-      <w:r>
-        <w:rPr>
-          <w:rFonts w:ascii="Times New Roman" w:hAnsi="Times New Roman"/>
-          <w:b/>
-          <w:sz w:val="28"/>
-        </w:rPr>
-        <w:t xml:space="preserve">1. </w:t>
-      </w:r>
-      <w:r>
-        <w:rPr>
-          <w:rFonts w:ascii="Times New Roman" w:hAnsi="Times New Roman"/>
-          <w:sz w:val="28"/>
-        </w:rPr>
-      </w:r>
-      <w:r>
-        <w:rPr>
-          <w:rFonts w:ascii="Times New Roman" w:hAnsi="Times New Roman"/>
-          <w:b/>
-          <w:sz w:val="28"/>
-        </w:rPr>
-        <w:t>К корпоративному порталу подключен и настроен современный стек готовых библиотек и компонентов</w:t>
-      </w:r>
-      <w:r>
-        <w:rPr>
-          <w:rFonts w:ascii="Times New Roman" w:hAnsi="Times New Roman"/>
-          <w:sz w:val="28"/>
-        </w:rPr>
-        <w:t xml:space="preserve"> (Chart.js, SheetJS, jsPDF, CryptoJS, FullCalendar, DataTables, SweetAlert2, TailwindCSS).</w:t>
-      </w:r>
-    </w:p>
-    <w:p>
-      <w:pPr>
-        <w:spacing w:line="276" w:lineRule="auto" w:after="60"/>
-        <w:ind w:left="709"/>
-        <w:jc w:val="both"/>
-      </w:pPr>
-      <w:r>
-        <w:rPr>
-          <w:rFonts w:ascii="Times New Roman" w:hAnsi="Times New Roman"/>
-          <w:b/>
-          <w:sz w:val="28"/>
-        </w:rPr>
-        <w:t xml:space="preserve">2. </w:t>
-      </w:r>
-      <w:r>
-        <w:rPr>
-          <w:rFonts w:ascii="Times New Roman" w:hAnsi="Times New Roman"/>
-          <w:sz w:val="28"/>
-        </w:rPr>
-      </w:r>
-      <w:r>
-        <w:rPr>
-          <w:rFonts w:ascii="Times New Roman" w:hAnsi="Times New Roman"/>
-          <w:b/>
-          <w:sz w:val="28"/>
-        </w:rPr>
-        <w:t>Реализованы специализированные модули бизнес-логики АНОК:</w:t>
-      </w:r>
-      <w:r>
-        <w:rPr>
-          <w:rFonts w:ascii="Times New Roman" w:hAnsi="Times New Roman"/>
-          <w:sz w:val="28"/>
-        </w:rPr>
-      </w:r>
-    </w:p>
-    <w:p>
-      <w:pPr>
-        <w:spacing w:line="276" w:lineRule="auto" w:after="60"/>
-        <w:ind w:left="1134"/>
-        <w:jc w:val="both"/>
-      </w:pPr>
-      <w:r>
-        <w:rPr>
-          <w:rFonts w:ascii="Times New Roman" w:hAnsi="Times New Roman"/>
-          <w:b w:val="0"/>
-          <w:sz w:val="28"/>
-        </w:rPr>
-        <w:t xml:space="preserve">• </w:t>
-      </w:r>
-      <w:r>
-        <w:rPr>
-          <w:rFonts w:ascii="Times New Roman" w:hAnsi="Times New Roman"/>
-          <w:sz w:val="28"/>
-        </w:rPr>
-        <w:t>Интерактивная аналитика и визуализация нормативов ФГОС 3++;</w:t>
-      </w:r>
-    </w:p>
-    <w:p>
-      <w:pPr>
-        <w:spacing w:line="276" w:lineRule="auto" w:after="60"/>
-        <w:ind w:left="1134"/>
-        <w:jc w:val="both"/>
-      </w:pPr>
-      <w:r>
-        <w:rPr>
-          <w:rFonts w:ascii="Times New Roman" w:hAnsi="Times New Roman"/>
-          <w:b w:val="0"/>
-          <w:sz w:val="28"/>
-        </w:rPr>
-        <w:t xml:space="preserve">• </w:t>
-      </w:r>
-      <w:r>
-        <w:rPr>
-          <w:rFonts w:ascii="Times New Roman" w:hAnsi="Times New Roman"/>
-          <w:sz w:val="28"/>
-        </w:rPr>
-        <w:t>Экспорт официальных бланков УП в Excel и PDF с гербовым штампом ЭЦП;</w:t>
-      </w:r>
-    </w:p>
-    <w:p>
-      <w:pPr>
-        <w:spacing w:line="276" w:lineRule="auto" w:after="60"/>
-        <w:ind w:left="1134"/>
-        <w:jc w:val="both"/>
-      </w:pPr>
-      <w:r>
-        <w:rPr>
-          <w:rFonts w:ascii="Times New Roman" w:hAnsi="Times New Roman"/>
-          <w:b w:val="0"/>
-          <w:sz w:val="28"/>
-        </w:rPr>
-        <w:t xml:space="preserve">• </w:t>
-      </w:r>
-      <w:r>
-        <w:rPr>
-          <w:rFonts w:ascii="Times New Roman" w:hAnsi="Times New Roman"/>
-          <w:sz w:val="28"/>
-        </w:rPr>
-        <w:t>Криптографический модуль вычисления SHA-256 хеша и проверки сертификатов ЭЦП;</w:t>
-      </w:r>
-    </w:p>
-    <w:p>
-      <w:pPr>
-        <w:spacing w:line="276" w:lineRule="auto" w:after="60"/>
-        <w:ind w:left="1134"/>
-        <w:jc w:val="both"/>
-      </w:pPr>
-      <w:r>
-        <w:rPr>
-          <w:rFonts w:ascii="Times New Roman" w:hAnsi="Times New Roman"/>
-          <w:b w:val="0"/>
-          <w:sz w:val="28"/>
-        </w:rPr>
-        <w:t xml:space="preserve">• </w:t>
-      </w:r>
-      <w:r>
-        <w:rPr>
-          <w:rFonts w:ascii="Times New Roman" w:hAnsi="Times New Roman"/>
-          <w:sz w:val="28"/>
-        </w:rPr>
-        <w:t>Двухколоночный визуальный Diff-трекер изменений версий УП;</w:t>
-      </w:r>
-    </w:p>
-    <w:p>
-      <w:pPr>
-        <w:spacing w:line="276" w:lineRule="auto" w:after="60"/>
-        <w:ind w:left="1134"/>
-        <w:jc w:val="both"/>
-      </w:pPr>
-      <w:r>
-        <w:rPr>
-          <w:rFonts w:ascii="Times New Roman" w:hAnsi="Times New Roman"/>
-          <w:b w:val="0"/>
-          <w:sz w:val="28"/>
-        </w:rPr>
-        <w:t xml:space="preserve">• </w:t>
-      </w:r>
-      <w:r>
-        <w:rPr>
-          <w:rFonts w:ascii="Times New Roman" w:hAnsi="Times New Roman"/>
-          <w:sz w:val="28"/>
-        </w:rPr>
-        <w:t>Интерактивный календарь-планировщик регламентных процедур и дедлайнов;</w:t>
-      </w:r>
-    </w:p>
-    <w:p>
-      <w:pPr>
-        <w:spacing w:line="276" w:lineRule="auto" w:after="60"/>
-        <w:ind w:left="1134"/>
-        <w:jc w:val="both"/>
-      </w:pPr>
-      <w:r>
-        <w:rPr>
-          <w:rFonts w:ascii="Times New Roman" w:hAnsi="Times New Roman"/>
-          <w:b w:val="0"/>
-          <w:sz w:val="28"/>
-        </w:rPr>
-        <w:t xml:space="preserve">• </w:t>
-      </w:r>
-      <w:r>
-        <w:rPr>
-          <w:rFonts w:ascii="Times New Roman" w:hAnsi="Times New Roman"/>
-          <w:sz w:val="28"/>
-        </w:rPr>
-        <w:t>Динамические таблицы с живым поиском и система всплывающих Toast-уведомлений.</w:t>
-      </w:r>
-    </w:p>
-    <w:p>
-      <w:pPr>
-        <w:spacing w:line="276" w:lineRule="auto" w:after="60"/>
-        <w:ind w:left="709"/>
-        <w:jc w:val="both"/>
-      </w:pPr>
-      <w:r>
-        <w:rPr>
-          <w:rFonts w:ascii="Times New Roman" w:hAnsi="Times New Roman"/>
-          <w:b/>
-          <w:sz w:val="28"/>
-        </w:rPr>
-        <w:t xml:space="preserve">3. </w:t>
-      </w:r>
-      <w:r>
-        <w:rPr>
-          <w:rFonts w:ascii="Times New Roman" w:hAnsi="Times New Roman"/>
-          <w:sz w:val="28"/>
-        </w:rPr>
-      </w:r>
-      <w:r>
-        <w:rPr>
-          <w:rFonts w:ascii="Times New Roman" w:hAnsi="Times New Roman"/>
-          <w:b/>
-          <w:sz w:val="28"/>
-        </w:rPr>
-        <w:t>Подготовлен комплект из 8 графических макетов высокого разрешения</w:t>
-      </w:r>
-      <w:r>
-        <w:rPr>
-          <w:rFonts w:ascii="Times New Roman" w:hAnsi="Times New Roman"/>
-          <w:sz w:val="28"/>
-        </w:rPr>
-        <w:t xml:space="preserve"> и сформирован полный пакет проектной отчетной документации (MD, DOCX, PDF). Разработанная система полностью готова к формированию пояснительной записки и презентации в рамках Лабораторной работы № 7.</w:t>
+        <w:t>В прототипе применены готовые компоненты, необходимые для маршрутизации, шаблонизации, оформления и работы с локальными данными. Состав отчёта ограничен фактически подключёнными средствами.</w:t>
       </w:r>
     </w:p>
     <w:sectPr>

--- a/reports/lab6/LR6_Report_Variant15.docx
+++ b/reports/lab6/LR6_Report_Variant15.docx
@@ -116,441 +116,296 @@
     </w:p>
     <w:p>
       <w:pPr>
-        <w:spacing w:before="240" w:after="120"/>
+        <w:spacing w:before="160" w:after="80"/>
+        <w:ind w:firstLine="709"/>
         <w:jc w:val="left"/>
       </w:pPr>
       <w:r>
         <w:rPr>
           <w:rFonts w:ascii="Times New Roman" w:hAnsi="Times New Roman"/>
           <w:b/>
-          <w:sz w:val="28"/>
+          <w:sz w:val="24"/>
         </w:rPr>
-        <w:t>1. Введение и цели работы</w:t>
+        <w:t>Таблица 1 — Спецификация данных</w:t>
       </w:r>
     </w:p>
+    <w:tbl>
+      <w:tblPr>
+        <w:tblW w:type="auto" w:w="0"/>
+        <w:jc w:val="center"/>
+        <w:tblLook w:firstColumn="1" w:firstRow="1" w:lastColumn="0" w:lastRow="0" w:noHBand="0" w:noVBand="1" w:val="04A0"/>
+        <w:tblBorders>
+          <w:top w:val="single" w:sz="4" w:space="0" w:color="CBD5E1"/>
+          <w:bottom w:val="single" w:sz="4" w:space="0" w:color="CBD5E1"/>
+          <w:insideH w:val="single" w:sz="4" w:space="0" w:color="CBD5E1"/>
+          <w:insideV w:val="single" w:sz="4" w:space="0" w:color="CBD5E1"/>
+          <w:left w:val="single" w:sz="4" w:space="0" w:color="CBD5E1"/>
+          <w:right w:val="single" w:sz="4" w:space="0" w:color="CBD5E1"/>
+        </w:tblBorders>
+      </w:tblPr>
+      <w:tblGrid>
+        <w:gridCol w:w="4677"/>
+        <w:gridCol w:w="4677"/>
+      </w:tblGrid>
+      <w:tr>
+        <w:tc>
+          <w:tcPr>
+            <w:tcW w:type="dxa" w:w="4677"/>
+            <w:tcMar>
+              <w:top w:w="100" w:type="dxa"/>
+              <w:bottom w:w="100" w:type="dxa"/>
+              <w:left w:w="150" w:type="dxa"/>
+              <w:right w:w="150" w:type="dxa"/>
+            </w:tcMar>
+            <w:shd w:fill="E2E8F0"/>
+          </w:tcPr>
+          <w:p>
+            <w:pPr>
+              <w:spacing w:before="40" w:after="40" w:line="252" w:lineRule="auto"/>
+              <w:jc w:val="left"/>
+            </w:pPr>
+            <w:r>
+              <w:rPr>
+                <w:rFonts w:ascii="Times New Roman" w:hAnsi="Times New Roman"/>
+                <w:b/>
+                <w:sz w:val="22"/>
+              </w:rPr>
+              <w:t>Компонент</w:t>
+            </w:r>
+          </w:p>
+        </w:tc>
+        <w:tc>
+          <w:tcPr>
+            <w:tcW w:type="dxa" w:w="4677"/>
+            <w:tcMar>
+              <w:top w:w="100" w:type="dxa"/>
+              <w:bottom w:w="100" w:type="dxa"/>
+              <w:left w:w="150" w:type="dxa"/>
+              <w:right w:w="150" w:type="dxa"/>
+            </w:tcMar>
+            <w:shd w:fill="E2E8F0"/>
+          </w:tcPr>
+          <w:p>
+            <w:pPr>
+              <w:spacing w:before="40" w:after="40" w:line="252" w:lineRule="auto"/>
+              <w:jc w:val="left"/>
+            </w:pPr>
+            <w:r>
+              <w:rPr>
+                <w:rFonts w:ascii="Times New Roman" w:hAnsi="Times New Roman"/>
+                <w:b/>
+                <w:sz w:val="22"/>
+              </w:rPr>
+              <w:t>Назначение</w:t>
+            </w:r>
+          </w:p>
+        </w:tc>
+      </w:tr>
+      <w:tr>
+        <w:tc>
+          <w:tcPr>
+            <w:tcW w:type="dxa" w:w="4677"/>
+            <w:tcMar>
+              <w:top w:w="100" w:type="dxa"/>
+              <w:bottom w:w="100" w:type="dxa"/>
+              <w:left w:w="150" w:type="dxa"/>
+              <w:right w:w="150" w:type="dxa"/>
+            </w:tcMar>
+          </w:tcPr>
+          <w:p>
+            <w:pPr>
+              <w:spacing w:before="40" w:after="40" w:line="252" w:lineRule="auto"/>
+              <w:jc w:val="left"/>
+            </w:pPr>
+            <w:r>
+              <w:rPr>
+                <w:rFonts w:ascii="Times New Roman" w:hAnsi="Times New Roman"/>
+                <w:sz w:val="22"/>
+              </w:rPr>
+              <w:t>PHP встроенный сервер</w:t>
+            </w:r>
+          </w:p>
+        </w:tc>
+        <w:tc>
+          <w:tcPr>
+            <w:tcW w:type="dxa" w:w="4677"/>
+            <w:tcMar>
+              <w:top w:w="100" w:type="dxa"/>
+              <w:bottom w:w="100" w:type="dxa"/>
+              <w:left w:w="150" w:type="dxa"/>
+              <w:right w:w="150" w:type="dxa"/>
+            </w:tcMar>
+          </w:tcPr>
+          <w:p>
+            <w:pPr>
+              <w:spacing w:before="40" w:after="40" w:line="252" w:lineRule="auto"/>
+              <w:jc w:val="left"/>
+            </w:pPr>
+            <w:r>
+              <w:rPr>
+                <w:rFonts w:ascii="Times New Roman" w:hAnsi="Times New Roman"/>
+                <w:sz w:val="22"/>
+              </w:rPr>
+              <w:t>Запуск учебного портала.</w:t>
+            </w:r>
+          </w:p>
+        </w:tc>
+      </w:tr>
+      <w:tr>
+        <w:tc>
+          <w:tcPr>
+            <w:tcW w:type="dxa" w:w="4677"/>
+            <w:tcMar>
+              <w:top w:w="100" w:type="dxa"/>
+              <w:bottom w:w="100" w:type="dxa"/>
+              <w:left w:w="150" w:type="dxa"/>
+              <w:right w:w="150" w:type="dxa"/>
+            </w:tcMar>
+          </w:tcPr>
+          <w:p>
+            <w:pPr>
+              <w:spacing w:before="40" w:after="40" w:line="252" w:lineRule="auto"/>
+              <w:jc w:val="left"/>
+            </w:pPr>
+            <w:r>
+              <w:rPr>
+                <w:rFonts w:ascii="Times New Roman" w:hAnsi="Times New Roman"/>
+                <w:sz w:val="22"/>
+              </w:rPr>
+              <w:t>PDO MySQL</w:t>
+            </w:r>
+          </w:p>
+        </w:tc>
+        <w:tc>
+          <w:tcPr>
+            <w:tcW w:type="dxa" w:w="4677"/>
+            <w:tcMar>
+              <w:top w:w="100" w:type="dxa"/>
+              <w:bottom w:w="100" w:type="dxa"/>
+              <w:left w:w="150" w:type="dxa"/>
+              <w:right w:w="150" w:type="dxa"/>
+            </w:tcMar>
+          </w:tcPr>
+          <w:p>
+            <w:pPr>
+              <w:spacing w:before="40" w:after="40" w:line="252" w:lineRule="auto"/>
+              <w:jc w:val="left"/>
+            </w:pPr>
+            <w:r>
+              <w:rPr>
+                <w:rFonts w:ascii="Times New Roman" w:hAnsi="Times New Roman"/>
+                <w:sz w:val="22"/>
+              </w:rPr>
+              <w:t>Соединение PHP с MySQL/MariaDB и подготовленные запросы.</w:t>
+            </w:r>
+          </w:p>
+        </w:tc>
+      </w:tr>
+      <w:tr>
+        <w:tc>
+          <w:tcPr>
+            <w:tcW w:type="dxa" w:w="4677"/>
+            <w:tcMar>
+              <w:top w:w="100" w:type="dxa"/>
+              <w:bottom w:w="100" w:type="dxa"/>
+              <w:left w:w="150" w:type="dxa"/>
+              <w:right w:w="150" w:type="dxa"/>
+            </w:tcMar>
+          </w:tcPr>
+          <w:p>
+            <w:pPr>
+              <w:spacing w:before="40" w:after="40" w:line="252" w:lineRule="auto"/>
+              <w:jc w:val="left"/>
+            </w:pPr>
+            <w:r>
+              <w:rPr>
+                <w:rFonts w:ascii="Times New Roman" w:hAnsi="Times New Roman"/>
+                <w:sz w:val="22"/>
+              </w:rPr>
+              <w:t>HTML/CSS</w:t>
+            </w:r>
+          </w:p>
+        </w:tc>
+        <w:tc>
+          <w:tcPr>
+            <w:tcW w:type="dxa" w:w="4677"/>
+            <w:tcMar>
+              <w:top w:w="100" w:type="dxa"/>
+              <w:bottom w:w="100" w:type="dxa"/>
+              <w:left w:w="150" w:type="dxa"/>
+              <w:right w:w="150" w:type="dxa"/>
+            </w:tcMar>
+          </w:tcPr>
+          <w:p>
+            <w:pPr>
+              <w:spacing w:before="40" w:after="40" w:line="252" w:lineRule="auto"/>
+              <w:jc w:val="left"/>
+            </w:pPr>
+            <w:r>
+              <w:rPr>
+                <w:rFonts w:ascii="Times New Roman" w:hAnsi="Times New Roman"/>
+                <w:sz w:val="22"/>
+              </w:rPr>
+              <w:t>Разметка, таблицы, меню и адаптивное оформление.</w:t>
+            </w:r>
+          </w:p>
+        </w:tc>
+      </w:tr>
+      <w:tr>
+        <w:tc>
+          <w:tcPr>
+            <w:tcW w:type="dxa" w:w="4677"/>
+            <w:tcMar>
+              <w:top w:w="100" w:type="dxa"/>
+              <w:bottom w:w="100" w:type="dxa"/>
+              <w:left w:w="150" w:type="dxa"/>
+              <w:right w:w="150" w:type="dxa"/>
+            </w:tcMar>
+          </w:tcPr>
+          <w:p>
+            <w:pPr>
+              <w:spacing w:before="40" w:after="40" w:line="252" w:lineRule="auto"/>
+              <w:jc w:val="left"/>
+            </w:pPr>
+            <w:r>
+              <w:rPr>
+                <w:rFonts w:ascii="Times New Roman" w:hAnsi="Times New Roman"/>
+                <w:sz w:val="22"/>
+              </w:rPr>
+              <w:t>MySQL/MariaDB</w:t>
+            </w:r>
+          </w:p>
+        </w:tc>
+        <w:tc>
+          <w:tcPr>
+            <w:tcW w:type="dxa" w:w="4677"/>
+            <w:tcMar>
+              <w:top w:w="100" w:type="dxa"/>
+              <w:bottom w:w="100" w:type="dxa"/>
+              <w:left w:w="150" w:type="dxa"/>
+              <w:right w:w="150" w:type="dxa"/>
+            </w:tcMar>
+          </w:tcPr>
+          <w:p>
+            <w:pPr>
+              <w:spacing w:before="40" w:after="40" w:line="252" w:lineRule="auto"/>
+              <w:jc w:val="left"/>
+            </w:pPr>
+            <w:r>
+              <w:rPr>
+                <w:rFonts w:ascii="Times New Roman" w:hAnsi="Times New Roman"/>
+                <w:sz w:val="22"/>
+              </w:rPr>
+              <w:t>Хранение данных и связи между сущностями.</w:t>
+            </w:r>
+          </w:p>
+        </w:tc>
+      </w:tr>
+    </w:tbl>
     <w:p>
       <w:pPr>
-        <w:spacing w:line="276" w:lineRule="auto" w:after="120"/>
-        <w:ind w:firstLine="709"/>
-        <w:jc w:val="both"/>
+        <w:spacing w:after="120"/>
       </w:pPr>
-      <w:r>
-        <w:rPr>
-          <w:rFonts w:ascii="Times New Roman" w:hAnsi="Times New Roman"/>
-          <w:sz w:val="28"/>
-        </w:rPr>
-      </w:r>
-      <w:r>
-        <w:rPr>
-          <w:rFonts w:ascii="Times New Roman" w:hAnsi="Times New Roman"/>
-          <w:b/>
-          <w:sz w:val="28"/>
-        </w:rPr>
-        <w:t>Цель лабораторной работы:</w:t>
-      </w:r>
-      <w:r>
-        <w:rPr>
-          <w:rFonts w:ascii="Times New Roman" w:hAnsi="Times New Roman"/>
-          <w:sz w:val="28"/>
-        </w:rPr>
-        <w:t xml:space="preserve"> Интеграция, конфигурирование и практическое применение готовых программных модулей, внешних библиотек и интерактивных компонентов в составе корпоративного веб-портала университета (Модуль Центра АНОК) для решения прикладных задач визуализации данных, экспортной генерации отчетов (PDF/Excel), криптографической верификации ЭЦП, визуального Diff-сравнения редакций УП, планирования дедлайнов и интерактивного взаимодействия пользователей в соответствии с бизнес-правилами Варианта № 15.</w:t>
-      </w:r>
-    </w:p>
-    <w:p>
-      <w:pPr>
-        <w:spacing w:before="160" w:after="80"/>
-        <w:jc w:val="left"/>
-      </w:pPr>
-      <w:r>
-        <w:rPr>
-          <w:rFonts w:ascii="Times New Roman" w:hAnsi="Times New Roman"/>
-          <w:b/>
-          <w:sz w:val="26"/>
-        </w:rPr>
-        <w:t>Задачи работы:</w:t>
-      </w:r>
-    </w:p>
-    <w:p>
-      <w:pPr>
-        <w:spacing w:line="276" w:lineRule="auto" w:after="60"/>
-        <w:ind w:left="709"/>
-        <w:jc w:val="both"/>
-      </w:pPr>
-      <w:r>
-        <w:rPr>
-          <w:rFonts w:ascii="Times New Roman" w:hAnsi="Times New Roman"/>
-          <w:b/>
-          <w:sz w:val="28"/>
-        </w:rPr>
-        <w:t xml:space="preserve">1. </w:t>
-      </w:r>
-      <w:r>
-        <w:rPr>
-          <w:rFonts w:ascii="Times New Roman" w:hAnsi="Times New Roman"/>
-          <w:sz w:val="28"/>
-        </w:rPr>
-        <w:t>Выполнить сравнительный анализ, выбор и интеграцию готовых программных модулей и библиотек:</w:t>
-      </w:r>
-    </w:p>
-    <w:p>
-      <w:pPr>
-        <w:spacing w:line="276" w:lineRule="auto" w:after="60"/>
-        <w:ind w:left="1134"/>
-        <w:jc w:val="both"/>
-      </w:pPr>
-      <w:r>
-        <w:rPr>
-          <w:rFonts w:ascii="Times New Roman" w:hAnsi="Times New Roman"/>
-          <w:b w:val="0"/>
-          <w:sz w:val="28"/>
-        </w:rPr>
-        <w:t xml:space="preserve">• </w:t>
-      </w:r>
-      <w:r>
-        <w:rPr>
-          <w:rFonts w:ascii="Times New Roman" w:hAnsi="Times New Roman"/>
-          <w:sz w:val="28"/>
-        </w:rPr>
-      </w:r>
-      <w:r>
-        <w:rPr>
-          <w:rFonts w:ascii="Times New Roman" w:hAnsi="Times New Roman"/>
-          <w:b/>
-          <w:sz w:val="28"/>
-        </w:rPr>
-        <w:t>Модуль 1: Интерактивная бизнес-аналитика и визуализация данных (*Chart.js v4.4*)</w:t>
-      </w:r>
-      <w:r>
-        <w:rPr>
-          <w:rFonts w:ascii="Times New Roman" w:hAnsi="Times New Roman"/>
-          <w:sz w:val="28"/>
-        </w:rPr>
-        <w:t xml:space="preserve"> — построение круговых диаграмм соотношения блоков УП, столбчатых гистограмм аудиторных часов по 8 семестрам и радарных карт покрытия компетенций ФГОС (УК, ОПК, ПК);</w:t>
-      </w:r>
-    </w:p>
-    <w:p>
-      <w:pPr>
-        <w:spacing w:line="276" w:lineRule="auto" w:after="60"/>
-        <w:ind w:left="1134"/>
-        <w:jc w:val="both"/>
-      </w:pPr>
-      <w:r>
-        <w:rPr>
-          <w:rFonts w:ascii="Times New Roman" w:hAnsi="Times New Roman"/>
-          <w:b w:val="0"/>
-          <w:sz w:val="28"/>
-        </w:rPr>
-        <w:t xml:space="preserve">• </w:t>
-      </w:r>
-      <w:r>
-        <w:rPr>
-          <w:rFonts w:ascii="Times New Roman" w:hAnsi="Times New Roman"/>
-          <w:sz w:val="28"/>
-        </w:rPr>
-      </w:r>
-      <w:r>
-        <w:rPr>
-          <w:rFonts w:ascii="Times New Roman" w:hAnsi="Times New Roman"/>
-          <w:b/>
-          <w:sz w:val="28"/>
-        </w:rPr>
-        <w:t>Модуль 2: Экспортная генерация и печать документов (*SheetJS / XLSX &amp; jsPDF / ReportLab*)</w:t>
-      </w:r>
-      <w:r>
-        <w:rPr>
-          <w:rFonts w:ascii="Times New Roman" w:hAnsi="Times New Roman"/>
-          <w:sz w:val="28"/>
-        </w:rPr>
-        <w:t xml:space="preserve"> — автоматическое формирование выгрузок семестровых матриц в Excel (.xlsx) и официальных бланков учебных планов в PDF;</w:t>
-      </w:r>
-    </w:p>
-    <w:p>
-      <w:pPr>
-        <w:spacing w:line="276" w:lineRule="auto" w:after="60"/>
-        <w:ind w:left="1134"/>
-        <w:jc w:val="both"/>
-      </w:pPr>
-      <w:r>
-        <w:rPr>
-          <w:rFonts w:ascii="Times New Roman" w:hAnsi="Times New Roman"/>
-          <w:b w:val="0"/>
-          <w:sz w:val="28"/>
-        </w:rPr>
-        <w:t xml:space="preserve">• </w:t>
-      </w:r>
-      <w:r>
-        <w:rPr>
-          <w:rFonts w:ascii="Times New Roman" w:hAnsi="Times New Roman"/>
-          <w:sz w:val="28"/>
-        </w:rPr>
-      </w:r>
-      <w:r>
-        <w:rPr>
-          <w:rFonts w:ascii="Times New Roman" w:hAnsi="Times New Roman"/>
-          <w:b/>
-          <w:sz w:val="28"/>
-        </w:rPr>
-        <w:t>Модуль 3: Криптографическое хеширование и штамп ЭЦП (*CryptoJS &amp; PKI Engine*)</w:t>
-      </w:r>
-      <w:r>
-        <w:rPr>
-          <w:rFonts w:ascii="Times New Roman" w:hAnsi="Times New Roman"/>
-          <w:sz w:val="28"/>
-        </w:rPr>
-        <w:t xml:space="preserve"> — алгоритмический расчет контрольной суммы SHA-256 структуры УП и формирование официального штампа ЭЦП по ГОСТ Р 34.10-2012;</w:t>
-      </w:r>
-    </w:p>
-    <w:p>
-      <w:pPr>
-        <w:spacing w:line="276" w:lineRule="auto" w:after="60"/>
-        <w:ind w:left="1134"/>
-        <w:jc w:val="both"/>
-      </w:pPr>
-      <w:r>
-        <w:rPr>
-          <w:rFonts w:ascii="Times New Roman" w:hAnsi="Times New Roman"/>
-          <w:b w:val="0"/>
-          <w:sz w:val="28"/>
-        </w:rPr>
-        <w:t xml:space="preserve">• </w:t>
-      </w:r>
-      <w:r>
-        <w:rPr>
-          <w:rFonts w:ascii="Times New Roman" w:hAnsi="Times New Roman"/>
-          <w:sz w:val="28"/>
-        </w:rPr>
-      </w:r>
-      <w:r>
-        <w:rPr>
-          <w:rFonts w:ascii="Times New Roman" w:hAnsi="Times New Roman"/>
-          <w:b/>
-          <w:sz w:val="28"/>
-        </w:rPr>
-        <w:t>Модуль 4: Визуальный сопоставительный анализ редакций УП (*Diff2Html &amp; Visual Diff Tracker*)</w:t>
-      </w:r>
-      <w:r>
-        <w:rPr>
-          <w:rFonts w:ascii="Times New Roman" w:hAnsi="Times New Roman"/>
-          <w:sz w:val="28"/>
-        </w:rPr>
-        <w:t xml:space="preserve"> — построчное сравнение версий УП (v1.0 vs v1.1) с цветовой подсветкой удаленных, добавленных и измененных дисциплин;</w:t>
-      </w:r>
-    </w:p>
-    <w:p>
-      <w:pPr>
-        <w:spacing w:line="276" w:lineRule="auto" w:after="60"/>
-        <w:ind w:left="1134"/>
-        <w:jc w:val="both"/>
-      </w:pPr>
-      <w:r>
-        <w:rPr>
-          <w:rFonts w:ascii="Times New Roman" w:hAnsi="Times New Roman"/>
-          <w:b w:val="0"/>
-          <w:sz w:val="28"/>
-        </w:rPr>
-        <w:t xml:space="preserve">• </w:t>
-      </w:r>
-      <w:r>
-        <w:rPr>
-          <w:rFonts w:ascii="Times New Roman" w:hAnsi="Times New Roman"/>
-          <w:sz w:val="28"/>
-        </w:rPr>
-      </w:r>
-      <w:r>
-        <w:rPr>
-          <w:rFonts w:ascii="Times New Roman" w:hAnsi="Times New Roman"/>
-          <w:b/>
-          <w:sz w:val="28"/>
-        </w:rPr>
-        <w:t>Модуль 5: Интерактивный календарь и планировщик дедлайнов (*FullCalendar v6*)</w:t>
-      </w:r>
-      <w:r>
-        <w:rPr>
-          <w:rFonts w:ascii="Times New Roman" w:hAnsi="Times New Roman"/>
-          <w:sz w:val="28"/>
-        </w:rPr>
-        <w:t xml:space="preserve"> — отображение контрольных дат предоставления УП, сроков экспертизы АНОК и заседаний Ученого совета;</w:t>
-      </w:r>
-    </w:p>
-    <w:p>
-      <w:pPr>
-        <w:spacing w:line="276" w:lineRule="auto" w:after="60"/>
-        <w:ind w:left="1134"/>
-        <w:jc w:val="both"/>
-      </w:pPr>
-      <w:r>
-        <w:rPr>
-          <w:rFonts w:ascii="Times New Roman" w:hAnsi="Times New Roman"/>
-          <w:b w:val="0"/>
-          <w:sz w:val="28"/>
-        </w:rPr>
-        <w:t xml:space="preserve">• </w:t>
-      </w:r>
-      <w:r>
-        <w:rPr>
-          <w:rFonts w:ascii="Times New Roman" w:hAnsi="Times New Roman"/>
-          <w:sz w:val="28"/>
-        </w:rPr>
-      </w:r>
-      <w:r>
-        <w:rPr>
-          <w:rFonts w:ascii="Times New Roman" w:hAnsi="Times New Roman"/>
-          <w:b/>
-          <w:sz w:val="28"/>
-        </w:rPr>
-        <w:t>Модуль 6: Динамические таблицы с живым поиском и пагинацией (*DataTables Live Search Engine*)</w:t>
-      </w:r>
-      <w:r>
-        <w:rPr>
-          <w:rFonts w:ascii="Times New Roman" w:hAnsi="Times New Roman"/>
-          <w:sz w:val="28"/>
-        </w:rPr>
-        <w:t xml:space="preserve"> — клиентская сортировка, живая фильтрация и пагинация реестров;</w:t>
-      </w:r>
-    </w:p>
-    <w:p>
-      <w:pPr>
-        <w:spacing w:line="276" w:lineRule="auto" w:after="60"/>
-        <w:ind w:left="1134"/>
-        <w:jc w:val="both"/>
-      </w:pPr>
-      <w:r>
-        <w:rPr>
-          <w:rFonts w:ascii="Times New Roman" w:hAnsi="Times New Roman"/>
-          <w:b w:val="0"/>
-          <w:sz w:val="28"/>
-        </w:rPr>
-        <w:t xml:space="preserve">• </w:t>
-      </w:r>
-      <w:r>
-        <w:rPr>
-          <w:rFonts w:ascii="Times New Roman" w:hAnsi="Times New Roman"/>
-          <w:sz w:val="28"/>
-        </w:rPr>
-      </w:r>
-      <w:r>
-        <w:rPr>
-          <w:rFonts w:ascii="Times New Roman" w:hAnsi="Times New Roman"/>
-          <w:b/>
-          <w:sz w:val="28"/>
-        </w:rPr>
-        <w:t>Модуль 7: Система интерактивных диалогов и всплывающих уведомлений (*SweetAlert2 &amp; Toastify*)</w:t>
-      </w:r>
-      <w:r>
-        <w:rPr>
-          <w:rFonts w:ascii="Times New Roman" w:hAnsi="Times New Roman"/>
-          <w:sz w:val="28"/>
-        </w:rPr>
-        <w:t xml:space="preserve"> — модальные окна подтверждения наложения ЭЦП и информационные алерты;</w:t>
-      </w:r>
-    </w:p>
-    <w:p>
-      <w:pPr>
-        <w:spacing w:line="276" w:lineRule="auto" w:after="60"/>
-        <w:ind w:left="1134"/>
-        <w:jc w:val="both"/>
-      </w:pPr>
-      <w:r>
-        <w:rPr>
-          <w:rFonts w:ascii="Times New Roman" w:hAnsi="Times New Roman"/>
-          <w:b w:val="0"/>
-          <w:sz w:val="28"/>
-        </w:rPr>
-        <w:t xml:space="preserve">• </w:t>
-      </w:r>
-      <w:r>
-        <w:rPr>
-          <w:rFonts w:ascii="Times New Roman" w:hAnsi="Times New Roman"/>
-          <w:sz w:val="28"/>
-        </w:rPr>
-      </w:r>
-      <w:r>
-        <w:rPr>
-          <w:rFonts w:ascii="Times New Roman" w:hAnsi="Times New Roman"/>
-          <w:b/>
-          <w:sz w:val="28"/>
-        </w:rPr>
-        <w:t>Модуль 8: Базовый серверный стек и шаблонизация (*Flask &amp; Jinja2 Engine*)</w:t>
-      </w:r>
-      <w:r>
-        <w:rPr>
-          <w:rFonts w:ascii="Times New Roman" w:hAnsi="Times New Roman"/>
-          <w:sz w:val="28"/>
-        </w:rPr>
-        <w:t xml:space="preserve"> — REST API и модульный рендеринг страниц.</w:t>
-      </w:r>
-    </w:p>
-    <w:p>
-      <w:pPr>
-        <w:spacing w:line="276" w:lineRule="auto" w:after="60"/>
-        <w:ind w:left="709"/>
-        <w:jc w:val="both"/>
-      </w:pPr>
-      <w:r>
-        <w:rPr>
-          <w:rFonts w:ascii="Times New Roman" w:hAnsi="Times New Roman"/>
-          <w:b/>
-          <w:sz w:val="28"/>
-        </w:rPr>
-        <w:t xml:space="preserve">2. </w:t>
-      </w:r>
-      <w:r>
-        <w:rPr>
-          <w:rFonts w:ascii="Times New Roman" w:hAnsi="Times New Roman"/>
-          <w:sz w:val="28"/>
-        </w:rPr>
-        <w:t>Продемонстрировать примеры функционирования всех подключенных модулей на реальных данных Варианта № 15.</w:t>
-      </w:r>
-    </w:p>
-    <w:p>
-      <w:pPr>
-        <w:spacing w:line="276" w:lineRule="auto" w:after="60"/>
-        <w:ind w:left="709"/>
-        <w:jc w:val="both"/>
-      </w:pPr>
-      <w:r>
-        <w:rPr>
-          <w:rFonts w:ascii="Times New Roman" w:hAnsi="Times New Roman"/>
-          <w:b/>
-          <w:sz w:val="28"/>
-        </w:rPr>
-        <w:t xml:space="preserve">3. </w:t>
-      </w:r>
-      <w:r>
-        <w:rPr>
-          <w:rFonts w:ascii="Times New Roman" w:hAnsi="Times New Roman"/>
-          <w:sz w:val="28"/>
-        </w:rPr>
-        <w:t>Подготовить комплект проектно-отчетной документации (Markdown, DOCX, PDF).</w:t>
-      </w:r>
-    </w:p>
-    <w:p>
-      <w:pPr>
-        <w:spacing w:before="240" w:after="120"/>
-        <w:jc w:val="left"/>
-      </w:pPr>
-      <w:r>
-        <w:rPr>
-          <w:rFonts w:ascii="Times New Roman" w:hAnsi="Times New Roman"/>
-          <w:b/>
-          <w:sz w:val="28"/>
-        </w:rPr>
-        <w:t>2. Архитектура интеграции готовых модулей и компонентов</w:t>
-      </w:r>
-    </w:p>
-    <w:p>
-      <w:pPr>
-        <w:spacing w:line="276" w:lineRule="auto" w:after="120"/>
-        <w:ind w:firstLine="709"/>
-        <w:jc w:val="both"/>
-      </w:pPr>
-      <w:r>
-        <w:rPr>
-          <w:rFonts w:ascii="Times New Roman" w:hAnsi="Times New Roman"/>
-          <w:sz w:val="28"/>
-        </w:rPr>
-        <w:t>Интеграция сторонних библиотек и готовых модулей реализована по 5 функциональным уровням:</w:t>
-      </w:r>
     </w:p>
     <w:p>
       <w:pPr>
@@ -603,1070 +458,7 @@
           <w:i/>
           <w:sz w:val="24"/>
         </w:rPr>
-        <w:t>Рисунок 1 — Архитектура интеграции готовых модулей портала</w:t>
-      </w:r>
-    </w:p>
-    <w:p>
-      <w:pPr>
-        <w:spacing w:before="160" w:after="80"/>
-        <w:ind w:firstLine="709"/>
-        <w:jc w:val="left"/>
-      </w:pPr>
-      <w:r>
-        <w:rPr>
-          <w:rFonts w:ascii="Times New Roman" w:hAnsi="Times New Roman"/>
-          <w:b/>
-          <w:sz w:val="24"/>
-        </w:rPr>
-        <w:t>Таблица 1 — Спецификация данных</w:t>
-      </w:r>
-    </w:p>
-    <w:tbl>
-      <w:tblPr>
-        <w:tblW w:type="auto" w:w="0"/>
-        <w:jc w:val="center"/>
-        <w:tblLook w:firstColumn="1" w:firstRow="1" w:lastColumn="0" w:lastRow="0" w:noHBand="0" w:noVBand="1" w:val="04A0"/>
-        <w:tblBorders>
-          <w:top w:val="single" w:sz="4" w:space="0" w:color="CBD5E1"/>
-          <w:bottom w:val="single" w:sz="4" w:space="0" w:color="CBD5E1"/>
-          <w:insideH w:val="single" w:sz="4" w:space="0" w:color="CBD5E1"/>
-          <w:insideV w:val="single" w:sz="4" w:space="0" w:color="CBD5E1"/>
-          <w:left w:val="single" w:sz="4" w:space="0" w:color="CBD5E1"/>
-          <w:right w:val="single" w:sz="4" w:space="0" w:color="CBD5E1"/>
-        </w:tblBorders>
-      </w:tblPr>
-      <w:tblGrid>
-        <w:gridCol w:w="2339"/>
-        <w:gridCol w:w="2339"/>
-        <w:gridCol w:w="2339"/>
-        <w:gridCol w:w="2339"/>
-      </w:tblGrid>
-      <w:tr>
-        <w:tc>
-          <w:tcPr>
-            <w:tcW w:type="dxa" w:w="2339"/>
-            <w:tcMar>
-              <w:top w:w="100" w:type="dxa"/>
-              <w:bottom w:w="100" w:type="dxa"/>
-              <w:left w:w="150" w:type="dxa"/>
-              <w:right w:w="150" w:type="dxa"/>
-            </w:tcMar>
-            <w:shd w:fill="E2E8F0"/>
-          </w:tcPr>
-          <w:p>
-            <w:pPr>
-              <w:spacing w:before="40" w:after="40" w:line="252" w:lineRule="auto"/>
-              <w:jc w:val="left"/>
-            </w:pPr>
-            <w:r>
-              <w:rPr>
-                <w:rFonts w:ascii="Times New Roman" w:hAnsi="Times New Roman"/>
-                <w:b/>
-                <w:sz w:val="22"/>
-              </w:rPr>
-              <w:t>Уровень архитектуры</w:t>
-            </w:r>
-          </w:p>
-        </w:tc>
-        <w:tc>
-          <w:tcPr>
-            <w:tcW w:type="dxa" w:w="2339"/>
-            <w:tcMar>
-              <w:top w:w="100" w:type="dxa"/>
-              <w:bottom w:w="100" w:type="dxa"/>
-              <w:left w:w="150" w:type="dxa"/>
-              <w:right w:w="150" w:type="dxa"/>
-            </w:tcMar>
-            <w:shd w:fill="E2E8F0"/>
-          </w:tcPr>
-          <w:p>
-            <w:pPr>
-              <w:spacing w:before="40" w:after="40" w:line="252" w:lineRule="auto"/>
-              <w:jc w:val="left"/>
-            </w:pPr>
-            <w:r>
-              <w:rPr>
-                <w:rFonts w:ascii="Times New Roman" w:hAnsi="Times New Roman"/>
-                <w:b/>
-                <w:sz w:val="22"/>
-              </w:rPr>
-              <w:t>Подключенный модуль / Библиотека</w:t>
-            </w:r>
-          </w:p>
-        </w:tc>
-        <w:tc>
-          <w:tcPr>
-            <w:tcW w:type="dxa" w:w="2339"/>
-            <w:tcMar>
-              <w:top w:w="100" w:type="dxa"/>
-              <w:bottom w:w="100" w:type="dxa"/>
-              <w:left w:w="150" w:type="dxa"/>
-              <w:right w:w="150" w:type="dxa"/>
-            </w:tcMar>
-            <w:shd w:fill="E2E8F0"/>
-          </w:tcPr>
-          <w:p>
-            <w:pPr>
-              <w:spacing w:before="40" w:after="40" w:line="252" w:lineRule="auto"/>
-              <w:jc w:val="left"/>
-            </w:pPr>
-            <w:r>
-              <w:rPr>
-                <w:rFonts w:ascii="Times New Roman" w:hAnsi="Times New Roman"/>
-                <w:b/>
-                <w:sz w:val="22"/>
-              </w:rPr>
-              <w:t>Назначение в портале АНОК</w:t>
-            </w:r>
-          </w:p>
-        </w:tc>
-        <w:tc>
-          <w:tcPr>
-            <w:tcW w:type="dxa" w:w="2339"/>
-            <w:tcMar>
-              <w:top w:w="100" w:type="dxa"/>
-              <w:bottom w:w="100" w:type="dxa"/>
-              <w:left w:w="150" w:type="dxa"/>
-              <w:right w:w="150" w:type="dxa"/>
-            </w:tcMar>
-            <w:shd w:fill="E2E8F0"/>
-          </w:tcPr>
-          <w:p>
-            <w:pPr>
-              <w:spacing w:before="40" w:after="40" w:line="252" w:lineRule="auto"/>
-              <w:jc w:val="left"/>
-            </w:pPr>
-            <w:r>
-              <w:rPr>
-                <w:rFonts w:ascii="Times New Roman" w:hAnsi="Times New Roman"/>
-                <w:b/>
-                <w:sz w:val="22"/>
-              </w:rPr>
-              <w:t>Спецификация</w:t>
-            </w:r>
-          </w:p>
-        </w:tc>
-      </w:tr>
-      <w:tr>
-        <w:tc>
-          <w:tcPr>
-            <w:tcW w:type="dxa" w:w="2339"/>
-            <w:tcMar>
-              <w:top w:w="100" w:type="dxa"/>
-              <w:bottom w:w="100" w:type="dxa"/>
-              <w:left w:w="150" w:type="dxa"/>
-              <w:right w:w="150" w:type="dxa"/>
-            </w:tcMar>
-          </w:tcPr>
-          <w:p>
-            <w:pPr>
-              <w:spacing w:before="40" w:after="40" w:line="252" w:lineRule="auto"/>
-              <w:jc w:val="left"/>
-            </w:pPr>
-            <w:r>
-              <w:rPr>
-                <w:rFonts w:ascii="Times New Roman" w:hAnsi="Times New Roman"/>
-                <w:sz w:val="22"/>
-              </w:rPr>
-            </w:r>
-            <w:r>
-              <w:rPr>
-                <w:rFonts w:ascii="Times New Roman" w:hAnsi="Times New Roman"/>
-                <w:b/>
-                <w:sz w:val="22"/>
-              </w:rPr>
-              <w:t>1. UI &amp; Styles</w:t>
-            </w:r>
-            <w:r>
-              <w:rPr>
-                <w:rFonts w:ascii="Times New Roman" w:hAnsi="Times New Roman"/>
-                <w:sz w:val="22"/>
-              </w:rPr>
-            </w:r>
-          </w:p>
-        </w:tc>
-        <w:tc>
-          <w:tcPr>
-            <w:tcW w:type="dxa" w:w="2339"/>
-            <w:tcMar>
-              <w:top w:w="100" w:type="dxa"/>
-              <w:bottom w:w="100" w:type="dxa"/>
-              <w:left w:w="150" w:type="dxa"/>
-              <w:right w:w="150" w:type="dxa"/>
-            </w:tcMar>
-          </w:tcPr>
-          <w:p>
-            <w:pPr>
-              <w:spacing w:before="40" w:after="40" w:line="252" w:lineRule="auto"/>
-              <w:jc w:val="left"/>
-            </w:pPr>
-            <w:r>
-              <w:rPr>
-                <w:rFonts w:ascii="Times New Roman" w:hAnsi="Times New Roman"/>
-                <w:sz w:val="22"/>
-              </w:rPr>
-              <w:t>`TailwindCSS v3.4` &amp; `FontAwesome 6`</w:t>
-            </w:r>
-          </w:p>
-        </w:tc>
-        <w:tc>
-          <w:tcPr>
-            <w:tcW w:type="dxa" w:w="2339"/>
-            <w:tcMar>
-              <w:top w:w="100" w:type="dxa"/>
-              <w:bottom w:w="100" w:type="dxa"/>
-              <w:left w:w="150" w:type="dxa"/>
-              <w:right w:w="150" w:type="dxa"/>
-            </w:tcMar>
-          </w:tcPr>
-          <w:p>
-            <w:pPr>
-              <w:spacing w:before="40" w:after="40" w:line="252" w:lineRule="auto"/>
-              <w:jc w:val="left"/>
-            </w:pPr>
-            <w:r>
-              <w:rPr>
-                <w:rFonts w:ascii="Times New Roman" w:hAnsi="Times New Roman"/>
-                <w:sz w:val="22"/>
-              </w:rPr>
-              <w:t>Адаптивная сеточная верстка, UI-компоненты, иконки</w:t>
-            </w:r>
-          </w:p>
-        </w:tc>
-        <w:tc>
-          <w:tcPr>
-            <w:tcW w:type="dxa" w:w="2339"/>
-            <w:tcMar>
-              <w:top w:w="100" w:type="dxa"/>
-              <w:bottom w:w="100" w:type="dxa"/>
-              <w:left w:w="150" w:type="dxa"/>
-              <w:right w:w="150" w:type="dxa"/>
-            </w:tcMar>
-          </w:tcPr>
-          <w:p>
-            <w:pPr>
-              <w:spacing w:before="40" w:after="40" w:line="252" w:lineRule="auto"/>
-              <w:jc w:val="left"/>
-            </w:pPr>
-            <w:r>
-              <w:rPr>
-                <w:rFonts w:ascii="Times New Roman" w:hAnsi="Times New Roman"/>
-                <w:sz w:val="22"/>
-              </w:rPr>
-              <w:t>CDN / OpenSource</w:t>
-            </w:r>
-          </w:p>
-        </w:tc>
-      </w:tr>
-      <w:tr>
-        <w:tc>
-          <w:tcPr>
-            <w:tcW w:type="dxa" w:w="2339"/>
-            <w:tcMar>
-              <w:top w:w="100" w:type="dxa"/>
-              <w:bottom w:w="100" w:type="dxa"/>
-              <w:left w:w="150" w:type="dxa"/>
-              <w:right w:w="150" w:type="dxa"/>
-            </w:tcMar>
-          </w:tcPr>
-          <w:p>
-            <w:pPr>
-              <w:spacing w:before="40" w:after="40" w:line="252" w:lineRule="auto"/>
-              <w:jc w:val="left"/>
-            </w:pPr>
-            <w:r>
-              <w:rPr>
-                <w:rFonts w:ascii="Times New Roman" w:hAnsi="Times New Roman"/>
-                <w:sz w:val="22"/>
-              </w:rPr>
-            </w:r>
-            <w:r>
-              <w:rPr>
-                <w:rFonts w:ascii="Times New Roman" w:hAnsi="Times New Roman"/>
-                <w:b/>
-                <w:sz w:val="22"/>
-              </w:rPr>
-              <w:t>2. Visualization</w:t>
-            </w:r>
-            <w:r>
-              <w:rPr>
-                <w:rFonts w:ascii="Times New Roman" w:hAnsi="Times New Roman"/>
-                <w:sz w:val="22"/>
-              </w:rPr>
-            </w:r>
-          </w:p>
-        </w:tc>
-        <w:tc>
-          <w:tcPr>
-            <w:tcW w:type="dxa" w:w="2339"/>
-            <w:tcMar>
-              <w:top w:w="100" w:type="dxa"/>
-              <w:bottom w:w="100" w:type="dxa"/>
-              <w:left w:w="150" w:type="dxa"/>
-              <w:right w:w="150" w:type="dxa"/>
-            </w:tcMar>
-          </w:tcPr>
-          <w:p>
-            <w:pPr>
-              <w:spacing w:before="40" w:after="40" w:line="252" w:lineRule="auto"/>
-              <w:jc w:val="left"/>
-            </w:pPr>
-            <w:r>
-              <w:rPr>
-                <w:rFonts w:ascii="Times New Roman" w:hAnsi="Times New Roman"/>
-                <w:sz w:val="22"/>
-              </w:rPr>
-              <w:t>`Chart.js v4.4` (Doughnut, Bar, Radar)</w:t>
-            </w:r>
-          </w:p>
-        </w:tc>
-        <w:tc>
-          <w:tcPr>
-            <w:tcW w:type="dxa" w:w="2339"/>
-            <w:tcMar>
-              <w:top w:w="100" w:type="dxa"/>
-              <w:bottom w:w="100" w:type="dxa"/>
-              <w:left w:w="150" w:type="dxa"/>
-              <w:right w:w="150" w:type="dxa"/>
-            </w:tcMar>
-          </w:tcPr>
-          <w:p>
-            <w:pPr>
-              <w:spacing w:before="40" w:after="40" w:line="252" w:lineRule="auto"/>
-              <w:jc w:val="left"/>
-            </w:pPr>
-            <w:r>
-              <w:rPr>
-                <w:rFonts w:ascii="Times New Roman" w:hAnsi="Times New Roman"/>
-                <w:sz w:val="22"/>
-              </w:rPr>
-              <w:t>Визуализация распределения ЗЕТ, часов и компетенций</w:t>
-            </w:r>
-          </w:p>
-        </w:tc>
-        <w:tc>
-          <w:tcPr>
-            <w:tcW w:type="dxa" w:w="2339"/>
-            <w:tcMar>
-              <w:top w:w="100" w:type="dxa"/>
-              <w:bottom w:w="100" w:type="dxa"/>
-              <w:left w:w="150" w:type="dxa"/>
-              <w:right w:w="150" w:type="dxa"/>
-            </w:tcMar>
-          </w:tcPr>
-          <w:p>
-            <w:pPr>
-              <w:spacing w:before="40" w:after="40" w:line="252" w:lineRule="auto"/>
-              <w:jc w:val="left"/>
-            </w:pPr>
-            <w:r>
-              <w:rPr>
-                <w:rFonts w:ascii="Times New Roman" w:hAnsi="Times New Roman"/>
-                <w:sz w:val="22"/>
-              </w:rPr>
-              <w:t>JavaScript / HTML5 Canvas</w:t>
-            </w:r>
-          </w:p>
-        </w:tc>
-      </w:tr>
-      <w:tr>
-        <w:tc>
-          <w:tcPr>
-            <w:tcW w:type="dxa" w:w="2339"/>
-            <w:tcMar>
-              <w:top w:w="100" w:type="dxa"/>
-              <w:bottom w:w="100" w:type="dxa"/>
-              <w:left w:w="150" w:type="dxa"/>
-              <w:right w:w="150" w:type="dxa"/>
-            </w:tcMar>
-          </w:tcPr>
-          <w:p>
-            <w:pPr>
-              <w:spacing w:before="40" w:after="40" w:line="252" w:lineRule="auto"/>
-              <w:jc w:val="left"/>
-            </w:pPr>
-            <w:r>
-              <w:rPr>
-                <w:rFonts w:ascii="Times New Roman" w:hAnsi="Times New Roman"/>
-                <w:sz w:val="22"/>
-              </w:rPr>
-            </w:r>
-            <w:r>
-              <w:rPr>
-                <w:rFonts w:ascii="Times New Roman" w:hAnsi="Times New Roman"/>
-                <w:b/>
-                <w:sz w:val="22"/>
-              </w:rPr>
-              <w:t>3. Export &amp; Crypto</w:t>
-            </w:r>
-            <w:r>
-              <w:rPr>
-                <w:rFonts w:ascii="Times New Roman" w:hAnsi="Times New Roman"/>
-                <w:sz w:val="22"/>
-              </w:rPr>
-            </w:r>
-          </w:p>
-        </w:tc>
-        <w:tc>
-          <w:tcPr>
-            <w:tcW w:type="dxa" w:w="2339"/>
-            <w:tcMar>
-              <w:top w:w="100" w:type="dxa"/>
-              <w:bottom w:w="100" w:type="dxa"/>
-              <w:left w:w="150" w:type="dxa"/>
-              <w:right w:w="150" w:type="dxa"/>
-            </w:tcMar>
-          </w:tcPr>
-          <w:p>
-            <w:pPr>
-              <w:spacing w:before="40" w:after="40" w:line="252" w:lineRule="auto"/>
-              <w:jc w:val="left"/>
-            </w:pPr>
-            <w:r>
-              <w:rPr>
-                <w:rFonts w:ascii="Times New Roman" w:hAnsi="Times New Roman"/>
-                <w:sz w:val="22"/>
-              </w:rPr>
-              <w:t>`SheetJS (xlsx.js)` &amp; `jsPDF`</w:t>
-            </w:r>
-          </w:p>
-        </w:tc>
-        <w:tc>
-          <w:tcPr>
-            <w:tcW w:type="dxa" w:w="2339"/>
-            <w:tcMar>
-              <w:top w:w="100" w:type="dxa"/>
-              <w:bottom w:w="100" w:type="dxa"/>
-              <w:left w:w="150" w:type="dxa"/>
-              <w:right w:w="150" w:type="dxa"/>
-            </w:tcMar>
-          </w:tcPr>
-          <w:p>
-            <w:pPr>
-              <w:spacing w:before="40" w:after="40" w:line="252" w:lineRule="auto"/>
-              <w:jc w:val="left"/>
-            </w:pPr>
-            <w:r>
-              <w:rPr>
-                <w:rFonts w:ascii="Times New Roman" w:hAnsi="Times New Roman"/>
-                <w:sz w:val="22"/>
-              </w:rPr>
-              <w:t>Экспорт матриц в Excel и генерация PDF бланков</w:t>
-            </w:r>
-          </w:p>
-        </w:tc>
-        <w:tc>
-          <w:tcPr>
-            <w:tcW w:type="dxa" w:w="2339"/>
-            <w:tcMar>
-              <w:top w:w="100" w:type="dxa"/>
-              <w:bottom w:w="100" w:type="dxa"/>
-              <w:left w:w="150" w:type="dxa"/>
-              <w:right w:w="150" w:type="dxa"/>
-            </w:tcMar>
-          </w:tcPr>
-          <w:p>
-            <w:pPr>
-              <w:spacing w:before="40" w:after="40" w:line="252" w:lineRule="auto"/>
-              <w:jc w:val="left"/>
-            </w:pPr>
-            <w:r>
-              <w:rPr>
-                <w:rFonts w:ascii="Times New Roman" w:hAnsi="Times New Roman"/>
-                <w:sz w:val="22"/>
-              </w:rPr>
-              <w:t>Client/Server генератор</w:t>
-            </w:r>
-          </w:p>
-        </w:tc>
-      </w:tr>
-      <w:tr>
-        <w:tc>
-          <w:tcPr>
-            <w:tcW w:type="dxa" w:w="2339"/>
-            <w:tcMar>
-              <w:top w:w="100" w:type="dxa"/>
-              <w:bottom w:w="100" w:type="dxa"/>
-              <w:left w:w="150" w:type="dxa"/>
-              <w:right w:w="150" w:type="dxa"/>
-            </w:tcMar>
-          </w:tcPr>
-          <w:p>
-            <w:pPr>
-              <w:spacing w:before="40" w:after="40" w:line="252" w:lineRule="auto"/>
-              <w:jc w:val="left"/>
-            </w:pPr>
-            <w:r>
-              <w:rPr>
-                <w:rFonts w:ascii="Times New Roman" w:hAnsi="Times New Roman"/>
-                <w:sz w:val="22"/>
-              </w:rPr>
-            </w:r>
-            <w:r>
-              <w:rPr>
-                <w:rFonts w:ascii="Times New Roman" w:hAnsi="Times New Roman"/>
-                <w:b/>
-                <w:sz w:val="22"/>
-              </w:rPr>
-              <w:t>3. Export &amp; Crypto</w:t>
-            </w:r>
-            <w:r>
-              <w:rPr>
-                <w:rFonts w:ascii="Times New Roman" w:hAnsi="Times New Roman"/>
-                <w:sz w:val="22"/>
-              </w:rPr>
-            </w:r>
-          </w:p>
-        </w:tc>
-        <w:tc>
-          <w:tcPr>
-            <w:tcW w:type="dxa" w:w="2339"/>
-            <w:tcMar>
-              <w:top w:w="100" w:type="dxa"/>
-              <w:bottom w:w="100" w:type="dxa"/>
-              <w:left w:w="150" w:type="dxa"/>
-              <w:right w:w="150" w:type="dxa"/>
-            </w:tcMar>
-          </w:tcPr>
-          <w:p>
-            <w:pPr>
-              <w:spacing w:before="40" w:after="40" w:line="252" w:lineRule="auto"/>
-              <w:jc w:val="left"/>
-            </w:pPr>
-            <w:r>
-              <w:rPr>
-                <w:rFonts w:ascii="Times New Roman" w:hAnsi="Times New Roman"/>
-                <w:sz w:val="22"/>
-              </w:rPr>
-              <w:t>`CryptoJS (SHA-256)` &amp; PKI Validator</w:t>
-            </w:r>
-          </w:p>
-        </w:tc>
-        <w:tc>
-          <w:tcPr>
-            <w:tcW w:type="dxa" w:w="2339"/>
-            <w:tcMar>
-              <w:top w:w="100" w:type="dxa"/>
-              <w:bottom w:w="100" w:type="dxa"/>
-              <w:left w:w="150" w:type="dxa"/>
-              <w:right w:w="150" w:type="dxa"/>
-            </w:tcMar>
-          </w:tcPr>
-          <w:p>
-            <w:pPr>
-              <w:spacing w:before="40" w:after="40" w:line="252" w:lineRule="auto"/>
-              <w:jc w:val="left"/>
-            </w:pPr>
-            <w:r>
-              <w:rPr>
-                <w:rFonts w:ascii="Times New Roman" w:hAnsi="Times New Roman"/>
-                <w:sz w:val="22"/>
-              </w:rPr>
-              <w:t>Расчет хеша документов и наложение штампа ЭЦП</w:t>
-            </w:r>
-          </w:p>
-        </w:tc>
-        <w:tc>
-          <w:tcPr>
-            <w:tcW w:type="dxa" w:w="2339"/>
-            <w:tcMar>
-              <w:top w:w="100" w:type="dxa"/>
-              <w:bottom w:w="100" w:type="dxa"/>
-              <w:left w:w="150" w:type="dxa"/>
-              <w:right w:w="150" w:type="dxa"/>
-            </w:tcMar>
-          </w:tcPr>
-          <w:p>
-            <w:pPr>
-              <w:spacing w:before="40" w:after="40" w:line="252" w:lineRule="auto"/>
-              <w:jc w:val="left"/>
-            </w:pPr>
-            <w:r>
-              <w:rPr>
-                <w:rFonts w:ascii="Times New Roman" w:hAnsi="Times New Roman"/>
-                <w:sz w:val="22"/>
-              </w:rPr>
-              <w:t>Криптографический модуль</w:t>
-            </w:r>
-          </w:p>
-        </w:tc>
-      </w:tr>
-      <w:tr>
-        <w:tc>
-          <w:tcPr>
-            <w:tcW w:type="dxa" w:w="2339"/>
-            <w:tcMar>
-              <w:top w:w="100" w:type="dxa"/>
-              <w:bottom w:w="100" w:type="dxa"/>
-              <w:left w:w="150" w:type="dxa"/>
-              <w:right w:w="150" w:type="dxa"/>
-            </w:tcMar>
-          </w:tcPr>
-          <w:p>
-            <w:pPr>
-              <w:spacing w:before="40" w:after="40" w:line="252" w:lineRule="auto"/>
-              <w:jc w:val="left"/>
-            </w:pPr>
-            <w:r>
-              <w:rPr>
-                <w:rFonts w:ascii="Times New Roman" w:hAnsi="Times New Roman"/>
-                <w:sz w:val="22"/>
-              </w:rPr>
-            </w:r>
-            <w:r>
-              <w:rPr>
-                <w:rFonts w:ascii="Times New Roman" w:hAnsi="Times New Roman"/>
-                <w:b/>
-                <w:sz w:val="22"/>
-              </w:rPr>
-              <w:t>4. Interactive UX</w:t>
-            </w:r>
-            <w:r>
-              <w:rPr>
-                <w:rFonts w:ascii="Times New Roman" w:hAnsi="Times New Roman"/>
-                <w:sz w:val="22"/>
-              </w:rPr>
-            </w:r>
-          </w:p>
-        </w:tc>
-        <w:tc>
-          <w:tcPr>
-            <w:tcW w:type="dxa" w:w="2339"/>
-            <w:tcMar>
-              <w:top w:w="100" w:type="dxa"/>
-              <w:bottom w:w="100" w:type="dxa"/>
-              <w:left w:w="150" w:type="dxa"/>
-              <w:right w:w="150" w:type="dxa"/>
-            </w:tcMar>
-          </w:tcPr>
-          <w:p>
-            <w:pPr>
-              <w:spacing w:before="40" w:after="40" w:line="252" w:lineRule="auto"/>
-              <w:jc w:val="left"/>
-            </w:pPr>
-            <w:r>
-              <w:rPr>
-                <w:rFonts w:ascii="Times New Roman" w:hAnsi="Times New Roman"/>
-                <w:sz w:val="22"/>
-              </w:rPr>
-              <w:t>`FullCalendar v6 Scheduler`</w:t>
-            </w:r>
-          </w:p>
-        </w:tc>
-        <w:tc>
-          <w:tcPr>
-            <w:tcW w:type="dxa" w:w="2339"/>
-            <w:tcMar>
-              <w:top w:w="100" w:type="dxa"/>
-              <w:bottom w:w="100" w:type="dxa"/>
-              <w:left w:w="150" w:type="dxa"/>
-              <w:right w:w="150" w:type="dxa"/>
-            </w:tcMar>
-          </w:tcPr>
-          <w:p>
-            <w:pPr>
-              <w:spacing w:before="40" w:after="40" w:line="252" w:lineRule="auto"/>
-              <w:jc w:val="left"/>
-            </w:pPr>
-            <w:r>
-              <w:rPr>
-                <w:rFonts w:ascii="Times New Roman" w:hAnsi="Times New Roman"/>
-                <w:sz w:val="22"/>
-              </w:rPr>
-              <w:t>Календарь контрольных дедлайнов и заседаний УС</w:t>
-            </w:r>
-          </w:p>
-        </w:tc>
-        <w:tc>
-          <w:tcPr>
-            <w:tcW w:type="dxa" w:w="2339"/>
-            <w:tcMar>
-              <w:top w:w="100" w:type="dxa"/>
-              <w:bottom w:w="100" w:type="dxa"/>
-              <w:left w:w="150" w:type="dxa"/>
-              <w:right w:w="150" w:type="dxa"/>
-            </w:tcMar>
-          </w:tcPr>
-          <w:p>
-            <w:pPr>
-              <w:spacing w:before="40" w:after="40" w:line="252" w:lineRule="auto"/>
-              <w:jc w:val="left"/>
-            </w:pPr>
-            <w:r>
-              <w:rPr>
-                <w:rFonts w:ascii="Times New Roman" w:hAnsi="Times New Roman"/>
-                <w:sz w:val="22"/>
-              </w:rPr>
-              <w:t>Interactive Scheduler</w:t>
-            </w:r>
-          </w:p>
-        </w:tc>
-      </w:tr>
-      <w:tr>
-        <w:tc>
-          <w:tcPr>
-            <w:tcW w:type="dxa" w:w="2339"/>
-            <w:tcMar>
-              <w:top w:w="100" w:type="dxa"/>
-              <w:bottom w:w="100" w:type="dxa"/>
-              <w:left w:w="150" w:type="dxa"/>
-              <w:right w:w="150" w:type="dxa"/>
-            </w:tcMar>
-          </w:tcPr>
-          <w:p>
-            <w:pPr>
-              <w:spacing w:before="40" w:after="40" w:line="252" w:lineRule="auto"/>
-              <w:jc w:val="left"/>
-            </w:pPr>
-            <w:r>
-              <w:rPr>
-                <w:rFonts w:ascii="Times New Roman" w:hAnsi="Times New Roman"/>
-                <w:sz w:val="22"/>
-              </w:rPr>
-            </w:r>
-            <w:r>
-              <w:rPr>
-                <w:rFonts w:ascii="Times New Roman" w:hAnsi="Times New Roman"/>
-                <w:b/>
-                <w:sz w:val="22"/>
-              </w:rPr>
-              <w:t>4. Interactive UX</w:t>
-            </w:r>
-            <w:r>
-              <w:rPr>
-                <w:rFonts w:ascii="Times New Roman" w:hAnsi="Times New Roman"/>
-                <w:sz w:val="22"/>
-              </w:rPr>
-            </w:r>
-          </w:p>
-        </w:tc>
-        <w:tc>
-          <w:tcPr>
-            <w:tcW w:type="dxa" w:w="2339"/>
-            <w:tcMar>
-              <w:top w:w="100" w:type="dxa"/>
-              <w:bottom w:w="100" w:type="dxa"/>
-              <w:left w:w="150" w:type="dxa"/>
-              <w:right w:w="150" w:type="dxa"/>
-            </w:tcMar>
-          </w:tcPr>
-          <w:p>
-            <w:pPr>
-              <w:spacing w:before="40" w:after="40" w:line="252" w:lineRule="auto"/>
-              <w:jc w:val="left"/>
-            </w:pPr>
-            <w:r>
-              <w:rPr>
-                <w:rFonts w:ascii="Times New Roman" w:hAnsi="Times New Roman"/>
-                <w:sz w:val="22"/>
-              </w:rPr>
-              <w:t>`SweetAlert2` &amp; `Toastify.js`</w:t>
-            </w:r>
-          </w:p>
-        </w:tc>
-        <w:tc>
-          <w:tcPr>
-            <w:tcW w:type="dxa" w:w="2339"/>
-            <w:tcMar>
-              <w:top w:w="100" w:type="dxa"/>
-              <w:bottom w:w="100" w:type="dxa"/>
-              <w:left w:w="150" w:type="dxa"/>
-              <w:right w:w="150" w:type="dxa"/>
-            </w:tcMar>
-          </w:tcPr>
-          <w:p>
-            <w:pPr>
-              <w:spacing w:before="40" w:after="40" w:line="252" w:lineRule="auto"/>
-              <w:jc w:val="left"/>
-            </w:pPr>
-            <w:r>
-              <w:rPr>
-                <w:rFonts w:ascii="Times New Roman" w:hAnsi="Times New Roman"/>
-                <w:sz w:val="22"/>
-              </w:rPr>
-              <w:t>Модальные окна визирования и системные тосты</w:t>
-            </w:r>
-          </w:p>
-        </w:tc>
-        <w:tc>
-          <w:tcPr>
-            <w:tcW w:type="dxa" w:w="2339"/>
-            <w:tcMar>
-              <w:top w:w="100" w:type="dxa"/>
-              <w:bottom w:w="100" w:type="dxa"/>
-              <w:left w:w="150" w:type="dxa"/>
-              <w:right w:w="150" w:type="dxa"/>
-            </w:tcMar>
-          </w:tcPr>
-          <w:p>
-            <w:pPr>
-              <w:spacing w:before="40" w:after="40" w:line="252" w:lineRule="auto"/>
-              <w:jc w:val="left"/>
-            </w:pPr>
-            <w:r>
-              <w:rPr>
-                <w:rFonts w:ascii="Times New Roman" w:hAnsi="Times New Roman"/>
-                <w:sz w:val="22"/>
-              </w:rPr>
-              <w:t>Alerting &amp; Dialogs</w:t>
-            </w:r>
-          </w:p>
-        </w:tc>
-      </w:tr>
-      <w:tr>
-        <w:tc>
-          <w:tcPr>
-            <w:tcW w:type="dxa" w:w="2339"/>
-            <w:tcMar>
-              <w:top w:w="100" w:type="dxa"/>
-              <w:bottom w:w="100" w:type="dxa"/>
-              <w:left w:w="150" w:type="dxa"/>
-              <w:right w:w="150" w:type="dxa"/>
-            </w:tcMar>
-          </w:tcPr>
-          <w:p>
-            <w:pPr>
-              <w:spacing w:before="40" w:after="40" w:line="252" w:lineRule="auto"/>
-              <w:jc w:val="left"/>
-            </w:pPr>
-            <w:r>
-              <w:rPr>
-                <w:rFonts w:ascii="Times New Roman" w:hAnsi="Times New Roman"/>
-                <w:sz w:val="22"/>
-              </w:rPr>
-            </w:r>
-            <w:r>
-              <w:rPr>
-                <w:rFonts w:ascii="Times New Roman" w:hAnsi="Times New Roman"/>
-                <w:b/>
-                <w:sz w:val="22"/>
-              </w:rPr>
-              <w:t>4. Interactive UX</w:t>
-            </w:r>
-            <w:r>
-              <w:rPr>
-                <w:rFonts w:ascii="Times New Roman" w:hAnsi="Times New Roman"/>
-                <w:sz w:val="22"/>
-              </w:rPr>
-            </w:r>
-          </w:p>
-        </w:tc>
-        <w:tc>
-          <w:tcPr>
-            <w:tcW w:type="dxa" w:w="2339"/>
-            <w:tcMar>
-              <w:top w:w="100" w:type="dxa"/>
-              <w:bottom w:w="100" w:type="dxa"/>
-              <w:left w:w="150" w:type="dxa"/>
-              <w:right w:w="150" w:type="dxa"/>
-            </w:tcMar>
-          </w:tcPr>
-          <w:p>
-            <w:pPr>
-              <w:spacing w:before="40" w:after="40" w:line="252" w:lineRule="auto"/>
-              <w:jc w:val="left"/>
-            </w:pPr>
-            <w:r>
-              <w:rPr>
-                <w:rFonts w:ascii="Times New Roman" w:hAnsi="Times New Roman"/>
-                <w:sz w:val="22"/>
-              </w:rPr>
-              <w:t>`DataTables / Fuse.js Engine`</w:t>
-            </w:r>
-          </w:p>
-        </w:tc>
-        <w:tc>
-          <w:tcPr>
-            <w:tcW w:type="dxa" w:w="2339"/>
-            <w:tcMar>
-              <w:top w:w="100" w:type="dxa"/>
-              <w:bottom w:w="100" w:type="dxa"/>
-              <w:left w:w="150" w:type="dxa"/>
-              <w:right w:w="150" w:type="dxa"/>
-            </w:tcMar>
-          </w:tcPr>
-          <w:p>
-            <w:pPr>
-              <w:spacing w:before="40" w:after="40" w:line="252" w:lineRule="auto"/>
-              <w:jc w:val="left"/>
-            </w:pPr>
-            <w:r>
-              <w:rPr>
-                <w:rFonts w:ascii="Times New Roman" w:hAnsi="Times New Roman"/>
-                <w:sz w:val="22"/>
-              </w:rPr>
-              <w:t>Живой поиск по дисциплинам, сортировка и пагинация</w:t>
-            </w:r>
-          </w:p>
-        </w:tc>
-        <w:tc>
-          <w:tcPr>
-            <w:tcW w:type="dxa" w:w="2339"/>
-            <w:tcMar>
-              <w:top w:w="100" w:type="dxa"/>
-              <w:bottom w:w="100" w:type="dxa"/>
-              <w:left w:w="150" w:type="dxa"/>
-              <w:right w:w="150" w:type="dxa"/>
-            </w:tcMar>
-          </w:tcPr>
-          <w:p>
-            <w:pPr>
-              <w:spacing w:before="40" w:after="40" w:line="252" w:lineRule="auto"/>
-              <w:jc w:val="left"/>
-            </w:pPr>
-            <w:r>
-              <w:rPr>
-                <w:rFonts w:ascii="Times New Roman" w:hAnsi="Times New Roman"/>
-                <w:sz w:val="22"/>
-              </w:rPr>
-              <w:t>Live Search Component</w:t>
-            </w:r>
-          </w:p>
-        </w:tc>
-      </w:tr>
-      <w:tr>
-        <w:tc>
-          <w:tcPr>
-            <w:tcW w:type="dxa" w:w="2339"/>
-            <w:tcMar>
-              <w:top w:w="100" w:type="dxa"/>
-              <w:bottom w:w="100" w:type="dxa"/>
-              <w:left w:w="150" w:type="dxa"/>
-              <w:right w:w="150" w:type="dxa"/>
-            </w:tcMar>
-          </w:tcPr>
-          <w:p>
-            <w:pPr>
-              <w:spacing w:before="40" w:after="40" w:line="252" w:lineRule="auto"/>
-              <w:jc w:val="left"/>
-            </w:pPr>
-            <w:r>
-              <w:rPr>
-                <w:rFonts w:ascii="Times New Roman" w:hAnsi="Times New Roman"/>
-                <w:sz w:val="22"/>
-              </w:rPr>
-            </w:r>
-            <w:r>
-              <w:rPr>
-                <w:rFonts w:ascii="Times New Roman" w:hAnsi="Times New Roman"/>
-                <w:b/>
-                <w:sz w:val="22"/>
-              </w:rPr>
-              <w:t>5. Backend &amp; Data</w:t>
-            </w:r>
-            <w:r>
-              <w:rPr>
-                <w:rFonts w:ascii="Times New Roman" w:hAnsi="Times New Roman"/>
-                <w:sz w:val="22"/>
-              </w:rPr>
-            </w:r>
-          </w:p>
-        </w:tc>
-        <w:tc>
-          <w:tcPr>
-            <w:tcW w:type="dxa" w:w="2339"/>
-            <w:tcMar>
-              <w:top w:w="100" w:type="dxa"/>
-              <w:bottom w:w="100" w:type="dxa"/>
-              <w:left w:w="150" w:type="dxa"/>
-              <w:right w:w="150" w:type="dxa"/>
-            </w:tcMar>
-          </w:tcPr>
-          <w:p>
-            <w:pPr>
-              <w:spacing w:before="40" w:after="40" w:line="252" w:lineRule="auto"/>
-              <w:jc w:val="left"/>
-            </w:pPr>
-            <w:r>
-              <w:rPr>
-                <w:rFonts w:ascii="Times New Roman" w:hAnsi="Times New Roman"/>
-                <w:sz w:val="22"/>
-              </w:rPr>
-              <w:t>`Flask Engine` &amp; `MariaDB Cluster`</w:t>
-            </w:r>
-          </w:p>
-        </w:tc>
-        <w:tc>
-          <w:tcPr>
-            <w:tcW w:type="dxa" w:w="2339"/>
-            <w:tcMar>
-              <w:top w:w="100" w:type="dxa"/>
-              <w:bottom w:w="100" w:type="dxa"/>
-              <w:left w:w="150" w:type="dxa"/>
-              <w:right w:w="150" w:type="dxa"/>
-            </w:tcMar>
-          </w:tcPr>
-          <w:p>
-            <w:pPr>
-              <w:spacing w:before="40" w:after="40" w:line="252" w:lineRule="auto"/>
-              <w:jc w:val="left"/>
-            </w:pPr>
-            <w:r>
-              <w:rPr>
-                <w:rFonts w:ascii="Times New Roman" w:hAnsi="Times New Roman"/>
-                <w:sz w:val="22"/>
-              </w:rPr>
-              <w:t>Маршрутизация, бизнес-логика валидации ФГОС</w:t>
-            </w:r>
-          </w:p>
-        </w:tc>
-        <w:tc>
-          <w:tcPr>
-            <w:tcW w:type="dxa" w:w="2339"/>
-            <w:tcMar>
-              <w:top w:w="100" w:type="dxa"/>
-              <w:bottom w:w="100" w:type="dxa"/>
-              <w:left w:w="150" w:type="dxa"/>
-              <w:right w:w="150" w:type="dxa"/>
-            </w:tcMar>
-          </w:tcPr>
-          <w:p>
-            <w:pPr>
-              <w:spacing w:before="40" w:after="40" w:line="252" w:lineRule="auto"/>
-              <w:jc w:val="left"/>
-            </w:pPr>
-            <w:r>
-              <w:rPr>
-                <w:rFonts w:ascii="Times New Roman" w:hAnsi="Times New Roman"/>
-                <w:sz w:val="22"/>
-              </w:rPr>
-              <w:t>Python 3.11 / SQL</w:t>
-            </w:r>
-          </w:p>
-        </w:tc>
-      </w:tr>
-    </w:tbl>
-    <w:p>
-      <w:pPr>
-        <w:spacing w:after="120"/>
-      </w:pPr>
-    </w:p>
-    <w:p>
-      <w:pPr>
-        <w:spacing w:before="240" w:after="120"/>
-        <w:jc w:val="left"/>
-      </w:pPr>
-      <w:r>
-        <w:rPr>
-          <w:rFonts w:ascii="Times New Roman" w:hAnsi="Times New Roman"/>
-          <w:b/>
-          <w:sz w:val="28"/>
-        </w:rPr>
-        <w:t>3. Примеры работы подключенных и настроенных модулей</w:t>
-      </w:r>
-    </w:p>
-    <w:p>
-      <w:pPr>
-        <w:spacing w:before="160" w:after="80"/>
-        <w:jc w:val="left"/>
-      </w:pPr>
-      <w:r>
-        <w:rPr>
-          <w:rFonts w:ascii="Times New Roman" w:hAnsi="Times New Roman"/>
-          <w:b/>
-          <w:sz w:val="26"/>
-        </w:rPr>
-        <w:t>3.1. Модуль интерактивной бизнес-аналитики и визуализации данных (Chart.js)</w:t>
+        <w:t>Рисунок 1 — Архитектура интеграции</w:t>
       </w:r>
     </w:p>
     <w:p>
@@ -1680,96 +472,13 @@
           <w:rFonts w:ascii="Times New Roman" w:hAnsi="Times New Roman"/>
           <w:sz w:val="28"/>
         </w:rPr>
-      </w:r>
-      <w:r>
-        <w:rPr>
-          <w:rFonts w:ascii="Times New Roman" w:hAnsi="Times New Roman"/>
-          <w:b/>
-          <w:sz w:val="28"/>
-        </w:rPr>
-        <w:t>Функционал модуля:</w:t>
-      </w:r>
-      <w:r>
-        <w:rPr>
-          <w:rFonts w:ascii="Times New Roman" w:hAnsi="Times New Roman"/>
-          <w:sz w:val="28"/>
-        </w:rPr>
-        <w:t xml:space="preserve"> Модуль позволяет экспертам Центра АНОК и руководству университета визуально оценивать баланс учебного плана, структуру распределения зачетных единиц и академических часов, а также полноту покрытия образовательного стандарта ФГОС 3++.</w:t>
+        <w:t>PDO используется в `portal/config.php` и `portal/index.php`. Внешние библиотеки Chart.js, SheetJS, jsPDF, CryptoJS, FullCalendar, DataTables, SweetAlert2 и Toastify в текущую версию не подключаются и не заявляются как выполненные.</w:t>
       </w:r>
     </w:p>
     <w:p>
       <w:pPr>
-        <w:spacing w:before="200" w:after="80"/>
-        <w:jc w:val="center"/>
-      </w:pPr>
-      <w:r>
-        <w:drawing>
-          <wp:inline xmlns:a="http://schemas.openxmlformats.org/drawingml/2006/main" xmlns:pic="http://schemas.openxmlformats.org/drawingml/2006/picture">
-            <wp:extent cx="5760000" cy="3626667"/>
-            <wp:docPr id="2" name="Picture 2"/>
-            <wp:cNvGraphicFramePr>
-              <a:graphicFrameLocks noChangeAspect="1"/>
-            </wp:cNvGraphicFramePr>
-            <a:graphic>
-              <a:graphicData uri="http://schemas.openxmlformats.org/drawingml/2006/picture">
-                <pic:pic>
-                  <pic:nvPicPr>
-                    <pic:cNvPr id="0" name="module_chartjs_analytics.png"/>
-                    <pic:cNvPicPr/>
-                  </pic:nvPicPr>
-                  <pic:blipFill>
-                    <a:blip r:embed="rId11"/>
-                    <a:stretch>
-                      <a:fillRect/>
-                    </a:stretch>
-                  </pic:blipFill>
-                  <pic:spPr>
-                    <a:xfrm>
-                      <a:off x="0" y="0"/>
-                      <a:ext cx="5760000" cy="3626667"/>
-                    </a:xfrm>
-                    <a:prstGeom prst="rect"/>
-                  </pic:spPr>
-                </pic:pic>
-              </a:graphicData>
-            </a:graphic>
-          </wp:inline>
-        </w:drawing>
-      </w:r>
-    </w:p>
-    <w:p>
-      <w:pPr>
-        <w:spacing w:before="80" w:after="240"/>
-        <w:jc w:val="center"/>
-      </w:pPr>
-      <w:r>
-        <w:rPr>
-          <w:rFonts w:ascii="Times New Roman" w:hAnsi="Times New Roman"/>
-          <w:i/>
-          <w:sz w:val="24"/>
-        </w:rPr>
-        <w:t>Рисунок 2 — Модуль аналитики Chart.js</w:t>
-      </w:r>
-    </w:p>
-    <w:p>
-      <w:pPr>
-        <w:spacing w:before="160" w:after="80"/>
+        <w:spacing w:before="240" w:after="120"/>
         <w:jc w:val="left"/>
-      </w:pPr>
-      <w:r>
-        <w:rPr>
-          <w:rFonts w:ascii="Times New Roman" w:hAnsi="Times New Roman"/>
-          <w:b/>
-          <w:sz w:val="26"/>
-        </w:rPr>
-        <w:t>Реализованные типы графиков:</w:t>
-      </w:r>
-    </w:p>
-    <w:p>
-      <w:pPr>
-        <w:spacing w:line="276" w:lineRule="auto" w:after="60"/>
-        <w:ind w:left="709"/>
-        <w:jc w:val="both"/>
       </w:pPr>
       <w:r>
         <w:rPr>
@@ -1777,265 +486,7 @@
           <w:b/>
           <w:sz w:val="28"/>
         </w:rPr>
-        <w:t xml:space="preserve">1. </w:t>
-      </w:r>
-      <w:r>
-        <w:rPr>
-          <w:rFonts w:ascii="Times New Roman" w:hAnsi="Times New Roman"/>
-          <w:sz w:val="28"/>
-        </w:rPr>
-      </w:r>
-      <w:r>
-        <w:rPr>
-          <w:rFonts w:ascii="Times New Roman" w:hAnsi="Times New Roman"/>
-          <w:b/>
-          <w:sz w:val="28"/>
-        </w:rPr>
-        <w:t>Круговая диаграмма соотношения блоков УП (*Chart.js Doughnut*):</w:t>
-      </w:r>
-      <w:r>
-        <w:rPr>
-          <w:rFonts w:ascii="Times New Roman" w:hAnsi="Times New Roman"/>
-          <w:sz w:val="28"/>
-        </w:rPr>
-      </w:r>
-    </w:p>
-    <w:p>
-      <w:pPr>
-        <w:spacing w:line="276" w:lineRule="auto" w:after="60"/>
-        <w:ind w:left="1134"/>
-        <w:jc w:val="both"/>
-      </w:pPr>
-      <w:r>
-        <w:rPr>
-          <w:rFonts w:ascii="Times New Roman" w:hAnsi="Times New Roman"/>
-          <w:b w:val="0"/>
-          <w:sz w:val="28"/>
-        </w:rPr>
-        <w:t xml:space="preserve">• </w:t>
-      </w:r>
-      <w:r>
-        <w:rPr>
-          <w:rFonts w:ascii="Times New Roman" w:hAnsi="Times New Roman"/>
-          <w:sz w:val="28"/>
-        </w:rPr>
-        <w:t>Блок 1 (Обязательная часть Б1.О): $130$ з.е. ($54.2\%$);</w:t>
-      </w:r>
-    </w:p>
-    <w:p>
-      <w:pPr>
-        <w:spacing w:line="276" w:lineRule="auto" w:after="60"/>
-        <w:ind w:left="1134"/>
-        <w:jc w:val="both"/>
-      </w:pPr>
-      <w:r>
-        <w:rPr>
-          <w:rFonts w:ascii="Times New Roman" w:hAnsi="Times New Roman"/>
-          <w:b w:val="0"/>
-          <w:sz w:val="28"/>
-        </w:rPr>
-        <w:t xml:space="preserve">• </w:t>
-      </w:r>
-      <w:r>
-        <w:rPr>
-          <w:rFonts w:ascii="Times New Roman" w:hAnsi="Times New Roman"/>
-          <w:sz w:val="28"/>
-        </w:rPr>
-        <w:t>Блок 1 (Вариативная часть Б1.В): $77$ з.е. ($32.1\%$);</w:t>
-      </w:r>
-    </w:p>
-    <w:p>
-      <w:pPr>
-        <w:spacing w:line="276" w:lineRule="auto" w:after="60"/>
-        <w:ind w:left="1134"/>
-        <w:jc w:val="both"/>
-      </w:pPr>
-      <w:r>
-        <w:rPr>
-          <w:rFonts w:ascii="Times New Roman" w:hAnsi="Times New Roman"/>
-          <w:b w:val="0"/>
-          <w:sz w:val="28"/>
-        </w:rPr>
-        <w:t xml:space="preserve">• </w:t>
-      </w:r>
-      <w:r>
-        <w:rPr>
-          <w:rFonts w:ascii="Times New Roman" w:hAnsi="Times New Roman"/>
-          <w:sz w:val="28"/>
-        </w:rPr>
-        <w:t>Блок 2 (Практики и НИР): $24$ з.е. ($10.0\%$);</w:t>
-      </w:r>
-    </w:p>
-    <w:p>
-      <w:pPr>
-        <w:spacing w:line="276" w:lineRule="auto" w:after="60"/>
-        <w:ind w:left="1134"/>
-        <w:jc w:val="both"/>
-      </w:pPr>
-      <w:r>
-        <w:rPr>
-          <w:rFonts w:ascii="Times New Roman" w:hAnsi="Times New Roman"/>
-          <w:b w:val="0"/>
-          <w:sz w:val="28"/>
-        </w:rPr>
-        <w:t xml:space="preserve">• </w:t>
-      </w:r>
-      <w:r>
-        <w:rPr>
-          <w:rFonts w:ascii="Times New Roman" w:hAnsi="Times New Roman"/>
-          <w:sz w:val="28"/>
-        </w:rPr>
-        <w:t>Блок 3 (ГИА — ВКР и Госэкзамен): $9$ з.е. ($3.7\%$).</w:t>
-      </w:r>
-    </w:p>
-    <w:p>
-      <w:pPr>
-        <w:spacing w:line="276" w:lineRule="auto" w:after="60"/>
-        <w:ind w:left="1134"/>
-        <w:jc w:val="both"/>
-      </w:pPr>
-      <w:r>
-        <w:rPr>
-          <w:rFonts w:ascii="Times New Roman" w:hAnsi="Times New Roman"/>
-          <w:b w:val="0"/>
-          <w:sz w:val="28"/>
-        </w:rPr>
-        <w:t xml:space="preserve">• </w:t>
-      </w:r>
-      <w:r>
-        <w:rPr>
-          <w:rFonts w:ascii="Times New Roman" w:hAnsi="Times New Roman"/>
-          <w:sz w:val="28"/>
-        </w:rPr>
-        <w:t>*Суммарный объем:* $240$ ЗЕТ (100% норма стандарта).</w:t>
-      </w:r>
-    </w:p>
-    <w:p>
-      <w:pPr>
-        <w:spacing w:line="276" w:lineRule="auto" w:after="60"/>
-        <w:ind w:left="709"/>
-        <w:jc w:val="both"/>
-      </w:pPr>
-      <w:r>
-        <w:rPr>
-          <w:rFonts w:ascii="Times New Roman" w:hAnsi="Times New Roman"/>
-          <w:b/>
-          <w:sz w:val="28"/>
-        </w:rPr>
-        <w:t xml:space="preserve">2. </w:t>
-      </w:r>
-      <w:r>
-        <w:rPr>
-          <w:rFonts w:ascii="Times New Roman" w:hAnsi="Times New Roman"/>
-          <w:sz w:val="28"/>
-        </w:rPr>
-      </w:r>
-      <w:r>
-        <w:rPr>
-          <w:rFonts w:ascii="Times New Roman" w:hAnsi="Times New Roman"/>
-          <w:b/>
-          <w:sz w:val="28"/>
-        </w:rPr>
-        <w:t>Радарная диаграмма покрытия компетенций (*Chart.js Radar*):</w:t>
-      </w:r>
-      <w:r>
-        <w:rPr>
-          <w:rFonts w:ascii="Times New Roman" w:hAnsi="Times New Roman"/>
-          <w:sz w:val="28"/>
-        </w:rPr>
-      </w:r>
-    </w:p>
-    <w:p>
-      <w:pPr>
-        <w:spacing w:line="276" w:lineRule="auto" w:after="60"/>
-        <w:ind w:left="1134"/>
-        <w:jc w:val="both"/>
-      </w:pPr>
-      <w:r>
-        <w:rPr>
-          <w:rFonts w:ascii="Times New Roman" w:hAnsi="Times New Roman"/>
-          <w:b w:val="0"/>
-          <w:sz w:val="28"/>
-        </w:rPr>
-        <w:t xml:space="preserve">• </w:t>
-      </w:r>
-      <w:r>
-        <w:rPr>
-          <w:rFonts w:ascii="Times New Roman" w:hAnsi="Times New Roman"/>
-          <w:sz w:val="28"/>
-        </w:rPr>
-        <w:t>Оценка сбалансированности универсальных (УК-1..8), общепрофессиональных (ОПК-1..6) и профессиональных компетенций (ПК-1..4).</w:t>
-      </w:r>
-    </w:p>
-    <w:p>
-      <w:pPr>
-        <w:spacing w:line="276" w:lineRule="auto" w:after="60"/>
-        <w:ind w:left="709"/>
-        <w:jc w:val="both"/>
-      </w:pPr>
-      <w:r>
-        <w:rPr>
-          <w:rFonts w:ascii="Times New Roman" w:hAnsi="Times New Roman"/>
-          <w:b/>
-          <w:sz w:val="28"/>
-        </w:rPr>
-        <w:t xml:space="preserve">3. </w:t>
-      </w:r>
-      <w:r>
-        <w:rPr>
-          <w:rFonts w:ascii="Times New Roman" w:hAnsi="Times New Roman"/>
-          <w:sz w:val="28"/>
-        </w:rPr>
-      </w:r>
-      <w:r>
-        <w:rPr>
-          <w:rFonts w:ascii="Times New Roman" w:hAnsi="Times New Roman"/>
-          <w:b/>
-          <w:sz w:val="28"/>
-        </w:rPr>
-        <w:t>Столбчатая гистограмма нагрузки по семестрам (*Chart.js Stacked Bar*):</w:t>
-      </w:r>
-      <w:r>
-        <w:rPr>
-          <w:rFonts w:ascii="Times New Roman" w:hAnsi="Times New Roman"/>
-          <w:sz w:val="28"/>
-        </w:rPr>
-      </w:r>
-    </w:p>
-    <w:p>
-      <w:pPr>
-        <w:spacing w:line="276" w:lineRule="auto" w:after="60"/>
-        <w:ind w:left="1134"/>
-        <w:jc w:val="both"/>
-      </w:pPr>
-      <w:r>
-        <w:rPr>
-          <w:rFonts w:ascii="Times New Roman" w:hAnsi="Times New Roman"/>
-          <w:b w:val="0"/>
-          <w:sz w:val="28"/>
-        </w:rPr>
-        <w:t xml:space="preserve">• </w:t>
-      </w:r>
-      <w:r>
-        <w:rPr>
-          <w:rFonts w:ascii="Times New Roman" w:hAnsi="Times New Roman"/>
-          <w:sz w:val="28"/>
-        </w:rPr>
-        <w:t>Наглядная разбивка часов по 8 семестрам: Лекции ($162$ ч./сем.), Лабораторные ($72$ ч./сем.), Практические занятия ($198$ ч./сем.) и СРС ($648$ ч./сем.) при суммарной норме $1080$ часов (30 з.е.) в семестр.</w:t>
-      </w:r>
-    </w:p>
-    <w:p>
-      <w:pPr>
-        <w:spacing w:before="160" w:after="80"/>
-        <w:jc w:val="left"/>
-      </w:pPr>
-      <w:r>
-        <w:rPr>
-          <w:rFonts w:ascii="Times New Roman" w:hAnsi="Times New Roman"/>
-          <w:b/>
-          <w:sz w:val="26"/>
-        </w:rPr>
-        <w:t>3.2. Модуль генерации и экспорта нормативной документации (PDF &amp; Excel)</w:t>
+        <w:t>Заключение</w:t>
       </w:r>
     </w:p>
     <w:p>
@@ -2049,1582 +500,7 @@
           <w:rFonts w:ascii="Times New Roman" w:hAnsi="Times New Roman"/>
           <w:sz w:val="28"/>
         </w:rPr>
-      </w:r>
-      <w:r>
-        <w:rPr>
-          <w:rFonts w:ascii="Times New Roman" w:hAnsi="Times New Roman"/>
-          <w:b/>
-          <w:sz w:val="28"/>
-        </w:rPr>
-        <w:t>Функционал модуля:</w:t>
-      </w:r>
-      <w:r>
-        <w:rPr>
-          <w:rFonts w:ascii="Times New Roman" w:hAnsi="Times New Roman"/>
-          <w:sz w:val="28"/>
-        </w:rPr>
-        <w:t xml:space="preserve"> Обеспечивает возможность мгновенной выгрузки учебных планов и семестровых матриц в форматы электронных таблиц Microsoft Excel (.xlsx) и типографских документов PDF с готовым штампом ЭЦП.</w:t>
-      </w:r>
-    </w:p>
-    <w:p>
-      <w:pPr>
-        <w:spacing w:before="200" w:after="80"/>
-        <w:jc w:val="center"/>
-      </w:pPr>
-      <w:r>
-        <w:drawing>
-          <wp:inline xmlns:a="http://schemas.openxmlformats.org/drawingml/2006/main" xmlns:pic="http://schemas.openxmlformats.org/drawingml/2006/picture">
-            <wp:extent cx="5760000" cy="3626667"/>
-            <wp:docPr id="3" name="Picture 3"/>
-            <wp:cNvGraphicFramePr>
-              <a:graphicFrameLocks noChangeAspect="1"/>
-            </wp:cNvGraphicFramePr>
-            <a:graphic>
-              <a:graphicData uri="http://schemas.openxmlformats.org/drawingml/2006/picture">
-                <pic:pic>
-                  <pic:nvPicPr>
-                    <pic:cNvPr id="0" name="module_export_pdf_excel.png"/>
-                    <pic:cNvPicPr/>
-                  </pic:nvPicPr>
-                  <pic:blipFill>
-                    <a:blip r:embed="rId12"/>
-                    <a:stretch>
-                      <a:fillRect/>
-                    </a:stretch>
-                  </pic:blipFill>
-                  <pic:spPr>
-                    <a:xfrm>
-                      <a:off x="0" y="0"/>
-                      <a:ext cx="5760000" cy="3626667"/>
-                    </a:xfrm>
-                    <a:prstGeom prst="rect"/>
-                  </pic:spPr>
-                </pic:pic>
-              </a:graphicData>
-            </a:graphic>
-          </wp:inline>
-        </w:drawing>
-      </w:r>
-    </w:p>
-    <w:p>
-      <w:pPr>
-        <w:spacing w:before="80" w:after="240"/>
-        <w:jc w:val="center"/>
-      </w:pPr>
-      <w:r>
-        <w:rPr>
-          <w:rFonts w:ascii="Times New Roman" w:hAnsi="Times New Roman"/>
-          <w:i/>
-          <w:sz w:val="24"/>
-        </w:rPr>
-        <w:t>Рисунок 3 — Модуль экспорта в PDF и Excel</w:t>
-      </w:r>
-    </w:p>
-    <w:p>
-      <w:pPr>
-        <w:spacing w:before="160" w:after="80"/>
-        <w:jc w:val="left"/>
-      </w:pPr>
-      <w:r>
-        <w:rPr>
-          <w:rFonts w:ascii="Times New Roman" w:hAnsi="Times New Roman"/>
-          <w:b/>
-          <w:sz w:val="26"/>
-        </w:rPr>
-        <w:t>Поддерживаемые форматы и операции:</w:t>
-      </w:r>
-    </w:p>
-    <w:p>
-      <w:pPr>
-        <w:spacing w:line="276" w:lineRule="auto" w:after="60"/>
-        <w:ind w:left="709"/>
-        <w:jc w:val="both"/>
-      </w:pPr>
-      <w:r>
-        <w:rPr>
-          <w:rFonts w:ascii="Times New Roman" w:hAnsi="Times New Roman"/>
-          <w:b/>
-          <w:sz w:val="28"/>
-        </w:rPr>
-        <w:t xml:space="preserve">1. </w:t>
-      </w:r>
-      <w:r>
-        <w:rPr>
-          <w:rFonts w:ascii="Times New Roman" w:hAnsi="Times New Roman"/>
-          <w:sz w:val="28"/>
-        </w:rPr>
-      </w:r>
-      <w:r>
-        <w:rPr>
-          <w:rFonts w:ascii="Times New Roman" w:hAnsi="Times New Roman"/>
-          <w:b/>
-          <w:sz w:val="28"/>
-        </w:rPr>
-        <w:t>Экспорт в Microsoft Excel (`SheetJS / XLSX`):</w:t>
-      </w:r>
-      <w:r>
-        <w:rPr>
-          <w:rFonts w:ascii="Times New Roman" w:hAnsi="Times New Roman"/>
-          <w:sz w:val="28"/>
-        </w:rPr>
-      </w:r>
-    </w:p>
-    <w:p>
-      <w:pPr>
-        <w:spacing w:line="276" w:lineRule="auto" w:after="60"/>
-        <w:ind w:left="1134"/>
-        <w:jc w:val="both"/>
-      </w:pPr>
-      <w:r>
-        <w:rPr>
-          <w:rFonts w:ascii="Times New Roman" w:hAnsi="Times New Roman"/>
-          <w:b w:val="0"/>
-          <w:sz w:val="28"/>
-        </w:rPr>
-        <w:t xml:space="preserve">• </w:t>
-      </w:r>
-      <w:r>
-        <w:rPr>
-          <w:rFonts w:ascii="Times New Roman" w:hAnsi="Times New Roman"/>
-          <w:sz w:val="28"/>
-        </w:rPr>
-        <w:t>Формирование структурированной книги Excel со всеми дисциплинами, формулами автоматического суммирования часов, группировкой по семестрам и кафедрам.</w:t>
-      </w:r>
-    </w:p>
-    <w:p>
-      <w:pPr>
-        <w:spacing w:line="276" w:lineRule="auto" w:after="60"/>
-        <w:ind w:left="709"/>
-        <w:jc w:val="both"/>
-      </w:pPr>
-      <w:r>
-        <w:rPr>
-          <w:rFonts w:ascii="Times New Roman" w:hAnsi="Times New Roman"/>
-          <w:b/>
-          <w:sz w:val="28"/>
-        </w:rPr>
-        <w:t xml:space="preserve">2. </w:t>
-      </w:r>
-      <w:r>
-        <w:rPr>
-          <w:rFonts w:ascii="Times New Roman" w:hAnsi="Times New Roman"/>
-          <w:sz w:val="28"/>
-        </w:rPr>
-      </w:r>
-      <w:r>
-        <w:rPr>
-          <w:rFonts w:ascii="Times New Roman" w:hAnsi="Times New Roman"/>
-          <w:b/>
-          <w:sz w:val="28"/>
-        </w:rPr>
-        <w:t>Генерация официального бланка УП в PDF (`jsPDF / ReportLab`):</w:t>
-      </w:r>
-      <w:r>
-        <w:rPr>
-          <w:rFonts w:ascii="Times New Roman" w:hAnsi="Times New Roman"/>
-          <w:sz w:val="28"/>
-        </w:rPr>
-      </w:r>
-    </w:p>
-    <w:p>
-      <w:pPr>
-        <w:spacing w:line="276" w:lineRule="auto" w:after="60"/>
-        <w:ind w:left="1134"/>
-        <w:jc w:val="both"/>
-      </w:pPr>
-      <w:r>
-        <w:rPr>
-          <w:rFonts w:ascii="Times New Roman" w:hAnsi="Times New Roman"/>
-          <w:b w:val="0"/>
-          <w:sz w:val="28"/>
-        </w:rPr>
-        <w:t xml:space="preserve">• </w:t>
-      </w:r>
-      <w:r>
-        <w:rPr>
-          <w:rFonts w:ascii="Times New Roman" w:hAnsi="Times New Roman"/>
-          <w:sz w:val="28"/>
-        </w:rPr>
-        <w:t>Оформление титульного листа в соответствии с ГОСТ: реквизиты Минобрнауки РФ, гриф утверждения Ученым советом, протокол, регистрационный номер и встроенный графический штамп ЭЦП Проректора по УР.</w:t>
-      </w:r>
-    </w:p>
-    <w:p>
-      <w:pPr>
-        <w:spacing w:line="276" w:lineRule="auto" w:after="60"/>
-        <w:ind w:left="709"/>
-        <w:jc w:val="both"/>
-      </w:pPr>
-      <w:r>
-        <w:rPr>
-          <w:rFonts w:ascii="Times New Roman" w:hAnsi="Times New Roman"/>
-          <w:b/>
-          <w:sz w:val="28"/>
-        </w:rPr>
-        <w:t xml:space="preserve">3. </w:t>
-      </w:r>
-      <w:r>
-        <w:rPr>
-          <w:rFonts w:ascii="Times New Roman" w:hAnsi="Times New Roman"/>
-          <w:sz w:val="28"/>
-        </w:rPr>
-      </w:r>
-      <w:r>
-        <w:rPr>
-          <w:rFonts w:ascii="Times New Roman" w:hAnsi="Times New Roman"/>
-          <w:b/>
-          <w:sz w:val="28"/>
-        </w:rPr>
-        <w:t>Инструмент прямой печати:</w:t>
-      </w:r>
-      <w:r>
-        <w:rPr>
-          <w:rFonts w:ascii="Times New Roman" w:hAnsi="Times New Roman"/>
-          <w:sz w:val="28"/>
-        </w:rPr>
-      </w:r>
-    </w:p>
-    <w:p>
-      <w:pPr>
-        <w:spacing w:line="276" w:lineRule="auto" w:after="60"/>
-        <w:ind w:left="1134"/>
-        <w:jc w:val="both"/>
-      </w:pPr>
-      <w:r>
-        <w:rPr>
-          <w:rFonts w:ascii="Times New Roman" w:hAnsi="Times New Roman"/>
-          <w:b w:val="0"/>
-          <w:sz w:val="28"/>
-        </w:rPr>
-        <w:t xml:space="preserve">• </w:t>
-      </w:r>
-      <w:r>
-        <w:rPr>
-          <w:rFonts w:ascii="Times New Roman" w:hAnsi="Times New Roman"/>
-          <w:sz w:val="28"/>
-        </w:rPr>
-        <w:t>CSS `@media print` стили для печати утвержденных рабочих программ и семестровых ведомостей.</w:t>
-      </w:r>
-    </w:p>
-    <w:p>
-      <w:pPr>
-        <w:spacing w:before="160" w:after="80"/>
-        <w:jc w:val="left"/>
-      </w:pPr>
-      <w:r>
-        <w:rPr>
-          <w:rFonts w:ascii="Times New Roman" w:hAnsi="Times New Roman"/>
-          <w:b/>
-          <w:sz w:val="26"/>
-        </w:rPr>
-        <w:t>3.3. Модуль криптографии и наложения штампа ЭЦП (CryptoJS / SHA-256)</w:t>
-      </w:r>
-    </w:p>
-    <w:p>
-      <w:pPr>
-        <w:spacing w:line="276" w:lineRule="auto" w:after="120"/>
-        <w:ind w:firstLine="709"/>
-        <w:jc w:val="both"/>
-      </w:pPr>
-      <w:r>
-        <w:rPr>
-          <w:rFonts w:ascii="Times New Roman" w:hAnsi="Times New Roman"/>
-          <w:sz w:val="28"/>
-        </w:rPr>
-      </w:r>
-      <w:r>
-        <w:rPr>
-          <w:rFonts w:ascii="Times New Roman" w:hAnsi="Times New Roman"/>
-          <w:b/>
-          <w:sz w:val="28"/>
-        </w:rPr>
-        <w:t>Функционал модуля:</w:t>
-      </w:r>
-      <w:r>
-        <w:rPr>
-          <w:rFonts w:ascii="Times New Roman" w:hAnsi="Times New Roman"/>
-          <w:sz w:val="28"/>
-        </w:rPr>
-        <w:t xml:space="preserve"> Реализация юридически значимого электронного документооборота в соответствии с требованиями Федерального закона № 63-ФЗ «Об электронной подписи».</w:t>
-      </w:r>
-    </w:p>
-    <w:p>
-      <w:pPr>
-        <w:spacing w:before="200" w:after="80"/>
-        <w:jc w:val="center"/>
-      </w:pPr>
-      <w:r>
-        <w:drawing>
-          <wp:inline xmlns:a="http://schemas.openxmlformats.org/drawingml/2006/main" xmlns:pic="http://schemas.openxmlformats.org/drawingml/2006/picture">
-            <wp:extent cx="5760000" cy="3626667"/>
-            <wp:docPr id="4" name="Picture 4"/>
-            <wp:cNvGraphicFramePr>
-              <a:graphicFrameLocks noChangeAspect="1"/>
-            </wp:cNvGraphicFramePr>
-            <a:graphic>
-              <a:graphicData uri="http://schemas.openxmlformats.org/drawingml/2006/picture">
-                <pic:pic>
-                  <pic:nvPicPr>
-                    <pic:cNvPr id="0" name="module_crypto_signature_stamp.png"/>
-                    <pic:cNvPicPr/>
-                  </pic:nvPicPr>
-                  <pic:blipFill>
-                    <a:blip r:embed="rId13"/>
-                    <a:stretch>
-                      <a:fillRect/>
-                    </a:stretch>
-                  </pic:blipFill>
-                  <pic:spPr>
-                    <a:xfrm>
-                      <a:off x="0" y="0"/>
-                      <a:ext cx="5760000" cy="3626667"/>
-                    </a:xfrm>
-                    <a:prstGeom prst="rect"/>
-                  </pic:spPr>
-                </pic:pic>
-              </a:graphicData>
-            </a:graphic>
-          </wp:inline>
-        </w:drawing>
-      </w:r>
-    </w:p>
-    <w:p>
-      <w:pPr>
-        <w:spacing w:before="80" w:after="240"/>
-        <w:jc w:val="center"/>
-      </w:pPr>
-      <w:r>
-        <w:rPr>
-          <w:rFonts w:ascii="Times New Roman" w:hAnsi="Times New Roman"/>
-          <w:i/>
-          <w:sz w:val="24"/>
-        </w:rPr>
-        <w:t>Рисунок 4 — Модуль криптографии и штампа ЭЦП</w:t>
-      </w:r>
-    </w:p>
-    <w:p>
-      <w:pPr>
-        <w:spacing w:before="160" w:after="80"/>
-        <w:jc w:val="left"/>
-      </w:pPr>
-      <w:r>
-        <w:rPr>
-          <w:rFonts w:ascii="Times New Roman" w:hAnsi="Times New Roman"/>
-          <w:b/>
-          <w:sz w:val="26"/>
-        </w:rPr>
-        <w:t>Принцип работы и компоненты:</w:t>
-      </w:r>
-    </w:p>
-    <w:p>
-      <w:pPr>
-        <w:spacing w:line="276" w:lineRule="auto" w:after="60"/>
-        <w:ind w:left="709"/>
-        <w:jc w:val="both"/>
-      </w:pPr>
-      <w:r>
-        <w:rPr>
-          <w:rFonts w:ascii="Times New Roman" w:hAnsi="Times New Roman"/>
-          <w:b/>
-          <w:sz w:val="28"/>
-        </w:rPr>
-        <w:t xml:space="preserve">1. </w:t>
-      </w:r>
-      <w:r>
-        <w:rPr>
-          <w:rFonts w:ascii="Times New Roman" w:hAnsi="Times New Roman"/>
-          <w:sz w:val="28"/>
-        </w:rPr>
-      </w:r>
-      <w:r>
-        <w:rPr>
-          <w:rFonts w:ascii="Times New Roman" w:hAnsi="Times New Roman"/>
-          <w:b/>
-          <w:sz w:val="28"/>
-        </w:rPr>
-        <w:t>Клиентско-серверное вычисление хеша (SHA-256):</w:t>
-      </w:r>
-      <w:r>
-        <w:rPr>
-          <w:rFonts w:ascii="Times New Roman" w:hAnsi="Times New Roman"/>
-          <w:sz w:val="28"/>
-        </w:rPr>
-      </w:r>
-    </w:p>
-    <w:p>
-      <w:pPr>
-        <w:spacing w:line="276" w:lineRule="auto" w:after="60"/>
-        <w:ind w:left="1134"/>
-        <w:jc w:val="both"/>
-      </w:pPr>
-      <w:r>
-        <w:rPr>
-          <w:rFonts w:ascii="Times New Roman" w:hAnsi="Times New Roman"/>
-          <w:b w:val="0"/>
-          <w:sz w:val="28"/>
-        </w:rPr>
-        <w:t xml:space="preserve">• </w:t>
-      </w:r>
-      <w:r>
-        <w:rPr>
-          <w:rFonts w:ascii="Times New Roman" w:hAnsi="Times New Roman"/>
-          <w:sz w:val="28"/>
-        </w:rPr>
-        <w:t>Каноническое представление структуры учебного плана хешируется алгоритмом SHA-256 (`a7f5c9e2b1d408f617a29c3e4f5a6b7c8d9e0f1a2b3c4d5e6f7a8b9c0d1e2f3a`).</w:t>
-      </w:r>
-    </w:p>
-    <w:p>
-      <w:pPr>
-        <w:spacing w:line="276" w:lineRule="auto" w:after="60"/>
-        <w:ind w:left="709"/>
-        <w:jc w:val="both"/>
-      </w:pPr>
-      <w:r>
-        <w:rPr>
-          <w:rFonts w:ascii="Times New Roman" w:hAnsi="Times New Roman"/>
-          <w:b/>
-          <w:sz w:val="28"/>
-        </w:rPr>
-        <w:t xml:space="preserve">2. </w:t>
-      </w:r>
-      <w:r>
-        <w:rPr>
-          <w:rFonts w:ascii="Times New Roman" w:hAnsi="Times New Roman"/>
-          <w:sz w:val="28"/>
-        </w:rPr>
-      </w:r>
-      <w:r>
-        <w:rPr>
-          <w:rFonts w:ascii="Times New Roman" w:hAnsi="Times New Roman"/>
-          <w:b/>
-          <w:sz w:val="28"/>
-        </w:rPr>
-        <w:t>Генерация визуального штампа усиленной квалифицированной ЭЦП:</w:t>
-      </w:r>
-      <w:r>
-        <w:rPr>
-          <w:rFonts w:ascii="Times New Roman" w:hAnsi="Times New Roman"/>
-          <w:sz w:val="28"/>
-        </w:rPr>
-      </w:r>
-    </w:p>
-    <w:p>
-      <w:pPr>
-        <w:spacing w:line="276" w:lineRule="auto" w:after="60"/>
-        <w:ind w:left="1134"/>
-        <w:jc w:val="both"/>
-      </w:pPr>
-      <w:r>
-        <w:rPr>
-          <w:rFonts w:ascii="Times New Roman" w:hAnsi="Times New Roman"/>
-          <w:b w:val="0"/>
-          <w:sz w:val="28"/>
-        </w:rPr>
-        <w:t xml:space="preserve">• </w:t>
-      </w:r>
-      <w:r>
-        <w:rPr>
-          <w:rFonts w:ascii="Times New Roman" w:hAnsi="Times New Roman"/>
-          <w:sz w:val="28"/>
-        </w:rPr>
-        <w:t>Гербовая синяя рамка с реквизитами: *«ДОКУМЕНТ ПОДПИСАН ЭЛЕКТРОННОЙ ПОДПИСЬЮ»*, серийный номер сертификата УЦ Федерального Казначейства, ФИО и должность подписанта, дата и точное время подписания.</w:t>
-      </w:r>
-    </w:p>
-    <w:p>
-      <w:pPr>
-        <w:spacing w:line="276" w:lineRule="auto" w:after="60"/>
-        <w:ind w:left="709"/>
-        <w:jc w:val="both"/>
-      </w:pPr>
-      <w:r>
-        <w:rPr>
-          <w:rFonts w:ascii="Times New Roman" w:hAnsi="Times New Roman"/>
-          <w:b/>
-          <w:sz w:val="28"/>
-        </w:rPr>
-        <w:t xml:space="preserve">3. </w:t>
-      </w:r>
-      <w:r>
-        <w:rPr>
-          <w:rFonts w:ascii="Times New Roman" w:hAnsi="Times New Roman"/>
-          <w:sz w:val="28"/>
-        </w:rPr>
-      </w:r>
-      <w:r>
-        <w:rPr>
-          <w:rFonts w:ascii="Times New Roman" w:hAnsi="Times New Roman"/>
-          <w:b/>
-          <w:sz w:val="28"/>
-        </w:rPr>
-        <w:t>Модуль проверки валидности сертификата:</w:t>
-      </w:r>
-      <w:r>
-        <w:rPr>
-          <w:rFonts w:ascii="Times New Roman" w:hAnsi="Times New Roman"/>
-          <w:sz w:val="28"/>
-        </w:rPr>
-      </w:r>
-    </w:p>
-    <w:p>
-      <w:pPr>
-        <w:spacing w:line="276" w:lineRule="auto" w:after="60"/>
-        <w:ind w:left="1134"/>
-        <w:jc w:val="both"/>
-      </w:pPr>
-      <w:r>
-        <w:rPr>
-          <w:rFonts w:ascii="Times New Roman" w:hAnsi="Times New Roman"/>
-          <w:b w:val="0"/>
-          <w:sz w:val="28"/>
-        </w:rPr>
-        <w:t xml:space="preserve">• </w:t>
-      </w:r>
-      <w:r>
-        <w:rPr>
-          <w:rFonts w:ascii="Times New Roman" w:hAnsi="Times New Roman"/>
-          <w:sz w:val="28"/>
-        </w:rPr>
-        <w:t>Контроль срока действия открытого ключа и проверка отсутствия изменений в структуре документа после наложения подписи.</w:t>
-      </w:r>
-    </w:p>
-    <w:p>
-      <w:pPr>
-        <w:spacing w:before="160" w:after="80"/>
-        <w:jc w:val="left"/>
-      </w:pPr>
-      <w:r>
-        <w:rPr>
-          <w:rFonts w:ascii="Times New Roman" w:hAnsi="Times New Roman"/>
-          <w:b/>
-          <w:sz w:val="26"/>
-        </w:rPr>
-        <w:t>3.4. Модуль визуального построчного Diff-сопоставления версий УП (Visual Diff Tracker)</w:t>
-      </w:r>
-    </w:p>
-    <w:p>
-      <w:pPr>
-        <w:spacing w:line="276" w:lineRule="auto" w:after="120"/>
-        <w:ind w:firstLine="709"/>
-        <w:jc w:val="both"/>
-      </w:pPr>
-      <w:r>
-        <w:rPr>
-          <w:rFonts w:ascii="Times New Roman" w:hAnsi="Times New Roman"/>
-          <w:sz w:val="28"/>
-        </w:rPr>
-      </w:r>
-      <w:r>
-        <w:rPr>
-          <w:rFonts w:ascii="Times New Roman" w:hAnsi="Times New Roman"/>
-          <w:b/>
-          <w:sz w:val="28"/>
-        </w:rPr>
-        <w:t>Функционал модуля:</w:t>
-      </w:r>
-      <w:r>
-        <w:rPr>
-          <w:rFonts w:ascii="Times New Roman" w:hAnsi="Times New Roman"/>
-          <w:sz w:val="28"/>
-        </w:rPr>
-        <w:t xml:space="preserve"> Интерактивное сопоставление двух ревизий учебного плана (исходной `v1.0` и актуализированной `v1.1` после служебной записки) в двухколоночном режиме *Side-by-Side*.</w:t>
-      </w:r>
-    </w:p>
-    <w:p>
-      <w:pPr>
-        <w:spacing w:before="200" w:after="80"/>
-        <w:jc w:val="center"/>
-      </w:pPr>
-      <w:r>
-        <w:drawing>
-          <wp:inline xmlns:a="http://schemas.openxmlformats.org/drawingml/2006/main" xmlns:pic="http://schemas.openxmlformats.org/drawingml/2006/picture">
-            <wp:extent cx="5760000" cy="3626667"/>
-            <wp:docPr id="5" name="Picture 5"/>
-            <wp:cNvGraphicFramePr>
-              <a:graphicFrameLocks noChangeAspect="1"/>
-            </wp:cNvGraphicFramePr>
-            <a:graphic>
-              <a:graphicData uri="http://schemas.openxmlformats.org/drawingml/2006/picture">
-                <pic:pic>
-                  <pic:nvPicPr>
-                    <pic:cNvPr id="0" name="module_visual_diff_tracker.png"/>
-                    <pic:cNvPicPr/>
-                  </pic:nvPicPr>
-                  <pic:blipFill>
-                    <a:blip r:embed="rId14"/>
-                    <a:stretch>
-                      <a:fillRect/>
-                    </a:stretch>
-                  </pic:blipFill>
-                  <pic:spPr>
-                    <a:xfrm>
-                      <a:off x="0" y="0"/>
-                      <a:ext cx="5760000" cy="3626667"/>
-                    </a:xfrm>
-                    <a:prstGeom prst="rect"/>
-                  </pic:spPr>
-                </pic:pic>
-              </a:graphicData>
-            </a:graphic>
-          </wp:inline>
-        </w:drawing>
-      </w:r>
-    </w:p>
-    <w:p>
-      <w:pPr>
-        <w:spacing w:before="80" w:after="240"/>
-        <w:jc w:val="center"/>
-      </w:pPr>
-      <w:r>
-        <w:rPr>
-          <w:rFonts w:ascii="Times New Roman" w:hAnsi="Times New Roman"/>
-          <w:i/>
-          <w:sz w:val="24"/>
-        </w:rPr>
-        <w:t>Рисунок 5 — Модуль визуального Diff-сопоставления</w:t>
-      </w:r>
-    </w:p>
-    <w:p>
-      <w:pPr>
-        <w:spacing w:before="160" w:after="80"/>
-        <w:jc w:val="left"/>
-      </w:pPr>
-      <w:r>
-        <w:rPr>
-          <w:rFonts w:ascii="Times New Roman" w:hAnsi="Times New Roman"/>
-          <w:b/>
-          <w:sz w:val="26"/>
-        </w:rPr>
-        <w:t>Особенности реализации:</w:t>
-      </w:r>
-    </w:p>
-    <w:p>
-      <w:pPr>
-        <w:spacing w:line="276" w:lineRule="auto" w:after="60"/>
-        <w:ind w:left="709"/>
-        <w:jc w:val="both"/>
-      </w:pPr>
-      <w:r>
-        <w:rPr>
-          <w:rFonts w:ascii="Times New Roman" w:hAnsi="Times New Roman"/>
-          <w:b w:val="0"/>
-          <w:sz w:val="28"/>
-        </w:rPr>
-        <w:t xml:space="preserve">• </w:t>
-      </w:r>
-      <w:r>
-        <w:rPr>
-          <w:rFonts w:ascii="Times New Roman" w:hAnsi="Times New Roman"/>
-          <w:sz w:val="28"/>
-        </w:rPr>
-        <w:t>Красная подсветка удаленных/замененных параметров дисциплины (напр. *Математический анализ, 3 з.е., Зачет*);</w:t>
-      </w:r>
-    </w:p>
-    <w:p>
-      <w:pPr>
-        <w:spacing w:line="276" w:lineRule="auto" w:after="60"/>
-        <w:ind w:left="709"/>
-        <w:jc w:val="both"/>
-      </w:pPr>
-      <w:r>
-        <w:rPr>
-          <w:rFonts w:ascii="Times New Roman" w:hAnsi="Times New Roman"/>
-          <w:b w:val="0"/>
-          <w:sz w:val="28"/>
-        </w:rPr>
-        <w:t xml:space="preserve">• </w:t>
-      </w:r>
-      <w:r>
-        <w:rPr>
-          <w:rFonts w:ascii="Times New Roman" w:hAnsi="Times New Roman"/>
-          <w:sz w:val="28"/>
-        </w:rPr>
-        <w:t>Зеленая подсветка внесенных изменений (напр. *Математический анализ, 5 з.е., Экзамен [+2 з.е.]*);</w:t>
-      </w:r>
-    </w:p>
-    <w:p>
-      <w:pPr>
-        <w:spacing w:line="276" w:lineRule="auto" w:after="60"/>
-        <w:ind w:left="709"/>
-        <w:jc w:val="both"/>
-      </w:pPr>
-      <w:r>
-        <w:rPr>
-          <w:rFonts w:ascii="Times New Roman" w:hAnsi="Times New Roman"/>
-          <w:b w:val="0"/>
-          <w:sz w:val="28"/>
-        </w:rPr>
-        <w:t xml:space="preserve">• </w:t>
-      </w:r>
-      <w:r>
-        <w:rPr>
-          <w:rFonts w:ascii="Times New Roman" w:hAnsi="Times New Roman"/>
-          <w:sz w:val="28"/>
-        </w:rPr>
-        <w:t>Автоматическая перепроверка соблюдения общего баланса программы 240 з.е. в реальном времени.</w:t>
-      </w:r>
-    </w:p>
-    <w:p>
-      <w:pPr>
-        <w:spacing w:before="160" w:after="80"/>
-        <w:jc w:val="left"/>
-      </w:pPr>
-      <w:r>
-        <w:rPr>
-          <w:rFonts w:ascii="Times New Roman" w:hAnsi="Times New Roman"/>
-          <w:b/>
-          <w:sz w:val="26"/>
-        </w:rPr>
-        <w:t>3.5. Модуль интерактивного календаря и планировщика дедлайнов (FullCalendar)</w:t>
-      </w:r>
-    </w:p>
-    <w:p>
-      <w:pPr>
-        <w:spacing w:line="276" w:lineRule="auto" w:after="120"/>
-        <w:ind w:firstLine="709"/>
-        <w:jc w:val="both"/>
-      </w:pPr>
-      <w:r>
-        <w:rPr>
-          <w:rFonts w:ascii="Times New Roman" w:hAnsi="Times New Roman"/>
-          <w:sz w:val="28"/>
-        </w:rPr>
-      </w:r>
-      <w:r>
-        <w:rPr>
-          <w:rFonts w:ascii="Times New Roman" w:hAnsi="Times New Roman"/>
-          <w:b/>
-          <w:sz w:val="28"/>
-        </w:rPr>
-        <w:t>Функционал модуля:</w:t>
-      </w:r>
-      <w:r>
-        <w:rPr>
-          <w:rFonts w:ascii="Times New Roman" w:hAnsi="Times New Roman"/>
-          <w:sz w:val="28"/>
-        </w:rPr>
-        <w:t xml:space="preserve"> Координация сроков разработки, экспертизы и утверждения учебных планов между институтами, кафедрами, Центром АНОК и Ученым советом.</w:t>
-      </w:r>
-    </w:p>
-    <w:p>
-      <w:pPr>
-        <w:spacing w:before="200" w:after="80"/>
-        <w:jc w:val="center"/>
-      </w:pPr>
-      <w:r>
-        <w:drawing>
-          <wp:inline xmlns:a="http://schemas.openxmlformats.org/drawingml/2006/main" xmlns:pic="http://schemas.openxmlformats.org/drawingml/2006/picture">
-            <wp:extent cx="5760000" cy="3626667"/>
-            <wp:docPr id="6" name="Picture 6"/>
-            <wp:cNvGraphicFramePr>
-              <a:graphicFrameLocks noChangeAspect="1"/>
-            </wp:cNvGraphicFramePr>
-            <a:graphic>
-              <a:graphicData uri="http://schemas.openxmlformats.org/drawingml/2006/picture">
-                <pic:pic>
-                  <pic:nvPicPr>
-                    <pic:cNvPr id="0" name="module_calendar_scheduler.png"/>
-                    <pic:cNvPicPr/>
-                  </pic:nvPicPr>
-                  <pic:blipFill>
-                    <a:blip r:embed="rId15"/>
-                    <a:stretch>
-                      <a:fillRect/>
-                    </a:stretch>
-                  </pic:blipFill>
-                  <pic:spPr>
-                    <a:xfrm>
-                      <a:off x="0" y="0"/>
-                      <a:ext cx="5760000" cy="3626667"/>
-                    </a:xfrm>
-                    <a:prstGeom prst="rect"/>
-                  </pic:spPr>
-                </pic:pic>
-              </a:graphicData>
-            </a:graphic>
-          </wp:inline>
-        </w:drawing>
-      </w:r>
-    </w:p>
-    <w:p>
-      <w:pPr>
-        <w:spacing w:before="80" w:after="240"/>
-        <w:jc w:val="center"/>
-      </w:pPr>
-      <w:r>
-        <w:rPr>
-          <w:rFonts w:ascii="Times New Roman" w:hAnsi="Times New Roman"/>
-          <w:i/>
-          <w:sz w:val="24"/>
-        </w:rPr>
-        <w:t>Рисунок 6 — Модуль календаря и планировщика дедлайнов</w:t>
-      </w:r>
-    </w:p>
-    <w:p>
-      <w:pPr>
-        <w:spacing w:before="160" w:after="80"/>
-        <w:jc w:val="left"/>
-      </w:pPr>
-      <w:r>
-        <w:rPr>
-          <w:rFonts w:ascii="Times New Roman" w:hAnsi="Times New Roman"/>
-          <w:b/>
-          <w:sz w:val="26"/>
-        </w:rPr>
-        <w:t>Отображаемые регламентные события:</w:t>
-      </w:r>
-    </w:p>
-    <w:p>
-      <w:pPr>
-        <w:spacing w:line="276" w:lineRule="auto" w:after="60"/>
-        <w:ind w:left="709"/>
-        <w:jc w:val="both"/>
-      </w:pPr>
-      <w:r>
-        <w:rPr>
-          <w:rFonts w:ascii="Times New Roman" w:hAnsi="Times New Roman"/>
-          <w:b w:val="0"/>
-          <w:sz w:val="28"/>
-        </w:rPr>
-        <w:t xml:space="preserve">• </w:t>
-      </w:r>
-      <w:r>
-        <w:rPr>
-          <w:rFonts w:ascii="Times New Roman" w:hAnsi="Times New Roman"/>
-          <w:sz w:val="28"/>
-        </w:rPr>
-      </w:r>
-      <w:r>
-        <w:rPr>
-          <w:rFonts w:ascii="Times New Roman" w:hAnsi="Times New Roman"/>
-          <w:b/>
-          <w:sz w:val="28"/>
-        </w:rPr>
-        <w:t>01 Октября 2026:</w:t>
-      </w:r>
-      <w:r>
-        <w:rPr>
-          <w:rFonts w:ascii="Times New Roman" w:hAnsi="Times New Roman"/>
-          <w:sz w:val="28"/>
-        </w:rPr>
-        <w:t xml:space="preserve"> Старт приема служебных записок на корректировку УП до начала семестра;</w:t>
-      </w:r>
-    </w:p>
-    <w:p>
-      <w:pPr>
-        <w:spacing w:line="276" w:lineRule="auto" w:after="60"/>
-        <w:ind w:left="709"/>
-        <w:jc w:val="both"/>
-      </w:pPr>
-      <w:r>
-        <w:rPr>
-          <w:rFonts w:ascii="Times New Roman" w:hAnsi="Times New Roman"/>
-          <w:b w:val="0"/>
-          <w:sz w:val="28"/>
-        </w:rPr>
-        <w:t xml:space="preserve">• </w:t>
-      </w:r>
-      <w:r>
-        <w:rPr>
-          <w:rFonts w:ascii="Times New Roman" w:hAnsi="Times New Roman"/>
-          <w:sz w:val="28"/>
-        </w:rPr>
-      </w:r>
-      <w:r>
-        <w:rPr>
-          <w:rFonts w:ascii="Times New Roman" w:hAnsi="Times New Roman"/>
-          <w:b/>
-          <w:sz w:val="28"/>
-        </w:rPr>
-        <w:t>04 Октября 2026:</w:t>
-      </w:r>
-      <w:r>
-        <w:rPr>
-          <w:rFonts w:ascii="Times New Roman" w:hAnsi="Times New Roman"/>
-          <w:sz w:val="28"/>
-        </w:rPr>
-        <w:t xml:space="preserve"> Завершение автоматической валидации ФГОС 3++ для пула бакалавриата;</w:t>
-      </w:r>
-    </w:p>
-    <w:p>
-      <w:pPr>
-        <w:spacing w:line="276" w:lineRule="auto" w:after="60"/>
-        <w:ind w:left="709"/>
-        <w:jc w:val="both"/>
-      </w:pPr>
-      <w:r>
-        <w:rPr>
-          <w:rFonts w:ascii="Times New Roman" w:hAnsi="Times New Roman"/>
-          <w:b w:val="0"/>
-          <w:sz w:val="28"/>
-        </w:rPr>
-        <w:t xml:space="preserve">• </w:t>
-      </w:r>
-      <w:r>
-        <w:rPr>
-          <w:rFonts w:ascii="Times New Roman" w:hAnsi="Times New Roman"/>
-          <w:sz w:val="28"/>
-        </w:rPr>
-      </w:r>
-      <w:r>
-        <w:rPr>
-          <w:rFonts w:ascii="Times New Roman" w:hAnsi="Times New Roman"/>
-          <w:b/>
-          <w:sz w:val="28"/>
-        </w:rPr>
-        <w:t>15 Октября 2026:</w:t>
-      </w:r>
-      <w:r>
-        <w:rPr>
-          <w:rFonts w:ascii="Times New Roman" w:hAnsi="Times New Roman"/>
-          <w:sz w:val="28"/>
-        </w:rPr>
-        <w:t xml:space="preserve"> Пленарное заседание Ученого совета по утверждению учебных программ;</w:t>
-      </w:r>
-    </w:p>
-    <w:p>
-      <w:pPr>
-        <w:spacing w:line="276" w:lineRule="auto" w:after="60"/>
-        <w:ind w:left="709"/>
-        <w:jc w:val="both"/>
-      </w:pPr>
-      <w:r>
-        <w:rPr>
-          <w:rFonts w:ascii="Times New Roman" w:hAnsi="Times New Roman"/>
-          <w:b w:val="0"/>
-          <w:sz w:val="28"/>
-        </w:rPr>
-        <w:t xml:space="preserve">• </w:t>
-      </w:r>
-      <w:r>
-        <w:rPr>
-          <w:rFonts w:ascii="Times New Roman" w:hAnsi="Times New Roman"/>
-          <w:sz w:val="28"/>
-        </w:rPr>
-      </w:r>
-      <w:r>
-        <w:rPr>
-          <w:rFonts w:ascii="Times New Roman" w:hAnsi="Times New Roman"/>
-          <w:b/>
-          <w:sz w:val="28"/>
-        </w:rPr>
-        <w:t>25 Октября 2026:</w:t>
-      </w:r>
-      <w:r>
-        <w:rPr>
-          <w:rFonts w:ascii="Times New Roman" w:hAnsi="Times New Roman"/>
-          <w:sz w:val="28"/>
-        </w:rPr>
-        <w:t xml:space="preserve"> Критический дедлайн передачи завизированных УП на подпись Проректору по УР.</w:t>
-      </w:r>
-    </w:p>
-    <w:p>
-      <w:pPr>
-        <w:spacing w:before="160" w:after="80"/>
-        <w:jc w:val="left"/>
-      </w:pPr>
-      <w:r>
-        <w:rPr>
-          <w:rFonts w:ascii="Times New Roman" w:hAnsi="Times New Roman"/>
-          <w:b/>
-          <w:sz w:val="26"/>
-        </w:rPr>
-        <w:t>3.6. Модуль динамических таблиц, живого поиска и фильтрации (DataTables)</w:t>
-      </w:r>
-    </w:p>
-    <w:p>
-      <w:pPr>
-        <w:spacing w:line="276" w:lineRule="auto" w:after="120"/>
-        <w:ind w:firstLine="709"/>
-        <w:jc w:val="both"/>
-      </w:pPr>
-      <w:r>
-        <w:rPr>
-          <w:rFonts w:ascii="Times New Roman" w:hAnsi="Times New Roman"/>
-          <w:sz w:val="28"/>
-        </w:rPr>
-      </w:r>
-      <w:r>
-        <w:rPr>
-          <w:rFonts w:ascii="Times New Roman" w:hAnsi="Times New Roman"/>
-          <w:b/>
-          <w:sz w:val="28"/>
-        </w:rPr>
-        <w:t>Функционал модуля:</w:t>
-      </w:r>
-      <w:r>
-        <w:rPr>
-          <w:rFonts w:ascii="Times New Roman" w:hAnsi="Times New Roman"/>
-          <w:sz w:val="28"/>
-        </w:rPr>
-        <w:t xml:space="preserve"> Обеспечение высокой отзывчивости пользовательского интерфейса при работе с объемными реестрами дисциплин (60+ строк) без необходимости перезагрузки веб-страницы.</w:t>
-      </w:r>
-    </w:p>
-    <w:p>
-      <w:pPr>
-        <w:spacing w:before="200" w:after="80"/>
-        <w:jc w:val="center"/>
-      </w:pPr>
-      <w:r>
-        <w:drawing>
-          <wp:inline xmlns:a="http://schemas.openxmlformats.org/drawingml/2006/main" xmlns:pic="http://schemas.openxmlformats.org/drawingml/2006/picture">
-            <wp:extent cx="5760000" cy="3626667"/>
-            <wp:docPr id="7" name="Picture 7"/>
-            <wp:cNvGraphicFramePr>
-              <a:graphicFrameLocks noChangeAspect="1"/>
-            </wp:cNvGraphicFramePr>
-            <a:graphic>
-              <a:graphicData uri="http://schemas.openxmlformats.org/drawingml/2006/picture">
-                <pic:pic>
-                  <pic:nvPicPr>
-                    <pic:cNvPr id="0" name="module_datatable_search_filter.png"/>
-                    <pic:cNvPicPr/>
-                  </pic:nvPicPr>
-                  <pic:blipFill>
-                    <a:blip r:embed="rId16"/>
-                    <a:stretch>
-                      <a:fillRect/>
-                    </a:stretch>
-                  </pic:blipFill>
-                  <pic:spPr>
-                    <a:xfrm>
-                      <a:off x="0" y="0"/>
-                      <a:ext cx="5760000" cy="3626667"/>
-                    </a:xfrm>
-                    <a:prstGeom prst="rect"/>
-                  </pic:spPr>
-                </pic:pic>
-              </a:graphicData>
-            </a:graphic>
-          </wp:inline>
-        </w:drawing>
-      </w:r>
-    </w:p>
-    <w:p>
-      <w:pPr>
-        <w:spacing w:before="80" w:after="240"/>
-        <w:jc w:val="center"/>
-      </w:pPr>
-      <w:r>
-        <w:rPr>
-          <w:rFonts w:ascii="Times New Roman" w:hAnsi="Times New Roman"/>
-          <w:i/>
-          <w:sz w:val="24"/>
-        </w:rPr>
-        <w:t>Рисунок 7 — Модуль динамических таблиц DataTables</w:t>
-      </w:r>
-    </w:p>
-    <w:p>
-      <w:pPr>
-        <w:spacing w:before="160" w:after="80"/>
-        <w:jc w:val="left"/>
-      </w:pPr>
-      <w:r>
-        <w:rPr>
-          <w:rFonts w:ascii="Times New Roman" w:hAnsi="Times New Roman"/>
-          <w:b/>
-          <w:sz w:val="26"/>
-        </w:rPr>
-        <w:t>Возможности модуля:</w:t>
-      </w:r>
-    </w:p>
-    <w:p>
-      <w:pPr>
-        <w:spacing w:line="276" w:lineRule="auto" w:after="60"/>
-        <w:ind w:left="709"/>
-        <w:jc w:val="both"/>
-      </w:pPr>
-      <w:r>
-        <w:rPr>
-          <w:rFonts w:ascii="Times New Roman" w:hAnsi="Times New Roman"/>
-          <w:b w:val="0"/>
-          <w:sz w:val="28"/>
-        </w:rPr>
-        <w:t xml:space="preserve">• </w:t>
-      </w:r>
-      <w:r>
-        <w:rPr>
-          <w:rFonts w:ascii="Times New Roman" w:hAnsi="Times New Roman"/>
-          <w:sz w:val="28"/>
-        </w:rPr>
-        <w:t>Живой мгновенный поиск по подстроке (*«Программирование»*);</w:t>
-      </w:r>
-    </w:p>
-    <w:p>
-      <w:pPr>
-        <w:spacing w:line="276" w:lineRule="auto" w:after="60"/>
-        <w:ind w:left="709"/>
-        <w:jc w:val="both"/>
-      </w:pPr>
-      <w:r>
-        <w:rPr>
-          <w:rFonts w:ascii="Times New Roman" w:hAnsi="Times New Roman"/>
-          <w:b w:val="0"/>
-          <w:sz w:val="28"/>
-        </w:rPr>
-        <w:t xml:space="preserve">• </w:t>
-      </w:r>
-      <w:r>
-        <w:rPr>
-          <w:rFonts w:ascii="Times New Roman" w:hAnsi="Times New Roman"/>
-          <w:sz w:val="28"/>
-        </w:rPr>
-        <w:t>Двунаправленная сортировка по любой колонке таблицы (Код, Название, Семестр, ЗЕТ, Часы, Форма контроля);</w:t>
-      </w:r>
-    </w:p>
-    <w:p>
-      <w:pPr>
-        <w:spacing w:line="276" w:lineRule="auto" w:after="60"/>
-        <w:ind w:left="709"/>
-        <w:jc w:val="both"/>
-      </w:pPr>
-      <w:r>
-        <w:rPr>
-          <w:rFonts w:ascii="Times New Roman" w:hAnsi="Times New Roman"/>
-          <w:b w:val="0"/>
-          <w:sz w:val="28"/>
-        </w:rPr>
-        <w:t xml:space="preserve">• </w:t>
-      </w:r>
-      <w:r>
-        <w:rPr>
-          <w:rFonts w:ascii="Times New Roman" w:hAnsi="Times New Roman"/>
-          <w:sz w:val="28"/>
-        </w:rPr>
-        <w:t>Динамическая клиентская пагинация (10, 25, 50 записей).</w:t>
-      </w:r>
-    </w:p>
-    <w:p>
-      <w:pPr>
-        <w:spacing w:before="160" w:after="80"/>
-        <w:jc w:val="left"/>
-      </w:pPr>
-      <w:r>
-        <w:rPr>
-          <w:rFonts w:ascii="Times New Roman" w:hAnsi="Times New Roman"/>
-          <w:b/>
-          <w:sz w:val="26"/>
-        </w:rPr>
-        <w:t>3.7. Модуль системных диалогов и интерактивных уведомлений (SweetAlert2 &amp; Toastify)</w:t>
-      </w:r>
-    </w:p>
-    <w:p>
-      <w:pPr>
-        <w:spacing w:line="276" w:lineRule="auto" w:after="120"/>
-        <w:ind w:firstLine="709"/>
-        <w:jc w:val="both"/>
-      </w:pPr>
-      <w:r>
-        <w:rPr>
-          <w:rFonts w:ascii="Times New Roman" w:hAnsi="Times New Roman"/>
-          <w:sz w:val="28"/>
-        </w:rPr>
-      </w:r>
-      <w:r>
-        <w:rPr>
-          <w:rFonts w:ascii="Times New Roman" w:hAnsi="Times New Roman"/>
-          <w:b/>
-          <w:sz w:val="28"/>
-        </w:rPr>
-        <w:t>Функционал модуля:</w:t>
-      </w:r>
-      <w:r>
-        <w:rPr>
-          <w:rFonts w:ascii="Times New Roman" w:hAnsi="Times New Roman"/>
-          <w:sz w:val="28"/>
-        </w:rPr>
-        <w:t xml:space="preserve"> Информирование операторов о результатах валидации, статусах криптографического подписания и системных предупреждениях.</w:t>
-      </w:r>
-    </w:p>
-    <w:p>
-      <w:pPr>
-        <w:spacing w:before="200" w:after="80"/>
-        <w:jc w:val="center"/>
-      </w:pPr>
-      <w:r>
-        <w:drawing>
-          <wp:inline xmlns:a="http://schemas.openxmlformats.org/drawingml/2006/main" xmlns:pic="http://schemas.openxmlformats.org/drawingml/2006/picture">
-            <wp:extent cx="5760000" cy="3626667"/>
-            <wp:docPr id="8" name="Picture 8"/>
-            <wp:cNvGraphicFramePr>
-              <a:graphicFrameLocks noChangeAspect="1"/>
-            </wp:cNvGraphicFramePr>
-            <a:graphic>
-              <a:graphicData uri="http://schemas.openxmlformats.org/drawingml/2006/picture">
-                <pic:pic>
-                  <pic:nvPicPr>
-                    <pic:cNvPr id="0" name="module_notifications_toast.png"/>
-                    <pic:cNvPicPr/>
-                  </pic:nvPicPr>
-                  <pic:blipFill>
-                    <a:blip r:embed="rId17"/>
-                    <a:stretch>
-                      <a:fillRect/>
-                    </a:stretch>
-                  </pic:blipFill>
-                  <pic:spPr>
-                    <a:xfrm>
-                      <a:off x="0" y="0"/>
-                      <a:ext cx="5760000" cy="3626667"/>
-                    </a:xfrm>
-                    <a:prstGeom prst="rect"/>
-                  </pic:spPr>
-                </pic:pic>
-              </a:graphicData>
-            </a:graphic>
-          </wp:inline>
-        </w:drawing>
-      </w:r>
-    </w:p>
-    <w:p>
-      <w:pPr>
-        <w:spacing w:before="80" w:after="240"/>
-        <w:jc w:val="center"/>
-      </w:pPr>
-      <w:r>
-        <w:rPr>
-          <w:rFonts w:ascii="Times New Roman" w:hAnsi="Times New Roman"/>
-          <w:i/>
-          <w:sz w:val="24"/>
-        </w:rPr>
-        <w:t>Рисунок 8 — Модуль диалогов и уведомлений SweetAlert2</w:t>
-      </w:r>
-    </w:p>
-    <w:p>
-      <w:pPr>
-        <w:spacing w:line="276" w:lineRule="auto" w:after="60"/>
-        <w:ind w:left="709"/>
-        <w:jc w:val="both"/>
-      </w:pPr>
-      <w:r>
-        <w:rPr>
-          <w:rFonts w:ascii="Times New Roman" w:hAnsi="Times New Roman"/>
-          <w:b w:val="0"/>
-          <w:sz w:val="28"/>
-        </w:rPr>
-        <w:t xml:space="preserve">• </w:t>
-      </w:r>
-      <w:r>
-        <w:rPr>
-          <w:rFonts w:ascii="Times New Roman" w:hAnsi="Times New Roman"/>
-          <w:sz w:val="28"/>
-        </w:rPr>
-      </w:r>
-      <w:r>
-        <w:rPr>
-          <w:rFonts w:ascii="Times New Roman" w:hAnsi="Times New Roman"/>
-          <w:b/>
-          <w:sz w:val="28"/>
-        </w:rPr>
-        <w:t>Модальный диалог SweetAlert2:</w:t>
-      </w:r>
-      <w:r>
-        <w:rPr>
-          <w:rFonts w:ascii="Times New Roman" w:hAnsi="Times New Roman"/>
-          <w:sz w:val="28"/>
-        </w:rPr>
-        <w:t xml:space="preserve"> красивое окно подтверждения успешного наложения квалифицированной ЭЦП с фиксацией SHA-256 хеша в журнале аудита;</w:t>
-      </w:r>
-    </w:p>
-    <w:p>
-      <w:pPr>
-        <w:spacing w:line="276" w:lineRule="auto" w:after="60"/>
-        <w:ind w:left="709"/>
-        <w:jc w:val="both"/>
-      </w:pPr>
-      <w:r>
-        <w:rPr>
-          <w:rFonts w:ascii="Times New Roman" w:hAnsi="Times New Roman"/>
-          <w:b w:val="0"/>
-          <w:sz w:val="28"/>
-        </w:rPr>
-        <w:t xml:space="preserve">• </w:t>
-      </w:r>
-      <w:r>
-        <w:rPr>
-          <w:rFonts w:ascii="Times New Roman" w:hAnsi="Times New Roman"/>
-          <w:sz w:val="28"/>
-        </w:rPr>
-      </w:r>
-      <w:r>
-        <w:rPr>
-          <w:rFonts w:ascii="Times New Roman" w:hAnsi="Times New Roman"/>
-          <w:b/>
-          <w:sz w:val="28"/>
-        </w:rPr>
-        <w:t>Всплывающие уведомления (Toast):</w:t>
-      </w:r>
-      <w:r>
-        <w:rPr>
-          <w:rFonts w:ascii="Times New Roman" w:hAnsi="Times New Roman"/>
-          <w:sz w:val="28"/>
-        </w:rPr>
-        <w:t xml:space="preserve"> неблокирующие информационные плашки в правом нижнем углу экрана о приближении дедлайнов и применении служебных записок.</w:t>
-      </w:r>
-    </w:p>
-    <w:p>
-      <w:pPr>
-        <w:spacing w:before="240" w:after="120"/>
-        <w:jc w:val="left"/>
-      </w:pPr>
-      <w:r>
-        <w:rPr>
-          <w:rFonts w:ascii="Times New Roman" w:hAnsi="Times New Roman"/>
-          <w:b/>
-          <w:sz w:val="28"/>
-        </w:rPr>
-        <w:t>4. Заключение</w:t>
-      </w:r>
-    </w:p>
-    <w:p>
-      <w:pPr>
-        <w:spacing w:line="276" w:lineRule="auto" w:after="120"/>
-        <w:ind w:firstLine="709"/>
-        <w:jc w:val="both"/>
-      </w:pPr>
-      <w:r>
-        <w:rPr>
-          <w:rFonts w:ascii="Times New Roman" w:hAnsi="Times New Roman"/>
-          <w:sz w:val="28"/>
-        </w:rPr>
-        <w:t>В ходе выполнения лабораторной работы № 6:</w:t>
-      </w:r>
-    </w:p>
-    <w:p>
-      <w:pPr>
-        <w:spacing w:line="276" w:lineRule="auto" w:after="60"/>
-        <w:ind w:left="709"/>
-        <w:jc w:val="both"/>
-      </w:pPr>
-      <w:r>
-        <w:rPr>
-          <w:rFonts w:ascii="Times New Roman" w:hAnsi="Times New Roman"/>
-          <w:b/>
-          <w:sz w:val="28"/>
-        </w:rPr>
-        <w:t xml:space="preserve">1. </w:t>
-      </w:r>
-      <w:r>
-        <w:rPr>
-          <w:rFonts w:ascii="Times New Roman" w:hAnsi="Times New Roman"/>
-          <w:sz w:val="28"/>
-        </w:rPr>
-      </w:r>
-      <w:r>
-        <w:rPr>
-          <w:rFonts w:ascii="Times New Roman" w:hAnsi="Times New Roman"/>
-          <w:b/>
-          <w:sz w:val="28"/>
-        </w:rPr>
-        <w:t>К корпоративному порталу подключен и настроен современный стек готовых библиотек и компонентов</w:t>
-      </w:r>
-      <w:r>
-        <w:rPr>
-          <w:rFonts w:ascii="Times New Roman" w:hAnsi="Times New Roman"/>
-          <w:sz w:val="28"/>
-        </w:rPr>
-        <w:t xml:space="preserve"> (Chart.js, SheetJS, jsPDF, CryptoJS, FullCalendar, DataTables, SweetAlert2, TailwindCSS).</w:t>
-      </w:r>
-    </w:p>
-    <w:p>
-      <w:pPr>
-        <w:spacing w:line="276" w:lineRule="auto" w:after="60"/>
-        <w:ind w:left="709"/>
-        <w:jc w:val="both"/>
-      </w:pPr>
-      <w:r>
-        <w:rPr>
-          <w:rFonts w:ascii="Times New Roman" w:hAnsi="Times New Roman"/>
-          <w:b/>
-          <w:sz w:val="28"/>
-        </w:rPr>
-        <w:t xml:space="preserve">2. </w:t>
-      </w:r>
-      <w:r>
-        <w:rPr>
-          <w:rFonts w:ascii="Times New Roman" w:hAnsi="Times New Roman"/>
-          <w:sz w:val="28"/>
-        </w:rPr>
-      </w:r>
-      <w:r>
-        <w:rPr>
-          <w:rFonts w:ascii="Times New Roman" w:hAnsi="Times New Roman"/>
-          <w:b/>
-          <w:sz w:val="28"/>
-        </w:rPr>
-        <w:t>Реализованы специализированные модули бизнес-логики АНОК:</w:t>
-      </w:r>
-      <w:r>
-        <w:rPr>
-          <w:rFonts w:ascii="Times New Roman" w:hAnsi="Times New Roman"/>
-          <w:sz w:val="28"/>
-        </w:rPr>
-      </w:r>
-    </w:p>
-    <w:p>
-      <w:pPr>
-        <w:spacing w:line="276" w:lineRule="auto" w:after="60"/>
-        <w:ind w:left="1134"/>
-        <w:jc w:val="both"/>
-      </w:pPr>
-      <w:r>
-        <w:rPr>
-          <w:rFonts w:ascii="Times New Roman" w:hAnsi="Times New Roman"/>
-          <w:b w:val="0"/>
-          <w:sz w:val="28"/>
-        </w:rPr>
-        <w:t xml:space="preserve">• </w:t>
-      </w:r>
-      <w:r>
-        <w:rPr>
-          <w:rFonts w:ascii="Times New Roman" w:hAnsi="Times New Roman"/>
-          <w:sz w:val="28"/>
-        </w:rPr>
-        <w:t>Интерактивная аналитика и визуализация нормативов ФГОС 3++;</w:t>
-      </w:r>
-    </w:p>
-    <w:p>
-      <w:pPr>
-        <w:spacing w:line="276" w:lineRule="auto" w:after="60"/>
-        <w:ind w:left="1134"/>
-        <w:jc w:val="both"/>
-      </w:pPr>
-      <w:r>
-        <w:rPr>
-          <w:rFonts w:ascii="Times New Roman" w:hAnsi="Times New Roman"/>
-          <w:b w:val="0"/>
-          <w:sz w:val="28"/>
-        </w:rPr>
-        <w:t xml:space="preserve">• </w:t>
-      </w:r>
-      <w:r>
-        <w:rPr>
-          <w:rFonts w:ascii="Times New Roman" w:hAnsi="Times New Roman"/>
-          <w:sz w:val="28"/>
-        </w:rPr>
-        <w:t>Экспорт официальных бланков УП в Excel и PDF с гербовым штампом ЭЦП;</w:t>
-      </w:r>
-    </w:p>
-    <w:p>
-      <w:pPr>
-        <w:spacing w:line="276" w:lineRule="auto" w:after="60"/>
-        <w:ind w:left="1134"/>
-        <w:jc w:val="both"/>
-      </w:pPr>
-      <w:r>
-        <w:rPr>
-          <w:rFonts w:ascii="Times New Roman" w:hAnsi="Times New Roman"/>
-          <w:b w:val="0"/>
-          <w:sz w:val="28"/>
-        </w:rPr>
-        <w:t xml:space="preserve">• </w:t>
-      </w:r>
-      <w:r>
-        <w:rPr>
-          <w:rFonts w:ascii="Times New Roman" w:hAnsi="Times New Roman"/>
-          <w:sz w:val="28"/>
-        </w:rPr>
-        <w:t>Криптографический модуль вычисления SHA-256 хеша и проверки сертификатов ЭЦП;</w:t>
-      </w:r>
-    </w:p>
-    <w:p>
-      <w:pPr>
-        <w:spacing w:line="276" w:lineRule="auto" w:after="60"/>
-        <w:ind w:left="1134"/>
-        <w:jc w:val="both"/>
-      </w:pPr>
-      <w:r>
-        <w:rPr>
-          <w:rFonts w:ascii="Times New Roman" w:hAnsi="Times New Roman"/>
-          <w:b w:val="0"/>
-          <w:sz w:val="28"/>
-        </w:rPr>
-        <w:t xml:space="preserve">• </w:t>
-      </w:r>
-      <w:r>
-        <w:rPr>
-          <w:rFonts w:ascii="Times New Roman" w:hAnsi="Times New Roman"/>
-          <w:sz w:val="28"/>
-        </w:rPr>
-        <w:t>Двухколоночный визуальный Diff-трекер изменений версий УП;</w:t>
-      </w:r>
-    </w:p>
-    <w:p>
-      <w:pPr>
-        <w:spacing w:line="276" w:lineRule="auto" w:after="60"/>
-        <w:ind w:left="1134"/>
-        <w:jc w:val="both"/>
-      </w:pPr>
-      <w:r>
-        <w:rPr>
-          <w:rFonts w:ascii="Times New Roman" w:hAnsi="Times New Roman"/>
-          <w:b w:val="0"/>
-          <w:sz w:val="28"/>
-        </w:rPr>
-        <w:t xml:space="preserve">• </w:t>
-      </w:r>
-      <w:r>
-        <w:rPr>
-          <w:rFonts w:ascii="Times New Roman" w:hAnsi="Times New Roman"/>
-          <w:sz w:val="28"/>
-        </w:rPr>
-        <w:t>Интерактивный календарь-планировщик регламентных процедур и дедлайнов;</w:t>
-      </w:r>
-    </w:p>
-    <w:p>
-      <w:pPr>
-        <w:spacing w:line="276" w:lineRule="auto" w:after="60"/>
-        <w:ind w:left="1134"/>
-        <w:jc w:val="both"/>
-      </w:pPr>
-      <w:r>
-        <w:rPr>
-          <w:rFonts w:ascii="Times New Roman" w:hAnsi="Times New Roman"/>
-          <w:b w:val="0"/>
-          <w:sz w:val="28"/>
-        </w:rPr>
-        <w:t xml:space="preserve">• </w:t>
-      </w:r>
-      <w:r>
-        <w:rPr>
-          <w:rFonts w:ascii="Times New Roman" w:hAnsi="Times New Roman"/>
-          <w:sz w:val="28"/>
-        </w:rPr>
-        <w:t>Динамические таблицы с живым поиском и система всплывающих Toast-уведомлений.</w:t>
-      </w:r>
-    </w:p>
-    <w:p>
-      <w:pPr>
-        <w:spacing w:line="276" w:lineRule="auto" w:after="60"/>
-        <w:ind w:left="709"/>
-        <w:jc w:val="both"/>
-      </w:pPr>
-      <w:r>
-        <w:rPr>
-          <w:rFonts w:ascii="Times New Roman" w:hAnsi="Times New Roman"/>
-          <w:b/>
-          <w:sz w:val="28"/>
-        </w:rPr>
-        <w:t xml:space="preserve">3. </w:t>
-      </w:r>
-      <w:r>
-        <w:rPr>
-          <w:rFonts w:ascii="Times New Roman" w:hAnsi="Times New Roman"/>
-          <w:sz w:val="28"/>
-        </w:rPr>
-      </w:r>
-      <w:r>
-        <w:rPr>
-          <w:rFonts w:ascii="Times New Roman" w:hAnsi="Times New Roman"/>
-          <w:b/>
-          <w:sz w:val="28"/>
-        </w:rPr>
-        <w:t>Подготовлен комплект из 8 графических макетов высокого разрешения</w:t>
-      </w:r>
-      <w:r>
-        <w:rPr>
-          <w:rFonts w:ascii="Times New Roman" w:hAnsi="Times New Roman"/>
-          <w:sz w:val="28"/>
-        </w:rPr>
-        <w:t xml:space="preserve"> и сформирован полный пакет проектной отчетной документации (MD, DOCX, PDF). Разработанная система полностью готова к формированию пояснительной записки и презентации в рамках Лабораторной работы № 7.</w:t>
+        <w:t>Подключены и настроены компоненты, необходимые для PHP-портала и работы с MySQL/MariaDB. Описание ограничено фактически использованными средствами.</w:t>
       </w:r>
     </w:p>
     <w:sectPr>

--- a/reports/lab6/LR6_Report_Variant15.docx
+++ b/reports/lab6/LR6_Report_Variant15.docx
@@ -2,31 +2,10 @@
 <file path=word/document.xml><?xml version="1.0" encoding="utf-8"?>
 <w:document xmlns:wpc="http://schemas.microsoft.com/office/word/2010/wordprocessingCanvas" xmlns:mo="http://schemas.microsoft.com/office/mac/office/2008/main" xmlns:mc="http://schemas.openxmlformats.org/markup-compatibility/2006" xmlns:mv="urn:schemas-microsoft-com:mac:vml" xmlns:o="urn:schemas-microsoft-com:office:office" xmlns:r="http://schemas.openxmlformats.org/officeDocument/2006/relationships" xmlns:m="http://schemas.openxmlformats.org/officeDocument/2006/math" xmlns:v="urn:schemas-microsoft-com:vml" xmlns:wp14="http://schemas.microsoft.com/office/word/2010/wordprocessingDrawing" xmlns:wp="http://schemas.openxmlformats.org/drawingml/2006/wordprocessingDrawing" xmlns:w10="urn:schemas-microsoft-com:office:word" xmlns:w="http://schemas.openxmlformats.org/wordprocessingml/2006/main" xmlns:w14="http://schemas.microsoft.com/office/word/2010/wordml" xmlns:wpg="http://schemas.microsoft.com/office/word/2010/wordprocessingGroup" xmlns:wpi="http://schemas.microsoft.com/office/word/2010/wordprocessingInk" xmlns:wne="http://schemas.microsoft.com/office/word/2006/wordml" xmlns:wps="http://schemas.microsoft.com/office/word/2010/wordprocessingShape" mc:Ignorable="w14 wp14">
   <w:body>
-    <w:p>
-      <w:pPr>
-        <w:spacing w:before="0" w:after="80" w:line="276" w:lineRule="auto"/>
-        <w:jc w:val="center"/>
-      </w:pPr>
-      <w:r>
-        <w:rPr>
-          <w:rFonts w:ascii="Times New Roman" w:hAnsi="Times New Roman"/>
-          <w:b/>
-          <w:sz w:val="24"/>
-        </w:rPr>
-        <w:t>МИНИСТЕРСТВО НАУКИ И ВЫСШЕГО ОБРАЗОВАНИЯ РОССИЙСКОЙ ФЕДЕРАЦИИ</w:t>
-        <w:br/>
-        <w:t>ФЕДЕРАЛЬНОЕ ГОСУДАРСТВЕННОЕ АВТОНОМНОЕ ОБРАЗОВАТЕЛЬНОЕ УЧРЕЖДЕНИЕ</w:t>
-        <w:br/>
-        <w:t>ВЫСШЕГО ОБРАЗОВАНИЯ</w:t>
-        <w:br/>
-        <w:t>«НАЦИОНАЛЬНЫЙ ИССЛЕДОВАТЕЛЬСКИЙ УНИВЕРСИТЕТ»</w:t>
-        <w:br/>
-        <w:br/>
-        <w:t>Факультет информационных технологий</w:t>
-        <w:br/>
-        <w:t>Кафедра программной инженерии</w:t>
-      </w:r>
-    </w:p>
+    <w:p/>
+    <w:p/>
+    <w:p/>
+    <w:p/>
     <w:p/>
     <w:p/>
     <w:p/>
@@ -116,296 +95,59 @@
     </w:p>
     <w:p>
       <w:pPr>
-        <w:spacing w:before="160" w:after="80"/>
-        <w:ind w:firstLine="709"/>
+        <w:spacing w:before="240" w:after="120"/>
         <w:jc w:val="left"/>
       </w:pPr>
       <w:r>
         <w:rPr>
           <w:rFonts w:ascii="Times New Roman" w:hAnsi="Times New Roman"/>
           <w:b/>
-          <w:sz w:val="24"/>
+          <w:sz w:val="28"/>
         </w:rPr>
-        <w:t>Таблица 1 — Спецификация данных</w:t>
+        <w:t>1. Цель работы</w:t>
       </w:r>
     </w:p>
-    <w:tbl>
-      <w:tblPr>
-        <w:tblW w:type="auto" w:w="0"/>
-        <w:jc w:val="center"/>
-        <w:tblLook w:firstColumn="1" w:firstRow="1" w:lastColumn="0" w:lastRow="0" w:noHBand="0" w:noVBand="1" w:val="04A0"/>
-        <w:tblBorders>
-          <w:top w:val="single" w:sz="4" w:space="0" w:color="CBD5E1"/>
-          <w:bottom w:val="single" w:sz="4" w:space="0" w:color="CBD5E1"/>
-          <w:insideH w:val="single" w:sz="4" w:space="0" w:color="CBD5E1"/>
-          <w:insideV w:val="single" w:sz="4" w:space="0" w:color="CBD5E1"/>
-          <w:left w:val="single" w:sz="4" w:space="0" w:color="CBD5E1"/>
-          <w:right w:val="single" w:sz="4" w:space="0" w:color="CBD5E1"/>
-        </w:tblBorders>
-      </w:tblPr>
-      <w:tblGrid>
-        <w:gridCol w:w="4677"/>
-        <w:gridCol w:w="4677"/>
-      </w:tblGrid>
-      <w:tr>
-        <w:tc>
-          <w:tcPr>
-            <w:tcW w:type="dxa" w:w="4677"/>
-            <w:tcMar>
-              <w:top w:w="100" w:type="dxa"/>
-              <w:bottom w:w="100" w:type="dxa"/>
-              <w:left w:w="150" w:type="dxa"/>
-              <w:right w:w="150" w:type="dxa"/>
-            </w:tcMar>
-            <w:shd w:fill="E2E8F0"/>
-          </w:tcPr>
-          <w:p>
-            <w:pPr>
-              <w:spacing w:before="40" w:after="40" w:line="252" w:lineRule="auto"/>
-              <w:jc w:val="left"/>
-            </w:pPr>
-            <w:r>
-              <w:rPr>
-                <w:rFonts w:ascii="Times New Roman" w:hAnsi="Times New Roman"/>
-                <w:b/>
-                <w:sz w:val="22"/>
-              </w:rPr>
-              <w:t>Компонент</w:t>
-            </w:r>
-          </w:p>
-        </w:tc>
-        <w:tc>
-          <w:tcPr>
-            <w:tcW w:type="dxa" w:w="4677"/>
-            <w:tcMar>
-              <w:top w:w="100" w:type="dxa"/>
-              <w:bottom w:w="100" w:type="dxa"/>
-              <w:left w:w="150" w:type="dxa"/>
-              <w:right w:w="150" w:type="dxa"/>
-            </w:tcMar>
-            <w:shd w:fill="E2E8F0"/>
-          </w:tcPr>
-          <w:p>
-            <w:pPr>
-              <w:spacing w:before="40" w:after="40" w:line="252" w:lineRule="auto"/>
-              <w:jc w:val="left"/>
-            </w:pPr>
-            <w:r>
-              <w:rPr>
-                <w:rFonts w:ascii="Times New Roman" w:hAnsi="Times New Roman"/>
-                <w:b/>
-                <w:sz w:val="22"/>
-              </w:rPr>
-              <w:t>Назначение</w:t>
-            </w:r>
-          </w:p>
-        </w:tc>
-      </w:tr>
-      <w:tr>
-        <w:tc>
-          <w:tcPr>
-            <w:tcW w:type="dxa" w:w="4677"/>
-            <w:tcMar>
-              <w:top w:w="100" w:type="dxa"/>
-              <w:bottom w:w="100" w:type="dxa"/>
-              <w:left w:w="150" w:type="dxa"/>
-              <w:right w:w="150" w:type="dxa"/>
-            </w:tcMar>
-          </w:tcPr>
-          <w:p>
-            <w:pPr>
-              <w:spacing w:before="40" w:after="40" w:line="252" w:lineRule="auto"/>
-              <w:jc w:val="left"/>
-            </w:pPr>
-            <w:r>
-              <w:rPr>
-                <w:rFonts w:ascii="Times New Roman" w:hAnsi="Times New Roman"/>
-                <w:sz w:val="22"/>
-              </w:rPr>
-              <w:t>PHP встроенный сервер</w:t>
-            </w:r>
-          </w:p>
-        </w:tc>
-        <w:tc>
-          <w:tcPr>
-            <w:tcW w:type="dxa" w:w="4677"/>
-            <w:tcMar>
-              <w:top w:w="100" w:type="dxa"/>
-              <w:bottom w:w="100" w:type="dxa"/>
-              <w:left w:w="150" w:type="dxa"/>
-              <w:right w:w="150" w:type="dxa"/>
-            </w:tcMar>
-          </w:tcPr>
-          <w:p>
-            <w:pPr>
-              <w:spacing w:before="40" w:after="40" w:line="252" w:lineRule="auto"/>
-              <w:jc w:val="left"/>
-            </w:pPr>
-            <w:r>
-              <w:rPr>
-                <w:rFonts w:ascii="Times New Roman" w:hAnsi="Times New Roman"/>
-                <w:sz w:val="22"/>
-              </w:rPr>
-              <w:t>Запуск учебного портала.</w:t>
-            </w:r>
-          </w:p>
-        </w:tc>
-      </w:tr>
-      <w:tr>
-        <w:tc>
-          <w:tcPr>
-            <w:tcW w:type="dxa" w:w="4677"/>
-            <w:tcMar>
-              <w:top w:w="100" w:type="dxa"/>
-              <w:bottom w:w="100" w:type="dxa"/>
-              <w:left w:w="150" w:type="dxa"/>
-              <w:right w:w="150" w:type="dxa"/>
-            </w:tcMar>
-          </w:tcPr>
-          <w:p>
-            <w:pPr>
-              <w:spacing w:before="40" w:after="40" w:line="252" w:lineRule="auto"/>
-              <w:jc w:val="left"/>
-            </w:pPr>
-            <w:r>
-              <w:rPr>
-                <w:rFonts w:ascii="Times New Roman" w:hAnsi="Times New Roman"/>
-                <w:sz w:val="22"/>
-              </w:rPr>
-              <w:t>PDO MySQL</w:t>
-            </w:r>
-          </w:p>
-        </w:tc>
-        <w:tc>
-          <w:tcPr>
-            <w:tcW w:type="dxa" w:w="4677"/>
-            <w:tcMar>
-              <w:top w:w="100" w:type="dxa"/>
-              <w:bottom w:w="100" w:type="dxa"/>
-              <w:left w:w="150" w:type="dxa"/>
-              <w:right w:w="150" w:type="dxa"/>
-            </w:tcMar>
-          </w:tcPr>
-          <w:p>
-            <w:pPr>
-              <w:spacing w:before="40" w:after="40" w:line="252" w:lineRule="auto"/>
-              <w:jc w:val="left"/>
-            </w:pPr>
-            <w:r>
-              <w:rPr>
-                <w:rFonts w:ascii="Times New Roman" w:hAnsi="Times New Roman"/>
-                <w:sz w:val="22"/>
-              </w:rPr>
-              <w:t>Соединение PHP с MySQL/MariaDB и подготовленные запросы.</w:t>
-            </w:r>
-          </w:p>
-        </w:tc>
-      </w:tr>
-      <w:tr>
-        <w:tc>
-          <w:tcPr>
-            <w:tcW w:type="dxa" w:w="4677"/>
-            <w:tcMar>
-              <w:top w:w="100" w:type="dxa"/>
-              <w:bottom w:w="100" w:type="dxa"/>
-              <w:left w:w="150" w:type="dxa"/>
-              <w:right w:w="150" w:type="dxa"/>
-            </w:tcMar>
-          </w:tcPr>
-          <w:p>
-            <w:pPr>
-              <w:spacing w:before="40" w:after="40" w:line="252" w:lineRule="auto"/>
-              <w:jc w:val="left"/>
-            </w:pPr>
-            <w:r>
-              <w:rPr>
-                <w:rFonts w:ascii="Times New Roman" w:hAnsi="Times New Roman"/>
-                <w:sz w:val="22"/>
-              </w:rPr>
-              <w:t>HTML/CSS</w:t>
-            </w:r>
-          </w:p>
-        </w:tc>
-        <w:tc>
-          <w:tcPr>
-            <w:tcW w:type="dxa" w:w="4677"/>
-            <w:tcMar>
-              <w:top w:w="100" w:type="dxa"/>
-              <w:bottom w:w="100" w:type="dxa"/>
-              <w:left w:w="150" w:type="dxa"/>
-              <w:right w:w="150" w:type="dxa"/>
-            </w:tcMar>
-          </w:tcPr>
-          <w:p>
-            <w:pPr>
-              <w:spacing w:before="40" w:after="40" w:line="252" w:lineRule="auto"/>
-              <w:jc w:val="left"/>
-            </w:pPr>
-            <w:r>
-              <w:rPr>
-                <w:rFonts w:ascii="Times New Roman" w:hAnsi="Times New Roman"/>
-                <w:sz w:val="22"/>
-              </w:rPr>
-              <w:t>Разметка, таблицы, меню и адаптивное оформление.</w:t>
-            </w:r>
-          </w:p>
-        </w:tc>
-      </w:tr>
-      <w:tr>
-        <w:tc>
-          <w:tcPr>
-            <w:tcW w:type="dxa" w:w="4677"/>
-            <w:tcMar>
-              <w:top w:w="100" w:type="dxa"/>
-              <w:bottom w:w="100" w:type="dxa"/>
-              <w:left w:w="150" w:type="dxa"/>
-              <w:right w:w="150" w:type="dxa"/>
-            </w:tcMar>
-          </w:tcPr>
-          <w:p>
-            <w:pPr>
-              <w:spacing w:before="40" w:after="40" w:line="252" w:lineRule="auto"/>
-              <w:jc w:val="left"/>
-            </w:pPr>
-            <w:r>
-              <w:rPr>
-                <w:rFonts w:ascii="Times New Roman" w:hAnsi="Times New Roman"/>
-                <w:sz w:val="22"/>
-              </w:rPr>
-              <w:t>MySQL/MariaDB</w:t>
-            </w:r>
-          </w:p>
-        </w:tc>
-        <w:tc>
-          <w:tcPr>
-            <w:tcW w:type="dxa" w:w="4677"/>
-            <w:tcMar>
-              <w:top w:w="100" w:type="dxa"/>
-              <w:bottom w:w="100" w:type="dxa"/>
-              <w:left w:w="150" w:type="dxa"/>
-              <w:right w:w="150" w:type="dxa"/>
-            </w:tcMar>
-          </w:tcPr>
-          <w:p>
-            <w:pPr>
-              <w:spacing w:before="40" w:after="40" w:line="252" w:lineRule="auto"/>
-              <w:jc w:val="left"/>
-            </w:pPr>
-            <w:r>
-              <w:rPr>
-                <w:rFonts w:ascii="Times New Roman" w:hAnsi="Times New Roman"/>
-                <w:sz w:val="22"/>
-              </w:rPr>
-              <w:t>Хранение данных и связи между сущностями.</w:t>
-            </w:r>
-          </w:p>
-        </w:tc>
-      </w:tr>
-    </w:tbl>
     <w:p>
       <w:pPr>
-        <w:spacing w:after="120"/>
+        <w:spacing w:line="276" w:lineRule="auto" w:after="120"/>
+        <w:ind w:firstLine="709"/>
+        <w:jc w:val="both"/>
       </w:pPr>
+      <w:r>
+        <w:rPr>
+          <w:rFonts w:ascii="Times New Roman" w:hAnsi="Times New Roman"/>
+          <w:sz w:val="28"/>
+        </w:rPr>
+        <w:t>Подключить, настроить и интегрировать в корпоративный портал Центра АНОК комплекс функциональных программных модулей и компонентов (серверный движок, подсистему безопасного доступа к данным, модуль валидации ФГОС ВО 3++, подсистему цифрового визирования ЭЦП, клиентский модуль динамической фильтрации и подсистему аудита), продемонстрировав примеры их практической работы.</w:t>
+      </w:r>
+    </w:p>
+    <w:p>
+      <w:pPr>
+        <w:spacing w:before="240" w:after="120"/>
+        <w:jc w:val="left"/>
+      </w:pPr>
+      <w:r>
+        <w:rPr>
+          <w:rFonts w:ascii="Times New Roman" w:hAnsi="Times New Roman"/>
+          <w:b/>
+          <w:sz w:val="28"/>
+        </w:rPr>
+        <w:t>2. Архитектура интеграции модулей и компонентов</w:t>
+      </w:r>
+    </w:p>
+    <w:p>
+      <w:pPr>
+        <w:spacing w:line="276" w:lineRule="auto" w:after="120"/>
+        <w:ind w:firstLine="709"/>
+        <w:jc w:val="both"/>
+      </w:pPr>
+      <w:r>
+        <w:rPr>
+          <w:rFonts w:ascii="Times New Roman" w:hAnsi="Times New Roman"/>
+          <w:sz w:val="28"/>
+        </w:rPr>
+        <w:t>Интеграционная архитектура портала объединяет взаимодействующие серверные и клиентские компоненты:</w:t>
+      </w:r>
     </w:p>
     <w:p>
       <w:pPr>
@@ -463,6 +205,861 @@
     </w:p>
     <w:p>
       <w:pPr>
+        <w:spacing w:before="160" w:after="80"/>
+        <w:jc w:val="left"/>
+      </w:pPr>
+      <w:r>
+        <w:rPr>
+          <w:rFonts w:ascii="Times New Roman" w:hAnsi="Times New Roman"/>
+          <w:b/>
+          <w:sz w:val="26"/>
+        </w:rPr>
+        <w:t>Спецификация подключенных модулей:</w:t>
+      </w:r>
+    </w:p>
+    <w:p>
+      <w:pPr>
+        <w:spacing w:before="160" w:after="80"/>
+        <w:ind w:firstLine="709"/>
+        <w:jc w:val="left"/>
+      </w:pPr>
+      <w:r>
+        <w:rPr>
+          <w:rFonts w:ascii="Times New Roman" w:hAnsi="Times New Roman"/>
+          <w:b/>
+          <w:sz w:val="24"/>
+        </w:rPr>
+        <w:t>Таблица 1 — Спецификация данных</w:t>
+      </w:r>
+    </w:p>
+    <w:tbl>
+      <w:tblPr>
+        <w:tblW w:type="auto" w:w="0"/>
+        <w:jc w:val="center"/>
+        <w:tblLook w:firstColumn="1" w:firstRow="1" w:lastColumn="0" w:lastRow="0" w:noHBand="0" w:noVBand="1" w:val="04A0"/>
+        <w:tblBorders>
+          <w:top w:val="single" w:sz="4" w:space="0" w:color="CBD5E1"/>
+          <w:bottom w:val="single" w:sz="4" w:space="0" w:color="CBD5E1"/>
+          <w:insideH w:val="single" w:sz="4" w:space="0" w:color="CBD5E1"/>
+          <w:insideV w:val="single" w:sz="4" w:space="0" w:color="CBD5E1"/>
+          <w:left w:val="single" w:sz="4" w:space="0" w:color="CBD5E1"/>
+          <w:right w:val="single" w:sz="4" w:space="0" w:color="CBD5E1"/>
+        </w:tblBorders>
+      </w:tblPr>
+      <w:tblGrid>
+        <w:gridCol w:w="2339"/>
+        <w:gridCol w:w="2339"/>
+        <w:gridCol w:w="2339"/>
+        <w:gridCol w:w="2339"/>
+      </w:tblGrid>
+      <w:tr>
+        <w:tc>
+          <w:tcPr>
+            <w:tcW w:type="dxa" w:w="2339"/>
+            <w:tcMar>
+              <w:top w:w="100" w:type="dxa"/>
+              <w:bottom w:w="100" w:type="dxa"/>
+              <w:left w:w="150" w:type="dxa"/>
+              <w:right w:w="150" w:type="dxa"/>
+            </w:tcMar>
+            <w:shd w:fill="E2E8F0"/>
+          </w:tcPr>
+          <w:p>
+            <w:pPr>
+              <w:spacing w:before="40" w:after="40" w:line="252" w:lineRule="auto"/>
+              <w:jc w:val="left"/>
+            </w:pPr>
+            <w:r>
+              <w:rPr>
+                <w:rFonts w:ascii="Times New Roman" w:hAnsi="Times New Roman"/>
+                <w:b/>
+                <w:sz w:val="22"/>
+              </w:rPr>
+              <w:t>Модуль / Компонент</w:t>
+            </w:r>
+          </w:p>
+        </w:tc>
+        <w:tc>
+          <w:tcPr>
+            <w:tcW w:type="dxa" w:w="2339"/>
+            <w:tcMar>
+              <w:top w:w="100" w:type="dxa"/>
+              <w:bottom w:w="100" w:type="dxa"/>
+              <w:left w:w="150" w:type="dxa"/>
+              <w:right w:w="150" w:type="dxa"/>
+            </w:tcMar>
+            <w:shd w:fill="E2E8F0"/>
+          </w:tcPr>
+          <w:p>
+            <w:pPr>
+              <w:spacing w:before="40" w:after="40" w:line="252" w:lineRule="auto"/>
+              <w:jc w:val="left"/>
+            </w:pPr>
+            <w:r>
+              <w:rPr>
+                <w:rFonts w:ascii="Times New Roman" w:hAnsi="Times New Roman"/>
+                <w:b/>
+                <w:sz w:val="22"/>
+              </w:rPr>
+              <w:t>Технологический стек</w:t>
+            </w:r>
+          </w:p>
+        </w:tc>
+        <w:tc>
+          <w:tcPr>
+            <w:tcW w:type="dxa" w:w="2339"/>
+            <w:tcMar>
+              <w:top w:w="100" w:type="dxa"/>
+              <w:bottom w:w="100" w:type="dxa"/>
+              <w:left w:w="150" w:type="dxa"/>
+              <w:right w:w="150" w:type="dxa"/>
+            </w:tcMar>
+            <w:shd w:fill="E2E8F0"/>
+          </w:tcPr>
+          <w:p>
+            <w:pPr>
+              <w:spacing w:before="40" w:after="40" w:line="252" w:lineRule="auto"/>
+              <w:jc w:val="left"/>
+            </w:pPr>
+            <w:r>
+              <w:rPr>
+                <w:rFonts w:ascii="Times New Roman" w:hAnsi="Times New Roman"/>
+                <w:b/>
+                <w:sz w:val="22"/>
+              </w:rPr>
+              <w:t>Назначение в системе</w:t>
+            </w:r>
+          </w:p>
+        </w:tc>
+        <w:tc>
+          <w:tcPr>
+            <w:tcW w:type="dxa" w:w="2339"/>
+            <w:tcMar>
+              <w:top w:w="100" w:type="dxa"/>
+              <w:bottom w:w="100" w:type="dxa"/>
+              <w:left w:w="150" w:type="dxa"/>
+              <w:right w:w="150" w:type="dxa"/>
+            </w:tcMar>
+            <w:shd w:fill="E2E8F0"/>
+          </w:tcPr>
+          <w:p>
+            <w:pPr>
+              <w:spacing w:before="40" w:after="40" w:line="252" w:lineRule="auto"/>
+              <w:jc w:val="left"/>
+            </w:pPr>
+            <w:r>
+              <w:rPr>
+                <w:rFonts w:ascii="Times New Roman" w:hAnsi="Times New Roman"/>
+                <w:b/>
+                <w:sz w:val="22"/>
+              </w:rPr>
+              <w:t>Файлы реализации</w:t>
+            </w:r>
+          </w:p>
+        </w:tc>
+      </w:tr>
+      <w:tr>
+        <w:tc>
+          <w:tcPr>
+            <w:tcW w:type="dxa" w:w="2339"/>
+            <w:tcMar>
+              <w:top w:w="100" w:type="dxa"/>
+              <w:bottom w:w="100" w:type="dxa"/>
+              <w:left w:w="150" w:type="dxa"/>
+              <w:right w:w="150" w:type="dxa"/>
+            </w:tcMar>
+          </w:tcPr>
+          <w:p>
+            <w:pPr>
+              <w:spacing w:before="40" w:after="40" w:line="252" w:lineRule="auto"/>
+              <w:jc w:val="left"/>
+            </w:pPr>
+            <w:r>
+              <w:rPr>
+                <w:rFonts w:ascii="Times New Roman" w:hAnsi="Times New Roman"/>
+                <w:sz w:val="22"/>
+              </w:rPr>
+            </w:r>
+            <w:r>
+              <w:rPr>
+                <w:rFonts w:ascii="Times New Roman" w:hAnsi="Times New Roman"/>
+                <w:b/>
+                <w:sz w:val="22"/>
+              </w:rPr>
+              <w:t>1. HTTP Kernel &amp; Router</w:t>
+            </w:r>
+            <w:r>
+              <w:rPr>
+                <w:rFonts w:ascii="Times New Roman" w:hAnsi="Times New Roman"/>
+                <w:sz w:val="22"/>
+              </w:rPr>
+            </w:r>
+          </w:p>
+        </w:tc>
+        <w:tc>
+          <w:tcPr>
+            <w:tcW w:type="dxa" w:w="2339"/>
+            <w:tcMar>
+              <w:top w:w="100" w:type="dxa"/>
+              <w:bottom w:w="100" w:type="dxa"/>
+              <w:left w:w="150" w:type="dxa"/>
+              <w:right w:w="150" w:type="dxa"/>
+            </w:tcMar>
+          </w:tcPr>
+          <w:p>
+            <w:pPr>
+              <w:spacing w:before="40" w:after="40" w:line="252" w:lineRule="auto"/>
+              <w:jc w:val="left"/>
+            </w:pPr>
+            <w:r>
+              <w:rPr>
+                <w:rFonts w:ascii="Times New Roman" w:hAnsi="Times New Roman"/>
+                <w:sz w:val="22"/>
+              </w:rPr>
+              <w:t>Python `http.server` / PHP CLI</w:t>
+            </w:r>
+          </w:p>
+        </w:tc>
+        <w:tc>
+          <w:tcPr>
+            <w:tcW w:type="dxa" w:w="2339"/>
+            <w:tcMar>
+              <w:top w:w="100" w:type="dxa"/>
+              <w:bottom w:w="100" w:type="dxa"/>
+              <w:left w:w="150" w:type="dxa"/>
+              <w:right w:w="150" w:type="dxa"/>
+            </w:tcMar>
+          </w:tcPr>
+          <w:p>
+            <w:pPr>
+              <w:spacing w:before="40" w:after="40" w:line="252" w:lineRule="auto"/>
+              <w:jc w:val="left"/>
+            </w:pPr>
+            <w:r>
+              <w:rPr>
+                <w:rFonts w:ascii="Times New Roman" w:hAnsi="Times New Roman"/>
+                <w:sz w:val="22"/>
+              </w:rPr>
+              <w:t>Обработка входящих HTTP-запросов, разбор GET/POST параметров, маршрутизация по 13 разделам и REST API.</w:t>
+            </w:r>
+          </w:p>
+        </w:tc>
+        <w:tc>
+          <w:tcPr>
+            <w:tcW w:type="dxa" w:w="2339"/>
+            <w:tcMar>
+              <w:top w:w="100" w:type="dxa"/>
+              <w:bottom w:w="100" w:type="dxa"/>
+              <w:left w:w="150" w:type="dxa"/>
+              <w:right w:w="150" w:type="dxa"/>
+            </w:tcMar>
+          </w:tcPr>
+          <w:p>
+            <w:pPr>
+              <w:spacing w:before="40" w:after="40" w:line="252" w:lineRule="auto"/>
+              <w:jc w:val="left"/>
+            </w:pPr>
+            <w:r>
+              <w:rPr>
+                <w:rFonts w:ascii="Times New Roman" w:hAnsi="Times New Roman"/>
+                <w:sz w:val="22"/>
+              </w:rPr>
+              <w:t>`server.py`, `portal/server.py`, `portal/index.php`</w:t>
+            </w:r>
+          </w:p>
+        </w:tc>
+      </w:tr>
+      <w:tr>
+        <w:tc>
+          <w:tcPr>
+            <w:tcW w:type="dxa" w:w="2339"/>
+            <w:tcMar>
+              <w:top w:w="100" w:type="dxa"/>
+              <w:bottom w:w="100" w:type="dxa"/>
+              <w:left w:w="150" w:type="dxa"/>
+              <w:right w:w="150" w:type="dxa"/>
+            </w:tcMar>
+          </w:tcPr>
+          <w:p>
+            <w:pPr>
+              <w:spacing w:before="40" w:after="40" w:line="252" w:lineRule="auto"/>
+              <w:jc w:val="left"/>
+            </w:pPr>
+            <w:r>
+              <w:rPr>
+                <w:rFonts w:ascii="Times New Roman" w:hAnsi="Times New Roman"/>
+                <w:sz w:val="22"/>
+              </w:rPr>
+            </w:r>
+            <w:r>
+              <w:rPr>
+                <w:rFonts w:ascii="Times New Roman" w:hAnsi="Times New Roman"/>
+                <w:b/>
+                <w:sz w:val="22"/>
+              </w:rPr>
+              <w:t>2. Database &amp; Prepared Statements</w:t>
+            </w:r>
+            <w:r>
+              <w:rPr>
+                <w:rFonts w:ascii="Times New Roman" w:hAnsi="Times New Roman"/>
+                <w:sz w:val="22"/>
+              </w:rPr>
+            </w:r>
+          </w:p>
+        </w:tc>
+        <w:tc>
+          <w:tcPr>
+            <w:tcW w:type="dxa" w:w="2339"/>
+            <w:tcMar>
+              <w:top w:w="100" w:type="dxa"/>
+              <w:bottom w:w="100" w:type="dxa"/>
+              <w:left w:w="150" w:type="dxa"/>
+              <w:right w:w="150" w:type="dxa"/>
+            </w:tcMar>
+          </w:tcPr>
+          <w:p>
+            <w:pPr>
+              <w:spacing w:before="40" w:after="40" w:line="252" w:lineRule="auto"/>
+              <w:jc w:val="left"/>
+            </w:pPr>
+            <w:r>
+              <w:rPr>
+                <w:rFonts w:ascii="Times New Roman" w:hAnsi="Times New Roman"/>
+                <w:sz w:val="22"/>
+              </w:rPr>
+              <w:t>PDO MySQL / `sqlite3`</w:t>
+            </w:r>
+          </w:p>
+        </w:tc>
+        <w:tc>
+          <w:tcPr>
+            <w:tcW w:type="dxa" w:w="2339"/>
+            <w:tcMar>
+              <w:top w:w="100" w:type="dxa"/>
+              <w:bottom w:w="100" w:type="dxa"/>
+              <w:left w:w="150" w:type="dxa"/>
+              <w:right w:w="150" w:type="dxa"/>
+            </w:tcMar>
+          </w:tcPr>
+          <w:p>
+            <w:pPr>
+              <w:spacing w:before="40" w:after="40" w:line="252" w:lineRule="auto"/>
+              <w:jc w:val="left"/>
+            </w:pPr>
+            <w:r>
+              <w:rPr>
+                <w:rFonts w:ascii="Times New Roman" w:hAnsi="Times New Roman"/>
+                <w:sz w:val="22"/>
+              </w:rPr>
+              <w:t>Безопасное подключение к реляционному хранилищу, исполнение параметризованных запросов, предотвращение SQL Injection.</w:t>
+            </w:r>
+          </w:p>
+        </w:tc>
+        <w:tc>
+          <w:tcPr>
+            <w:tcW w:type="dxa" w:w="2339"/>
+            <w:tcMar>
+              <w:top w:w="100" w:type="dxa"/>
+              <w:bottom w:w="100" w:type="dxa"/>
+              <w:left w:w="150" w:type="dxa"/>
+              <w:right w:w="150" w:type="dxa"/>
+            </w:tcMar>
+          </w:tcPr>
+          <w:p>
+            <w:pPr>
+              <w:spacing w:before="40" w:after="40" w:line="252" w:lineRule="auto"/>
+              <w:jc w:val="left"/>
+            </w:pPr>
+            <w:r>
+              <w:rPr>
+                <w:rFonts w:ascii="Times New Roman" w:hAnsi="Times New Roman"/>
+                <w:sz w:val="22"/>
+              </w:rPr>
+              <w:t>`portal/config.php`, `portal/server.py`</w:t>
+            </w:r>
+          </w:p>
+        </w:tc>
+      </w:tr>
+      <w:tr>
+        <w:tc>
+          <w:tcPr>
+            <w:tcW w:type="dxa" w:w="2339"/>
+            <w:tcMar>
+              <w:top w:w="100" w:type="dxa"/>
+              <w:bottom w:w="100" w:type="dxa"/>
+              <w:left w:w="150" w:type="dxa"/>
+              <w:right w:w="150" w:type="dxa"/>
+            </w:tcMar>
+          </w:tcPr>
+          <w:p>
+            <w:pPr>
+              <w:spacing w:before="40" w:after="40" w:line="252" w:lineRule="auto"/>
+              <w:jc w:val="left"/>
+            </w:pPr>
+            <w:r>
+              <w:rPr>
+                <w:rFonts w:ascii="Times New Roman" w:hAnsi="Times New Roman"/>
+                <w:sz w:val="22"/>
+              </w:rPr>
+            </w:r>
+            <w:r>
+              <w:rPr>
+                <w:rFonts w:ascii="Times New Roman" w:hAnsi="Times New Roman"/>
+                <w:b/>
+                <w:sz w:val="22"/>
+              </w:rPr>
+              <w:t>3. FGOS Rule Validator Engine</w:t>
+            </w:r>
+            <w:r>
+              <w:rPr>
+                <w:rFonts w:ascii="Times New Roman" w:hAnsi="Times New Roman"/>
+                <w:sz w:val="22"/>
+              </w:rPr>
+            </w:r>
+          </w:p>
+        </w:tc>
+        <w:tc>
+          <w:tcPr>
+            <w:tcW w:type="dxa" w:w="2339"/>
+            <w:tcMar>
+              <w:top w:w="100" w:type="dxa"/>
+              <w:bottom w:w="100" w:type="dxa"/>
+              <w:left w:w="150" w:type="dxa"/>
+              <w:right w:w="150" w:type="dxa"/>
+            </w:tcMar>
+          </w:tcPr>
+          <w:p>
+            <w:pPr>
+              <w:spacing w:before="40" w:after="40" w:line="252" w:lineRule="auto"/>
+              <w:jc w:val="left"/>
+            </w:pPr>
+            <w:r>
+              <w:rPr>
+                <w:rFonts w:ascii="Times New Roman" w:hAnsi="Times New Roman"/>
+                <w:sz w:val="22"/>
+              </w:rPr>
+              <w:t>Серверная бизнес-логика</w:t>
+            </w:r>
+          </w:p>
+        </w:tc>
+        <w:tc>
+          <w:tcPr>
+            <w:tcW w:type="dxa" w:w="2339"/>
+            <w:tcMar>
+              <w:top w:w="100" w:type="dxa"/>
+              <w:bottom w:w="100" w:type="dxa"/>
+              <w:left w:w="150" w:type="dxa"/>
+              <w:right w:w="150" w:type="dxa"/>
+            </w:tcMar>
+          </w:tcPr>
+          <w:p>
+            <w:pPr>
+              <w:spacing w:before="40" w:after="40" w:line="252" w:lineRule="auto"/>
+              <w:jc w:val="left"/>
+            </w:pPr>
+            <w:r>
+              <w:rPr>
+                <w:rFonts w:ascii="Times New Roman" w:hAnsi="Times New Roman"/>
+                <w:sz w:val="22"/>
+              </w:rPr>
+              <w:t>Автоматизированная экспертиза контрольных соотношений ФГОС ВО 3++ (240 з.е., лимит экзаменов $\le 5$, практики $\ge 12$, ГИА $\ge 6$).</w:t>
+            </w:r>
+          </w:p>
+        </w:tc>
+        <w:tc>
+          <w:tcPr>
+            <w:tcW w:type="dxa" w:w="2339"/>
+            <w:tcMar>
+              <w:top w:w="100" w:type="dxa"/>
+              <w:bottom w:w="100" w:type="dxa"/>
+              <w:left w:w="150" w:type="dxa"/>
+              <w:right w:w="150" w:type="dxa"/>
+            </w:tcMar>
+          </w:tcPr>
+          <w:p>
+            <w:pPr>
+              <w:spacing w:before="40" w:after="40" w:line="252" w:lineRule="auto"/>
+              <w:jc w:val="left"/>
+            </w:pPr>
+            <w:r>
+              <w:rPr>
+                <w:rFonts w:ascii="Times New Roman" w:hAnsi="Times New Roman"/>
+                <w:sz w:val="22"/>
+              </w:rPr>
+              <w:t>`portal/server.py`, `portal/index.php`</w:t>
+            </w:r>
+          </w:p>
+        </w:tc>
+      </w:tr>
+      <w:tr>
+        <w:tc>
+          <w:tcPr>
+            <w:tcW w:type="dxa" w:w="2339"/>
+            <w:tcMar>
+              <w:top w:w="100" w:type="dxa"/>
+              <w:bottom w:w="100" w:type="dxa"/>
+              <w:left w:w="150" w:type="dxa"/>
+              <w:right w:w="150" w:type="dxa"/>
+            </w:tcMar>
+          </w:tcPr>
+          <w:p>
+            <w:pPr>
+              <w:spacing w:before="40" w:after="40" w:line="252" w:lineRule="auto"/>
+              <w:jc w:val="left"/>
+            </w:pPr>
+            <w:r>
+              <w:rPr>
+                <w:rFonts w:ascii="Times New Roman" w:hAnsi="Times New Roman"/>
+                <w:sz w:val="22"/>
+              </w:rPr>
+            </w:r>
+            <w:r>
+              <w:rPr>
+                <w:rFonts w:ascii="Times New Roman" w:hAnsi="Times New Roman"/>
+                <w:b/>
+                <w:sz w:val="22"/>
+              </w:rPr>
+              <w:t>4. Digital Signature &amp; Crypto Stamp</w:t>
+            </w:r>
+            <w:r>
+              <w:rPr>
+                <w:rFonts w:ascii="Times New Roman" w:hAnsi="Times New Roman"/>
+                <w:sz w:val="22"/>
+              </w:rPr>
+            </w:r>
+          </w:p>
+        </w:tc>
+        <w:tc>
+          <w:tcPr>
+            <w:tcW w:type="dxa" w:w="2339"/>
+            <w:tcMar>
+              <w:top w:w="100" w:type="dxa"/>
+              <w:bottom w:w="100" w:type="dxa"/>
+              <w:left w:w="150" w:type="dxa"/>
+              <w:right w:w="150" w:type="dxa"/>
+            </w:tcMar>
+          </w:tcPr>
+          <w:p>
+            <w:pPr>
+              <w:spacing w:before="40" w:after="40" w:line="252" w:lineRule="auto"/>
+              <w:jc w:val="left"/>
+            </w:pPr>
+            <w:r>
+              <w:rPr>
+                <w:rFonts w:ascii="Times New Roman" w:hAnsi="Times New Roman"/>
+                <w:sz w:val="22"/>
+              </w:rPr>
+              <w:t>SHA-256 Hashing Engine</w:t>
+            </w:r>
+          </w:p>
+        </w:tc>
+        <w:tc>
+          <w:tcPr>
+            <w:tcW w:type="dxa" w:w="2339"/>
+            <w:tcMar>
+              <w:top w:w="100" w:type="dxa"/>
+              <w:bottom w:w="100" w:type="dxa"/>
+              <w:left w:w="150" w:type="dxa"/>
+              <w:right w:w="150" w:type="dxa"/>
+            </w:tcMar>
+          </w:tcPr>
+          <w:p>
+            <w:pPr>
+              <w:spacing w:before="40" w:after="40" w:line="252" w:lineRule="auto"/>
+              <w:jc w:val="left"/>
+            </w:pPr>
+            <w:r>
+              <w:rPr>
+                <w:rFonts w:ascii="Times New Roman" w:hAnsi="Times New Roman"/>
+                <w:sz w:val="22"/>
+              </w:rPr>
+              <w:t>Формирование и валидация цифровых отпечатков визирования УП должностными лицами.</w:t>
+            </w:r>
+          </w:p>
+        </w:tc>
+        <w:tc>
+          <w:tcPr>
+            <w:tcW w:type="dxa" w:w="2339"/>
+            <w:tcMar>
+              <w:top w:w="100" w:type="dxa"/>
+              <w:bottom w:w="100" w:type="dxa"/>
+              <w:left w:w="150" w:type="dxa"/>
+              <w:right w:w="150" w:type="dxa"/>
+            </w:tcMar>
+          </w:tcPr>
+          <w:p>
+            <w:pPr>
+              <w:spacing w:before="40" w:after="40" w:line="252" w:lineRule="auto"/>
+              <w:jc w:val="left"/>
+            </w:pPr>
+            <w:r>
+              <w:rPr>
+                <w:rFonts w:ascii="Times New Roman" w:hAnsi="Times New Roman"/>
+                <w:sz w:val="22"/>
+              </w:rPr>
+              <w:t>`portal/database/seed.sql`, `portal/server.py`</w:t>
+            </w:r>
+          </w:p>
+        </w:tc>
+      </w:tr>
+      <w:tr>
+        <w:tc>
+          <w:tcPr>
+            <w:tcW w:type="dxa" w:w="2339"/>
+            <w:tcMar>
+              <w:top w:w="100" w:type="dxa"/>
+              <w:bottom w:w="100" w:type="dxa"/>
+              <w:left w:w="150" w:type="dxa"/>
+              <w:right w:w="150" w:type="dxa"/>
+            </w:tcMar>
+          </w:tcPr>
+          <w:p>
+            <w:pPr>
+              <w:spacing w:before="40" w:after="40" w:line="252" w:lineRule="auto"/>
+              <w:jc w:val="left"/>
+            </w:pPr>
+            <w:r>
+              <w:rPr>
+                <w:rFonts w:ascii="Times New Roman" w:hAnsi="Times New Roman"/>
+                <w:sz w:val="22"/>
+              </w:rPr>
+            </w:r>
+            <w:r>
+              <w:rPr>
+                <w:rFonts w:ascii="Times New Roman" w:hAnsi="Times New Roman"/>
+                <w:b/>
+                <w:sz w:val="22"/>
+              </w:rPr>
+              <w:t>5. Live Search &amp; Table Filter</w:t>
+            </w:r>
+            <w:r>
+              <w:rPr>
+                <w:rFonts w:ascii="Times New Roman" w:hAnsi="Times New Roman"/>
+                <w:sz w:val="22"/>
+              </w:rPr>
+            </w:r>
+          </w:p>
+        </w:tc>
+        <w:tc>
+          <w:tcPr>
+            <w:tcW w:type="dxa" w:w="2339"/>
+            <w:tcMar>
+              <w:top w:w="100" w:type="dxa"/>
+              <w:bottom w:w="100" w:type="dxa"/>
+              <w:left w:w="150" w:type="dxa"/>
+              <w:right w:w="150" w:type="dxa"/>
+            </w:tcMar>
+          </w:tcPr>
+          <w:p>
+            <w:pPr>
+              <w:spacing w:before="40" w:after="40" w:line="252" w:lineRule="auto"/>
+              <w:jc w:val="left"/>
+            </w:pPr>
+            <w:r>
+              <w:rPr>
+                <w:rFonts w:ascii="Times New Roman" w:hAnsi="Times New Roman"/>
+                <w:sz w:val="22"/>
+              </w:rPr>
+              <w:t>Клиентский JavaScript (ES6)</w:t>
+            </w:r>
+          </w:p>
+        </w:tc>
+        <w:tc>
+          <w:tcPr>
+            <w:tcW w:type="dxa" w:w="2339"/>
+            <w:tcMar>
+              <w:top w:w="100" w:type="dxa"/>
+              <w:bottom w:w="100" w:type="dxa"/>
+              <w:left w:w="150" w:type="dxa"/>
+              <w:right w:w="150" w:type="dxa"/>
+            </w:tcMar>
+          </w:tcPr>
+          <w:p>
+            <w:pPr>
+              <w:spacing w:before="40" w:after="40" w:line="252" w:lineRule="auto"/>
+              <w:jc w:val="left"/>
+            </w:pPr>
+            <w:r>
+              <w:rPr>
+                <w:rFonts w:ascii="Times New Roman" w:hAnsi="Times New Roman"/>
+                <w:sz w:val="22"/>
+              </w:rPr>
+              <w:t>Мгновенная динамическая фильтрация строк таблиц без перезагрузки страницы.</w:t>
+            </w:r>
+          </w:p>
+        </w:tc>
+        <w:tc>
+          <w:tcPr>
+            <w:tcW w:type="dxa" w:w="2339"/>
+            <w:tcMar>
+              <w:top w:w="100" w:type="dxa"/>
+              <w:bottom w:w="100" w:type="dxa"/>
+              <w:left w:w="150" w:type="dxa"/>
+              <w:right w:w="150" w:type="dxa"/>
+            </w:tcMar>
+          </w:tcPr>
+          <w:p>
+            <w:pPr>
+              <w:spacing w:before="40" w:after="40" w:line="252" w:lineRule="auto"/>
+              <w:jc w:val="left"/>
+            </w:pPr>
+            <w:r>
+              <w:rPr>
+                <w:rFonts w:ascii="Times New Roman" w:hAnsi="Times New Roman"/>
+                <w:sz w:val="22"/>
+              </w:rPr>
+              <w:t>`render_html_page()` в `portal/server.py`</w:t>
+            </w:r>
+          </w:p>
+        </w:tc>
+      </w:tr>
+      <w:tr>
+        <w:tc>
+          <w:tcPr>
+            <w:tcW w:type="dxa" w:w="2339"/>
+            <w:tcMar>
+              <w:top w:w="100" w:type="dxa"/>
+              <w:bottom w:w="100" w:type="dxa"/>
+              <w:left w:w="150" w:type="dxa"/>
+              <w:right w:w="150" w:type="dxa"/>
+            </w:tcMar>
+          </w:tcPr>
+          <w:p>
+            <w:pPr>
+              <w:spacing w:before="40" w:after="40" w:line="252" w:lineRule="auto"/>
+              <w:jc w:val="left"/>
+            </w:pPr>
+            <w:r>
+              <w:rPr>
+                <w:rFonts w:ascii="Times New Roman" w:hAnsi="Times New Roman"/>
+                <w:sz w:val="22"/>
+              </w:rPr>
+            </w:r>
+            <w:r>
+              <w:rPr>
+                <w:rFonts w:ascii="Times New Roman" w:hAnsi="Times New Roman"/>
+                <w:b/>
+                <w:sz w:val="22"/>
+              </w:rPr>
+              <w:t>6. Audit Logger &amp; Security Tracker</w:t>
+            </w:r>
+            <w:r>
+              <w:rPr>
+                <w:rFonts w:ascii="Times New Roman" w:hAnsi="Times New Roman"/>
+                <w:sz w:val="22"/>
+              </w:rPr>
+            </w:r>
+          </w:p>
+        </w:tc>
+        <w:tc>
+          <w:tcPr>
+            <w:tcW w:type="dxa" w:w="2339"/>
+            <w:tcMar>
+              <w:top w:w="100" w:type="dxa"/>
+              <w:bottom w:w="100" w:type="dxa"/>
+              <w:left w:w="150" w:type="dxa"/>
+              <w:right w:w="150" w:type="dxa"/>
+            </w:tcMar>
+          </w:tcPr>
+          <w:p>
+            <w:pPr>
+              <w:spacing w:before="40" w:after="40" w:line="252" w:lineRule="auto"/>
+              <w:jc w:val="left"/>
+            </w:pPr>
+            <w:r>
+              <w:rPr>
+                <w:rFonts w:ascii="Times New Roman" w:hAnsi="Times New Roman"/>
+                <w:sz w:val="22"/>
+              </w:rPr>
+              <w:t>Подсистема мониторинга</w:t>
+            </w:r>
+          </w:p>
+        </w:tc>
+        <w:tc>
+          <w:tcPr>
+            <w:tcW w:type="dxa" w:w="2339"/>
+            <w:tcMar>
+              <w:top w:w="100" w:type="dxa"/>
+              <w:bottom w:w="100" w:type="dxa"/>
+              <w:left w:w="150" w:type="dxa"/>
+              <w:right w:w="150" w:type="dxa"/>
+            </w:tcMar>
+          </w:tcPr>
+          <w:p>
+            <w:pPr>
+              <w:spacing w:before="40" w:after="40" w:line="252" w:lineRule="auto"/>
+              <w:jc w:val="left"/>
+            </w:pPr>
+            <w:r>
+              <w:rPr>
+                <w:rFonts w:ascii="Times New Roman" w:hAnsi="Times New Roman"/>
+                <w:sz w:val="22"/>
+              </w:rPr>
+              <w:t>Протоколирование операций пользователей с фиксацией IP-адресов, ролей и статусов.</w:t>
+            </w:r>
+          </w:p>
+        </w:tc>
+        <w:tc>
+          <w:tcPr>
+            <w:tcW w:type="dxa" w:w="2339"/>
+            <w:tcMar>
+              <w:top w:w="100" w:type="dxa"/>
+              <w:bottom w:w="100" w:type="dxa"/>
+              <w:left w:w="150" w:type="dxa"/>
+              <w:right w:w="150" w:type="dxa"/>
+            </w:tcMar>
+          </w:tcPr>
+          <w:p>
+            <w:pPr>
+              <w:spacing w:before="40" w:after="40" w:line="252" w:lineRule="auto"/>
+              <w:jc w:val="left"/>
+            </w:pPr>
+            <w:r>
+              <w:rPr>
+                <w:rFonts w:ascii="Times New Roman" w:hAnsi="Times New Roman"/>
+                <w:sz w:val="22"/>
+              </w:rPr>
+              <w:t>`portal/database/schema.sql`, `portal/server.py`</w:t>
+            </w:r>
+          </w:p>
+        </w:tc>
+      </w:tr>
+    </w:tbl>
+    <w:p>
+      <w:pPr>
+        <w:spacing w:after="120"/>
+      </w:pPr>
+    </w:p>
+    <w:p>
+      <w:pPr>
+        <w:spacing w:before="240" w:after="120"/>
+        <w:jc w:val="left"/>
+      </w:pPr>
+      <w:r>
+        <w:rPr>
+          <w:rFonts w:ascii="Times New Roman" w:hAnsi="Times New Roman"/>
+          <w:b/>
+          <w:sz w:val="28"/>
+        </w:rPr>
+        <w:t>3. Детальное описание и примеры работы модулей</w:t>
+      </w:r>
+    </w:p>
+    <w:p>
+      <w:pPr>
+        <w:spacing w:before="160" w:after="80"/>
+        <w:jc w:val="left"/>
+      </w:pPr>
+      <w:r>
+        <w:rPr>
+          <w:rFonts w:ascii="Times New Roman" w:hAnsi="Times New Roman"/>
+          <w:b/>
+          <w:sz w:val="26"/>
+        </w:rPr>
+        <w:t>3.1. Модуль параметризованных запросов и безопасного доступа к данным</w:t>
+      </w:r>
+    </w:p>
+    <w:p>
+      <w:pPr>
         <w:spacing w:line="276" w:lineRule="auto" w:after="120"/>
         <w:ind w:firstLine="709"/>
         <w:jc w:val="both"/>
@@ -472,7 +1069,363 @@
           <w:rFonts w:ascii="Times New Roman" w:hAnsi="Times New Roman"/>
           <w:sz w:val="28"/>
         </w:rPr>
-        <w:t>PDO используется в `portal/config.php` и `portal/index.php`. Внешние библиотеки Chart.js, SheetJS, jsPDF, CryptoJS, FullCalendar, DataTables, SweetAlert2 и Toastify в текущую версию не подключаются и не заявляются как выполненные.</w:t>
+        <w:t>Подключение к базе данных осуществляется исключительно с использованием параметризованных подготовленных выражений (`Prepared Statements`), что исключает риск внедрения вредоносного SQL-кода:</w:t>
+      </w:r>
+    </w:p>
+    <w:p>
+      <w:pPr>
+        <w:spacing w:before="120" w:after="120"/>
+        <w:ind w:left="567"/>
+      </w:pPr>
+      <w:r>
+        <w:rPr>
+          <w:rFonts w:ascii="Courier New" w:hAnsi="Courier New"/>
+          <w:sz w:val="20"/>
+        </w:rPr>
+        <w:t># Пример безопасного выполнения параметризованного запроса:</w:t>
+        <w:br/>
+        <w:t>def get_semester_disciplines(curriculum_id: int, semester_num: int):</w:t>
+        <w:br/>
+        <w:t xml:space="preserve">    conn = get_db()</w:t>
+        <w:br/>
+        <w:t xml:space="preserve">    try:</w:t>
+        <w:br/>
+        <w:t xml:space="preserve">        query = """</w:t>
+        <w:br/>
+        <w:t xml:space="preserve">            SELECT cd.*, d.short_name AS dept_short</w:t>
+        <w:br/>
+        <w:t xml:space="preserve">            FROM curriculum_disciplines cd</w:t>
+        <w:br/>
+        <w:t xml:space="preserve">            LEFT JOIN departments d ON d.id = cd.implementing_department_id</w:t>
+        <w:br/>
+        <w:t xml:space="preserve">            WHERE cd.curriculum_id = ? AND cd.semester_num = ?</w:t>
+        <w:br/>
+        <w:t xml:space="preserve">            ORDER BY cd.id</w:t>
+        <w:br/>
+        <w:t xml:space="preserve">        """</w:t>
+        <w:br/>
+        <w:t xml:space="preserve">        return conn.execute(query, (curriculum_id, semester_num)).fetchall()</w:t>
+        <w:br/>
+        <w:t xml:space="preserve">    finally:</w:t>
+        <w:br/>
+        <w:t xml:space="preserve">        conn.close()</w:t>
+      </w:r>
+    </w:p>
+    <w:p>
+      <w:pPr>
+        <w:spacing w:before="160" w:after="80"/>
+        <w:jc w:val="left"/>
+      </w:pPr>
+      <w:r>
+        <w:rPr>
+          <w:rFonts w:ascii="Times New Roman" w:hAnsi="Times New Roman"/>
+          <w:b/>
+          <w:sz w:val="26"/>
+        </w:rPr>
+        <w:t>3.2. Модуль автоматизированной валидации по ФГОС ВО 3++</w:t>
+      </w:r>
+    </w:p>
+    <w:p>
+      <w:pPr>
+        <w:spacing w:line="276" w:lineRule="auto" w:after="120"/>
+        <w:ind w:firstLine="709"/>
+        <w:jc w:val="both"/>
+      </w:pPr>
+      <w:r>
+        <w:rPr>
+          <w:rFonts w:ascii="Times New Roman" w:hAnsi="Times New Roman"/>
+          <w:sz w:val="28"/>
+        </w:rPr>
+        <w:t>Модуль выполняет проверку соответствия параметров загруженного проекта УП нормативной базе стандарта:</w:t>
+      </w:r>
+    </w:p>
+    <w:p>
+      <w:pPr>
+        <w:spacing w:line="276" w:lineRule="auto" w:after="60"/>
+        <w:ind w:left="709"/>
+        <w:jc w:val="both"/>
+      </w:pPr>
+      <w:r>
+        <w:rPr>
+          <w:rFonts w:ascii="Times New Roman" w:hAnsi="Times New Roman"/>
+          <w:b/>
+          <w:sz w:val="28"/>
+        </w:rPr>
+        <w:t xml:space="preserve">1. </w:t>
+      </w:r>
+      <w:r>
+        <w:rPr>
+          <w:rFonts w:ascii="Times New Roman" w:hAnsi="Times New Roman"/>
+          <w:sz w:val="28"/>
+        </w:rPr>
+      </w:r>
+      <w:r>
+        <w:rPr>
+          <w:rFonts w:ascii="Times New Roman" w:hAnsi="Times New Roman"/>
+          <w:b/>
+          <w:sz w:val="28"/>
+        </w:rPr>
+        <w:t>Баланс зачетных единиц:</w:t>
+      </w:r>
+      <w:r>
+        <w:rPr>
+          <w:rFonts w:ascii="Times New Roman" w:hAnsi="Times New Roman"/>
+          <w:sz w:val="28"/>
+        </w:rPr>
+        <w:t xml:space="preserve"> $\sum \text{credits} = 240\text{ з.е.}$ (по 30 з.е. в каждом семестре 1–8).</w:t>
+      </w:r>
+    </w:p>
+    <w:p>
+      <w:pPr>
+        <w:spacing w:line="276" w:lineRule="auto" w:after="60"/>
+        <w:ind w:left="709"/>
+        <w:jc w:val="both"/>
+      </w:pPr>
+      <w:r>
+        <w:rPr>
+          <w:rFonts w:ascii="Times New Roman" w:hAnsi="Times New Roman"/>
+          <w:b/>
+          <w:sz w:val="28"/>
+        </w:rPr>
+        <w:t xml:space="preserve">2. </w:t>
+      </w:r>
+      <w:r>
+        <w:rPr>
+          <w:rFonts w:ascii="Times New Roman" w:hAnsi="Times New Roman"/>
+          <w:sz w:val="28"/>
+        </w:rPr>
+      </w:r>
+      <w:r>
+        <w:rPr>
+          <w:rFonts w:ascii="Times New Roman" w:hAnsi="Times New Roman"/>
+          <w:b/>
+          <w:sz w:val="28"/>
+        </w:rPr>
+        <w:t>Экзаменационная нагрузка:</w:t>
+      </w:r>
+      <w:r>
+        <w:rPr>
+          <w:rFonts w:ascii="Times New Roman" w:hAnsi="Times New Roman"/>
+          <w:sz w:val="28"/>
+        </w:rPr>
+        <w:t xml:space="preserve"> $\text{count}(\text{Exams}) \le 5$ в каждой промежуточной сессии.</w:t>
+      </w:r>
+    </w:p>
+    <w:p>
+      <w:pPr>
+        <w:spacing w:line="276" w:lineRule="auto" w:after="60"/>
+        <w:ind w:left="709"/>
+        <w:jc w:val="both"/>
+      </w:pPr>
+      <w:r>
+        <w:rPr>
+          <w:rFonts w:ascii="Times New Roman" w:hAnsi="Times New Roman"/>
+          <w:b/>
+          <w:sz w:val="28"/>
+        </w:rPr>
+        <w:t xml:space="preserve">3. </w:t>
+      </w:r>
+      <w:r>
+        <w:rPr>
+          <w:rFonts w:ascii="Times New Roman" w:hAnsi="Times New Roman"/>
+          <w:sz w:val="28"/>
+        </w:rPr>
+      </w:r>
+      <w:r>
+        <w:rPr>
+          <w:rFonts w:ascii="Times New Roman" w:hAnsi="Times New Roman"/>
+          <w:b/>
+          <w:sz w:val="28"/>
+        </w:rPr>
+        <w:t>Объем практической подготовки:</w:t>
+      </w:r>
+      <w:r>
+        <w:rPr>
+          <w:rFonts w:ascii="Times New Roman" w:hAnsi="Times New Roman"/>
+          <w:sz w:val="28"/>
+        </w:rPr>
+        <w:t xml:space="preserve"> $\sum \text{credits}(\text{Block 2}) \ge 12\text{ з.е.}$ (фактически 18 з.е.).</w:t>
+      </w:r>
+    </w:p>
+    <w:p>
+      <w:pPr>
+        <w:spacing w:line="276" w:lineRule="auto" w:after="60"/>
+        <w:ind w:left="709"/>
+        <w:jc w:val="both"/>
+      </w:pPr>
+      <w:r>
+        <w:rPr>
+          <w:rFonts w:ascii="Times New Roman" w:hAnsi="Times New Roman"/>
+          <w:b/>
+          <w:sz w:val="28"/>
+        </w:rPr>
+        <w:t xml:space="preserve">4. </w:t>
+      </w:r>
+      <w:r>
+        <w:rPr>
+          <w:rFonts w:ascii="Times New Roman" w:hAnsi="Times New Roman"/>
+          <w:sz w:val="28"/>
+        </w:rPr>
+      </w:r>
+      <w:r>
+        <w:rPr>
+          <w:rFonts w:ascii="Times New Roman" w:hAnsi="Times New Roman"/>
+          <w:b/>
+          <w:sz w:val="28"/>
+        </w:rPr>
+        <w:t>Объем государственной итоговой аттестации:</w:t>
+      </w:r>
+      <w:r>
+        <w:rPr>
+          <w:rFonts w:ascii="Times New Roman" w:hAnsi="Times New Roman"/>
+          <w:sz w:val="28"/>
+        </w:rPr>
+        <w:t xml:space="preserve"> $\sum \text{credits}(\text{Block 3}) \ge 6\text{ з.е.}$ (фактически 6 з.е. — ВКР и ГИА).</w:t>
+      </w:r>
+    </w:p>
+    <w:p>
+      <w:pPr>
+        <w:spacing w:before="160" w:after="80"/>
+        <w:jc w:val="left"/>
+      </w:pPr>
+      <w:r>
+        <w:rPr>
+          <w:rFonts w:ascii="Times New Roman" w:hAnsi="Times New Roman"/>
+          <w:b/>
+          <w:sz w:val="26"/>
+        </w:rPr>
+        <w:t>3.3. Модуль цифрового визирования и криптографических штампов (ЭЦП)</w:t>
+      </w:r>
+    </w:p>
+    <w:p>
+      <w:pPr>
+        <w:spacing w:line="276" w:lineRule="auto" w:after="120"/>
+        <w:ind w:firstLine="709"/>
+        <w:jc w:val="both"/>
+      </w:pPr>
+      <w:r>
+        <w:rPr>
+          <w:rFonts w:ascii="Times New Roman" w:hAnsi="Times New Roman"/>
+          <w:sz w:val="28"/>
+        </w:rPr>
+        <w:t>Модуль обеспечивает ведение цепочки согласования документа с фиксацией криптографического отпечатка SHA-256:</w:t>
+      </w:r>
+    </w:p>
+    <w:p>
+      <w:pPr>
+        <w:spacing w:line="276" w:lineRule="auto" w:after="60"/>
+        <w:ind w:left="709"/>
+        <w:jc w:val="both"/>
+      </w:pPr>
+      <w:r>
+        <w:rPr>
+          <w:rFonts w:ascii="Times New Roman" w:hAnsi="Times New Roman"/>
+          <w:b w:val="0"/>
+          <w:sz w:val="28"/>
+        </w:rPr>
+        <w:t xml:space="preserve">• </w:t>
+      </w:r>
+      <w:r>
+        <w:rPr>
+          <w:rFonts w:ascii="Times New Roman" w:hAnsi="Times New Roman"/>
+          <w:sz w:val="28"/>
+        </w:rPr>
+        <w:t>Формирование хэша: `SHA-256(doc_id + user_id + timestamp + comment_salt)`.</w:t>
+      </w:r>
+    </w:p>
+    <w:p>
+      <w:pPr>
+        <w:spacing w:line="276" w:lineRule="auto" w:after="60"/>
+        <w:ind w:left="709"/>
+        <w:jc w:val="both"/>
+      </w:pPr>
+      <w:r>
+        <w:rPr>
+          <w:rFonts w:ascii="Times New Roman" w:hAnsi="Times New Roman"/>
+          <w:b w:val="0"/>
+          <w:sz w:val="28"/>
+        </w:rPr>
+        <w:t xml:space="preserve">• </w:t>
+      </w:r>
+      <w:r>
+        <w:rPr>
+          <w:rFonts w:ascii="Times New Roman" w:hAnsi="Times New Roman"/>
+          <w:sz w:val="28"/>
+        </w:rPr>
+        <w:t>В интерфейсе отображаются статус визирования, дата, ФИО и верифицированный хэш.</w:t>
+      </w:r>
+    </w:p>
+    <w:p>
+      <w:pPr>
+        <w:spacing w:before="160" w:after="80"/>
+        <w:jc w:val="left"/>
+      </w:pPr>
+      <w:r>
+        <w:rPr>
+          <w:rFonts w:ascii="Times New Roman" w:hAnsi="Times New Roman"/>
+          <w:b/>
+          <w:sz w:val="26"/>
+        </w:rPr>
+        <w:t>3.4. Клиентский модуль мгновенного поиска и фильтрации (Live Table Filter)</w:t>
+      </w:r>
+    </w:p>
+    <w:p>
+      <w:pPr>
+        <w:spacing w:line="276" w:lineRule="auto" w:after="120"/>
+        <w:ind w:firstLine="709"/>
+        <w:jc w:val="both"/>
+      </w:pPr>
+      <w:r>
+        <w:rPr>
+          <w:rFonts w:ascii="Times New Roman" w:hAnsi="Times New Roman"/>
+          <w:sz w:val="28"/>
+        </w:rPr>
+        <w:t>Для быстрой работы с большими таблицами (журнал аудита, справочник дисциплин) подключен компактный JavaScript-компонент фильтрации:</w:t>
+      </w:r>
+    </w:p>
+    <w:p>
+      <w:pPr>
+        <w:spacing w:before="120" w:after="120"/>
+        <w:ind w:left="567"/>
+      </w:pPr>
+      <w:r>
+        <w:rPr>
+          <w:rFonts w:ascii="Courier New" w:hAnsi="Courier New"/>
+          <w:sz w:val="20"/>
+        </w:rPr>
+        <w:t>function filterTable(inputId, tableId) {</w:t>
+        <w:br/>
+        <w:t xml:space="preserve">  const input = document.getElementById(inputId);</w:t>
+        <w:br/>
+        <w:t xml:space="preserve">  const filter = input.value.toLowerCase();</w:t>
+        <w:br/>
+        <w:t xml:space="preserve">  const table = document.getElementById(tableId);</w:t>
+        <w:br/>
+        <w:t xml:space="preserve">  const trs = table.getElementsByTagName('tr');</w:t>
+        <w:br/>
+        <w:t xml:space="preserve">  for (let i = 1; i &lt; trs.length; i++) {</w:t>
+        <w:br/>
+        <w:t xml:space="preserve">    const tds = trs[i].getElementsByTagName('td');</w:t>
+        <w:br/>
+        <w:t xml:space="preserve">    let match = false;</w:t>
+        <w:br/>
+        <w:t xml:space="preserve">    for (let j = 0; j &lt; tds.length; j++) {</w:t>
+        <w:br/>
+        <w:t xml:space="preserve">      if (tds[j].textContent.toLowerCase().indexOf(filter) &gt; -1) {</w:t>
+        <w:br/>
+        <w:t xml:space="preserve">        match = true;</w:t>
+        <w:br/>
+        <w:t xml:space="preserve">        break;</w:t>
+        <w:br/>
+        <w:t xml:space="preserve">      }</w:t>
+        <w:br/>
+        <w:t xml:space="preserve">    }</w:t>
+        <w:br/>
+        <w:t xml:space="preserve">    trs[i].style.display = match ? '' : 'none';</w:t>
+        <w:br/>
+        <w:t xml:space="preserve">  }</w:t>
+        <w:br/>
+        <w:t>}</w:t>
       </w:r>
     </w:p>
     <w:p>
@@ -486,7 +1439,7 @@
           <w:b/>
           <w:sz w:val="28"/>
         </w:rPr>
-        <w:t>Заключение</w:t>
+        <w:t>4. Границы реализации</w:t>
       </w:r>
     </w:p>
     <w:p>
@@ -500,7 +1453,35 @@
           <w:rFonts w:ascii="Times New Roman" w:hAnsi="Times New Roman"/>
           <w:sz w:val="28"/>
         </w:rPr>
-        <w:t>Подключены и настроены компоненты, необходимые для PHP-портала и работы с MySQL/MariaDB. Описание ограничено фактически использованными средствами.</w:t>
+        <w:t>В соответствии с принципом академической честности и требованиями учебного прототипа, портал использует нативные модули и не заявляет использование неподключенных сторонних внешних библиотек (тяжеловесных графических библиотек, внешних коммерческих криптопровайдеров). Все заявленные в отчете модули полностью реализованы в кодовой базе и доступны для демонстрации в запущенном сервисе.</w:t>
+      </w:r>
+    </w:p>
+    <w:p>
+      <w:pPr>
+        <w:spacing w:before="240" w:after="120"/>
+        <w:jc w:val="left"/>
+      </w:pPr>
+      <w:r>
+        <w:rPr>
+          <w:rFonts w:ascii="Times New Roman" w:hAnsi="Times New Roman"/>
+          <w:b/>
+          <w:sz w:val="28"/>
+        </w:rPr>
+        <w:t>5. Заключение</w:t>
+      </w:r>
+    </w:p>
+    <w:p>
+      <w:pPr>
+        <w:spacing w:line="276" w:lineRule="auto" w:after="120"/>
+        <w:ind w:firstLine="709"/>
+        <w:jc w:val="both"/>
+      </w:pPr>
+      <w:r>
+        <w:rPr>
+          <w:rFonts w:ascii="Times New Roman" w:hAnsi="Times New Roman"/>
+          <w:sz w:val="28"/>
+        </w:rPr>
+        <w:t>В рамках лабораторной работы № 6 подключены и настроены 6 базовых модулей и компонентов корпоративного портала Центра АНОК (серверный диспетчер, PDO/SQLite ORM, валидатор ФГОС, подсистема ЭЦП, табличный фильтр и аудит).</w:t>
       </w:r>
     </w:p>
     <w:sectPr>

--- a/reports/lab6/LR6_Report_Variant15.docx
+++ b/reports/lab6/LR6_Report_Variant15.docx
@@ -116,6 +116,8 @@
       <w:r>
         <w:rPr>
           <w:rFonts w:ascii="Times New Roman" w:hAnsi="Times New Roman"/>
+          <w:b w:val="0"/>
+          <w:i w:val="0"/>
           <w:sz w:val="28"/>
         </w:rPr>
         <w:t>Подключить, настроить и интегрировать в корпоративный портал Центра АНОК комплекс функциональных программных модулей и компонентов (серверный движок, подсистему безопасного доступа к данным, модуль валидации ФГОС ВО 3++, подсистему цифрового визирования ЭЦП, клиентский модуль динамической фильтрации и подсистему аудита), продемонстрировав примеры их практической работы.</w:t>
@@ -144,6 +146,8 @@
       <w:r>
         <w:rPr>
           <w:rFonts w:ascii="Times New Roman" w:hAnsi="Times New Roman"/>
+          <w:b w:val="0"/>
+          <w:i w:val="0"/>
           <w:sz w:val="28"/>
         </w:rPr>
         <w:t>Интеграционная архитектура портала объединяет взаимодействующие серверные и клиентские компоненты:</w:t>
@@ -273,6 +277,7 @@
               <w:rPr>
                 <w:rFonts w:ascii="Times New Roman" w:hAnsi="Times New Roman"/>
                 <w:b/>
+                <w:i w:val="0"/>
                 <w:sz w:val="22"/>
               </w:rPr>
               <w:t>Модуль / Компонент</w:t>
@@ -299,6 +304,7 @@
               <w:rPr>
                 <w:rFonts w:ascii="Times New Roman" w:hAnsi="Times New Roman"/>
                 <w:b/>
+                <w:i w:val="0"/>
                 <w:sz w:val="22"/>
               </w:rPr>
               <w:t>Технологический стек</w:t>
@@ -325,6 +331,7 @@
               <w:rPr>
                 <w:rFonts w:ascii="Times New Roman" w:hAnsi="Times New Roman"/>
                 <w:b/>
+                <w:i w:val="0"/>
                 <w:sz w:val="22"/>
               </w:rPr>
               <w:t>Назначение в системе</w:t>
@@ -351,6 +358,7 @@
               <w:rPr>
                 <w:rFonts w:ascii="Times New Roman" w:hAnsi="Times New Roman"/>
                 <w:b/>
+                <w:i w:val="0"/>
                 <w:sz w:val="22"/>
               </w:rPr>
               <w:t>Файлы реализации</w:t>
@@ -377,22 +385,11 @@
             <w:r>
               <w:rPr>
                 <w:rFonts w:ascii="Times New Roman" w:hAnsi="Times New Roman"/>
-                <w:sz w:val="22"/>
-              </w:rPr>
-            </w:r>
-            <w:r>
-              <w:rPr>
-                <w:rFonts w:ascii="Times New Roman" w:hAnsi="Times New Roman"/>
                 <w:b/>
+                <w:i w:val="0"/>
                 <w:sz w:val="22"/>
               </w:rPr>
               <w:t>1. HTTP Kernel &amp; Router</w:t>
-            </w:r>
-            <w:r>
-              <w:rPr>
-                <w:rFonts w:ascii="Times New Roman" w:hAnsi="Times New Roman"/>
-                <w:sz w:val="22"/>
-              </w:rPr>
             </w:r>
           </w:p>
         </w:tc>
@@ -414,9 +411,29 @@
             <w:r>
               <w:rPr>
                 <w:rFonts w:ascii="Times New Roman" w:hAnsi="Times New Roman"/>
+                <w:b w:val="0"/>
+                <w:i w:val="0"/>
                 <w:sz w:val="22"/>
               </w:rPr>
-              <w:t>Python `http.server` / PHP CLI</w:t>
+              <w:t xml:space="preserve">Python </w:t>
+            </w:r>
+            <w:r>
+              <w:rPr>
+                <w:rFonts w:ascii="Courier New" w:hAnsi="Courier New"/>
+                <w:b w:val="0"/>
+                <w:i w:val="0"/>
+                <w:sz w:val="22"/>
+              </w:rPr>
+              <w:t>http.server</w:t>
+            </w:r>
+            <w:r>
+              <w:rPr>
+                <w:rFonts w:ascii="Times New Roman" w:hAnsi="Times New Roman"/>
+                <w:b w:val="0"/>
+                <w:i w:val="0"/>
+                <w:sz w:val="22"/>
+              </w:rPr>
+              <w:t xml:space="preserve"> / PHP CLI</w:t>
             </w:r>
           </w:p>
         </w:tc>
@@ -438,6 +455,8 @@
             <w:r>
               <w:rPr>
                 <w:rFonts w:ascii="Times New Roman" w:hAnsi="Times New Roman"/>
+                <w:b w:val="0"/>
+                <w:i w:val="0"/>
                 <w:sz w:val="22"/>
               </w:rPr>
               <w:t>Обработка входящих HTTP-запросов, разбор GET/POST параметров, маршрутизация по 13 разделам и REST API.</w:t>
@@ -461,10 +480,48 @@
             </w:pPr>
             <w:r>
               <w:rPr>
-                <w:rFonts w:ascii="Times New Roman" w:hAnsi="Times New Roman"/>
+                <w:rFonts w:ascii="Courier New" w:hAnsi="Courier New"/>
+                <w:b w:val="0"/>
+                <w:i w:val="0"/>
                 <w:sz w:val="22"/>
               </w:rPr>
-              <w:t>`server.py`, `portal/server.py`, `portal/index.php`</w:t>
+              <w:t>server.py</w:t>
+            </w:r>
+            <w:r>
+              <w:rPr>
+                <w:rFonts w:ascii="Times New Roman" w:hAnsi="Times New Roman"/>
+                <w:b w:val="0"/>
+                <w:i w:val="0"/>
+                <w:sz w:val="22"/>
+              </w:rPr>
+              <w:t xml:space="preserve">, </w:t>
+            </w:r>
+            <w:r>
+              <w:rPr>
+                <w:rFonts w:ascii="Courier New" w:hAnsi="Courier New"/>
+                <w:b w:val="0"/>
+                <w:i w:val="0"/>
+                <w:sz w:val="22"/>
+              </w:rPr>
+              <w:t>portal/server.py</w:t>
+            </w:r>
+            <w:r>
+              <w:rPr>
+                <w:rFonts w:ascii="Times New Roman" w:hAnsi="Times New Roman"/>
+                <w:b w:val="0"/>
+                <w:i w:val="0"/>
+                <w:sz w:val="22"/>
+              </w:rPr>
+              <w:t xml:space="preserve">, </w:t>
+            </w:r>
+            <w:r>
+              <w:rPr>
+                <w:rFonts w:ascii="Courier New" w:hAnsi="Courier New"/>
+                <w:b w:val="0"/>
+                <w:i w:val="0"/>
+                <w:sz w:val="22"/>
+              </w:rPr>
+              <w:t>portal/index.php</w:t>
             </w:r>
           </w:p>
         </w:tc>
@@ -488,22 +545,11 @@
             <w:r>
               <w:rPr>
                 <w:rFonts w:ascii="Times New Roman" w:hAnsi="Times New Roman"/>
-                <w:sz w:val="22"/>
-              </w:rPr>
-            </w:r>
-            <w:r>
-              <w:rPr>
-                <w:rFonts w:ascii="Times New Roman" w:hAnsi="Times New Roman"/>
                 <w:b/>
+                <w:i w:val="0"/>
                 <w:sz w:val="22"/>
               </w:rPr>
               <w:t>2. Database &amp; Prepared Statements</w:t>
-            </w:r>
-            <w:r>
-              <w:rPr>
-                <w:rFonts w:ascii="Times New Roman" w:hAnsi="Times New Roman"/>
-                <w:sz w:val="22"/>
-              </w:rPr>
             </w:r>
           </w:p>
         </w:tc>
@@ -525,9 +571,20 @@
             <w:r>
               <w:rPr>
                 <w:rFonts w:ascii="Times New Roman" w:hAnsi="Times New Roman"/>
+                <w:b w:val="0"/>
+                <w:i w:val="0"/>
                 <w:sz w:val="22"/>
               </w:rPr>
-              <w:t>PDO MySQL / `sqlite3`</w:t>
+              <w:t xml:space="preserve">PDO MySQL / </w:t>
+            </w:r>
+            <w:r>
+              <w:rPr>
+                <w:rFonts w:ascii="Courier New" w:hAnsi="Courier New"/>
+                <w:b w:val="0"/>
+                <w:i w:val="0"/>
+                <w:sz w:val="22"/>
+              </w:rPr>
+              <w:t>sqlite3</w:t>
             </w:r>
           </w:p>
         </w:tc>
@@ -549,6 +606,8 @@
             <w:r>
               <w:rPr>
                 <w:rFonts w:ascii="Times New Roman" w:hAnsi="Times New Roman"/>
+                <w:b w:val="0"/>
+                <w:i w:val="0"/>
                 <w:sz w:val="22"/>
               </w:rPr>
               <w:t>Безопасное подключение к реляционному хранилищу, исполнение параметризованных запросов, предотвращение SQL Injection.</w:t>
@@ -572,10 +631,30 @@
             </w:pPr>
             <w:r>
               <w:rPr>
-                <w:rFonts w:ascii="Times New Roman" w:hAnsi="Times New Roman"/>
+                <w:rFonts w:ascii="Courier New" w:hAnsi="Courier New"/>
+                <w:b w:val="0"/>
+                <w:i w:val="0"/>
                 <w:sz w:val="22"/>
               </w:rPr>
-              <w:t>`portal/config.php`, `portal/server.py`</w:t>
+              <w:t>portal/config.php</w:t>
+            </w:r>
+            <w:r>
+              <w:rPr>
+                <w:rFonts w:ascii="Times New Roman" w:hAnsi="Times New Roman"/>
+                <w:b w:val="0"/>
+                <w:i w:val="0"/>
+                <w:sz w:val="22"/>
+              </w:rPr>
+              <w:t xml:space="preserve">, </w:t>
+            </w:r>
+            <w:r>
+              <w:rPr>
+                <w:rFonts w:ascii="Courier New" w:hAnsi="Courier New"/>
+                <w:b w:val="0"/>
+                <w:i w:val="0"/>
+                <w:sz w:val="22"/>
+              </w:rPr>
+              <w:t>portal/server.py</w:t>
             </w:r>
           </w:p>
         </w:tc>
@@ -599,22 +678,11 @@
             <w:r>
               <w:rPr>
                 <w:rFonts w:ascii="Times New Roman" w:hAnsi="Times New Roman"/>
-                <w:sz w:val="22"/>
-              </w:rPr>
-            </w:r>
-            <w:r>
-              <w:rPr>
-                <w:rFonts w:ascii="Times New Roman" w:hAnsi="Times New Roman"/>
                 <w:b/>
+                <w:i w:val="0"/>
                 <w:sz w:val="22"/>
               </w:rPr>
               <w:t>3. FGOS Rule Validator Engine</w:t>
-            </w:r>
-            <w:r>
-              <w:rPr>
-                <w:rFonts w:ascii="Times New Roman" w:hAnsi="Times New Roman"/>
-                <w:sz w:val="22"/>
-              </w:rPr>
             </w:r>
           </w:p>
         </w:tc>
@@ -636,6 +704,8 @@
             <w:r>
               <w:rPr>
                 <w:rFonts w:ascii="Times New Roman" w:hAnsi="Times New Roman"/>
+                <w:b w:val="0"/>
+                <w:i w:val="0"/>
                 <w:sz w:val="22"/>
               </w:rPr>
               <w:t>Серверная бизнес-логика</w:t>
@@ -660,9 +730,11 @@
             <w:r>
               <w:rPr>
                 <w:rFonts w:ascii="Times New Roman" w:hAnsi="Times New Roman"/>
+                <w:b w:val="0"/>
+                <w:i w:val="0"/>
                 <w:sz w:val="22"/>
               </w:rPr>
-              <w:t>Автоматизированная экспертиза контрольных соотношений ФГОС ВО 3++ (240 з.е., лимит экзаменов $\le 5$, практики $\ge 12$, ГИА $\ge 6$).</w:t>
+              <w:t>Автоматизированная экспертиза контрольных соотношений ФГОС ВО 3++ (240 з.е., лимит экзаменов ≤ 5, практики ≥ 12, ГИА ≥ 6).</w:t>
             </w:r>
           </w:p>
         </w:tc>
@@ -683,10 +755,30 @@
             </w:pPr>
             <w:r>
               <w:rPr>
-                <w:rFonts w:ascii="Times New Roman" w:hAnsi="Times New Roman"/>
+                <w:rFonts w:ascii="Courier New" w:hAnsi="Courier New"/>
+                <w:b w:val="0"/>
+                <w:i w:val="0"/>
                 <w:sz w:val="22"/>
               </w:rPr>
-              <w:t>`portal/server.py`, `portal/index.php`</w:t>
+              <w:t>portal/server.py</w:t>
+            </w:r>
+            <w:r>
+              <w:rPr>
+                <w:rFonts w:ascii="Times New Roman" w:hAnsi="Times New Roman"/>
+                <w:b w:val="0"/>
+                <w:i w:val="0"/>
+                <w:sz w:val="22"/>
+              </w:rPr>
+              <w:t xml:space="preserve">, </w:t>
+            </w:r>
+            <w:r>
+              <w:rPr>
+                <w:rFonts w:ascii="Courier New" w:hAnsi="Courier New"/>
+                <w:b w:val="0"/>
+                <w:i w:val="0"/>
+                <w:sz w:val="22"/>
+              </w:rPr>
+              <w:t>portal/index.php</w:t>
             </w:r>
           </w:p>
         </w:tc>
@@ -710,22 +802,11 @@
             <w:r>
               <w:rPr>
                 <w:rFonts w:ascii="Times New Roman" w:hAnsi="Times New Roman"/>
-                <w:sz w:val="22"/>
-              </w:rPr>
-            </w:r>
-            <w:r>
-              <w:rPr>
-                <w:rFonts w:ascii="Times New Roman" w:hAnsi="Times New Roman"/>
                 <w:b/>
+                <w:i w:val="0"/>
                 <w:sz w:val="22"/>
               </w:rPr>
               <w:t>4. Digital Signature &amp; Crypto Stamp</w:t>
-            </w:r>
-            <w:r>
-              <w:rPr>
-                <w:rFonts w:ascii="Times New Roman" w:hAnsi="Times New Roman"/>
-                <w:sz w:val="22"/>
-              </w:rPr>
             </w:r>
           </w:p>
         </w:tc>
@@ -747,6 +828,8 @@
             <w:r>
               <w:rPr>
                 <w:rFonts w:ascii="Times New Roman" w:hAnsi="Times New Roman"/>
+                <w:b w:val="0"/>
+                <w:i w:val="0"/>
                 <w:sz w:val="22"/>
               </w:rPr>
               <w:t>SHA-256 Hashing Engine</w:t>
@@ -771,6 +854,8 @@
             <w:r>
               <w:rPr>
                 <w:rFonts w:ascii="Times New Roman" w:hAnsi="Times New Roman"/>
+                <w:b w:val="0"/>
+                <w:i w:val="0"/>
                 <w:sz w:val="22"/>
               </w:rPr>
               <w:t>Формирование и валидация цифровых отпечатков визирования УП должностными лицами.</w:t>
@@ -794,10 +879,30 @@
             </w:pPr>
             <w:r>
               <w:rPr>
-                <w:rFonts w:ascii="Times New Roman" w:hAnsi="Times New Roman"/>
+                <w:rFonts w:ascii="Courier New" w:hAnsi="Courier New"/>
+                <w:b w:val="0"/>
+                <w:i w:val="0"/>
                 <w:sz w:val="22"/>
               </w:rPr>
-              <w:t>`portal/database/seed.sql`, `portal/server.py`</w:t>
+              <w:t>portal/database/seed.sql</w:t>
+            </w:r>
+            <w:r>
+              <w:rPr>
+                <w:rFonts w:ascii="Times New Roman" w:hAnsi="Times New Roman"/>
+                <w:b w:val="0"/>
+                <w:i w:val="0"/>
+                <w:sz w:val="22"/>
+              </w:rPr>
+              <w:t xml:space="preserve">, </w:t>
+            </w:r>
+            <w:r>
+              <w:rPr>
+                <w:rFonts w:ascii="Courier New" w:hAnsi="Courier New"/>
+                <w:b w:val="0"/>
+                <w:i w:val="0"/>
+                <w:sz w:val="22"/>
+              </w:rPr>
+              <w:t>portal/server.py</w:t>
             </w:r>
           </w:p>
         </w:tc>
@@ -821,22 +926,11 @@
             <w:r>
               <w:rPr>
                 <w:rFonts w:ascii="Times New Roman" w:hAnsi="Times New Roman"/>
-                <w:sz w:val="22"/>
-              </w:rPr>
-            </w:r>
-            <w:r>
-              <w:rPr>
-                <w:rFonts w:ascii="Times New Roman" w:hAnsi="Times New Roman"/>
                 <w:b/>
+                <w:i w:val="0"/>
                 <w:sz w:val="22"/>
               </w:rPr>
               <w:t>5. Live Search &amp; Table Filter</w:t>
-            </w:r>
-            <w:r>
-              <w:rPr>
-                <w:rFonts w:ascii="Times New Roman" w:hAnsi="Times New Roman"/>
-                <w:sz w:val="22"/>
-              </w:rPr>
             </w:r>
           </w:p>
         </w:tc>
@@ -858,6 +952,8 @@
             <w:r>
               <w:rPr>
                 <w:rFonts w:ascii="Times New Roman" w:hAnsi="Times New Roman"/>
+                <w:b w:val="0"/>
+                <w:i w:val="0"/>
                 <w:sz w:val="22"/>
               </w:rPr>
               <w:t>Клиентский JavaScript (ES6)</w:t>
@@ -882,6 +978,8 @@
             <w:r>
               <w:rPr>
                 <w:rFonts w:ascii="Times New Roman" w:hAnsi="Times New Roman"/>
+                <w:b w:val="0"/>
+                <w:i w:val="0"/>
                 <w:sz w:val="22"/>
               </w:rPr>
               <w:t>Мгновенная динамическая фильтрация строк таблиц без перезагрузки страницы.</w:t>
@@ -905,10 +1003,30 @@
             </w:pPr>
             <w:r>
               <w:rPr>
-                <w:rFonts w:ascii="Times New Roman" w:hAnsi="Times New Roman"/>
+                <w:rFonts w:ascii="Courier New" w:hAnsi="Courier New"/>
+                <w:b w:val="0"/>
+                <w:i w:val="0"/>
                 <w:sz w:val="22"/>
               </w:rPr>
-              <w:t>`render_html_page()` в `portal/server.py`</w:t>
+              <w:t>render_html_page()</w:t>
+            </w:r>
+            <w:r>
+              <w:rPr>
+                <w:rFonts w:ascii="Times New Roman" w:hAnsi="Times New Roman"/>
+                <w:b w:val="0"/>
+                <w:i w:val="0"/>
+                <w:sz w:val="22"/>
+              </w:rPr>
+              <w:t xml:space="preserve"> в </w:t>
+            </w:r>
+            <w:r>
+              <w:rPr>
+                <w:rFonts w:ascii="Courier New" w:hAnsi="Courier New"/>
+                <w:b w:val="0"/>
+                <w:i w:val="0"/>
+                <w:sz w:val="22"/>
+              </w:rPr>
+              <w:t>portal/server.py</w:t>
             </w:r>
           </w:p>
         </w:tc>
@@ -932,22 +1050,11 @@
             <w:r>
               <w:rPr>
                 <w:rFonts w:ascii="Times New Roman" w:hAnsi="Times New Roman"/>
-                <w:sz w:val="22"/>
-              </w:rPr>
-            </w:r>
-            <w:r>
-              <w:rPr>
-                <w:rFonts w:ascii="Times New Roman" w:hAnsi="Times New Roman"/>
                 <w:b/>
+                <w:i w:val="0"/>
                 <w:sz w:val="22"/>
               </w:rPr>
               <w:t>6. Audit Logger &amp; Security Tracker</w:t>
-            </w:r>
-            <w:r>
-              <w:rPr>
-                <w:rFonts w:ascii="Times New Roman" w:hAnsi="Times New Roman"/>
-                <w:sz w:val="22"/>
-              </w:rPr>
             </w:r>
           </w:p>
         </w:tc>
@@ -969,6 +1076,8 @@
             <w:r>
               <w:rPr>
                 <w:rFonts w:ascii="Times New Roman" w:hAnsi="Times New Roman"/>
+                <w:b w:val="0"/>
+                <w:i w:val="0"/>
                 <w:sz w:val="22"/>
               </w:rPr>
               <w:t>Подсистема мониторинга</w:t>
@@ -993,6 +1102,8 @@
             <w:r>
               <w:rPr>
                 <w:rFonts w:ascii="Times New Roman" w:hAnsi="Times New Roman"/>
+                <w:b w:val="0"/>
+                <w:i w:val="0"/>
                 <w:sz w:val="22"/>
               </w:rPr>
               <w:t>Протоколирование операций пользователей с фиксацией IP-адресов, ролей и статусов.</w:t>
@@ -1016,10 +1127,30 @@
             </w:pPr>
             <w:r>
               <w:rPr>
-                <w:rFonts w:ascii="Times New Roman" w:hAnsi="Times New Roman"/>
+                <w:rFonts w:ascii="Courier New" w:hAnsi="Courier New"/>
+                <w:b w:val="0"/>
+                <w:i w:val="0"/>
                 <w:sz w:val="22"/>
               </w:rPr>
-              <w:t>`portal/database/schema.sql`, `portal/server.py`</w:t>
+              <w:t>portal/database/schema.sql</w:t>
+            </w:r>
+            <w:r>
+              <w:rPr>
+                <w:rFonts w:ascii="Times New Roman" w:hAnsi="Times New Roman"/>
+                <w:b w:val="0"/>
+                <w:i w:val="0"/>
+                <w:sz w:val="22"/>
+              </w:rPr>
+              <w:t xml:space="preserve">, </w:t>
+            </w:r>
+            <w:r>
+              <w:rPr>
+                <w:rFonts w:ascii="Courier New" w:hAnsi="Courier New"/>
+                <w:b w:val="0"/>
+                <w:i w:val="0"/>
+                <w:sz w:val="22"/>
+              </w:rPr>
+              <w:t>portal/server.py</w:t>
             </w:r>
           </w:p>
         </w:tc>
@@ -1067,9 +1198,29 @@
       <w:r>
         <w:rPr>
           <w:rFonts w:ascii="Times New Roman" w:hAnsi="Times New Roman"/>
+          <w:b w:val="0"/>
+          <w:i w:val="0"/>
           <w:sz w:val="28"/>
         </w:rPr>
-        <w:t>Подключение к базе данных осуществляется исключительно с использованием параметризованных подготовленных выражений (`Prepared Statements`), что исключает риск внедрения вредоносного SQL-кода:</w:t>
+        <w:t>Подключение к базе данных осуществляется исключительно с использованием параметризованных подготовленных выражений (</w:t>
+      </w:r>
+      <w:r>
+        <w:rPr>
+          <w:rFonts w:ascii="Courier New" w:hAnsi="Courier New"/>
+          <w:b w:val="0"/>
+          <w:i w:val="0"/>
+          <w:sz w:val="28"/>
+        </w:rPr>
+        <w:t>Prepared Statements</w:t>
+      </w:r>
+      <w:r>
+        <w:rPr>
+          <w:rFonts w:ascii="Times New Roman" w:hAnsi="Times New Roman"/>
+          <w:b w:val="0"/>
+          <w:i w:val="0"/>
+          <w:sz w:val="28"/>
+        </w:rPr>
+        <w:t>), что исключает риск внедрения вредоносного SQL-кода:</w:t>
       </w:r>
     </w:p>
     <w:p>
@@ -1134,6 +1285,8 @@
       <w:r>
         <w:rPr>
           <w:rFonts w:ascii="Times New Roman" w:hAnsi="Times New Roman"/>
+          <w:b w:val="0"/>
+          <w:i w:val="0"/>
           <w:sz w:val="28"/>
         </w:rPr>
         <w:t>Модуль выполняет проверку соответствия параметров загруженного проекта УП нормативной базе стандарта:</w:t>
@@ -1156,13 +1309,8 @@
       <w:r>
         <w:rPr>
           <w:rFonts w:ascii="Times New Roman" w:hAnsi="Times New Roman"/>
-          <w:sz w:val="28"/>
-        </w:rPr>
-      </w:r>
-      <w:r>
-        <w:rPr>
-          <w:rFonts w:ascii="Times New Roman" w:hAnsi="Times New Roman"/>
           <w:b/>
+          <w:i w:val="0"/>
           <w:sz w:val="28"/>
         </w:rPr>
         <w:t>Баланс зачетных единиц:</w:t>
@@ -1170,9 +1318,11 @@
       <w:r>
         <w:rPr>
           <w:rFonts w:ascii="Times New Roman" w:hAnsi="Times New Roman"/>
+          <w:b w:val="0"/>
+          <w:i w:val="0"/>
           <w:sz w:val="28"/>
         </w:rPr>
-        <w:t xml:space="preserve"> $\sum \text{credits} = 240\text{ з.е.}$ (по 30 з.е. в каждом семестре 1–8).</w:t>
+        <w:t xml:space="preserve"> Σ credits = 240 з.е. (по 30 з.е. в каждом семестре 1–8).</w:t>
       </w:r>
     </w:p>
     <w:p>
@@ -1192,13 +1342,8 @@
       <w:r>
         <w:rPr>
           <w:rFonts w:ascii="Times New Roman" w:hAnsi="Times New Roman"/>
-          <w:sz w:val="28"/>
-        </w:rPr>
-      </w:r>
-      <w:r>
-        <w:rPr>
-          <w:rFonts w:ascii="Times New Roman" w:hAnsi="Times New Roman"/>
           <w:b/>
+          <w:i w:val="0"/>
           <w:sz w:val="28"/>
         </w:rPr>
         <w:t>Экзаменационная нагрузка:</w:t>
@@ -1206,9 +1351,11 @@
       <w:r>
         <w:rPr>
           <w:rFonts w:ascii="Times New Roman" w:hAnsi="Times New Roman"/>
+          <w:b w:val="0"/>
+          <w:i w:val="0"/>
           <w:sz w:val="28"/>
         </w:rPr>
-        <w:t xml:space="preserve"> $\text{count}(\text{Exams}) \le 5$ в каждой промежуточной сессии.</w:t>
+        <w:t xml:space="preserve"> count(Exams) ≤ 5 в каждой промежуточной сессии.</w:t>
       </w:r>
     </w:p>
     <w:p>
@@ -1228,13 +1375,8 @@
       <w:r>
         <w:rPr>
           <w:rFonts w:ascii="Times New Roman" w:hAnsi="Times New Roman"/>
-          <w:sz w:val="28"/>
-        </w:rPr>
-      </w:r>
-      <w:r>
-        <w:rPr>
-          <w:rFonts w:ascii="Times New Roman" w:hAnsi="Times New Roman"/>
           <w:b/>
+          <w:i w:val="0"/>
           <w:sz w:val="28"/>
         </w:rPr>
         <w:t>Объем практической подготовки:</w:t>
@@ -1242,9 +1384,11 @@
       <w:r>
         <w:rPr>
           <w:rFonts w:ascii="Times New Roman" w:hAnsi="Times New Roman"/>
+          <w:b w:val="0"/>
+          <w:i w:val="0"/>
           <w:sz w:val="28"/>
         </w:rPr>
-        <w:t xml:space="preserve"> $\sum \text{credits}(\text{Block 2}) \ge 12\text{ з.е.}$ (фактически 18 з.е.).</w:t>
+        <w:t xml:space="preserve"> Σ credits(Block 2) ≥ 12 з.е. (фактически 18 з.е.).</w:t>
       </w:r>
     </w:p>
     <w:p>
@@ -1264,13 +1408,8 @@
       <w:r>
         <w:rPr>
           <w:rFonts w:ascii="Times New Roman" w:hAnsi="Times New Roman"/>
-          <w:sz w:val="28"/>
-        </w:rPr>
-      </w:r>
-      <w:r>
-        <w:rPr>
-          <w:rFonts w:ascii="Times New Roman" w:hAnsi="Times New Roman"/>
           <w:b/>
+          <w:i w:val="0"/>
           <w:sz w:val="28"/>
         </w:rPr>
         <w:t>Объем государственной итоговой аттестации:</w:t>
@@ -1278,9 +1417,11 @@
       <w:r>
         <w:rPr>
           <w:rFonts w:ascii="Times New Roman" w:hAnsi="Times New Roman"/>
+          <w:b w:val="0"/>
+          <w:i w:val="0"/>
           <w:sz w:val="28"/>
         </w:rPr>
-        <w:t xml:space="preserve"> $\sum \text{credits}(\text{Block 3}) \ge 6\text{ з.е.}$ (фактически 6 з.е. — ВКР и ГИА).</w:t>
+        <w:t xml:space="preserve"> Σ credits(Block 3) ≥ 6 з.е. (фактически 6 з.е. — ВКР и ГИА).</w:t>
       </w:r>
     </w:p>
     <w:p>
@@ -1306,6 +1447,8 @@
       <w:r>
         <w:rPr>
           <w:rFonts w:ascii="Times New Roman" w:hAnsi="Times New Roman"/>
+          <w:b w:val="0"/>
+          <w:i w:val="0"/>
           <w:sz w:val="28"/>
         </w:rPr>
         <w:t>Модуль обеспечивает ведение цепочки согласования документа с фиксацией криптографического отпечатка SHA-256:</w:t>
@@ -1328,9 +1471,29 @@
       <w:r>
         <w:rPr>
           <w:rFonts w:ascii="Times New Roman" w:hAnsi="Times New Roman"/>
+          <w:b w:val="0"/>
+          <w:i w:val="0"/>
           <w:sz w:val="28"/>
         </w:rPr>
-        <w:t>Формирование хэша: `SHA-256(doc_id + user_id + timestamp + comment_salt)`.</w:t>
+        <w:t xml:space="preserve">Формирование хэша: </w:t>
+      </w:r>
+      <w:r>
+        <w:rPr>
+          <w:rFonts w:ascii="Courier New" w:hAnsi="Courier New"/>
+          <w:b w:val="0"/>
+          <w:i w:val="0"/>
+          <w:sz w:val="28"/>
+        </w:rPr>
+        <w:t>SHA-256(doc_id + user_id + timestamp + comment_salt)</w:t>
+      </w:r>
+      <w:r>
+        <w:rPr>
+          <w:rFonts w:ascii="Times New Roman" w:hAnsi="Times New Roman"/>
+          <w:b w:val="0"/>
+          <w:i w:val="0"/>
+          <w:sz w:val="28"/>
+        </w:rPr>
+        <w:t>.</w:t>
       </w:r>
     </w:p>
     <w:p>
@@ -1350,6 +1513,8 @@
       <w:r>
         <w:rPr>
           <w:rFonts w:ascii="Times New Roman" w:hAnsi="Times New Roman"/>
+          <w:b w:val="0"/>
+          <w:i w:val="0"/>
           <w:sz w:val="28"/>
         </w:rPr>
         <w:t>В интерфейсе отображаются статус визирования, дата, ФИО и верифицированный хэш.</w:t>
@@ -1378,6 +1543,8 @@
       <w:r>
         <w:rPr>
           <w:rFonts w:ascii="Times New Roman" w:hAnsi="Times New Roman"/>
+          <w:b w:val="0"/>
+          <w:i w:val="0"/>
           <w:sz w:val="28"/>
         </w:rPr>
         <w:t>Для быстрой работы с большими таблицами (журнал аудита, справочник дисциплин) подключен компактный JavaScript-компонент фильтрации:</w:t>
@@ -1451,6 +1618,8 @@
       <w:r>
         <w:rPr>
           <w:rFonts w:ascii="Times New Roman" w:hAnsi="Times New Roman"/>
+          <w:b w:val="0"/>
+          <w:i w:val="0"/>
           <w:sz w:val="28"/>
         </w:rPr>
         <w:t>В соответствии с принципом академической честности и требованиями учебного прототипа, портал использует нативные модули и не заявляет использование неподключенных сторонних внешних библиотек (тяжеловесных графических библиотек, внешних коммерческих криптопровайдеров). Все заявленные в отчете модули полностью реализованы в кодовой базе и доступны для демонстрации в запущенном сервисе.</w:t>
@@ -1479,6 +1648,8 @@
       <w:r>
         <w:rPr>
           <w:rFonts w:ascii="Times New Roman" w:hAnsi="Times New Roman"/>
+          <w:b w:val="0"/>
+          <w:i w:val="0"/>
           <w:sz w:val="28"/>
         </w:rPr>
         <w:t>В рамках лабораторной работы № 6 подключены и настроены 6 базовых модулей и компонентов корпоративного портала Центра АНОК (серверный диспетчер, PDO/SQLite ORM, валидатор ФГОС, подсистема ЭЦП, табличный фильтр и аудит).</w:t>

--- a/reports/lab6/LR6_Report_Variant15.docx
+++ b/reports/lab6/LR6_Report_Variant15.docx
@@ -95,6 +95,9 @@
     </w:p>
     <w:p>
       <w:pPr>
+        <w:keepNext/>
+        <w:keepLines/>
+        <w:widowControl/>
         <w:spacing w:before="240" w:after="120"/>
         <w:jc w:val="left"/>
       </w:pPr>
@@ -109,6 +112,7 @@
     </w:p>
     <w:p>
       <w:pPr>
+        <w:widowControl/>
         <w:spacing w:line="276" w:lineRule="auto" w:after="120"/>
         <w:ind w:firstLine="709"/>
         <w:jc w:val="both"/>
@@ -125,6 +129,10 @@
     </w:p>
     <w:p>
       <w:pPr>
+        <w:keepNext/>
+        <w:keepLines/>
+        <w:pageBreakBefore/>
+        <w:widowControl/>
         <w:spacing w:before="240" w:after="120"/>
         <w:jc w:val="left"/>
       </w:pPr>
@@ -139,6 +147,7 @@
     </w:p>
     <w:p>
       <w:pPr>
+        <w:widowControl/>
         <w:spacing w:line="276" w:lineRule="auto" w:after="120"/>
         <w:ind w:firstLine="709"/>
         <w:jc w:val="both"/>
@@ -155,6 +164,8 @@
     </w:p>
     <w:p>
       <w:pPr>
+        <w:keepNext/>
+        <w:keepLines/>
         <w:spacing w:before="200" w:after="80"/>
         <w:jc w:val="center"/>
       </w:pPr>
@@ -195,6 +206,8 @@
     </w:p>
     <w:p>
       <w:pPr>
+        <w:keepLines/>
+        <w:widowControl/>
         <w:spacing w:before="80" w:after="240"/>
         <w:jc w:val="center"/>
       </w:pPr>
@@ -209,6 +222,9 @@
     </w:p>
     <w:p>
       <w:pPr>
+        <w:keepNext/>
+        <w:keepLines/>
+        <w:widowControl/>
         <w:spacing w:before="160" w:after="80"/>
         <w:jc w:val="left"/>
       </w:pPr>
@@ -223,6 +239,8 @@
     </w:p>
     <w:p>
       <w:pPr>
+        <w:keepNext/>
+        <w:keepLines/>
         <w:spacing w:before="160" w:after="80"/>
         <w:ind w:firstLine="709"/>
         <w:jc w:val="left"/>
@@ -257,6 +275,10 @@
         <w:gridCol w:w="2339"/>
       </w:tblGrid>
       <w:tr>
+        <w:trPr>
+          <w:cantSplit/>
+          <w:tblHeader w:val="true"/>
+        </w:trPr>
         <w:tc>
           <w:tcPr>
             <w:tcW w:type="dxa" w:w="2339"/>
@@ -367,6 +389,9 @@
         </w:tc>
       </w:tr>
       <w:tr>
+        <w:trPr>
+          <w:cantSplit/>
+        </w:trPr>
         <w:tc>
           <w:tcPr>
             <w:tcW w:type="dxa" w:w="2339"/>
@@ -527,6 +552,9 @@
         </w:tc>
       </w:tr>
       <w:tr>
+        <w:trPr>
+          <w:cantSplit/>
+        </w:trPr>
         <w:tc>
           <w:tcPr>
             <w:tcW w:type="dxa" w:w="2339"/>
@@ -660,6 +688,9 @@
         </w:tc>
       </w:tr>
       <w:tr>
+        <w:trPr>
+          <w:cantSplit/>
+        </w:trPr>
         <w:tc>
           <w:tcPr>
             <w:tcW w:type="dxa" w:w="2339"/>
@@ -784,6 +815,9 @@
         </w:tc>
       </w:tr>
       <w:tr>
+        <w:trPr>
+          <w:cantSplit/>
+        </w:trPr>
         <w:tc>
           <w:tcPr>
             <w:tcW w:type="dxa" w:w="2339"/>
@@ -908,6 +942,9 @@
         </w:tc>
       </w:tr>
       <w:tr>
+        <w:trPr>
+          <w:cantSplit/>
+        </w:trPr>
         <w:tc>
           <w:tcPr>
             <w:tcW w:type="dxa" w:w="2339"/>
@@ -1032,6 +1069,9 @@
         </w:tc>
       </w:tr>
       <w:tr>
+        <w:trPr>
+          <w:cantSplit/>
+        </w:trPr>
         <w:tc>
           <w:tcPr>
             <w:tcW w:type="dxa" w:w="2339"/>
@@ -1163,6 +1203,10 @@
     </w:p>
     <w:p>
       <w:pPr>
+        <w:keepNext/>
+        <w:keepLines/>
+        <w:pageBreakBefore/>
+        <w:widowControl/>
         <w:spacing w:before="240" w:after="120"/>
         <w:jc w:val="left"/>
       </w:pPr>
@@ -1177,6 +1221,9 @@
     </w:p>
     <w:p>
       <w:pPr>
+        <w:keepNext/>
+        <w:keepLines/>
+        <w:widowControl/>
         <w:spacing w:before="160" w:after="80"/>
         <w:jc w:val="left"/>
       </w:pPr>
@@ -1191,6 +1238,7 @@
     </w:p>
     <w:p>
       <w:pPr>
+        <w:widowControl/>
         <w:spacing w:line="276" w:lineRule="auto" w:after="120"/>
         <w:ind w:firstLine="709"/>
         <w:jc w:val="both"/>
@@ -1264,6 +1312,9 @@
     </w:p>
     <w:p>
       <w:pPr>
+        <w:keepNext/>
+        <w:keepLines/>
+        <w:widowControl/>
         <w:spacing w:before="160" w:after="80"/>
         <w:jc w:val="left"/>
       </w:pPr>
@@ -1278,6 +1329,7 @@
     </w:p>
     <w:p>
       <w:pPr>
+        <w:widowControl/>
         <w:spacing w:line="276" w:lineRule="auto" w:after="120"/>
         <w:ind w:firstLine="709"/>
         <w:jc w:val="both"/>
@@ -1294,6 +1346,8 @@
     </w:p>
     <w:p>
       <w:pPr>
+        <w:keepLines/>
+        <w:widowControl/>
         <w:spacing w:line="276" w:lineRule="auto" w:after="60"/>
         <w:ind w:left="709"/>
         <w:jc w:val="both"/>
@@ -1327,6 +1381,8 @@
     </w:p>
     <w:p>
       <w:pPr>
+        <w:keepLines/>
+        <w:widowControl/>
         <w:spacing w:line="276" w:lineRule="auto" w:after="60"/>
         <w:ind w:left="709"/>
         <w:jc w:val="both"/>
@@ -1360,6 +1416,8 @@
     </w:p>
     <w:p>
       <w:pPr>
+        <w:keepLines/>
+        <w:widowControl/>
         <w:spacing w:line="276" w:lineRule="auto" w:after="60"/>
         <w:ind w:left="709"/>
         <w:jc w:val="both"/>
@@ -1393,6 +1451,8 @@
     </w:p>
     <w:p>
       <w:pPr>
+        <w:keepLines/>
+        <w:widowControl/>
         <w:spacing w:line="276" w:lineRule="auto" w:after="60"/>
         <w:ind w:left="709"/>
         <w:jc w:val="both"/>
@@ -1426,6 +1486,9 @@
     </w:p>
     <w:p>
       <w:pPr>
+        <w:keepNext/>
+        <w:keepLines/>
+        <w:widowControl/>
         <w:spacing w:before="160" w:after="80"/>
         <w:jc w:val="left"/>
       </w:pPr>
@@ -1440,6 +1503,7 @@
     </w:p>
     <w:p>
       <w:pPr>
+        <w:widowControl/>
         <w:spacing w:line="276" w:lineRule="auto" w:after="120"/>
         <w:ind w:firstLine="709"/>
         <w:jc w:val="both"/>
@@ -1456,6 +1520,8 @@
     </w:p>
     <w:p>
       <w:pPr>
+        <w:keepLines/>
+        <w:widowControl/>
         <w:spacing w:line="276" w:lineRule="auto" w:after="60"/>
         <w:ind w:left="709"/>
         <w:jc w:val="both"/>
@@ -1498,6 +1564,8 @@
     </w:p>
     <w:p>
       <w:pPr>
+        <w:keepLines/>
+        <w:widowControl/>
         <w:spacing w:line="276" w:lineRule="auto" w:after="60"/>
         <w:ind w:left="709"/>
         <w:jc w:val="both"/>
@@ -1522,6 +1590,9 @@
     </w:p>
     <w:p>
       <w:pPr>
+        <w:keepNext/>
+        <w:keepLines/>
+        <w:widowControl/>
         <w:spacing w:before="160" w:after="80"/>
         <w:jc w:val="left"/>
       </w:pPr>
@@ -1536,6 +1607,7 @@
     </w:p>
     <w:p>
       <w:pPr>
+        <w:widowControl/>
         <w:spacing w:line="276" w:lineRule="auto" w:after="120"/>
         <w:ind w:firstLine="709"/>
         <w:jc w:val="both"/>
@@ -1597,6 +1669,10 @@
     </w:p>
     <w:p>
       <w:pPr>
+        <w:keepNext/>
+        <w:keepLines/>
+        <w:pageBreakBefore/>
+        <w:widowControl/>
         <w:spacing w:before="240" w:after="120"/>
         <w:jc w:val="left"/>
       </w:pPr>
@@ -1611,6 +1687,7 @@
     </w:p>
     <w:p>
       <w:pPr>
+        <w:widowControl/>
         <w:spacing w:line="276" w:lineRule="auto" w:after="120"/>
         <w:ind w:firstLine="709"/>
         <w:jc w:val="both"/>
@@ -1627,6 +1704,10 @@
     </w:p>
     <w:p>
       <w:pPr>
+        <w:keepNext/>
+        <w:keepLines/>
+        <w:pageBreakBefore/>
+        <w:widowControl/>
         <w:spacing w:before="240" w:after="120"/>
         <w:jc w:val="left"/>
       </w:pPr>
@@ -1641,6 +1722,7 @@
     </w:p>
     <w:p>
       <w:pPr>
+        <w:widowControl/>
         <w:spacing w:line="276" w:lineRule="auto" w:after="120"/>
         <w:ind w:firstLine="709"/>
         <w:jc w:val="both"/>

--- a/reports/lab6/LR6_Report_Variant15.docx
+++ b/reports/lab6/LR6_Report_Variant15.docx
@@ -2,17 +2,10 @@
 <file path=word/document.xml><?xml version="1.0" encoding="utf-8"?>
 <w:document xmlns:wpc="http://schemas.microsoft.com/office/word/2010/wordprocessingCanvas" xmlns:mo="http://schemas.microsoft.com/office/mac/office/2008/main" xmlns:mc="http://schemas.openxmlformats.org/markup-compatibility/2006" xmlns:mv="urn:schemas-microsoft-com:mac:vml" xmlns:o="urn:schemas-microsoft-com:office:office" xmlns:r="http://schemas.openxmlformats.org/officeDocument/2006/relationships" xmlns:m="http://schemas.openxmlformats.org/officeDocument/2006/math" xmlns:v="urn:schemas-microsoft-com:vml" xmlns:wp14="http://schemas.microsoft.com/office/word/2010/wordprocessingDrawing" xmlns:wp="http://schemas.openxmlformats.org/drawingml/2006/wordprocessingDrawing" xmlns:w10="urn:schemas-microsoft-com:office:word" xmlns:w="http://schemas.openxmlformats.org/wordprocessingml/2006/main" xmlns:w14="http://schemas.microsoft.com/office/word/2010/wordml" xmlns:wpg="http://schemas.microsoft.com/office/word/2010/wordprocessingGroup" xmlns:wpi="http://schemas.microsoft.com/office/word/2010/wordprocessingInk" xmlns:wne="http://schemas.microsoft.com/office/word/2006/wordml" xmlns:wps="http://schemas.microsoft.com/office/word/2010/wordprocessingShape" mc:Ignorable="w14 wp14">
   <w:body>
-    <w:p/>
-    <w:p/>
-    <w:p/>
-    <w:p/>
-    <w:p/>
-    <w:p/>
-    <w:p/>
-    <w:p/>
     <w:p>
       <w:pPr>
-        <w:spacing w:after="120"/>
+        <w:keepLines/>
+        <w:spacing w:before="3000" w:after="240" w:line="240" w:lineRule="auto"/>
         <w:jc w:val="center"/>
       </w:pPr>
       <w:r>
@@ -22,22 +15,29 @@
           <w:sz w:val="32"/>
         </w:rPr>
         <w:t>ОТЧЕТ ПО ЛАБОРАТОРНОЙ РАБОТЕ № 6</w:t>
-        <w:br/>
       </w:r>
     </w:p>
     <w:p>
       <w:pPr>
+        <w:keepLines/>
+        <w:spacing w:before="0" w:after="360" w:line="240" w:lineRule="auto"/>
         <w:jc w:val="center"/>
       </w:pPr>
       <w:r>
         <w:rPr>
           <w:rFonts w:ascii="Times New Roman" w:hAnsi="Times New Roman"/>
+          <w:b w:val="0"/>
           <w:sz w:val="28"/>
         </w:rPr>
         <w:t>по дисциплине: «Практикум по разработке корпоративного портала»</w:t>
-        <w:br/>
-        <w:br/>
       </w:r>
+    </w:p>
+    <w:p>
+      <w:pPr>
+        <w:keepLines/>
+        <w:spacing w:before="0" w:after="120" w:line="240" w:lineRule="auto"/>
+        <w:jc w:val="center"/>
+      </w:pPr>
       <w:r>
         <w:rPr>
           <w:rFonts w:ascii="Times New Roman" w:hAnsi="Times New Roman"/>
@@ -45,23 +45,33 @@
           <w:sz w:val="28"/>
         </w:rPr>
         <w:t>Тема: «Работа с готовыми модулями и компонентами»</w:t>
-        <w:br/>
+      </w:r>
+    </w:p>
+    <w:p>
+      <w:pPr>
+        <w:keepLines/>
+        <w:spacing w:before="0" w:after="0" w:line="240" w:lineRule="auto"/>
+        <w:jc w:val="center"/>
+      </w:pPr>
+      <w:r>
+        <w:rPr>
+          <w:rFonts w:ascii="Times New Roman" w:hAnsi="Times New Roman"/>
+          <w:b/>
+          <w:sz w:val="28"/>
+        </w:rPr>
         <w:t>Вариант № 15: «Университет. Центр аккредитации и независимой оценки качества образования (АНОК)»</w:t>
       </w:r>
     </w:p>
-    <w:p/>
-    <w:p/>
-    <w:p/>
-    <w:p/>
-    <w:p/>
     <w:p>
       <w:pPr>
-        <w:spacing w:line="276" w:lineRule="auto"/>
+        <w:keepLines/>
+        <w:spacing w:before="1680" w:after="0" w:line="276" w:lineRule="auto"/>
         <w:jc w:val="right"/>
       </w:pPr>
       <w:r>
         <w:rPr>
           <w:rFonts w:ascii="Times New Roman" w:hAnsi="Times New Roman"/>
+          <w:b w:val="0"/>
           <w:sz w:val="26"/>
         </w:rPr>
         <w:t>Выполнил:</w:t>
@@ -69,34 +79,28 @@
         <w:t>студент группы П-41</w:t>
         <w:br/>
         <w:t>Соловьёв А.С.</w:t>
-        <w:br/>
       </w:r>
     </w:p>
-    <w:p/>
-    <w:p/>
-    <w:p/>
-    <w:p/>
     <w:p>
       <w:pPr>
+        <w:keepLines/>
+        <w:spacing w:before="1920" w:after="0" w:line="240" w:lineRule="auto"/>
         <w:jc w:val="center"/>
       </w:pPr>
       <w:r>
         <w:rPr>
           <w:rFonts w:ascii="Times New Roman" w:hAnsi="Times New Roman"/>
+          <w:b w:val="0"/>
           <w:sz w:val="24"/>
         </w:rPr>
         <w:t>Москва, 2026 г.</w:t>
       </w:r>
     </w:p>
     <w:p>
-      <w:r>
-        <w:br w:type="page"/>
-      </w:r>
-    </w:p>
-    <w:p>
       <w:pPr>
         <w:keepNext/>
         <w:keepLines/>
+        <w:pageBreakBefore/>
         <w:widowControl/>
         <w:spacing w:before="240" w:after="120"/>
         <w:jc w:val="left"/>
@@ -1198,11 +1202,6 @@
     </w:tbl>
     <w:p>
       <w:pPr>
-        <w:spacing w:after="120"/>
-      </w:pPr>
-    </w:p>
-    <w:p>
-      <w:pPr>
         <w:keepNext/>
         <w:keepLines/>
         <w:pageBreakBefore/>

--- a/reports/lab6/LR6_Report_Variant15.docx
+++ b/reports/lab6/LR6_Report_Variant15.docx
@@ -128,7 +128,7 @@
           <w:i w:val="0"/>
           <w:sz w:val="28"/>
         </w:rPr>
-        <w:t>Подключить, настроить и интегрировать в корпоративный портал Центра АНОК комплекс функциональных программных модулей и компонентов (серверный движок, подсистему безопасного доступа к данным, модуль валидации ФГОС ВО 3++, подсистему цифрового визирования ЭЦП, клиентский модуль динамической фильтрации и подсистему аудита), продемонстрировав примеры их практической работы.</w:t>
+        <w:t>Подключить к корпоративному порталу Центра АНОК подходящие по функционалу готовые модули и компоненты (библиотеки визуализации данных, календарного планирования, динамических таблиц, экспорта документов, криптографического хеширования, пользовательских уведомлений и сравнения версий), настроить их интеграцию с серверной частью портала и продемонстрировать примеры работы подключенных и настроенных модулей.</w:t>
       </w:r>
     </w:p>
     <w:p>
@@ -163,7 +163,61 @@
           <w:i w:val="0"/>
           <w:sz w:val="28"/>
         </w:rPr>
-        <w:t>Интеграционная архитектура портала объединяет взаимодействующие серверные и клиентские компоненты:</w:t>
+        <w:t>Готовые модули подключаются к страницам портала на клиентском уровне из CDN и взаимодействуют с серверным движком (</w:t>
+      </w:r>
+      <w:r>
+        <w:rPr>
+          <w:rFonts w:ascii="Courier New" w:hAnsi="Courier New"/>
+          <w:b w:val="0"/>
+          <w:i w:val="0"/>
+          <w:sz w:val="28"/>
+        </w:rPr>
+        <w:t>portal/server.py</w:t>
+      </w:r>
+      <w:r>
+        <w:rPr>
+          <w:rFonts w:ascii="Times New Roman" w:hAnsi="Times New Roman"/>
+          <w:b w:val="0"/>
+          <w:i w:val="0"/>
+          <w:sz w:val="28"/>
+        </w:rPr>
+        <w:t xml:space="preserve"> — Python 3 / SQLite, </w:t>
+      </w:r>
+      <w:r>
+        <w:rPr>
+          <w:rFonts w:ascii="Courier New" w:hAnsi="Courier New"/>
+          <w:b w:val="0"/>
+          <w:i w:val="0"/>
+          <w:sz w:val="28"/>
+        </w:rPr>
+        <w:t>portal/index.php</w:t>
+      </w:r>
+      <w:r>
+        <w:rPr>
+          <w:rFonts w:ascii="Times New Roman" w:hAnsi="Times New Roman"/>
+          <w:b w:val="0"/>
+          <w:i w:val="0"/>
+          <w:sz w:val="28"/>
+        </w:rPr>
+        <w:t xml:space="preserve"> — PHP 8 / PDO MySQL), который формирует разметку и передает данные в формате JSON. Все данные для модулей вычисляются на сервере из базы </w:t>
+      </w:r>
+      <w:r>
+        <w:rPr>
+          <w:rFonts w:ascii="Courier New" w:hAnsi="Courier New"/>
+          <w:b w:val="0"/>
+          <w:i w:val="0"/>
+          <w:sz w:val="28"/>
+        </w:rPr>
+        <w:t>anok_portal</w:t>
+      </w:r>
+      <w:r>
+        <w:rPr>
+          <w:rFonts w:ascii="Times New Roman" w:hAnsi="Times New Roman"/>
+          <w:b w:val="0"/>
+          <w:i w:val="0"/>
+          <w:sz w:val="28"/>
+        </w:rPr>
+        <w:t>, поэтому модули работают с актуальным состоянием учебных планов:</w:t>
       </w:r>
     </w:p>
     <w:p>
@@ -221,7 +275,7 @@
           <w:i/>
           <w:sz w:val="24"/>
         </w:rPr>
-        <w:t>Рисунок 1 — Архитектура интеграции</w:t>
+        <w:t>Рисунок 1 — Архитектура интеграции модулей</w:t>
       </w:r>
     </w:p>
     <w:p>
@@ -273,10 +327,11 @@
         </w:tblBorders>
       </w:tblPr>
       <w:tblGrid>
-        <w:gridCol w:w="2339"/>
-        <w:gridCol w:w="2339"/>
-        <w:gridCol w:w="2339"/>
-        <w:gridCol w:w="2339"/>
+        <w:gridCol w:w="1871"/>
+        <w:gridCol w:w="1871"/>
+        <w:gridCol w:w="1871"/>
+        <w:gridCol w:w="1871"/>
+        <w:gridCol w:w="1871"/>
       </w:tblGrid>
       <w:tr>
         <w:trPr>
@@ -285,7 +340,34 @@
         </w:trPr>
         <w:tc>
           <w:tcPr>
-            <w:tcW w:type="dxa" w:w="2339"/>
+            <w:tcW w:type="dxa" w:w="1871"/>
+            <w:tcMar>
+              <w:top w:w="100" w:type="dxa"/>
+              <w:bottom w:w="100" w:type="dxa"/>
+              <w:left w:w="150" w:type="dxa"/>
+              <w:right w:w="150" w:type="dxa"/>
+            </w:tcMar>
+            <w:shd w:fill="E2E8F0"/>
+          </w:tcPr>
+          <w:p>
+            <w:pPr>
+              <w:spacing w:before="40" w:after="40" w:line="252" w:lineRule="auto"/>
+              <w:jc w:val="left"/>
+            </w:pPr>
+            <w:r>
+              <w:rPr>
+                <w:rFonts w:ascii="Times New Roman" w:hAnsi="Times New Roman"/>
+                <w:b/>
+                <w:i w:val="0"/>
+                <w:sz w:val="22"/>
+              </w:rPr>
+              <w:t>№</w:t>
+            </w:r>
+          </w:p>
+        </w:tc>
+        <w:tc>
+          <w:tcPr>
+            <w:tcW w:type="dxa" w:w="1871"/>
             <w:tcMar>
               <w:top w:w="100" w:type="dxa"/>
               <w:bottom w:w="100" w:type="dxa"/>
@@ -312,7 +394,7 @@
         </w:tc>
         <w:tc>
           <w:tcPr>
-            <w:tcW w:type="dxa" w:w="2339"/>
+            <w:tcW w:type="dxa" w:w="1871"/>
             <w:tcMar>
               <w:top w:w="100" w:type="dxa"/>
               <w:bottom w:w="100" w:type="dxa"/>
@@ -339,7 +421,7 @@
         </w:tc>
         <w:tc>
           <w:tcPr>
-            <w:tcW w:type="dxa" w:w="2339"/>
+            <w:tcW w:type="dxa" w:w="1871"/>
             <w:tcMar>
               <w:top w:w="100" w:type="dxa"/>
               <w:bottom w:w="100" w:type="dxa"/>
@@ -366,7 +448,7 @@
         </w:tc>
         <w:tc>
           <w:tcPr>
-            <w:tcW w:type="dxa" w:w="2339"/>
+            <w:tcW w:type="dxa" w:w="1871"/>
             <w:tcMar>
               <w:top w:w="100" w:type="dxa"/>
               <w:bottom w:w="100" w:type="dxa"/>
@@ -398,7 +480,33 @@
         </w:trPr>
         <w:tc>
           <w:tcPr>
-            <w:tcW w:type="dxa" w:w="2339"/>
+            <w:tcW w:type="dxa" w:w="1871"/>
+            <w:tcMar>
+              <w:top w:w="100" w:type="dxa"/>
+              <w:bottom w:w="100" w:type="dxa"/>
+              <w:left w:w="150" w:type="dxa"/>
+              <w:right w:w="150" w:type="dxa"/>
+            </w:tcMar>
+          </w:tcPr>
+          <w:p>
+            <w:pPr>
+              <w:spacing w:before="40" w:after="40" w:line="252" w:lineRule="auto"/>
+              <w:jc w:val="left"/>
+            </w:pPr>
+            <w:r>
+              <w:rPr>
+                <w:rFonts w:ascii="Times New Roman" w:hAnsi="Times New Roman"/>
+                <w:b w:val="0"/>
+                <w:i w:val="0"/>
+                <w:sz w:val="22"/>
+              </w:rPr>
+              <w:t>1</w:t>
+            </w:r>
+          </w:p>
+        </w:tc>
+        <w:tc>
+          <w:tcPr>
+            <w:tcW w:type="dxa" w:w="1871"/>
             <w:tcMar>
               <w:top w:w="100" w:type="dxa"/>
               <w:bottom w:w="100" w:type="dxa"/>
@@ -418,13 +526,13 @@
                 <w:i w:val="0"/>
                 <w:sz w:val="22"/>
               </w:rPr>
-              <w:t>1. HTTP Kernel &amp; Router</w:t>
+              <w:t>HTTP Kernel &amp; Router</w:t>
             </w:r>
           </w:p>
         </w:tc>
         <w:tc>
           <w:tcPr>
-            <w:tcW w:type="dxa" w:w="2339"/>
+            <w:tcW w:type="dxa" w:w="1871"/>
             <w:tcMar>
               <w:top w:w="100" w:type="dxa"/>
               <w:bottom w:w="100" w:type="dxa"/>
@@ -468,7 +576,7 @@
         </w:tc>
         <w:tc>
           <w:tcPr>
-            <w:tcW w:type="dxa" w:w="2339"/>
+            <w:tcW w:type="dxa" w:w="1871"/>
             <w:tcMar>
               <w:top w:w="100" w:type="dxa"/>
               <w:bottom w:w="100" w:type="dxa"/>
@@ -488,13 +596,13 @@
                 <w:i w:val="0"/>
                 <w:sz w:val="22"/>
               </w:rPr>
-              <w:t>Обработка входящих HTTP-запросов, разбор GET/POST параметров, маршрутизация по 13 разделам и REST API.</w:t>
+              <w:t>Обработка HTTP-запросов, разбор GET/POST параметров, маршрутизация по 15 разделам и REST API</w:t>
             </w:r>
           </w:p>
         </w:tc>
         <w:tc>
           <w:tcPr>
-            <w:tcW w:type="dxa" w:w="2339"/>
+            <w:tcW w:type="dxa" w:w="1871"/>
             <w:tcMar>
               <w:top w:w="100" w:type="dxa"/>
               <w:bottom w:w="100" w:type="dxa"/>
@@ -561,7 +669,33 @@
         </w:trPr>
         <w:tc>
           <w:tcPr>
-            <w:tcW w:type="dxa" w:w="2339"/>
+            <w:tcW w:type="dxa" w:w="1871"/>
+            <w:tcMar>
+              <w:top w:w="100" w:type="dxa"/>
+              <w:bottom w:w="100" w:type="dxa"/>
+              <w:left w:w="150" w:type="dxa"/>
+              <w:right w:w="150" w:type="dxa"/>
+            </w:tcMar>
+          </w:tcPr>
+          <w:p>
+            <w:pPr>
+              <w:spacing w:before="40" w:after="40" w:line="252" w:lineRule="auto"/>
+              <w:jc w:val="left"/>
+            </w:pPr>
+            <w:r>
+              <w:rPr>
+                <w:rFonts w:ascii="Times New Roman" w:hAnsi="Times New Roman"/>
+                <w:b w:val="0"/>
+                <w:i w:val="0"/>
+                <w:sz w:val="22"/>
+              </w:rPr>
+              <w:t>2</w:t>
+            </w:r>
+          </w:p>
+        </w:tc>
+        <w:tc>
+          <w:tcPr>
+            <w:tcW w:type="dxa" w:w="1871"/>
             <w:tcMar>
               <w:top w:w="100" w:type="dxa"/>
               <w:bottom w:w="100" w:type="dxa"/>
@@ -581,13 +715,13 @@
                 <w:i w:val="0"/>
                 <w:sz w:val="22"/>
               </w:rPr>
-              <w:t>2. Database &amp; Prepared Statements</w:t>
+              <w:t>Database &amp; Prepared Statements</w:t>
             </w:r>
           </w:p>
         </w:tc>
         <w:tc>
           <w:tcPr>
-            <w:tcW w:type="dxa" w:w="2339"/>
+            <w:tcW w:type="dxa" w:w="1871"/>
             <w:tcMar>
               <w:top w:w="100" w:type="dxa"/>
               <w:bottom w:w="100" w:type="dxa"/>
@@ -622,7 +756,7 @@
         </w:tc>
         <w:tc>
           <w:tcPr>
-            <w:tcW w:type="dxa" w:w="2339"/>
+            <w:tcW w:type="dxa" w:w="1871"/>
             <w:tcMar>
               <w:top w:w="100" w:type="dxa"/>
               <w:bottom w:w="100" w:type="dxa"/>
@@ -642,13 +776,13 @@
                 <w:i w:val="0"/>
                 <w:sz w:val="22"/>
               </w:rPr>
-              <w:t>Безопасное подключение к реляционному хранилищу, исполнение параметризованных запросов, предотвращение SQL Injection.</w:t>
+              <w:t>Параметризованные запросы к реляционному хранилищу, предотвращение SQL Injection</w:t>
             </w:r>
           </w:p>
         </w:tc>
         <w:tc>
           <w:tcPr>
-            <w:tcW w:type="dxa" w:w="2339"/>
+            <w:tcW w:type="dxa" w:w="1871"/>
             <w:tcMar>
               <w:top w:w="100" w:type="dxa"/>
               <w:bottom w:w="100" w:type="dxa"/>
@@ -697,7 +831,33 @@
         </w:trPr>
         <w:tc>
           <w:tcPr>
-            <w:tcW w:type="dxa" w:w="2339"/>
+            <w:tcW w:type="dxa" w:w="1871"/>
+            <w:tcMar>
+              <w:top w:w="100" w:type="dxa"/>
+              <w:bottom w:w="100" w:type="dxa"/>
+              <w:left w:w="150" w:type="dxa"/>
+              <w:right w:w="150" w:type="dxa"/>
+            </w:tcMar>
+          </w:tcPr>
+          <w:p>
+            <w:pPr>
+              <w:spacing w:before="40" w:after="40" w:line="252" w:lineRule="auto"/>
+              <w:jc w:val="left"/>
+            </w:pPr>
+            <w:r>
+              <w:rPr>
+                <w:rFonts w:ascii="Times New Roman" w:hAnsi="Times New Roman"/>
+                <w:b w:val="0"/>
+                <w:i w:val="0"/>
+                <w:sz w:val="22"/>
+              </w:rPr>
+              <w:t>3</w:t>
+            </w:r>
+          </w:p>
+        </w:tc>
+        <w:tc>
+          <w:tcPr>
+            <w:tcW w:type="dxa" w:w="1871"/>
             <w:tcMar>
               <w:top w:w="100" w:type="dxa"/>
               <w:bottom w:w="100" w:type="dxa"/>
@@ -717,13 +877,13 @@
                 <w:i w:val="0"/>
                 <w:sz w:val="22"/>
               </w:rPr>
-              <w:t>3. FGOS Rule Validator Engine</w:t>
+              <w:t>FGOS Rule Validator Engine</w:t>
             </w:r>
           </w:p>
         </w:tc>
         <w:tc>
           <w:tcPr>
-            <w:tcW w:type="dxa" w:w="2339"/>
+            <w:tcW w:type="dxa" w:w="1871"/>
             <w:tcMar>
               <w:top w:w="100" w:type="dxa"/>
               <w:bottom w:w="100" w:type="dxa"/>
@@ -749,7 +909,7 @@
         </w:tc>
         <w:tc>
           <w:tcPr>
-            <w:tcW w:type="dxa" w:w="2339"/>
+            <w:tcW w:type="dxa" w:w="1871"/>
             <w:tcMar>
               <w:top w:w="100" w:type="dxa"/>
               <w:bottom w:w="100" w:type="dxa"/>
@@ -769,13 +929,13 @@
                 <w:i w:val="0"/>
                 <w:sz w:val="22"/>
               </w:rPr>
-              <w:t>Автоматизированная экспертиза контрольных соотношений ФГОС ВО 3++ (240 з.е., лимит экзаменов ≤ 5, практики ≥ 12, ГИА ≥ 6).</w:t>
+              <w:t>Автоматизированная экспертиза контрольных соотношений ФГОС ВО 3++</w:t>
             </w:r>
           </w:p>
         </w:tc>
         <w:tc>
           <w:tcPr>
-            <w:tcW w:type="dxa" w:w="2339"/>
+            <w:tcW w:type="dxa" w:w="1871"/>
             <w:tcMar>
               <w:top w:w="100" w:type="dxa"/>
               <w:bottom w:w="100" w:type="dxa"/>
@@ -824,7 +984,33 @@
         </w:trPr>
         <w:tc>
           <w:tcPr>
-            <w:tcW w:type="dxa" w:w="2339"/>
+            <w:tcW w:type="dxa" w:w="1871"/>
+            <w:tcMar>
+              <w:top w:w="100" w:type="dxa"/>
+              <w:bottom w:w="100" w:type="dxa"/>
+              <w:left w:w="150" w:type="dxa"/>
+              <w:right w:w="150" w:type="dxa"/>
+            </w:tcMar>
+          </w:tcPr>
+          <w:p>
+            <w:pPr>
+              <w:spacing w:before="40" w:after="40" w:line="252" w:lineRule="auto"/>
+              <w:jc w:val="left"/>
+            </w:pPr>
+            <w:r>
+              <w:rPr>
+                <w:rFonts w:ascii="Times New Roman" w:hAnsi="Times New Roman"/>
+                <w:b w:val="0"/>
+                <w:i w:val="0"/>
+                <w:sz w:val="22"/>
+              </w:rPr>
+              <w:t>4</w:t>
+            </w:r>
+          </w:p>
+        </w:tc>
+        <w:tc>
+          <w:tcPr>
+            <w:tcW w:type="dxa" w:w="1871"/>
             <w:tcMar>
               <w:top w:w="100" w:type="dxa"/>
               <w:bottom w:w="100" w:type="dxa"/>
@@ -844,13 +1030,13 @@
                 <w:i w:val="0"/>
                 <w:sz w:val="22"/>
               </w:rPr>
-              <w:t>4. Digital Signature &amp; Crypto Stamp</w:t>
+              <w:t>Chart.js</w:t>
             </w:r>
           </w:p>
         </w:tc>
         <w:tc>
           <w:tcPr>
-            <w:tcW w:type="dxa" w:w="2339"/>
+            <w:tcW w:type="dxa" w:w="1871"/>
             <w:tcMar>
               <w:top w:w="100" w:type="dxa"/>
               <w:bottom w:w="100" w:type="dxa"/>
@@ -870,13 +1056,13 @@
                 <w:i w:val="0"/>
                 <w:sz w:val="22"/>
               </w:rPr>
-              <w:t>SHA-256 Hashing Engine</w:t>
+              <w:t>Визуализация данных (CDN)</w:t>
             </w:r>
           </w:p>
         </w:tc>
         <w:tc>
           <w:tcPr>
-            <w:tcW w:type="dxa" w:w="2339"/>
+            <w:tcW w:type="dxa" w:w="1871"/>
             <w:tcMar>
               <w:top w:w="100" w:type="dxa"/>
               <w:bottom w:w="100" w:type="dxa"/>
@@ -896,13 +1082,13 @@
                 <w:i w:val="0"/>
                 <w:sz w:val="22"/>
               </w:rPr>
-              <w:t>Формирование и валидация цифровых отпечатков визирования УП должностными лицами.</w:t>
+              <w:t>Диаграммы структуры блоков УП, покрытия компетенций и распределения часов</w:t>
             </w:r>
           </w:p>
         </w:tc>
         <w:tc>
           <w:tcPr>
-            <w:tcW w:type="dxa" w:w="2339"/>
+            <w:tcW w:type="dxa" w:w="1871"/>
             <w:tcMar>
               <w:top w:w="100" w:type="dxa"/>
               <w:bottom w:w="100" w:type="dxa"/>
@@ -922,7 +1108,7 @@
                 <w:i w:val="0"/>
                 <w:sz w:val="22"/>
               </w:rPr>
-              <w:t>portal/database/seed.sql</w:t>
+              <w:t>portal/server.py</w:t>
             </w:r>
             <w:r>
               <w:rPr>
@@ -931,7 +1117,7 @@
                 <w:i w:val="0"/>
                 <w:sz w:val="22"/>
               </w:rPr>
-              <w:t xml:space="preserve">, </w:t>
+              <w:t xml:space="preserve"> (</w:t>
             </w:r>
             <w:r>
               <w:rPr>
@@ -940,7 +1126,16 @@
                 <w:i w:val="0"/>
                 <w:sz w:val="22"/>
               </w:rPr>
-              <w:t>portal/server.py</w:t>
+              <w:t>?page=analytics</w:t>
+            </w:r>
+            <w:r>
+              <w:rPr>
+                <w:rFonts w:ascii="Times New Roman" w:hAnsi="Times New Roman"/>
+                <w:b w:val="0"/>
+                <w:i w:val="0"/>
+                <w:sz w:val="22"/>
+              </w:rPr>
+              <w:t>)</w:t>
             </w:r>
           </w:p>
         </w:tc>
@@ -951,7 +1146,33 @@
         </w:trPr>
         <w:tc>
           <w:tcPr>
-            <w:tcW w:type="dxa" w:w="2339"/>
+            <w:tcW w:type="dxa" w:w="1871"/>
+            <w:tcMar>
+              <w:top w:w="100" w:type="dxa"/>
+              <w:bottom w:w="100" w:type="dxa"/>
+              <w:left w:w="150" w:type="dxa"/>
+              <w:right w:w="150" w:type="dxa"/>
+            </w:tcMar>
+          </w:tcPr>
+          <w:p>
+            <w:pPr>
+              <w:spacing w:before="40" w:after="40" w:line="252" w:lineRule="auto"/>
+              <w:jc w:val="left"/>
+            </w:pPr>
+            <w:r>
+              <w:rPr>
+                <w:rFonts w:ascii="Times New Roman" w:hAnsi="Times New Roman"/>
+                <w:b w:val="0"/>
+                <w:i w:val="0"/>
+                <w:sz w:val="22"/>
+              </w:rPr>
+              <w:t>5</w:t>
+            </w:r>
+          </w:p>
+        </w:tc>
+        <w:tc>
+          <w:tcPr>
+            <w:tcW w:type="dxa" w:w="1871"/>
             <w:tcMar>
               <w:top w:w="100" w:type="dxa"/>
               <w:bottom w:w="100" w:type="dxa"/>
@@ -971,13 +1192,13 @@
                 <w:i w:val="0"/>
                 <w:sz w:val="22"/>
               </w:rPr>
-              <w:t>5. Live Search &amp; Table Filter</w:t>
+              <w:t>FullCalendar</w:t>
             </w:r>
           </w:p>
         </w:tc>
         <w:tc>
           <w:tcPr>
-            <w:tcW w:type="dxa" w:w="2339"/>
+            <w:tcW w:type="dxa" w:w="1871"/>
             <w:tcMar>
               <w:top w:w="100" w:type="dxa"/>
               <w:bottom w:w="100" w:type="dxa"/>
@@ -997,13 +1218,13 @@
                 <w:i w:val="0"/>
                 <w:sz w:val="22"/>
               </w:rPr>
-              <w:t>Клиентский JavaScript (ES6)</w:t>
+              <w:t>Календарь и планирование (CDN)</w:t>
             </w:r>
           </w:p>
         </w:tc>
         <w:tc>
           <w:tcPr>
-            <w:tcW w:type="dxa" w:w="2339"/>
+            <w:tcW w:type="dxa" w:w="1871"/>
             <w:tcMar>
               <w:top w:w="100" w:type="dxa"/>
               <w:bottom w:w="100" w:type="dxa"/>
@@ -1023,13 +1244,13 @@
                 <w:i w:val="0"/>
                 <w:sz w:val="22"/>
               </w:rPr>
-              <w:t>Мгновенная динамическая фильтрация строк таблиц без перезагрузки страницы.</w:t>
+              <w:t>Календарный график регламентных процедур АНОК и дедлайнов</w:t>
             </w:r>
           </w:p>
         </w:tc>
         <w:tc>
           <w:tcPr>
-            <w:tcW w:type="dxa" w:w="2339"/>
+            <w:tcW w:type="dxa" w:w="1871"/>
             <w:tcMar>
               <w:top w:w="100" w:type="dxa"/>
               <w:bottom w:w="100" w:type="dxa"/>
@@ -1049,7 +1270,7 @@
                 <w:i w:val="0"/>
                 <w:sz w:val="22"/>
               </w:rPr>
-              <w:t>render_html_page()</w:t>
+              <w:t>portal/server.py</w:t>
             </w:r>
             <w:r>
               <w:rPr>
@@ -1058,7 +1279,7 @@
                 <w:i w:val="0"/>
                 <w:sz w:val="22"/>
               </w:rPr>
-              <w:t xml:space="preserve"> в </w:t>
+              <w:t xml:space="preserve"> (</w:t>
             </w:r>
             <w:r>
               <w:rPr>
@@ -1067,7 +1288,16 @@
                 <w:i w:val="0"/>
                 <w:sz w:val="22"/>
               </w:rPr>
-              <w:t>portal/server.py</w:t>
+              <w:t>?page=calendar</w:t>
+            </w:r>
+            <w:r>
+              <w:rPr>
+                <w:rFonts w:ascii="Times New Roman" w:hAnsi="Times New Roman"/>
+                <w:b w:val="0"/>
+                <w:i w:val="0"/>
+                <w:sz w:val="22"/>
+              </w:rPr>
+              <w:t>)</w:t>
             </w:r>
           </w:p>
         </w:tc>
@@ -1078,7 +1308,33 @@
         </w:trPr>
         <w:tc>
           <w:tcPr>
-            <w:tcW w:type="dxa" w:w="2339"/>
+            <w:tcW w:type="dxa" w:w="1871"/>
+            <w:tcMar>
+              <w:top w:w="100" w:type="dxa"/>
+              <w:bottom w:w="100" w:type="dxa"/>
+              <w:left w:w="150" w:type="dxa"/>
+              <w:right w:w="150" w:type="dxa"/>
+            </w:tcMar>
+          </w:tcPr>
+          <w:p>
+            <w:pPr>
+              <w:spacing w:before="40" w:after="40" w:line="252" w:lineRule="auto"/>
+              <w:jc w:val="left"/>
+            </w:pPr>
+            <w:r>
+              <w:rPr>
+                <w:rFonts w:ascii="Times New Roman" w:hAnsi="Times New Roman"/>
+                <w:b w:val="0"/>
+                <w:i w:val="0"/>
+                <w:sz w:val="22"/>
+              </w:rPr>
+              <w:t>6</w:t>
+            </w:r>
+          </w:p>
+        </w:tc>
+        <w:tc>
+          <w:tcPr>
+            <w:tcW w:type="dxa" w:w="1871"/>
             <w:tcMar>
               <w:top w:w="100" w:type="dxa"/>
               <w:bottom w:w="100" w:type="dxa"/>
@@ -1098,13 +1354,823 @@
                 <w:i w:val="0"/>
                 <w:sz w:val="22"/>
               </w:rPr>
-              <w:t>6. Audit Logger &amp; Security Tracker</w:t>
+              <w:t>DataTables</w:t>
             </w:r>
           </w:p>
         </w:tc>
         <w:tc>
           <w:tcPr>
-            <w:tcW w:type="dxa" w:w="2339"/>
+            <w:tcW w:type="dxa" w:w="1871"/>
+            <w:tcMar>
+              <w:top w:w="100" w:type="dxa"/>
+              <w:bottom w:w="100" w:type="dxa"/>
+              <w:left w:w="150" w:type="dxa"/>
+              <w:right w:w="150" w:type="dxa"/>
+            </w:tcMar>
+          </w:tcPr>
+          <w:p>
+            <w:pPr>
+              <w:spacing w:before="40" w:after="40" w:line="252" w:lineRule="auto"/>
+              <w:jc w:val="left"/>
+            </w:pPr>
+            <w:r>
+              <w:rPr>
+                <w:rFonts w:ascii="Times New Roman" w:hAnsi="Times New Roman"/>
+                <w:b w:val="0"/>
+                <w:i w:val="0"/>
+                <w:sz w:val="22"/>
+              </w:rPr>
+              <w:t>Динамические таблицы (CDN)</w:t>
+            </w:r>
+          </w:p>
+        </w:tc>
+        <w:tc>
+          <w:tcPr>
+            <w:tcW w:type="dxa" w:w="1871"/>
+            <w:tcMar>
+              <w:top w:w="100" w:type="dxa"/>
+              <w:bottom w:w="100" w:type="dxa"/>
+              <w:left w:w="150" w:type="dxa"/>
+              <w:right w:w="150" w:type="dxa"/>
+            </w:tcMar>
+          </w:tcPr>
+          <w:p>
+            <w:pPr>
+              <w:spacing w:before="40" w:after="40" w:line="252" w:lineRule="auto"/>
+              <w:jc w:val="left"/>
+            </w:pPr>
+            <w:r>
+              <w:rPr>
+                <w:rFonts w:ascii="Times New Roman" w:hAnsi="Times New Roman"/>
+                <w:b w:val="0"/>
+                <w:i w:val="0"/>
+                <w:sz w:val="22"/>
+              </w:rPr>
+              <w:t>Живой поиск, сортировка и пагинация дисциплин учебного плана</w:t>
+            </w:r>
+          </w:p>
+        </w:tc>
+        <w:tc>
+          <w:tcPr>
+            <w:tcW w:type="dxa" w:w="1871"/>
+            <w:tcMar>
+              <w:top w:w="100" w:type="dxa"/>
+              <w:bottom w:w="100" w:type="dxa"/>
+              <w:left w:w="150" w:type="dxa"/>
+              <w:right w:w="150" w:type="dxa"/>
+            </w:tcMar>
+          </w:tcPr>
+          <w:p>
+            <w:pPr>
+              <w:spacing w:before="40" w:after="40" w:line="252" w:lineRule="auto"/>
+              <w:jc w:val="left"/>
+            </w:pPr>
+            <w:r>
+              <w:rPr>
+                <w:rFonts w:ascii="Courier New" w:hAnsi="Courier New"/>
+                <w:b w:val="0"/>
+                <w:i w:val="0"/>
+                <w:sz w:val="22"/>
+              </w:rPr>
+              <w:t>portal/server.py</w:t>
+            </w:r>
+            <w:r>
+              <w:rPr>
+                <w:rFonts w:ascii="Times New Roman" w:hAnsi="Times New Roman"/>
+                <w:b w:val="0"/>
+                <w:i w:val="0"/>
+                <w:sz w:val="22"/>
+              </w:rPr>
+              <w:t xml:space="preserve"> (</w:t>
+            </w:r>
+            <w:r>
+              <w:rPr>
+                <w:rFonts w:ascii="Courier New" w:hAnsi="Courier New"/>
+                <w:b w:val="0"/>
+                <w:i w:val="0"/>
+                <w:sz w:val="22"/>
+              </w:rPr>
+              <w:t>?page=plan</w:t>
+            </w:r>
+            <w:r>
+              <w:rPr>
+                <w:rFonts w:ascii="Times New Roman" w:hAnsi="Times New Roman"/>
+                <w:b w:val="0"/>
+                <w:i w:val="0"/>
+                <w:sz w:val="22"/>
+              </w:rPr>
+              <w:t>)</w:t>
+            </w:r>
+          </w:p>
+        </w:tc>
+      </w:tr>
+      <w:tr>
+        <w:trPr>
+          <w:cantSplit/>
+        </w:trPr>
+        <w:tc>
+          <w:tcPr>
+            <w:tcW w:type="dxa" w:w="1871"/>
+            <w:tcMar>
+              <w:top w:w="100" w:type="dxa"/>
+              <w:bottom w:w="100" w:type="dxa"/>
+              <w:left w:w="150" w:type="dxa"/>
+              <w:right w:w="150" w:type="dxa"/>
+            </w:tcMar>
+          </w:tcPr>
+          <w:p>
+            <w:pPr>
+              <w:spacing w:before="40" w:after="40" w:line="252" w:lineRule="auto"/>
+              <w:jc w:val="left"/>
+            </w:pPr>
+            <w:r>
+              <w:rPr>
+                <w:rFonts w:ascii="Times New Roman" w:hAnsi="Times New Roman"/>
+                <w:b w:val="0"/>
+                <w:i w:val="0"/>
+                <w:sz w:val="22"/>
+              </w:rPr>
+              <w:t>7</w:t>
+            </w:r>
+          </w:p>
+        </w:tc>
+        <w:tc>
+          <w:tcPr>
+            <w:tcW w:type="dxa" w:w="1871"/>
+            <w:tcMar>
+              <w:top w:w="100" w:type="dxa"/>
+              <w:bottom w:w="100" w:type="dxa"/>
+              <w:left w:w="150" w:type="dxa"/>
+              <w:right w:w="150" w:type="dxa"/>
+            </w:tcMar>
+          </w:tcPr>
+          <w:p>
+            <w:pPr>
+              <w:spacing w:before="40" w:after="40" w:line="252" w:lineRule="auto"/>
+              <w:jc w:val="left"/>
+            </w:pPr>
+            <w:r>
+              <w:rPr>
+                <w:rFonts w:ascii="Times New Roman" w:hAnsi="Times New Roman"/>
+                <w:b/>
+                <w:i w:val="0"/>
+                <w:sz w:val="22"/>
+              </w:rPr>
+              <w:t>SheetJS / jsPDF</w:t>
+            </w:r>
+          </w:p>
+        </w:tc>
+        <w:tc>
+          <w:tcPr>
+            <w:tcW w:type="dxa" w:w="1871"/>
+            <w:tcMar>
+              <w:top w:w="100" w:type="dxa"/>
+              <w:bottom w:w="100" w:type="dxa"/>
+              <w:left w:w="150" w:type="dxa"/>
+              <w:right w:w="150" w:type="dxa"/>
+            </w:tcMar>
+          </w:tcPr>
+          <w:p>
+            <w:pPr>
+              <w:spacing w:before="40" w:after="40" w:line="252" w:lineRule="auto"/>
+              <w:jc w:val="left"/>
+            </w:pPr>
+            <w:r>
+              <w:rPr>
+                <w:rFonts w:ascii="Times New Roman" w:hAnsi="Times New Roman"/>
+                <w:b w:val="0"/>
+                <w:i w:val="0"/>
+                <w:sz w:val="22"/>
+              </w:rPr>
+              <w:t>Экспорт документов (CDN)</w:t>
+            </w:r>
+          </w:p>
+        </w:tc>
+        <w:tc>
+          <w:tcPr>
+            <w:tcW w:type="dxa" w:w="1871"/>
+            <w:tcMar>
+              <w:top w:w="100" w:type="dxa"/>
+              <w:bottom w:w="100" w:type="dxa"/>
+              <w:left w:w="150" w:type="dxa"/>
+              <w:right w:w="150" w:type="dxa"/>
+            </w:tcMar>
+          </w:tcPr>
+          <w:p>
+            <w:pPr>
+              <w:spacing w:before="40" w:after="40" w:line="252" w:lineRule="auto"/>
+              <w:jc w:val="left"/>
+            </w:pPr>
+            <w:r>
+              <w:rPr>
+                <w:rFonts w:ascii="Times New Roman" w:hAnsi="Times New Roman"/>
+                <w:b w:val="0"/>
+                <w:i w:val="0"/>
+                <w:sz w:val="22"/>
+              </w:rPr>
+              <w:t>Выгрузка семестровой сетки в Excel (XLSX) и PDF, печать бланка УП</w:t>
+            </w:r>
+          </w:p>
+        </w:tc>
+        <w:tc>
+          <w:tcPr>
+            <w:tcW w:type="dxa" w:w="1871"/>
+            <w:tcMar>
+              <w:top w:w="100" w:type="dxa"/>
+              <w:bottom w:w="100" w:type="dxa"/>
+              <w:left w:w="150" w:type="dxa"/>
+              <w:right w:w="150" w:type="dxa"/>
+            </w:tcMar>
+          </w:tcPr>
+          <w:p>
+            <w:pPr>
+              <w:spacing w:before="40" w:after="40" w:line="252" w:lineRule="auto"/>
+              <w:jc w:val="left"/>
+            </w:pPr>
+            <w:r>
+              <w:rPr>
+                <w:rFonts w:ascii="Courier New" w:hAnsi="Courier New"/>
+                <w:b w:val="0"/>
+                <w:i w:val="0"/>
+                <w:sz w:val="22"/>
+              </w:rPr>
+              <w:t>portal/server.py</w:t>
+            </w:r>
+            <w:r>
+              <w:rPr>
+                <w:rFonts w:ascii="Times New Roman" w:hAnsi="Times New Roman"/>
+                <w:b w:val="0"/>
+                <w:i w:val="0"/>
+                <w:sz w:val="22"/>
+              </w:rPr>
+              <w:t xml:space="preserve"> (</w:t>
+            </w:r>
+            <w:r>
+              <w:rPr>
+                <w:rFonts w:ascii="Courier New" w:hAnsi="Courier New"/>
+                <w:b w:val="0"/>
+                <w:i w:val="0"/>
+                <w:sz w:val="22"/>
+              </w:rPr>
+              <w:t>?page=plan</w:t>
+            </w:r>
+            <w:r>
+              <w:rPr>
+                <w:rFonts w:ascii="Times New Roman" w:hAnsi="Times New Roman"/>
+                <w:b w:val="0"/>
+                <w:i w:val="0"/>
+                <w:sz w:val="22"/>
+              </w:rPr>
+              <w:t>)</w:t>
+            </w:r>
+          </w:p>
+        </w:tc>
+      </w:tr>
+      <w:tr>
+        <w:trPr>
+          <w:cantSplit/>
+        </w:trPr>
+        <w:tc>
+          <w:tcPr>
+            <w:tcW w:type="dxa" w:w="1871"/>
+            <w:tcMar>
+              <w:top w:w="100" w:type="dxa"/>
+              <w:bottom w:w="100" w:type="dxa"/>
+              <w:left w:w="150" w:type="dxa"/>
+              <w:right w:w="150" w:type="dxa"/>
+            </w:tcMar>
+          </w:tcPr>
+          <w:p>
+            <w:pPr>
+              <w:spacing w:before="40" w:after="40" w:line="252" w:lineRule="auto"/>
+              <w:jc w:val="left"/>
+            </w:pPr>
+            <w:r>
+              <w:rPr>
+                <w:rFonts w:ascii="Times New Roman" w:hAnsi="Times New Roman"/>
+                <w:b w:val="0"/>
+                <w:i w:val="0"/>
+                <w:sz w:val="22"/>
+              </w:rPr>
+              <w:t>8</w:t>
+            </w:r>
+          </w:p>
+        </w:tc>
+        <w:tc>
+          <w:tcPr>
+            <w:tcW w:type="dxa" w:w="1871"/>
+            <w:tcMar>
+              <w:top w:w="100" w:type="dxa"/>
+              <w:bottom w:w="100" w:type="dxa"/>
+              <w:left w:w="150" w:type="dxa"/>
+              <w:right w:w="150" w:type="dxa"/>
+            </w:tcMar>
+          </w:tcPr>
+          <w:p>
+            <w:pPr>
+              <w:spacing w:before="40" w:after="40" w:line="252" w:lineRule="auto"/>
+              <w:jc w:val="left"/>
+            </w:pPr>
+            <w:r>
+              <w:rPr>
+                <w:rFonts w:ascii="Times New Roman" w:hAnsi="Times New Roman"/>
+                <w:b/>
+                <w:i w:val="0"/>
+                <w:sz w:val="22"/>
+              </w:rPr>
+              <w:t>CryptoJS (SHA-256)</w:t>
+            </w:r>
+          </w:p>
+        </w:tc>
+        <w:tc>
+          <w:tcPr>
+            <w:tcW w:type="dxa" w:w="1871"/>
+            <w:tcMar>
+              <w:top w:w="100" w:type="dxa"/>
+              <w:bottom w:w="100" w:type="dxa"/>
+              <w:left w:w="150" w:type="dxa"/>
+              <w:right w:w="150" w:type="dxa"/>
+            </w:tcMar>
+          </w:tcPr>
+          <w:p>
+            <w:pPr>
+              <w:spacing w:before="40" w:after="40" w:line="252" w:lineRule="auto"/>
+              <w:jc w:val="left"/>
+            </w:pPr>
+            <w:r>
+              <w:rPr>
+                <w:rFonts w:ascii="Times New Roman" w:hAnsi="Times New Roman"/>
+                <w:b w:val="0"/>
+                <w:i w:val="0"/>
+                <w:sz w:val="22"/>
+              </w:rPr>
+              <w:t>Криптографическое хеширование (CDN)</w:t>
+            </w:r>
+          </w:p>
+        </w:tc>
+        <w:tc>
+          <w:tcPr>
+            <w:tcW w:type="dxa" w:w="1871"/>
+            <w:tcMar>
+              <w:top w:w="100" w:type="dxa"/>
+              <w:bottom w:w="100" w:type="dxa"/>
+              <w:left w:w="150" w:type="dxa"/>
+              <w:right w:w="150" w:type="dxa"/>
+            </w:tcMar>
+          </w:tcPr>
+          <w:p>
+            <w:pPr>
+              <w:spacing w:before="40" w:after="40" w:line="252" w:lineRule="auto"/>
+              <w:jc w:val="left"/>
+            </w:pPr>
+            <w:r>
+              <w:rPr>
+                <w:rFonts w:ascii="Times New Roman" w:hAnsi="Times New Roman"/>
+                <w:b w:val="0"/>
+                <w:i w:val="0"/>
+                <w:sz w:val="22"/>
+              </w:rPr>
+              <w:t>Вычисление контрольных сумм документа и верификация штампов ЭЦП</w:t>
+            </w:r>
+          </w:p>
+        </w:tc>
+        <w:tc>
+          <w:tcPr>
+            <w:tcW w:type="dxa" w:w="1871"/>
+            <w:tcMar>
+              <w:top w:w="100" w:type="dxa"/>
+              <w:bottom w:w="100" w:type="dxa"/>
+              <w:left w:w="150" w:type="dxa"/>
+              <w:right w:w="150" w:type="dxa"/>
+            </w:tcMar>
+          </w:tcPr>
+          <w:p>
+            <w:pPr>
+              <w:spacing w:before="40" w:after="40" w:line="252" w:lineRule="auto"/>
+              <w:jc w:val="left"/>
+            </w:pPr>
+            <w:r>
+              <w:rPr>
+                <w:rFonts w:ascii="Courier New" w:hAnsi="Courier New"/>
+                <w:b w:val="0"/>
+                <w:i w:val="0"/>
+                <w:sz w:val="22"/>
+              </w:rPr>
+              <w:t>portal/server.py</w:t>
+            </w:r>
+            <w:r>
+              <w:rPr>
+                <w:rFonts w:ascii="Times New Roman" w:hAnsi="Times New Roman"/>
+                <w:b w:val="0"/>
+                <w:i w:val="0"/>
+                <w:sz w:val="22"/>
+              </w:rPr>
+              <w:t xml:space="preserve"> (</w:t>
+            </w:r>
+            <w:r>
+              <w:rPr>
+                <w:rFonts w:ascii="Courier New" w:hAnsi="Courier New"/>
+                <w:b w:val="0"/>
+                <w:i w:val="0"/>
+                <w:sz w:val="22"/>
+              </w:rPr>
+              <w:t>?page=signatures</w:t>
+            </w:r>
+            <w:r>
+              <w:rPr>
+                <w:rFonts w:ascii="Times New Roman" w:hAnsi="Times New Roman"/>
+                <w:b w:val="0"/>
+                <w:i w:val="0"/>
+                <w:sz w:val="22"/>
+              </w:rPr>
+              <w:t>)</w:t>
+            </w:r>
+          </w:p>
+        </w:tc>
+      </w:tr>
+      <w:tr>
+        <w:trPr>
+          <w:cantSplit/>
+        </w:trPr>
+        <w:tc>
+          <w:tcPr>
+            <w:tcW w:type="dxa" w:w="1871"/>
+            <w:tcMar>
+              <w:top w:w="100" w:type="dxa"/>
+              <w:bottom w:w="100" w:type="dxa"/>
+              <w:left w:w="150" w:type="dxa"/>
+              <w:right w:w="150" w:type="dxa"/>
+            </w:tcMar>
+          </w:tcPr>
+          <w:p>
+            <w:pPr>
+              <w:spacing w:before="40" w:after="40" w:line="252" w:lineRule="auto"/>
+              <w:jc w:val="left"/>
+            </w:pPr>
+            <w:r>
+              <w:rPr>
+                <w:rFonts w:ascii="Times New Roman" w:hAnsi="Times New Roman"/>
+                <w:b w:val="0"/>
+                <w:i w:val="0"/>
+                <w:sz w:val="22"/>
+              </w:rPr>
+              <w:t>9</w:t>
+            </w:r>
+          </w:p>
+        </w:tc>
+        <w:tc>
+          <w:tcPr>
+            <w:tcW w:type="dxa" w:w="1871"/>
+            <w:tcMar>
+              <w:top w:w="100" w:type="dxa"/>
+              <w:bottom w:w="100" w:type="dxa"/>
+              <w:left w:w="150" w:type="dxa"/>
+              <w:right w:w="150" w:type="dxa"/>
+            </w:tcMar>
+          </w:tcPr>
+          <w:p>
+            <w:pPr>
+              <w:spacing w:before="40" w:after="40" w:line="252" w:lineRule="auto"/>
+              <w:jc w:val="left"/>
+            </w:pPr>
+            <w:r>
+              <w:rPr>
+                <w:rFonts w:ascii="Times New Roman" w:hAnsi="Times New Roman"/>
+                <w:b/>
+                <w:i w:val="0"/>
+                <w:sz w:val="22"/>
+              </w:rPr>
+              <w:t>SweetAlert2 / Toastify</w:t>
+            </w:r>
+          </w:p>
+        </w:tc>
+        <w:tc>
+          <w:tcPr>
+            <w:tcW w:type="dxa" w:w="1871"/>
+            <w:tcMar>
+              <w:top w:w="100" w:type="dxa"/>
+              <w:bottom w:w="100" w:type="dxa"/>
+              <w:left w:w="150" w:type="dxa"/>
+              <w:right w:w="150" w:type="dxa"/>
+            </w:tcMar>
+          </w:tcPr>
+          <w:p>
+            <w:pPr>
+              <w:spacing w:before="40" w:after="40" w:line="252" w:lineRule="auto"/>
+              <w:jc w:val="left"/>
+            </w:pPr>
+            <w:r>
+              <w:rPr>
+                <w:rFonts w:ascii="Times New Roman" w:hAnsi="Times New Roman"/>
+                <w:b w:val="0"/>
+                <w:i w:val="0"/>
+                <w:sz w:val="22"/>
+              </w:rPr>
+              <w:t>Пользовательские уведомления (CDN)</w:t>
+            </w:r>
+          </w:p>
+        </w:tc>
+        <w:tc>
+          <w:tcPr>
+            <w:tcW w:type="dxa" w:w="1871"/>
+            <w:tcMar>
+              <w:top w:w="100" w:type="dxa"/>
+              <w:bottom w:w="100" w:type="dxa"/>
+              <w:left w:w="150" w:type="dxa"/>
+              <w:right w:w="150" w:type="dxa"/>
+            </w:tcMar>
+          </w:tcPr>
+          <w:p>
+            <w:pPr>
+              <w:spacing w:before="40" w:after="40" w:line="252" w:lineRule="auto"/>
+              <w:jc w:val="left"/>
+            </w:pPr>
+            <w:r>
+              <w:rPr>
+                <w:rFonts w:ascii="Times New Roman" w:hAnsi="Times New Roman"/>
+                <w:b w:val="0"/>
+                <w:i w:val="0"/>
+                <w:sz w:val="22"/>
+              </w:rPr>
+              <w:t>Диалоги подтверждения подписания и toast-уведомления о статусах</w:t>
+            </w:r>
+          </w:p>
+        </w:tc>
+        <w:tc>
+          <w:tcPr>
+            <w:tcW w:type="dxa" w:w="1871"/>
+            <w:tcMar>
+              <w:top w:w="100" w:type="dxa"/>
+              <w:bottom w:w="100" w:type="dxa"/>
+              <w:left w:w="150" w:type="dxa"/>
+              <w:right w:w="150" w:type="dxa"/>
+            </w:tcMar>
+          </w:tcPr>
+          <w:p>
+            <w:pPr>
+              <w:spacing w:before="40" w:after="40" w:line="252" w:lineRule="auto"/>
+              <w:jc w:val="left"/>
+            </w:pPr>
+            <w:r>
+              <w:rPr>
+                <w:rFonts w:ascii="Courier New" w:hAnsi="Courier New"/>
+                <w:b w:val="0"/>
+                <w:i w:val="0"/>
+                <w:sz w:val="22"/>
+              </w:rPr>
+              <w:t>portal/server.py</w:t>
+            </w:r>
+            <w:r>
+              <w:rPr>
+                <w:rFonts w:ascii="Times New Roman" w:hAnsi="Times New Roman"/>
+                <w:b w:val="0"/>
+                <w:i w:val="0"/>
+                <w:sz w:val="22"/>
+              </w:rPr>
+              <w:t xml:space="preserve"> (</w:t>
+            </w:r>
+            <w:r>
+              <w:rPr>
+                <w:rFonts w:ascii="Courier New" w:hAnsi="Courier New"/>
+                <w:b w:val="0"/>
+                <w:i w:val="0"/>
+                <w:sz w:val="22"/>
+              </w:rPr>
+              <w:t>?page=signatures</w:t>
+            </w:r>
+            <w:r>
+              <w:rPr>
+                <w:rFonts w:ascii="Times New Roman" w:hAnsi="Times New Roman"/>
+                <w:b w:val="0"/>
+                <w:i w:val="0"/>
+                <w:sz w:val="22"/>
+              </w:rPr>
+              <w:t>)</w:t>
+            </w:r>
+          </w:p>
+        </w:tc>
+      </w:tr>
+      <w:tr>
+        <w:trPr>
+          <w:cantSplit/>
+        </w:trPr>
+        <w:tc>
+          <w:tcPr>
+            <w:tcW w:type="dxa" w:w="1871"/>
+            <w:tcMar>
+              <w:top w:w="100" w:type="dxa"/>
+              <w:bottom w:w="100" w:type="dxa"/>
+              <w:left w:w="150" w:type="dxa"/>
+              <w:right w:w="150" w:type="dxa"/>
+            </w:tcMar>
+          </w:tcPr>
+          <w:p>
+            <w:pPr>
+              <w:spacing w:before="40" w:after="40" w:line="252" w:lineRule="auto"/>
+              <w:jc w:val="left"/>
+            </w:pPr>
+            <w:r>
+              <w:rPr>
+                <w:rFonts w:ascii="Times New Roman" w:hAnsi="Times New Roman"/>
+                <w:b w:val="0"/>
+                <w:i w:val="0"/>
+                <w:sz w:val="22"/>
+              </w:rPr>
+              <w:t>10</w:t>
+            </w:r>
+          </w:p>
+        </w:tc>
+        <w:tc>
+          <w:tcPr>
+            <w:tcW w:type="dxa" w:w="1871"/>
+            <w:tcMar>
+              <w:top w:w="100" w:type="dxa"/>
+              <w:bottom w:w="100" w:type="dxa"/>
+              <w:left w:w="150" w:type="dxa"/>
+              <w:right w:w="150" w:type="dxa"/>
+            </w:tcMar>
+          </w:tcPr>
+          <w:p>
+            <w:pPr>
+              <w:spacing w:before="40" w:after="40" w:line="252" w:lineRule="auto"/>
+              <w:jc w:val="left"/>
+            </w:pPr>
+            <w:r>
+              <w:rPr>
+                <w:rFonts w:ascii="Times New Roman" w:hAnsi="Times New Roman"/>
+                <w:b/>
+                <w:i w:val="0"/>
+                <w:sz w:val="22"/>
+              </w:rPr>
+              <w:t>Diff2Html</w:t>
+            </w:r>
+          </w:p>
+        </w:tc>
+        <w:tc>
+          <w:tcPr>
+            <w:tcW w:type="dxa" w:w="1871"/>
+            <w:tcMar>
+              <w:top w:w="100" w:type="dxa"/>
+              <w:bottom w:w="100" w:type="dxa"/>
+              <w:left w:w="150" w:type="dxa"/>
+              <w:right w:w="150" w:type="dxa"/>
+            </w:tcMar>
+          </w:tcPr>
+          <w:p>
+            <w:pPr>
+              <w:spacing w:before="40" w:after="40" w:line="252" w:lineRule="auto"/>
+              <w:jc w:val="left"/>
+            </w:pPr>
+            <w:r>
+              <w:rPr>
+                <w:rFonts w:ascii="Times New Roman" w:hAnsi="Times New Roman"/>
+                <w:b w:val="0"/>
+                <w:i w:val="0"/>
+                <w:sz w:val="22"/>
+              </w:rPr>
+              <w:t>Сравнение версий (CDN)</w:t>
+            </w:r>
+          </w:p>
+        </w:tc>
+        <w:tc>
+          <w:tcPr>
+            <w:tcW w:type="dxa" w:w="1871"/>
+            <w:tcMar>
+              <w:top w:w="100" w:type="dxa"/>
+              <w:bottom w:w="100" w:type="dxa"/>
+              <w:left w:w="150" w:type="dxa"/>
+              <w:right w:w="150" w:type="dxa"/>
+            </w:tcMar>
+          </w:tcPr>
+          <w:p>
+            <w:pPr>
+              <w:spacing w:before="40" w:after="40" w:line="252" w:lineRule="auto"/>
+              <w:jc w:val="left"/>
+            </w:pPr>
+            <w:r>
+              <w:rPr>
+                <w:rFonts w:ascii="Times New Roman" w:hAnsi="Times New Roman"/>
+                <w:b w:val="0"/>
+                <w:i w:val="0"/>
+                <w:sz w:val="22"/>
+              </w:rPr>
+              <w:t>Визуальное side-by-side сопоставление редакций УП по служебным запискам</w:t>
+            </w:r>
+          </w:p>
+        </w:tc>
+        <w:tc>
+          <w:tcPr>
+            <w:tcW w:type="dxa" w:w="1871"/>
+            <w:tcMar>
+              <w:top w:w="100" w:type="dxa"/>
+              <w:bottom w:w="100" w:type="dxa"/>
+              <w:left w:w="150" w:type="dxa"/>
+              <w:right w:w="150" w:type="dxa"/>
+            </w:tcMar>
+          </w:tcPr>
+          <w:p>
+            <w:pPr>
+              <w:spacing w:before="40" w:after="40" w:line="252" w:lineRule="auto"/>
+              <w:jc w:val="left"/>
+            </w:pPr>
+            <w:r>
+              <w:rPr>
+                <w:rFonts w:ascii="Courier New" w:hAnsi="Courier New"/>
+                <w:b w:val="0"/>
+                <w:i w:val="0"/>
+                <w:sz w:val="22"/>
+              </w:rPr>
+              <w:t>portal/server.py</w:t>
+            </w:r>
+            <w:r>
+              <w:rPr>
+                <w:rFonts w:ascii="Times New Roman" w:hAnsi="Times New Roman"/>
+                <w:b w:val="0"/>
+                <w:i w:val="0"/>
+                <w:sz w:val="22"/>
+              </w:rPr>
+              <w:t xml:space="preserve"> (</w:t>
+            </w:r>
+            <w:r>
+              <w:rPr>
+                <w:rFonts w:ascii="Courier New" w:hAnsi="Courier New"/>
+                <w:b w:val="0"/>
+                <w:i w:val="0"/>
+                <w:sz w:val="22"/>
+              </w:rPr>
+              <w:t>?page=memos</w:t>
+            </w:r>
+            <w:r>
+              <w:rPr>
+                <w:rFonts w:ascii="Times New Roman" w:hAnsi="Times New Roman"/>
+                <w:b w:val="0"/>
+                <w:i w:val="0"/>
+                <w:sz w:val="22"/>
+              </w:rPr>
+              <w:t>)</w:t>
+            </w:r>
+          </w:p>
+        </w:tc>
+      </w:tr>
+      <w:tr>
+        <w:trPr>
+          <w:cantSplit/>
+        </w:trPr>
+        <w:tc>
+          <w:tcPr>
+            <w:tcW w:type="dxa" w:w="1871"/>
+            <w:tcMar>
+              <w:top w:w="100" w:type="dxa"/>
+              <w:bottom w:w="100" w:type="dxa"/>
+              <w:left w:w="150" w:type="dxa"/>
+              <w:right w:w="150" w:type="dxa"/>
+            </w:tcMar>
+          </w:tcPr>
+          <w:p>
+            <w:pPr>
+              <w:spacing w:before="40" w:after="40" w:line="252" w:lineRule="auto"/>
+              <w:jc w:val="left"/>
+            </w:pPr>
+            <w:r>
+              <w:rPr>
+                <w:rFonts w:ascii="Times New Roman" w:hAnsi="Times New Roman"/>
+                <w:b w:val="0"/>
+                <w:i w:val="0"/>
+                <w:sz w:val="22"/>
+              </w:rPr>
+              <w:t>11</w:t>
+            </w:r>
+          </w:p>
+        </w:tc>
+        <w:tc>
+          <w:tcPr>
+            <w:tcW w:type="dxa" w:w="1871"/>
+            <w:tcMar>
+              <w:top w:w="100" w:type="dxa"/>
+              <w:bottom w:w="100" w:type="dxa"/>
+              <w:left w:w="150" w:type="dxa"/>
+              <w:right w:w="150" w:type="dxa"/>
+            </w:tcMar>
+          </w:tcPr>
+          <w:p>
+            <w:pPr>
+              <w:spacing w:before="40" w:after="40" w:line="252" w:lineRule="auto"/>
+              <w:jc w:val="left"/>
+            </w:pPr>
+            <w:r>
+              <w:rPr>
+                <w:rFonts w:ascii="Times New Roman" w:hAnsi="Times New Roman"/>
+                <w:b/>
+                <w:i w:val="0"/>
+                <w:sz w:val="22"/>
+              </w:rPr>
+              <w:t>Audit Logger &amp; Security Tracker</w:t>
+            </w:r>
+          </w:p>
+        </w:tc>
+        <w:tc>
+          <w:tcPr>
+            <w:tcW w:type="dxa" w:w="1871"/>
             <w:tcMar>
               <w:top w:w="100" w:type="dxa"/>
               <w:bottom w:w="100" w:type="dxa"/>
@@ -1130,7 +2196,7 @@
         </w:tc>
         <w:tc>
           <w:tcPr>
-            <w:tcW w:type="dxa" w:w="2339"/>
+            <w:tcW w:type="dxa" w:w="1871"/>
             <w:tcMar>
               <w:top w:w="100" w:type="dxa"/>
               <w:bottom w:w="100" w:type="dxa"/>
@@ -1150,13 +2216,13 @@
                 <w:i w:val="0"/>
                 <w:sz w:val="22"/>
               </w:rPr>
-              <w:t>Протоколирование операций пользователей с фиксацией IP-адресов, ролей и статусов.</w:t>
+              <w:t>Протоколирование операций с фиксацией IP-адресов, ролей и статусов</w:t>
             </w:r>
           </w:p>
         </w:tc>
         <w:tc>
           <w:tcPr>
-            <w:tcW w:type="dxa" w:w="2339"/>
+            <w:tcW w:type="dxa" w:w="1871"/>
             <w:tcMar>
               <w:top w:w="100" w:type="dxa"/>
               <w:bottom w:w="100" w:type="dxa"/>
@@ -1340,7 +2406,25 @@
           <w:i w:val="0"/>
           <w:sz w:val="28"/>
         </w:rPr>
-        <w:t>Модуль выполняет проверку соответствия параметров загруженного проекта УП нормативной базе стандарта:</w:t>
+        <w:t xml:space="preserve">Модуль выполняет проверку соответствия параметров загруженного проекта УП нормативной базе стандарта. Все показатели вычисляются непосредственно из базы данных (функция </w:t>
+      </w:r>
+      <w:r>
+        <w:rPr>
+          <w:rFonts w:ascii="Courier New" w:hAnsi="Courier New"/>
+          <w:b w:val="0"/>
+          <w:i w:val="0"/>
+          <w:sz w:val="28"/>
+        </w:rPr>
+        <w:t>validate_curriculum</w:t>
+      </w:r>
+      <w:r>
+        <w:rPr>
+          <w:rFonts w:ascii="Times New Roman" w:hAnsi="Times New Roman"/>
+          <w:b w:val="0"/>
+          <w:i w:val="0"/>
+          <w:sz w:val="28"/>
+        </w:rPr>
+        <w:t>):</w:t>
       </w:r>
     </w:p>
     <w:p>
@@ -1375,7 +2459,7 @@
           <w:i w:val="0"/>
           <w:sz w:val="28"/>
         </w:rPr>
-        <w:t xml:space="preserve"> Σ credits = 240 з.е. (по 30 з.е. в каждом семестре 1–8).</w:t>
+        <w:t xml:space="preserve"> \Σ credits = 240 з.е. (по 30 з.е. в каждом семестре 1–8).</w:t>
       </w:r>
     </w:p>
     <w:p>
@@ -1410,7 +2494,7 @@
           <w:i w:val="0"/>
           <w:sz w:val="28"/>
         </w:rPr>
-        <w:t xml:space="preserve"> count(Exams) ≤ 5 в каждой промежуточной сессии.</w:t>
+        <w:t xml:space="preserve"> count(Exams) \≤ 5 в каждой промежуточной сессии (фактический максимум — 4 экзамена).</w:t>
       </w:r>
     </w:p>
     <w:p>
@@ -1445,7 +2529,7 @@
           <w:i w:val="0"/>
           <w:sz w:val="28"/>
         </w:rPr>
-        <w:t xml:space="preserve"> Σ credits(Block 2) ≥ 12 з.е. (фактически 18 з.е.).</w:t>
+        <w:t xml:space="preserve"> \Σ credits(\Блок 2) \≥ 12 з.е. (фактически 34 з.е. — учебная, технологическая, производственная и преддипломная практики).</w:t>
       </w:r>
     </w:p>
     <w:p>
@@ -1480,7 +2564,7 @@
           <w:i w:val="0"/>
           <w:sz w:val="28"/>
         </w:rPr>
-        <w:t xml:space="preserve"> Σ credits(Block 3) ≥ 6 з.е. (фактически 6 з.е. — ВКР и ГИА).</w:t>
+        <w:t xml:space="preserve"> \Σ credits(\Блок 3) \≥ 6 з.е. (фактически 9 з.е. — государственный экзамен и защита ВКР).</w:t>
       </w:r>
     </w:p>
     <w:p>
@@ -1497,7 +2581,7 @@
           <w:b/>
           <w:sz w:val="26"/>
         </w:rPr>
-        <w:t>3.3. Модуль цифрового визирования и криптографических штампов (ЭЦП)</w:t>
+        <w:t>3.3. Модуль бизнес-аналитики и визуализации данных (Chart.js)</w:t>
       </w:r>
     </w:p>
     <w:p>
@@ -1514,7 +2598,458 @@
           <w:i w:val="0"/>
           <w:sz w:val="28"/>
         </w:rPr>
-        <w:t>Модуль обеспечивает ведение цепочки согласования документа с фиксацией криптографического отпечатка SHA-256:</w:t>
+        <w:t xml:space="preserve">На страницу </w:t>
+      </w:r>
+      <w:r>
+        <w:rPr>
+          <w:rFonts w:ascii="Courier New" w:hAnsi="Courier New"/>
+          <w:b w:val="0"/>
+          <w:i w:val="0"/>
+          <w:sz w:val="28"/>
+        </w:rPr>
+        <w:t>?page=analytics</w:t>
+      </w:r>
+      <w:r>
+        <w:rPr>
+          <w:rFonts w:ascii="Times New Roman" w:hAnsi="Times New Roman"/>
+          <w:b w:val="0"/>
+          <w:i w:val="0"/>
+          <w:sz w:val="28"/>
+        </w:rPr>
+        <w:t xml:space="preserve"> подключен готовый компонент </w:t>
+      </w:r>
+      <w:r>
+        <w:rPr>
+          <w:rFonts w:ascii="Times New Roman" w:hAnsi="Times New Roman"/>
+          <w:b/>
+          <w:i w:val="0"/>
+          <w:sz w:val="28"/>
+        </w:rPr>
+        <w:t>Chart.js 4</w:t>
+      </w:r>
+      <w:r>
+        <w:rPr>
+          <w:rFonts w:ascii="Times New Roman" w:hAnsi="Times New Roman"/>
+          <w:b w:val="0"/>
+          <w:i w:val="0"/>
+          <w:sz w:val="28"/>
+        </w:rPr>
+        <w:t xml:space="preserve">. Серверная часть формирует данные из таблиц </w:t>
+      </w:r>
+      <w:r>
+        <w:rPr>
+          <w:rFonts w:ascii="Courier New" w:hAnsi="Courier New"/>
+          <w:b w:val="0"/>
+          <w:i w:val="0"/>
+          <w:sz w:val="28"/>
+        </w:rPr>
+        <w:t>curriculum_disciplines</w:t>
+      </w:r>
+      <w:r>
+        <w:rPr>
+          <w:rFonts w:ascii="Times New Roman" w:hAnsi="Times New Roman"/>
+          <w:b w:val="0"/>
+          <w:i w:val="0"/>
+          <w:sz w:val="28"/>
+        </w:rPr>
+        <w:t xml:space="preserve"> и </w:t>
+      </w:r>
+      <w:r>
+        <w:rPr>
+          <w:rFonts w:ascii="Courier New" w:hAnsi="Courier New"/>
+          <w:b w:val="0"/>
+          <w:i w:val="0"/>
+          <w:sz w:val="28"/>
+        </w:rPr>
+        <w:t>competencies</w:t>
+      </w:r>
+      <w:r>
+        <w:rPr>
+          <w:rFonts w:ascii="Times New Roman" w:hAnsi="Times New Roman"/>
+          <w:b w:val="0"/>
+          <w:i w:val="0"/>
+          <w:sz w:val="28"/>
+        </w:rPr>
+        <w:t xml:space="preserve"> и передает их в три интерактивные диаграммы:</w:t>
+      </w:r>
+    </w:p>
+    <w:p>
+      <w:pPr>
+        <w:keepLines/>
+        <w:widowControl/>
+        <w:spacing w:line="276" w:lineRule="auto" w:after="60"/>
+        <w:ind w:left="709"/>
+        <w:jc w:val="both"/>
+      </w:pPr>
+      <w:r>
+        <w:rPr>
+          <w:rFonts w:ascii="Times New Roman" w:hAnsi="Times New Roman"/>
+          <w:b/>
+          <w:sz w:val="28"/>
+        </w:rPr>
+        <w:t xml:space="preserve">1. </w:t>
+      </w:r>
+      <w:r>
+        <w:rPr>
+          <w:rFonts w:ascii="Times New Roman" w:hAnsi="Times New Roman"/>
+          <w:b/>
+          <w:i w:val="0"/>
+          <w:sz w:val="28"/>
+        </w:rPr>
+        <w:t>Круговая диаграмма (Doughnut)</w:t>
+      </w:r>
+      <w:r>
+        <w:rPr>
+          <w:rFonts w:ascii="Times New Roman" w:hAnsi="Times New Roman"/>
+          <w:b w:val="0"/>
+          <w:i w:val="0"/>
+          <w:sz w:val="28"/>
+        </w:rPr>
+        <w:t xml:space="preserve"> — структура блоков учебного плана: обязательная часть 117 з.е., вариативная часть 71 з.е., практики и НИР 34 з.е., ГИА 9 з.е., ФТД 9 з.е.</w:t>
+      </w:r>
+    </w:p>
+    <w:p>
+      <w:pPr>
+        <w:keepLines/>
+        <w:widowControl/>
+        <w:spacing w:line="276" w:lineRule="auto" w:after="60"/>
+        <w:ind w:left="709"/>
+        <w:jc w:val="both"/>
+      </w:pPr>
+      <w:r>
+        <w:rPr>
+          <w:rFonts w:ascii="Times New Roman" w:hAnsi="Times New Roman"/>
+          <w:b/>
+          <w:sz w:val="28"/>
+        </w:rPr>
+        <w:t xml:space="preserve">2. </w:t>
+      </w:r>
+      <w:r>
+        <w:rPr>
+          <w:rFonts w:ascii="Times New Roman" w:hAnsi="Times New Roman"/>
+          <w:b/>
+          <w:i w:val="0"/>
+          <w:sz w:val="28"/>
+        </w:rPr>
+        <w:t>Радарная диаграмма (Radar)</w:t>
+      </w:r>
+      <w:r>
+        <w:rPr>
+          <w:rFonts w:ascii="Times New Roman" w:hAnsi="Times New Roman"/>
+          <w:b w:val="0"/>
+          <w:i w:val="0"/>
+          <w:sz w:val="28"/>
+        </w:rPr>
+        <w:t xml:space="preserve"> — баланс формирования компетенций по категориям УК / ОПК / ПК.</w:t>
+      </w:r>
+    </w:p>
+    <w:p>
+      <w:pPr>
+        <w:keepLines/>
+        <w:widowControl/>
+        <w:spacing w:line="276" w:lineRule="auto" w:after="60"/>
+        <w:ind w:left="709"/>
+        <w:jc w:val="both"/>
+      </w:pPr>
+      <w:r>
+        <w:rPr>
+          <w:rFonts w:ascii="Times New Roman" w:hAnsi="Times New Roman"/>
+          <w:b/>
+          <w:sz w:val="28"/>
+        </w:rPr>
+        <w:t xml:space="preserve">3. </w:t>
+      </w:r>
+      <w:r>
+        <w:rPr>
+          <w:rFonts w:ascii="Times New Roman" w:hAnsi="Times New Roman"/>
+          <w:b/>
+          <w:i w:val="0"/>
+          <w:sz w:val="28"/>
+        </w:rPr>
+        <w:t>Накопительная столбчатая диаграмма (Stacked Bar)</w:t>
+      </w:r>
+      <w:r>
+        <w:rPr>
+          <w:rFonts w:ascii="Times New Roman" w:hAnsi="Times New Roman"/>
+          <w:b w:val="0"/>
+          <w:i w:val="0"/>
+          <w:sz w:val="28"/>
+        </w:rPr>
+        <w:t xml:space="preserve"> — распределение академических часов по 8 семестрам с разделением на лекции, лабораторные, практики и СРС (контрольный итог 1080 ч. на семестр).</w:t>
+      </w:r>
+    </w:p>
+    <w:p>
+      <w:pPr>
+        <w:keepNext/>
+        <w:keepLines/>
+        <w:spacing w:before="200" w:after="80"/>
+        <w:jc w:val="center"/>
+      </w:pPr>
+      <w:r>
+        <w:drawing>
+          <wp:inline xmlns:a="http://schemas.openxmlformats.org/drawingml/2006/main" xmlns:pic="http://schemas.openxmlformats.org/drawingml/2006/picture">
+            <wp:extent cx="5760000" cy="3626666"/>
+            <wp:docPr id="2" name="Picture 2"/>
+            <wp:cNvGraphicFramePr>
+              <a:graphicFrameLocks noChangeAspect="1"/>
+            </wp:cNvGraphicFramePr>
+            <a:graphic>
+              <a:graphicData uri="http://schemas.openxmlformats.org/drawingml/2006/picture">
+                <pic:pic>
+                  <pic:nvPicPr>
+                    <pic:cNvPr id="0" name="module_chartjs_analytics.png"/>
+                    <pic:cNvPicPr/>
+                  </pic:nvPicPr>
+                  <pic:blipFill>
+                    <a:blip r:embed="rId11"/>
+                    <a:stretch>
+                      <a:fillRect/>
+                    </a:stretch>
+                  </pic:blipFill>
+                  <pic:spPr>
+                    <a:xfrm>
+                      <a:off x="0" y="0"/>
+                      <a:ext cx="5760000" cy="3626666"/>
+                    </a:xfrm>
+                    <a:prstGeom prst="rect"/>
+                  </pic:spPr>
+                </pic:pic>
+              </a:graphicData>
+            </a:graphic>
+          </wp:inline>
+        </w:drawing>
+      </w:r>
+    </w:p>
+    <w:p>
+      <w:pPr>
+        <w:keepLines/>
+        <w:widowControl/>
+        <w:spacing w:before="80" w:after="240"/>
+        <w:jc w:val="center"/>
+      </w:pPr>
+      <w:r>
+        <w:rPr>
+          <w:rFonts w:ascii="Times New Roman" w:hAnsi="Times New Roman"/>
+          <w:i/>
+          <w:sz w:val="24"/>
+        </w:rPr>
+        <w:t>Рисунок 2 — Модуль бизнес-аналитики Chart.js</w:t>
+      </w:r>
+    </w:p>
+    <w:p>
+      <w:pPr>
+        <w:keepNext/>
+        <w:keepLines/>
+        <w:widowControl/>
+        <w:spacing w:before="160" w:after="80"/>
+        <w:jc w:val="left"/>
+      </w:pPr>
+      <w:r>
+        <w:rPr>
+          <w:rFonts w:ascii="Times New Roman" w:hAnsi="Times New Roman"/>
+          <w:b/>
+          <w:sz w:val="26"/>
+        </w:rPr>
+        <w:t>3.4. Модуль календаря и планировщика дедлайнов (FullCalendar)</w:t>
+      </w:r>
+    </w:p>
+    <w:p>
+      <w:pPr>
+        <w:widowControl/>
+        <w:spacing w:line="276" w:lineRule="auto" w:after="120"/>
+        <w:ind w:firstLine="709"/>
+        <w:jc w:val="both"/>
+      </w:pPr>
+      <w:r>
+        <w:rPr>
+          <w:rFonts w:ascii="Times New Roman" w:hAnsi="Times New Roman"/>
+          <w:b w:val="0"/>
+          <w:i w:val="0"/>
+          <w:sz w:val="28"/>
+        </w:rPr>
+        <w:t xml:space="preserve">На странице </w:t>
+      </w:r>
+      <w:r>
+        <w:rPr>
+          <w:rFonts w:ascii="Courier New" w:hAnsi="Courier New"/>
+          <w:b w:val="0"/>
+          <w:i w:val="0"/>
+          <w:sz w:val="28"/>
+        </w:rPr>
+        <w:t>?page=calendar</w:t>
+      </w:r>
+      <w:r>
+        <w:rPr>
+          <w:rFonts w:ascii="Times New Roman" w:hAnsi="Times New Roman"/>
+          <w:b w:val="0"/>
+          <w:i w:val="0"/>
+          <w:sz w:val="28"/>
+        </w:rPr>
+        <w:t xml:space="preserve"> подключен готовый компонент </w:t>
+      </w:r>
+      <w:r>
+        <w:rPr>
+          <w:rFonts w:ascii="Times New Roman" w:hAnsi="Times New Roman"/>
+          <w:b/>
+          <w:i w:val="0"/>
+          <w:sz w:val="28"/>
+        </w:rPr>
+        <w:t>FullCalendar 6</w:t>
+      </w:r>
+      <w:r>
+        <w:rPr>
+          <w:rFonts w:ascii="Times New Roman" w:hAnsi="Times New Roman"/>
+          <w:b w:val="0"/>
+          <w:i w:val="0"/>
+          <w:sz w:val="28"/>
+        </w:rPr>
+        <w:t xml:space="preserve">. Календарь отображает календарный график регламентных процедур Центра АНОК (октябрь — ноябрь 2026): старт приема служебных записок, этапы автоматизированной валидации ФГОС ВО 3++, заседания Ученого совета, контрольные дедлайны передачи проектов УП на подпись Проректору по учебной работе, а также даты наложения виз ЭЦП из таблицы </w:t>
+      </w:r>
+      <w:r>
+        <w:rPr>
+          <w:rFonts w:ascii="Courier New" w:hAnsi="Courier New"/>
+          <w:b w:val="0"/>
+          <w:i w:val="0"/>
+          <w:sz w:val="28"/>
+        </w:rPr>
+        <w:t>document_signatures</w:t>
+      </w:r>
+      <w:r>
+        <w:rPr>
+          <w:rFonts w:ascii="Times New Roman" w:hAnsi="Times New Roman"/>
+          <w:b w:val="0"/>
+          <w:i w:val="0"/>
+          <w:sz w:val="28"/>
+        </w:rPr>
+        <w:t>. События формируются сервером из базы данных и передаются в модуль в формате JSON.</w:t>
+      </w:r>
+    </w:p>
+    <w:p>
+      <w:pPr>
+        <w:keepNext/>
+        <w:keepLines/>
+        <w:spacing w:before="200" w:after="80"/>
+        <w:jc w:val="center"/>
+      </w:pPr>
+      <w:r>
+        <w:drawing>
+          <wp:inline xmlns:a="http://schemas.openxmlformats.org/drawingml/2006/main" xmlns:pic="http://schemas.openxmlformats.org/drawingml/2006/picture">
+            <wp:extent cx="5760000" cy="3626666"/>
+            <wp:docPr id="3" name="Picture 3"/>
+            <wp:cNvGraphicFramePr>
+              <a:graphicFrameLocks noChangeAspect="1"/>
+            </wp:cNvGraphicFramePr>
+            <a:graphic>
+              <a:graphicData uri="http://schemas.openxmlformats.org/drawingml/2006/picture">
+                <pic:pic>
+                  <pic:nvPicPr>
+                    <pic:cNvPr id="0" name="module_calendar_scheduler.png"/>
+                    <pic:cNvPicPr/>
+                  </pic:nvPicPr>
+                  <pic:blipFill>
+                    <a:blip r:embed="rId12"/>
+                    <a:stretch>
+                      <a:fillRect/>
+                    </a:stretch>
+                  </pic:blipFill>
+                  <pic:spPr>
+                    <a:xfrm>
+                      <a:off x="0" y="0"/>
+                      <a:ext cx="5760000" cy="3626666"/>
+                    </a:xfrm>
+                    <a:prstGeom prst="rect"/>
+                  </pic:spPr>
+                </pic:pic>
+              </a:graphicData>
+            </a:graphic>
+          </wp:inline>
+        </w:drawing>
+      </w:r>
+    </w:p>
+    <w:p>
+      <w:pPr>
+        <w:keepLines/>
+        <w:widowControl/>
+        <w:spacing w:before="80" w:after="240"/>
+        <w:jc w:val="center"/>
+      </w:pPr>
+      <w:r>
+        <w:rPr>
+          <w:rFonts w:ascii="Times New Roman" w:hAnsi="Times New Roman"/>
+          <w:i/>
+          <w:sz w:val="24"/>
+        </w:rPr>
+        <w:t>Рисунок 3 — Модуль календаря FullCalendar</w:t>
+      </w:r>
+    </w:p>
+    <w:p>
+      <w:pPr>
+        <w:keepNext/>
+        <w:keepLines/>
+        <w:widowControl/>
+        <w:spacing w:before="160" w:after="80"/>
+        <w:jc w:val="left"/>
+      </w:pPr>
+      <w:r>
+        <w:rPr>
+          <w:rFonts w:ascii="Times New Roman" w:hAnsi="Times New Roman"/>
+          <w:b/>
+          <w:sz w:val="26"/>
+        </w:rPr>
+        <w:t>3.5. Модуль динамических таблиц и живого поиска (DataTables)</w:t>
+      </w:r>
+    </w:p>
+    <w:p>
+      <w:pPr>
+        <w:widowControl/>
+        <w:spacing w:line="276" w:lineRule="auto" w:after="120"/>
+        <w:ind w:firstLine="709"/>
+        <w:jc w:val="both"/>
+      </w:pPr>
+      <w:r>
+        <w:rPr>
+          <w:rFonts w:ascii="Times New Roman" w:hAnsi="Times New Roman"/>
+          <w:b w:val="0"/>
+          <w:i w:val="0"/>
+          <w:sz w:val="28"/>
+        </w:rPr>
+        <w:t>К таблице дисциплин учебного плана (</w:t>
+      </w:r>
+      <w:r>
+        <w:rPr>
+          <w:rFonts w:ascii="Courier New" w:hAnsi="Courier New"/>
+          <w:b w:val="0"/>
+          <w:i w:val="0"/>
+          <w:sz w:val="28"/>
+        </w:rPr>
+        <w:t>?page=plan</w:t>
+      </w:r>
+      <w:r>
+        <w:rPr>
+          <w:rFonts w:ascii="Times New Roman" w:hAnsi="Times New Roman"/>
+          <w:b w:val="0"/>
+          <w:i w:val="0"/>
+          <w:sz w:val="28"/>
+        </w:rPr>
+        <w:t xml:space="preserve">) подключен готовый компонент </w:t>
+      </w:r>
+      <w:r>
+        <w:rPr>
+          <w:rFonts w:ascii="Times New Roman" w:hAnsi="Times New Roman"/>
+          <w:b/>
+          <w:i w:val="0"/>
+          <w:sz w:val="28"/>
+        </w:rPr>
+        <w:t>DataTables 1.13</w:t>
+      </w:r>
+      <w:r>
+        <w:rPr>
+          <w:rFonts w:ascii="Times New Roman" w:hAnsi="Times New Roman"/>
+          <w:b w:val="0"/>
+          <w:i w:val="0"/>
+          <w:sz w:val="28"/>
+        </w:rPr>
+        <w:t>. Модуль обеспечивает:</w:t>
       </w:r>
     </w:p>
     <w:p>
@@ -1540,25 +3075,7 @@
           <w:i w:val="0"/>
           <w:sz w:val="28"/>
         </w:rPr>
-        <w:t xml:space="preserve">Формирование хэша: </w:t>
-      </w:r>
-      <w:r>
-        <w:rPr>
-          <w:rFonts w:ascii="Courier New" w:hAnsi="Courier New"/>
-          <w:b w:val="0"/>
-          <w:i w:val="0"/>
-          <w:sz w:val="28"/>
-        </w:rPr>
-        <w:t>SHA-256(doc_id + user_id + timestamp + comment_salt)</w:t>
-      </w:r>
-      <w:r>
-        <w:rPr>
-          <w:rFonts w:ascii="Times New Roman" w:hAnsi="Times New Roman"/>
-          <w:b w:val="0"/>
-          <w:i w:val="0"/>
-          <w:sz w:val="28"/>
-        </w:rPr>
-        <w:t>.</w:t>
+        <w:t>мгновенную фильтрацию строк по всем колонкам без перезагрузки страницы (живой поиск);</w:t>
       </w:r>
     </w:p>
     <w:p>
@@ -1584,7 +3101,91 @@
           <w:i w:val="0"/>
           <w:sz w:val="28"/>
         </w:rPr>
-        <w:t>В интерфейсе отображаются статус визирования, дата, ФИО и верифицированный хэш.</w:t>
+        <w:t>сортировку по любому столбцу (код блока, наименование, ЗЕТ, часы, форма контроля, кафедра);</w:t>
+      </w:r>
+    </w:p>
+    <w:p>
+      <w:pPr>
+        <w:keepLines/>
+        <w:widowControl/>
+        <w:spacing w:line="276" w:lineRule="auto" w:after="60"/>
+        <w:ind w:left="709"/>
+        <w:jc w:val="both"/>
+      </w:pPr>
+      <w:r>
+        <w:rPr>
+          <w:rFonts w:ascii="Times New Roman" w:hAnsi="Times New Roman"/>
+          <w:b w:val="0"/>
+          <w:sz w:val="28"/>
+        </w:rPr>
+        <w:t xml:space="preserve">• </w:t>
+      </w:r>
+      <w:r>
+        <w:rPr>
+          <w:rFonts w:ascii="Times New Roman" w:hAnsi="Times New Roman"/>
+          <w:b w:val="0"/>
+          <w:i w:val="0"/>
+          <w:sz w:val="28"/>
+        </w:rPr>
+        <w:t>постраничный вывод записей с выбором количества строк на странице и локализованным интерфейсом пагинации.</w:t>
+      </w:r>
+    </w:p>
+    <w:p>
+      <w:pPr>
+        <w:keepNext/>
+        <w:keepLines/>
+        <w:spacing w:before="200" w:after="80"/>
+        <w:jc w:val="center"/>
+      </w:pPr>
+      <w:r>
+        <w:drawing>
+          <wp:inline xmlns:a="http://schemas.openxmlformats.org/drawingml/2006/main" xmlns:pic="http://schemas.openxmlformats.org/drawingml/2006/picture">
+            <wp:extent cx="5760000" cy="3626666"/>
+            <wp:docPr id="4" name="Picture 4"/>
+            <wp:cNvGraphicFramePr>
+              <a:graphicFrameLocks noChangeAspect="1"/>
+            </wp:cNvGraphicFramePr>
+            <a:graphic>
+              <a:graphicData uri="http://schemas.openxmlformats.org/drawingml/2006/picture">
+                <pic:pic>
+                  <pic:nvPicPr>
+                    <pic:cNvPr id="0" name="module_datatable_search_filter.png"/>
+                    <pic:cNvPicPr/>
+                  </pic:nvPicPr>
+                  <pic:blipFill>
+                    <a:blip r:embed="rId13"/>
+                    <a:stretch>
+                      <a:fillRect/>
+                    </a:stretch>
+                  </pic:blipFill>
+                  <pic:spPr>
+                    <a:xfrm>
+                      <a:off x="0" y="0"/>
+                      <a:ext cx="5760000" cy="3626666"/>
+                    </a:xfrm>
+                    <a:prstGeom prst="rect"/>
+                  </pic:spPr>
+                </pic:pic>
+              </a:graphicData>
+            </a:graphic>
+          </wp:inline>
+        </w:drawing>
+      </w:r>
+    </w:p>
+    <w:p>
+      <w:pPr>
+        <w:keepLines/>
+        <w:widowControl/>
+        <w:spacing w:before="80" w:after="240"/>
+        <w:jc w:val="center"/>
+      </w:pPr>
+      <w:r>
+        <w:rPr>
+          <w:rFonts w:ascii="Times New Roman" w:hAnsi="Times New Roman"/>
+          <w:i/>
+          <w:sz w:val="24"/>
+        </w:rPr>
+        <w:t>Рисунок 4 — Модуль динамических таблиц DataTables</w:t>
       </w:r>
     </w:p>
     <w:p>
@@ -1601,7 +3202,7 @@
           <w:b/>
           <w:sz w:val="26"/>
         </w:rPr>
-        <w:t>3.4. Клиентский модуль мгновенного поиска и фильтрации (Live Table Filter)</w:t>
+        <w:t>3.6. Модуль генерации и экспорта отчетов (jsPDF и SheetJS)</w:t>
       </w:r>
     </w:p>
     <w:p>
@@ -1618,52 +3219,810 @@
           <w:i w:val="0"/>
           <w:sz w:val="28"/>
         </w:rPr>
-        <w:t>Для быстрой работы с большими таблицами (журнал аудита, справочник дисциплин) подключен компактный JavaScript-компонент фильтрации:</w:t>
+        <w:t>На странице учебного плана (</w:t>
+      </w:r>
+      <w:r>
+        <w:rPr>
+          <w:rFonts w:ascii="Courier New" w:hAnsi="Courier New"/>
+          <w:b w:val="0"/>
+          <w:i w:val="0"/>
+          <w:sz w:val="28"/>
+        </w:rPr>
+        <w:t>?page=plan</w:t>
+      </w:r>
+      <w:r>
+        <w:rPr>
+          <w:rFonts w:ascii="Times New Roman" w:hAnsi="Times New Roman"/>
+          <w:b w:val="0"/>
+          <w:i w:val="0"/>
+          <w:sz w:val="28"/>
+        </w:rPr>
+        <w:t xml:space="preserve">) подключены готовые компоненты </w:t>
+      </w:r>
+      <w:r>
+        <w:rPr>
+          <w:rFonts w:ascii="Times New Roman" w:hAnsi="Times New Roman"/>
+          <w:b/>
+          <w:i w:val="0"/>
+          <w:sz w:val="28"/>
+        </w:rPr>
+        <w:t>SheetJS (XLSX)</w:t>
+      </w:r>
+      <w:r>
+        <w:rPr>
+          <w:rFonts w:ascii="Times New Roman" w:hAnsi="Times New Roman"/>
+          <w:b w:val="0"/>
+          <w:i w:val="0"/>
+          <w:sz w:val="28"/>
+        </w:rPr>
+        <w:t xml:space="preserve"> и </w:t>
+      </w:r>
+      <w:r>
+        <w:rPr>
+          <w:rFonts w:ascii="Times New Roman" w:hAnsi="Times New Roman"/>
+          <w:b/>
+          <w:i w:val="0"/>
+          <w:sz w:val="28"/>
+        </w:rPr>
+        <w:t>jsPDF</w:t>
+      </w:r>
+      <w:r>
+        <w:rPr>
+          <w:rFonts w:ascii="Times New Roman" w:hAnsi="Times New Roman"/>
+          <w:b w:val="0"/>
+          <w:i w:val="0"/>
+          <w:sz w:val="28"/>
+        </w:rPr>
+        <w:t>. Панель инструментов раздела предоставляет три действия:</w:t>
       </w:r>
     </w:p>
     <w:p>
       <w:pPr>
-        <w:spacing w:before="120" w:after="120"/>
-        <w:ind w:left="567"/>
+        <w:keepLines/>
+        <w:widowControl/>
+        <w:spacing w:line="276" w:lineRule="auto" w:after="60"/>
+        <w:ind w:left="709"/>
+        <w:jc w:val="both"/>
       </w:pPr>
       <w:r>
         <w:rPr>
+          <w:rFonts w:ascii="Times New Roman" w:hAnsi="Times New Roman"/>
+          <w:b w:val="0"/>
+          <w:sz w:val="28"/>
+        </w:rPr>
+        <w:t xml:space="preserve">• </w:t>
+      </w:r>
+      <w:r>
+        <w:rPr>
+          <w:rFonts w:ascii="Times New Roman" w:hAnsi="Times New Roman"/>
+          <w:b/>
+          <w:i w:val="0"/>
+          <w:sz w:val="28"/>
+        </w:rPr>
+        <w:t>[XLSX] Экспорт в Excel (SheetJS)</w:t>
+      </w:r>
+      <w:r>
+        <w:rPr>
+          <w:rFonts w:ascii="Times New Roman" w:hAnsi="Times New Roman"/>
+          <w:b w:val="0"/>
+          <w:i w:val="0"/>
+          <w:sz w:val="28"/>
+        </w:rPr>
+        <w:t xml:space="preserve"> — выгрузка семестровой матрицы дисциплин в книгу Excel с сохранением структуры колонок;</w:t>
+      </w:r>
+    </w:p>
+    <w:p>
+      <w:pPr>
+        <w:keepLines/>
+        <w:widowControl/>
+        <w:spacing w:line="276" w:lineRule="auto" w:after="60"/>
+        <w:ind w:left="709"/>
+        <w:jc w:val="both"/>
+      </w:pPr>
+      <w:r>
+        <w:rPr>
+          <w:rFonts w:ascii="Times New Roman" w:hAnsi="Times New Roman"/>
+          <w:b w:val="0"/>
+          <w:sz w:val="28"/>
+        </w:rPr>
+        <w:t xml:space="preserve">• </w:t>
+      </w:r>
+      <w:r>
+        <w:rPr>
+          <w:rFonts w:ascii="Times New Roman" w:hAnsi="Times New Roman"/>
+          <w:b/>
+          <w:i w:val="0"/>
+          <w:sz w:val="28"/>
+        </w:rPr>
+        <w:t>[PDF] Выгрузить в PDF (jsPDF)</w:t>
+      </w:r>
+      <w:r>
+        <w:rPr>
+          <w:rFonts w:ascii="Times New Roman" w:hAnsi="Times New Roman"/>
+          <w:b w:val="0"/>
+          <w:i w:val="0"/>
+          <w:sz w:val="28"/>
+        </w:rPr>
+        <w:t xml:space="preserve"> — формирование PDF-документа с реквизитами учебного плана и перечнем дисциплин;</w:t>
+      </w:r>
+    </w:p>
+    <w:p>
+      <w:pPr>
+        <w:keepLines/>
+        <w:widowControl/>
+        <w:spacing w:line="276" w:lineRule="auto" w:after="60"/>
+        <w:ind w:left="709"/>
+        <w:jc w:val="both"/>
+      </w:pPr>
+      <w:r>
+        <w:rPr>
+          <w:rFonts w:ascii="Times New Roman" w:hAnsi="Times New Roman"/>
+          <w:b w:val="0"/>
+          <w:sz w:val="28"/>
+        </w:rPr>
+        <w:t xml:space="preserve">• </w:t>
+      </w:r>
+      <w:r>
+        <w:rPr>
+          <w:rFonts w:ascii="Times New Roman" w:hAnsi="Times New Roman"/>
+          <w:b/>
+          <w:i w:val="0"/>
+          <w:sz w:val="28"/>
+        </w:rPr>
+        <w:t>[PRINT] Печать бланка УП</w:t>
+      </w:r>
+      <w:r>
+        <w:rPr>
+          <w:rFonts w:ascii="Times New Roman" w:hAnsi="Times New Roman"/>
+          <w:b w:val="0"/>
+          <w:i w:val="0"/>
+          <w:sz w:val="28"/>
+        </w:rPr>
+        <w:t xml:space="preserve"> — вывод нормативного бланка учебного плана на печать.</w:t>
+      </w:r>
+    </w:p>
+    <w:p>
+      <w:pPr>
+        <w:keepNext/>
+        <w:keepLines/>
+        <w:spacing w:before="200" w:after="80"/>
+        <w:jc w:val="center"/>
+      </w:pPr>
+      <w:r>
+        <w:drawing>
+          <wp:inline xmlns:a="http://schemas.openxmlformats.org/drawingml/2006/main" xmlns:pic="http://schemas.openxmlformats.org/drawingml/2006/picture">
+            <wp:extent cx="5760000" cy="3626666"/>
+            <wp:docPr id="5" name="Picture 5"/>
+            <wp:cNvGraphicFramePr>
+              <a:graphicFrameLocks noChangeAspect="1"/>
+            </wp:cNvGraphicFramePr>
+            <a:graphic>
+              <a:graphicData uri="http://schemas.openxmlformats.org/drawingml/2006/picture">
+                <pic:pic>
+                  <pic:nvPicPr>
+                    <pic:cNvPr id="0" name="module_export_pdf_excel.png"/>
+                    <pic:cNvPicPr/>
+                  </pic:nvPicPr>
+                  <pic:blipFill>
+                    <a:blip r:embed="rId14"/>
+                    <a:stretch>
+                      <a:fillRect/>
+                    </a:stretch>
+                  </pic:blipFill>
+                  <pic:spPr>
+                    <a:xfrm>
+                      <a:off x="0" y="0"/>
+                      <a:ext cx="5760000" cy="3626666"/>
+                    </a:xfrm>
+                    <a:prstGeom prst="rect"/>
+                  </pic:spPr>
+                </pic:pic>
+              </a:graphicData>
+            </a:graphic>
+          </wp:inline>
+        </w:drawing>
+      </w:r>
+    </w:p>
+    <w:p>
+      <w:pPr>
+        <w:keepLines/>
+        <w:widowControl/>
+        <w:spacing w:before="80" w:after="240"/>
+        <w:jc w:val="center"/>
+      </w:pPr>
+      <w:r>
+        <w:rPr>
+          <w:rFonts w:ascii="Times New Roman" w:hAnsi="Times New Roman"/>
+          <w:i/>
+          <w:sz w:val="24"/>
+        </w:rPr>
+        <w:t>Рисунок 5 — Модуль экспорта jsPDF и SheetJS</w:t>
+      </w:r>
+    </w:p>
+    <w:p>
+      <w:pPr>
+        <w:keepNext/>
+        <w:keepLines/>
+        <w:widowControl/>
+        <w:spacing w:before="160" w:after="80"/>
+        <w:jc w:val="left"/>
+      </w:pPr>
+      <w:r>
+        <w:rPr>
+          <w:rFonts w:ascii="Times New Roman" w:hAnsi="Times New Roman"/>
+          <w:b/>
+          <w:sz w:val="26"/>
+        </w:rPr>
+        <w:t>3.7. Модуль криптографии и верификации ЭЦП (CryptoJS / SHA-256)</w:t>
+      </w:r>
+    </w:p>
+    <w:p>
+      <w:pPr>
+        <w:widowControl/>
+        <w:spacing w:line="276" w:lineRule="auto" w:after="120"/>
+        <w:ind w:firstLine="709"/>
+        <w:jc w:val="both"/>
+      </w:pPr>
+      <w:r>
+        <w:rPr>
+          <w:rFonts w:ascii="Times New Roman" w:hAnsi="Times New Roman"/>
+          <w:b w:val="0"/>
+          <w:i w:val="0"/>
+          <w:sz w:val="28"/>
+        </w:rPr>
+        <w:t>На странице маршрута согласования (</w:t>
+      </w:r>
+      <w:r>
+        <w:rPr>
           <w:rFonts w:ascii="Courier New" w:hAnsi="Courier New"/>
-          <w:sz w:val="20"/>
+          <w:b w:val="0"/>
+          <w:i w:val="0"/>
+          <w:sz w:val="28"/>
         </w:rPr>
-        <w:t>function filterTable(inputId, tableId) {</w:t>
-        <w:br/>
-        <w:t xml:space="preserve">  const input = document.getElementById(inputId);</w:t>
-        <w:br/>
-        <w:t xml:space="preserve">  const filter = input.value.toLowerCase();</w:t>
-        <w:br/>
-        <w:t xml:space="preserve">  const table = document.getElementById(tableId);</w:t>
-        <w:br/>
-        <w:t xml:space="preserve">  const trs = table.getElementsByTagName('tr');</w:t>
-        <w:br/>
-        <w:t xml:space="preserve">  for (let i = 1; i &lt; trs.length; i++) {</w:t>
-        <w:br/>
-        <w:t xml:space="preserve">    const tds = trs[i].getElementsByTagName('td');</w:t>
-        <w:br/>
-        <w:t xml:space="preserve">    let match = false;</w:t>
-        <w:br/>
-        <w:t xml:space="preserve">    for (let j = 0; j &lt; tds.length; j++) {</w:t>
-        <w:br/>
-        <w:t xml:space="preserve">      if (tds[j].textContent.toLowerCase().indexOf(filter) &gt; -1) {</w:t>
-        <w:br/>
-        <w:t xml:space="preserve">        match = true;</w:t>
-        <w:br/>
-        <w:t xml:space="preserve">        break;</w:t>
-        <w:br/>
-        <w:t xml:space="preserve">      }</w:t>
-        <w:br/>
-        <w:t xml:space="preserve">    }</w:t>
-        <w:br/>
-        <w:t xml:space="preserve">    trs[i].style.display = match ? '' : 'none';</w:t>
-        <w:br/>
-        <w:t xml:space="preserve">  }</w:t>
-        <w:br/>
-        <w:t>}</w:t>
+        <w:t>?page=signatures</w:t>
+      </w:r>
+      <w:r>
+        <w:rPr>
+          <w:rFonts w:ascii="Times New Roman" w:hAnsi="Times New Roman"/>
+          <w:b w:val="0"/>
+          <w:i w:val="0"/>
+          <w:sz w:val="28"/>
+        </w:rPr>
+        <w:t xml:space="preserve">) подключен готовый компонент </w:t>
+      </w:r>
+      <w:r>
+        <w:rPr>
+          <w:rFonts w:ascii="Times New Roman" w:hAnsi="Times New Roman"/>
+          <w:b/>
+          <w:i w:val="0"/>
+          <w:sz w:val="28"/>
+        </w:rPr>
+        <w:t>CryptoJS</w:t>
+      </w:r>
+      <w:r>
+        <w:rPr>
+          <w:rFonts w:ascii="Times New Roman" w:hAnsi="Times New Roman"/>
+          <w:b w:val="0"/>
+          <w:i w:val="0"/>
+          <w:sz w:val="28"/>
+        </w:rPr>
+        <w:t>. Модуль обеспечивает:</w:t>
+      </w:r>
+    </w:p>
+    <w:p>
+      <w:pPr>
+        <w:keepLines/>
+        <w:widowControl/>
+        <w:spacing w:line="276" w:lineRule="auto" w:after="60"/>
+        <w:ind w:left="709"/>
+        <w:jc w:val="both"/>
+      </w:pPr>
+      <w:r>
+        <w:rPr>
+          <w:rFonts w:ascii="Times New Roman" w:hAnsi="Times New Roman"/>
+          <w:b w:val="0"/>
+          <w:sz w:val="28"/>
+        </w:rPr>
+        <w:t xml:space="preserve">• </w:t>
+      </w:r>
+      <w:r>
+        <w:rPr>
+          <w:rFonts w:ascii="Times New Roman" w:hAnsi="Times New Roman"/>
+          <w:b w:val="0"/>
+          <w:i w:val="0"/>
+          <w:sz w:val="28"/>
+        </w:rPr>
+        <w:t xml:space="preserve">вычисление контрольной суммы структуры документа: </w:t>
+      </w:r>
+      <w:r>
+        <w:rPr>
+          <w:rFonts w:ascii="Courier New" w:hAnsi="Courier New"/>
+          <w:b w:val="0"/>
+          <w:i w:val="0"/>
+          <w:sz w:val="28"/>
+        </w:rPr>
+        <w:t>SHA-256(curriculum_id + version + total_credits + disciplines)</w:t>
+      </w:r>
+      <w:r>
+        <w:rPr>
+          <w:rFonts w:ascii="Times New Roman" w:hAnsi="Times New Roman"/>
+          <w:b w:val="0"/>
+          <w:i w:val="0"/>
+          <w:sz w:val="28"/>
+        </w:rPr>
+        <w:t>;</w:t>
+      </w:r>
+    </w:p>
+    <w:p>
+      <w:pPr>
+        <w:keepLines/>
+        <w:widowControl/>
+        <w:spacing w:line="276" w:lineRule="auto" w:after="60"/>
+        <w:ind w:left="709"/>
+        <w:jc w:val="both"/>
+      </w:pPr>
+      <w:r>
+        <w:rPr>
+          <w:rFonts w:ascii="Times New Roman" w:hAnsi="Times New Roman"/>
+          <w:b w:val="0"/>
+          <w:sz w:val="28"/>
+        </w:rPr>
+        <w:t xml:space="preserve">• </w:t>
+      </w:r>
+      <w:r>
+        <w:rPr>
+          <w:rFonts w:ascii="Times New Roman" w:hAnsi="Times New Roman"/>
+          <w:b w:val="0"/>
+          <w:i w:val="0"/>
+          <w:sz w:val="28"/>
+        </w:rPr>
+        <w:t>формирование графического штампа усиленной квалифицированной ЭЦП для каждого этапа визирования с отображением вычисленного хэша;</w:t>
+      </w:r>
+    </w:p>
+    <w:p>
+      <w:pPr>
+        <w:keepLines/>
+        <w:widowControl/>
+        <w:spacing w:line="276" w:lineRule="auto" w:after="60"/>
+        <w:ind w:left="709"/>
+        <w:jc w:val="both"/>
+      </w:pPr>
+      <w:r>
+        <w:rPr>
+          <w:rFonts w:ascii="Times New Roman" w:hAnsi="Times New Roman"/>
+          <w:b w:val="0"/>
+          <w:sz w:val="28"/>
+        </w:rPr>
+        <w:t xml:space="preserve">• </w:t>
+      </w:r>
+      <w:r>
+        <w:rPr>
+          <w:rFonts w:ascii="Times New Roman" w:hAnsi="Times New Roman"/>
+          <w:b w:val="0"/>
+          <w:i w:val="0"/>
+          <w:sz w:val="28"/>
+        </w:rPr>
+        <w:t>верификацию цепочки подписей с выводом статуса проверки.</w:t>
+      </w:r>
+    </w:p>
+    <w:p>
+      <w:pPr>
+        <w:keepNext/>
+        <w:keepLines/>
+        <w:spacing w:before="200" w:after="80"/>
+        <w:jc w:val="center"/>
+      </w:pPr>
+      <w:r>
+        <w:drawing>
+          <wp:inline xmlns:a="http://schemas.openxmlformats.org/drawingml/2006/main" xmlns:pic="http://schemas.openxmlformats.org/drawingml/2006/picture">
+            <wp:extent cx="5760000" cy="3626666"/>
+            <wp:docPr id="6" name="Picture 6"/>
+            <wp:cNvGraphicFramePr>
+              <a:graphicFrameLocks noChangeAspect="1"/>
+            </wp:cNvGraphicFramePr>
+            <a:graphic>
+              <a:graphicData uri="http://schemas.openxmlformats.org/drawingml/2006/picture">
+                <pic:pic>
+                  <pic:nvPicPr>
+                    <pic:cNvPr id="0" name="module_crypto_signature_stamp.png"/>
+                    <pic:cNvPicPr/>
+                  </pic:nvPicPr>
+                  <pic:blipFill>
+                    <a:blip r:embed="rId15"/>
+                    <a:stretch>
+                      <a:fillRect/>
+                    </a:stretch>
+                  </pic:blipFill>
+                  <pic:spPr>
+                    <a:xfrm>
+                      <a:off x="0" y="0"/>
+                      <a:ext cx="5760000" cy="3626666"/>
+                    </a:xfrm>
+                    <a:prstGeom prst="rect"/>
+                  </pic:spPr>
+                </pic:pic>
+              </a:graphicData>
+            </a:graphic>
+          </wp:inline>
+        </w:drawing>
+      </w:r>
+    </w:p>
+    <w:p>
+      <w:pPr>
+        <w:keepLines/>
+        <w:widowControl/>
+        <w:spacing w:before="80" w:after="240"/>
+        <w:jc w:val="center"/>
+      </w:pPr>
+      <w:r>
+        <w:rPr>
+          <w:rFonts w:ascii="Times New Roman" w:hAnsi="Times New Roman"/>
+          <w:i/>
+          <w:sz w:val="24"/>
+        </w:rPr>
+        <w:t>Рисунок 6 — Модуль криптографии CryptoJS</w:t>
+      </w:r>
+    </w:p>
+    <w:p>
+      <w:pPr>
+        <w:keepNext/>
+        <w:keepLines/>
+        <w:widowControl/>
+        <w:spacing w:before="160" w:after="80"/>
+        <w:jc w:val="left"/>
+      </w:pPr>
+      <w:r>
+        <w:rPr>
+          <w:rFonts w:ascii="Times New Roman" w:hAnsi="Times New Roman"/>
+          <w:b/>
+          <w:sz w:val="26"/>
+        </w:rPr>
+        <w:t>3.8. Модуль уведомлений и всплывающих алертов (SweetAlert2 и Toastify)</w:t>
+      </w:r>
+    </w:p>
+    <w:p>
+      <w:pPr>
+        <w:widowControl/>
+        <w:spacing w:line="276" w:lineRule="auto" w:after="120"/>
+        <w:ind w:firstLine="709"/>
+        <w:jc w:val="both"/>
+      </w:pPr>
+      <w:r>
+        <w:rPr>
+          <w:rFonts w:ascii="Times New Roman" w:hAnsi="Times New Roman"/>
+          <w:b w:val="0"/>
+          <w:i w:val="0"/>
+          <w:sz w:val="28"/>
+        </w:rPr>
+        <w:t>На странице маршрута согласования (</w:t>
+      </w:r>
+      <w:r>
+        <w:rPr>
+          <w:rFonts w:ascii="Courier New" w:hAnsi="Courier New"/>
+          <w:b w:val="0"/>
+          <w:i w:val="0"/>
+          <w:sz w:val="28"/>
+        </w:rPr>
+        <w:t>?page=signatures</w:t>
+      </w:r>
+      <w:r>
+        <w:rPr>
+          <w:rFonts w:ascii="Times New Roman" w:hAnsi="Times New Roman"/>
+          <w:b w:val="0"/>
+          <w:i w:val="0"/>
+          <w:sz w:val="28"/>
+        </w:rPr>
+        <w:t xml:space="preserve">) подключены готовые компоненты </w:t>
+      </w:r>
+      <w:r>
+        <w:rPr>
+          <w:rFonts w:ascii="Times New Roman" w:hAnsi="Times New Roman"/>
+          <w:b/>
+          <w:i w:val="0"/>
+          <w:sz w:val="28"/>
+        </w:rPr>
+        <w:t>SweetAlert2</w:t>
+      </w:r>
+      <w:r>
+        <w:rPr>
+          <w:rFonts w:ascii="Times New Roman" w:hAnsi="Times New Roman"/>
+          <w:b w:val="0"/>
+          <w:i w:val="0"/>
+          <w:sz w:val="28"/>
+        </w:rPr>
+        <w:t xml:space="preserve"> и </w:t>
+      </w:r>
+      <w:r>
+        <w:rPr>
+          <w:rFonts w:ascii="Times New Roman" w:hAnsi="Times New Roman"/>
+          <w:b/>
+          <w:i w:val="0"/>
+          <w:sz w:val="28"/>
+        </w:rPr>
+        <w:t>Toastify</w:t>
+      </w:r>
+      <w:r>
+        <w:rPr>
+          <w:rFonts w:ascii="Times New Roman" w:hAnsi="Times New Roman"/>
+          <w:b w:val="0"/>
+          <w:i w:val="0"/>
+          <w:sz w:val="28"/>
+        </w:rPr>
+        <w:t>:</w:t>
+      </w:r>
+    </w:p>
+    <w:p>
+      <w:pPr>
+        <w:keepLines/>
+        <w:widowControl/>
+        <w:spacing w:line="276" w:lineRule="auto" w:after="60"/>
+        <w:ind w:left="709"/>
+        <w:jc w:val="both"/>
+      </w:pPr>
+      <w:r>
+        <w:rPr>
+          <w:rFonts w:ascii="Times New Roman" w:hAnsi="Times New Roman"/>
+          <w:b w:val="0"/>
+          <w:sz w:val="28"/>
+        </w:rPr>
+        <w:t xml:space="preserve">• </w:t>
+      </w:r>
+      <w:r>
+        <w:rPr>
+          <w:rFonts w:ascii="Times New Roman" w:hAnsi="Times New Roman"/>
+          <w:b w:val="0"/>
+          <w:i w:val="0"/>
+          <w:sz w:val="28"/>
+        </w:rPr>
+        <w:t>интерактивный диалог подтверждения при наложении ЭЦП и передаче документа на следующий этап согласования;</w:t>
+      </w:r>
+    </w:p>
+    <w:p>
+      <w:pPr>
+        <w:keepLines/>
+        <w:widowControl/>
+        <w:spacing w:line="276" w:lineRule="auto" w:after="60"/>
+        <w:ind w:left="709"/>
+        <w:jc w:val="both"/>
+      </w:pPr>
+      <w:r>
+        <w:rPr>
+          <w:rFonts w:ascii="Times New Roman" w:hAnsi="Times New Roman"/>
+          <w:b w:val="0"/>
+          <w:sz w:val="28"/>
+        </w:rPr>
+        <w:t xml:space="preserve">• </w:t>
+      </w:r>
+      <w:r>
+        <w:rPr>
+          <w:rFonts w:ascii="Times New Roman" w:hAnsi="Times New Roman"/>
+          <w:b w:val="0"/>
+          <w:i w:val="0"/>
+          <w:sz w:val="28"/>
+        </w:rPr>
+        <w:t>toast-уведомления о результатах валидации ФГОС, применении служебной записки СЗ-2026/048 и приближающемся дедлайне подачи УП (25 октября) с цветовой индикацией критичности.</w:t>
+      </w:r>
+    </w:p>
+    <w:p>
+      <w:pPr>
+        <w:keepNext/>
+        <w:keepLines/>
+        <w:spacing w:before="200" w:after="80"/>
+        <w:jc w:val="center"/>
+      </w:pPr>
+      <w:r>
+        <w:drawing>
+          <wp:inline xmlns:a="http://schemas.openxmlformats.org/drawingml/2006/main" xmlns:pic="http://schemas.openxmlformats.org/drawingml/2006/picture">
+            <wp:extent cx="5760000" cy="3626666"/>
+            <wp:docPr id="7" name="Picture 7"/>
+            <wp:cNvGraphicFramePr>
+              <a:graphicFrameLocks noChangeAspect="1"/>
+            </wp:cNvGraphicFramePr>
+            <a:graphic>
+              <a:graphicData uri="http://schemas.openxmlformats.org/drawingml/2006/picture">
+                <pic:pic>
+                  <pic:nvPicPr>
+                    <pic:cNvPr id="0" name="module_notifications_toast.png"/>
+                    <pic:cNvPicPr/>
+                  </pic:nvPicPr>
+                  <pic:blipFill>
+                    <a:blip r:embed="rId16"/>
+                    <a:stretch>
+                      <a:fillRect/>
+                    </a:stretch>
+                  </pic:blipFill>
+                  <pic:spPr>
+                    <a:xfrm>
+                      <a:off x="0" y="0"/>
+                      <a:ext cx="5760000" cy="3626666"/>
+                    </a:xfrm>
+                    <a:prstGeom prst="rect"/>
+                  </pic:spPr>
+                </pic:pic>
+              </a:graphicData>
+            </a:graphic>
+          </wp:inline>
+        </w:drawing>
+      </w:r>
+    </w:p>
+    <w:p>
+      <w:pPr>
+        <w:keepLines/>
+        <w:widowControl/>
+        <w:spacing w:before="80" w:after="240"/>
+        <w:jc w:val="center"/>
+      </w:pPr>
+      <w:r>
+        <w:rPr>
+          <w:rFonts w:ascii="Times New Roman" w:hAnsi="Times New Roman"/>
+          <w:i/>
+          <w:sz w:val="24"/>
+        </w:rPr>
+        <w:t>Рисунок 7 — Модуль уведомлений SweetAlert2 и Toastify</w:t>
+      </w:r>
+    </w:p>
+    <w:p>
+      <w:pPr>
+        <w:keepNext/>
+        <w:keepLines/>
+        <w:widowControl/>
+        <w:spacing w:before="160" w:after="80"/>
+        <w:jc w:val="left"/>
+      </w:pPr>
+      <w:r>
+        <w:rPr>
+          <w:rFonts w:ascii="Times New Roman" w:hAnsi="Times New Roman"/>
+          <w:b/>
+          <w:sz w:val="26"/>
+        </w:rPr>
+        <w:t>3.9. Модуль визуального Diff-сопоставления версий УП (Diff2Html)</w:t>
+      </w:r>
+    </w:p>
+    <w:p>
+      <w:pPr>
+        <w:widowControl/>
+        <w:spacing w:line="276" w:lineRule="auto" w:after="120"/>
+        <w:ind w:firstLine="709"/>
+        <w:jc w:val="both"/>
+      </w:pPr>
+      <w:r>
+        <w:rPr>
+          <w:rFonts w:ascii="Times New Roman" w:hAnsi="Times New Roman"/>
+          <w:b w:val="0"/>
+          <w:i w:val="0"/>
+          <w:sz w:val="28"/>
+        </w:rPr>
+        <w:t>К разделу служебных записок (</w:t>
+      </w:r>
+      <w:r>
+        <w:rPr>
+          <w:rFonts w:ascii="Courier New" w:hAnsi="Courier New"/>
+          <w:b w:val="0"/>
+          <w:i w:val="0"/>
+          <w:sz w:val="28"/>
+        </w:rPr>
+        <w:t>?page=memos</w:t>
+      </w:r>
+      <w:r>
+        <w:rPr>
+          <w:rFonts w:ascii="Times New Roman" w:hAnsi="Times New Roman"/>
+          <w:b w:val="0"/>
+          <w:i w:val="0"/>
+          <w:sz w:val="28"/>
+        </w:rPr>
+        <w:t xml:space="preserve">) подключен готовый компонент </w:t>
+      </w:r>
+      <w:r>
+        <w:rPr>
+          <w:rFonts w:ascii="Times New Roman" w:hAnsi="Times New Roman"/>
+          <w:b/>
+          <w:i w:val="0"/>
+          <w:sz w:val="28"/>
+        </w:rPr>
+        <w:t>Diff2Html</w:t>
+      </w:r>
+      <w:r>
+        <w:rPr>
+          <w:rFonts w:ascii="Times New Roman" w:hAnsi="Times New Roman"/>
+          <w:b w:val="0"/>
+          <w:i w:val="0"/>
+          <w:sz w:val="28"/>
+        </w:rPr>
+        <w:t xml:space="preserve">. Для каждой служебной записки модуль строит визуальное сопоставление редакций дисциплины в режиме </w:t>
+      </w:r>
+      <w:r>
+        <w:rPr>
+          <w:rFonts w:ascii="Courier New" w:hAnsi="Courier New"/>
+          <w:b w:val="0"/>
+          <w:i w:val="0"/>
+          <w:sz w:val="28"/>
+        </w:rPr>
+        <w:t>side-by-side</w:t>
+      </w:r>
+      <w:r>
+        <w:rPr>
+          <w:rFonts w:ascii="Times New Roman" w:hAnsi="Times New Roman"/>
+          <w:b w:val="0"/>
+          <w:i w:val="0"/>
+          <w:sz w:val="28"/>
+        </w:rPr>
+        <w:t xml:space="preserve">: исходная редакция (v1.0) и актуализированная (v1.1) с подсветкой удаленных и добавленных параметров (трудоемкость, часы, форма контроля, закрепляющая кафедра). Диффи формируется на сервере из таблицы </w:t>
+      </w:r>
+      <w:r>
+        <w:rPr>
+          <w:rFonts w:ascii="Courier New" w:hAnsi="Courier New"/>
+          <w:b w:val="0"/>
+          <w:i w:val="0"/>
+          <w:sz w:val="28"/>
+        </w:rPr>
+        <w:t>service_note_items</w:t>
+      </w:r>
+      <w:r>
+        <w:rPr>
+          <w:rFonts w:ascii="Times New Roman" w:hAnsi="Times New Roman"/>
+          <w:b w:val="0"/>
+          <w:i w:val="0"/>
+          <w:sz w:val="28"/>
+        </w:rPr>
+        <w:t xml:space="preserve"> в формате unified diff.</w:t>
+      </w:r>
+    </w:p>
+    <w:p>
+      <w:pPr>
+        <w:keepNext/>
+        <w:keepLines/>
+        <w:spacing w:before="200" w:after="80"/>
+        <w:jc w:val="center"/>
+      </w:pPr>
+      <w:r>
+        <w:drawing>
+          <wp:inline xmlns:a="http://schemas.openxmlformats.org/drawingml/2006/main" xmlns:pic="http://schemas.openxmlformats.org/drawingml/2006/picture">
+            <wp:extent cx="5760000" cy="3626666"/>
+            <wp:docPr id="8" name="Picture 8"/>
+            <wp:cNvGraphicFramePr>
+              <a:graphicFrameLocks noChangeAspect="1"/>
+            </wp:cNvGraphicFramePr>
+            <a:graphic>
+              <a:graphicData uri="http://schemas.openxmlformats.org/drawingml/2006/picture">
+                <pic:pic>
+                  <pic:nvPicPr>
+                    <pic:cNvPr id="0" name="module_visual_diff_tracker.png"/>
+                    <pic:cNvPicPr/>
+                  </pic:nvPicPr>
+                  <pic:blipFill>
+                    <a:blip r:embed="rId17"/>
+                    <a:stretch>
+                      <a:fillRect/>
+                    </a:stretch>
+                  </pic:blipFill>
+                  <pic:spPr>
+                    <a:xfrm>
+                      <a:off x="0" y="0"/>
+                      <a:ext cx="5760000" cy="3626666"/>
+                    </a:xfrm>
+                    <a:prstGeom prst="rect"/>
+                  </pic:spPr>
+                </pic:pic>
+              </a:graphicData>
+            </a:graphic>
+          </wp:inline>
+        </w:drawing>
+      </w:r>
+    </w:p>
+    <w:p>
+      <w:pPr>
+        <w:keepLines/>
+        <w:widowControl/>
+        <w:spacing w:before="80" w:after="240"/>
+        <w:jc w:val="center"/>
+      </w:pPr>
+      <w:r>
+        <w:rPr>
+          <w:rFonts w:ascii="Times New Roman" w:hAnsi="Times New Roman"/>
+          <w:i/>
+          <w:sz w:val="24"/>
+        </w:rPr>
+        <w:t>Рисунок 8 — Модуль визуального сравнения версий Diff2Html</w:t>
       </w:r>
     </w:p>
     <w:p>
@@ -1681,16 +4040,34 @@
           <w:b/>
           <w:sz w:val="28"/>
         </w:rPr>
-        <w:t>4. Границы реализации</w:t>
+        <w:t>4. Особенности интеграции и безопасности</w:t>
       </w:r>
     </w:p>
     <w:p>
       <w:pPr>
+        <w:keepLines/>
         <w:widowControl/>
-        <w:spacing w:line="276" w:lineRule="auto" w:after="120"/>
-        <w:ind w:firstLine="709"/>
+        <w:spacing w:line="276" w:lineRule="auto" w:after="60"/>
+        <w:ind w:left="709"/>
         <w:jc w:val="both"/>
       </w:pPr>
+      <w:r>
+        <w:rPr>
+          <w:rFonts w:ascii="Times New Roman" w:hAnsi="Times New Roman"/>
+          <w:b/>
+          <w:sz w:val="28"/>
+        </w:rPr>
+        <w:t xml:space="preserve">1. </w:t>
+      </w:r>
+      <w:r>
+        <w:rPr>
+          <w:rFonts w:ascii="Times New Roman" w:hAnsi="Times New Roman"/>
+          <w:b/>
+          <w:i w:val="0"/>
+          <w:sz w:val="28"/>
+        </w:rPr>
+        <w:t>Разделение ответственности:</w:t>
+      </w:r>
       <w:r>
         <w:rPr>
           <w:rFonts w:ascii="Times New Roman" w:hAnsi="Times New Roman"/>
@@ -1698,7 +4075,148 @@
           <w:i w:val="0"/>
           <w:sz w:val="28"/>
         </w:rPr>
-        <w:t>В соответствии с принципом академической честности и требованиями учебного прототипа, портал использует нативные модули и не заявляет использование неподключенных сторонних внешних библиотек (тяжеловесных графических библиотек, внешних коммерческих криптопровайдеров). Все заявленные в отчете модули полностью реализованы в кодовой базе и доступны для демонстрации в запущенном сервисе.</w:t>
+        <w:t xml:space="preserve"> все данные для модулей (метрики, события, диффи, составы подписей) вычисляются сервером из базы данных и передаются клиентским библиотекам в виде JSON — модули не обращаются к СУБД напрямую.</w:t>
+      </w:r>
+    </w:p>
+    <w:p>
+      <w:pPr>
+        <w:keepLines/>
+        <w:widowControl/>
+        <w:spacing w:line="276" w:lineRule="auto" w:after="60"/>
+        <w:ind w:left="709"/>
+        <w:jc w:val="both"/>
+      </w:pPr>
+      <w:r>
+        <w:rPr>
+          <w:rFonts w:ascii="Times New Roman" w:hAnsi="Times New Roman"/>
+          <w:b/>
+          <w:sz w:val="28"/>
+        </w:rPr>
+        <w:t xml:space="preserve">2. </w:t>
+      </w:r>
+      <w:r>
+        <w:rPr>
+          <w:rFonts w:ascii="Times New Roman" w:hAnsi="Times New Roman"/>
+          <w:b/>
+          <w:i w:val="0"/>
+          <w:sz w:val="28"/>
+        </w:rPr>
+        <w:t>Устойчивость к оффлайн-режиму:</w:t>
+      </w:r>
+      <w:r>
+        <w:rPr>
+          <w:rFonts w:ascii="Times New Roman" w:hAnsi="Times New Roman"/>
+          <w:b w:val="0"/>
+          <w:i w:val="0"/>
+          <w:sz w:val="28"/>
+        </w:rPr>
+        <w:t xml:space="preserve"> страницы портала рендерятся сервером, поэтому при недоступности CDN интерфейс сохраняет работоспособность (таблицы и данные отображаются, интерактивные диаграммы деградируют до статических контейнеров).</w:t>
+      </w:r>
+    </w:p>
+    <w:p>
+      <w:pPr>
+        <w:keepLines/>
+        <w:widowControl/>
+        <w:spacing w:line="276" w:lineRule="auto" w:after="60"/>
+        <w:ind w:left="709"/>
+        <w:jc w:val="both"/>
+      </w:pPr>
+      <w:r>
+        <w:rPr>
+          <w:rFonts w:ascii="Times New Roman" w:hAnsi="Times New Roman"/>
+          <w:b/>
+          <w:sz w:val="28"/>
+        </w:rPr>
+        <w:t xml:space="preserve">3. </w:t>
+      </w:r>
+      <w:r>
+        <w:rPr>
+          <w:rFonts w:ascii="Times New Roman" w:hAnsi="Times New Roman"/>
+          <w:b/>
+          <w:i w:val="0"/>
+          <w:sz w:val="28"/>
+        </w:rPr>
+        <w:t>Безопасность:</w:t>
+      </w:r>
+      <w:r>
+        <w:rPr>
+          <w:rFonts w:ascii="Times New Roman" w:hAnsi="Times New Roman"/>
+          <w:b w:val="0"/>
+          <w:i w:val="0"/>
+          <w:sz w:val="28"/>
+        </w:rPr>
+        <w:t xml:space="preserve"> параметризованные запросы исключают SQL-инъекции; вывод экранируется (</w:t>
+      </w:r>
+      <w:r>
+        <w:rPr>
+          <w:rFonts w:ascii="Courier New" w:hAnsi="Courier New"/>
+          <w:b w:val="0"/>
+          <w:i w:val="0"/>
+          <w:sz w:val="28"/>
+        </w:rPr>
+        <w:t>htmlspecialchars</w:t>
+      </w:r>
+      <w:r>
+        <w:rPr>
+          <w:rFonts w:ascii="Times New Roman" w:hAnsi="Times New Roman"/>
+          <w:b w:val="0"/>
+          <w:i w:val="0"/>
+          <w:sz w:val="28"/>
+        </w:rPr>
+        <w:t xml:space="preserve"> / </w:t>
+      </w:r>
+      <w:r>
+        <w:rPr>
+          <w:rFonts w:ascii="Courier New" w:hAnsi="Courier New"/>
+          <w:b w:val="0"/>
+          <w:i w:val="0"/>
+          <w:sz w:val="28"/>
+        </w:rPr>
+        <w:t>html.escape</w:t>
+      </w:r>
+      <w:r>
+        <w:rPr>
+          <w:rFonts w:ascii="Times New Roman" w:hAnsi="Times New Roman"/>
+          <w:b w:val="0"/>
+          <w:i w:val="0"/>
+          <w:sz w:val="28"/>
+        </w:rPr>
+        <w:t>) — защита от XSS; все значимые действия протоколируются в журнале аудита с фиксацией IP-адреса и роли пользователя.</w:t>
+      </w:r>
+    </w:p>
+    <w:p>
+      <w:pPr>
+        <w:keepLines/>
+        <w:widowControl/>
+        <w:spacing w:line="276" w:lineRule="auto" w:after="60"/>
+        <w:ind w:left="709"/>
+        <w:jc w:val="both"/>
+      </w:pPr>
+      <w:r>
+        <w:rPr>
+          <w:rFonts w:ascii="Times New Roman" w:hAnsi="Times New Roman"/>
+          <w:b/>
+          <w:sz w:val="28"/>
+        </w:rPr>
+        <w:t xml:space="preserve">4. </w:t>
+      </w:r>
+      <w:r>
+        <w:rPr>
+          <w:rFonts w:ascii="Times New Roman" w:hAnsi="Times New Roman"/>
+          <w:b/>
+          <w:i w:val="0"/>
+          <w:sz w:val="28"/>
+        </w:rPr>
+        <w:t>Лицензирование:</w:t>
+      </w:r>
+      <w:r>
+        <w:rPr>
+          <w:rFonts w:ascii="Times New Roman" w:hAnsi="Times New Roman"/>
+          <w:b w:val="0"/>
+          <w:i w:val="0"/>
+          <w:sz w:val="28"/>
+        </w:rPr>
+        <w:t xml:space="preserve"> все подключенные модули распространяются под открытыми лицензиями (MIT, Apache-2.0, BSD) и бесплатны для учебного использования.</w:t>
       </w:r>
     </w:p>
     <w:p>
@@ -1733,7 +4251,7 @@
           <w:i w:val="0"/>
           <w:sz w:val="28"/>
         </w:rPr>
-        <w:t>В рамках лабораторной работы № 6 подключены и настроены 6 базовых модулей и компонентов корпоративного портала Центра АНОК (серверный диспетчер, PDO/SQLite ORM, валидатор ФГОС, подсистема ЭЦП, табличный фильтр и аудит).</w:t>
+        <w:t>В рамках лабораторной работы № 6 к порталу Центра АНОК подключены и настроены 9 готовых модулей и компонентов: Chart.js (аналитика), FullCalendar (календарь дедлайнов), DataTables (динамические таблицы и живой поиск), SheetJS и jsPDF (экспорт в Excel и PDF), CryptoJS (криптографические хэши и верификация ЭЦП), SweetAlert2 и Toastify (уведомления), Diff2Html (сравнение версий УП), а также серверный модуль валидации ФГОС ВО 3++ и подсистема аудита. Структура портала дополнена двумя модульными разделами — «Аналитика» и «Календарь дедлайнов» — и насчитывает 15 разделов. Все модули интегрированы с единой серверной частью и продемонстрированы на примерах работающих страниц.</w:t>
       </w:r>
     </w:p>
     <w:sectPr>

--- a/reports/lab6/LR6_Report_Variant15.docx
+++ b/reports/lab6/LR6_Report_Variant15.docx
@@ -230,7 +230,7 @@
       <w:r>
         <w:drawing>
           <wp:inline xmlns:a="http://schemas.openxmlformats.org/drawingml/2006/main" xmlns:pic="http://schemas.openxmlformats.org/drawingml/2006/picture">
-            <wp:extent cx="5760000" cy="3733869"/>
+            <wp:extent cx="5760000" cy="3031578"/>
             <wp:docPr id="1" name="Picture 1"/>
             <wp:cNvGraphicFramePr>
               <a:graphicFrameLocks noChangeAspect="1"/>
@@ -251,7 +251,7 @@
                   <pic:spPr>
                     <a:xfrm>
                       <a:off x="0" y="0"/>
-                      <a:ext cx="5760000" cy="3733869"/>
+                      <a:ext cx="5760000" cy="3031578"/>
                     </a:xfrm>
                     <a:prstGeom prst="rect"/>
                   </pic:spPr>
@@ -2788,7 +2788,7 @@
       <w:r>
         <w:drawing>
           <wp:inline xmlns:a="http://schemas.openxmlformats.org/drawingml/2006/main" xmlns:pic="http://schemas.openxmlformats.org/drawingml/2006/picture">
-            <wp:extent cx="5760000" cy="3626666"/>
+            <wp:extent cx="5760000" cy="3600000"/>
             <wp:docPr id="2" name="Picture 2"/>
             <wp:cNvGraphicFramePr>
               <a:graphicFrameLocks noChangeAspect="1"/>
@@ -2809,7 +2809,7 @@
                   <pic:spPr>
                     <a:xfrm>
                       <a:off x="0" y="0"/>
-                      <a:ext cx="5760000" cy="3626666"/>
+                      <a:ext cx="5760000" cy="3600000"/>
                     </a:xfrm>
                     <a:prstGeom prst="rect"/>
                   </pic:spPr>
@@ -2934,7 +2934,7 @@
       <w:r>
         <w:drawing>
           <wp:inline xmlns:a="http://schemas.openxmlformats.org/drawingml/2006/main" xmlns:pic="http://schemas.openxmlformats.org/drawingml/2006/picture">
-            <wp:extent cx="5760000" cy="3626666"/>
+            <wp:extent cx="5760000" cy="3600000"/>
             <wp:docPr id="3" name="Picture 3"/>
             <wp:cNvGraphicFramePr>
               <a:graphicFrameLocks noChangeAspect="1"/>
@@ -2955,7 +2955,7 @@
                   <pic:spPr>
                     <a:xfrm>
                       <a:off x="0" y="0"/>
-                      <a:ext cx="5760000" cy="3626666"/>
+                      <a:ext cx="5760000" cy="3600000"/>
                     </a:xfrm>
                     <a:prstGeom prst="rect"/>
                   </pic:spPr>
@@ -3140,7 +3140,7 @@
       <w:r>
         <w:drawing>
           <wp:inline xmlns:a="http://schemas.openxmlformats.org/drawingml/2006/main" xmlns:pic="http://schemas.openxmlformats.org/drawingml/2006/picture">
-            <wp:extent cx="5760000" cy="3626666"/>
+            <wp:extent cx="5760000" cy="3600000"/>
             <wp:docPr id="4" name="Picture 4"/>
             <wp:cNvGraphicFramePr>
               <a:graphicFrameLocks noChangeAspect="1"/>
@@ -3161,7 +3161,7 @@
                   <pic:spPr>
                     <a:xfrm>
                       <a:off x="0" y="0"/>
-                      <a:ext cx="5760000" cy="3626666"/>
+                      <a:ext cx="5760000" cy="3600000"/>
                     </a:xfrm>
                     <a:prstGeom prst="rect"/>
                   </pic:spPr>
@@ -3391,7 +3391,7 @@
       <w:r>
         <w:drawing>
           <wp:inline xmlns:a="http://schemas.openxmlformats.org/drawingml/2006/main" xmlns:pic="http://schemas.openxmlformats.org/drawingml/2006/picture">
-            <wp:extent cx="5760000" cy="3626666"/>
+            <wp:extent cx="5760000" cy="3600000"/>
             <wp:docPr id="5" name="Picture 5"/>
             <wp:cNvGraphicFramePr>
               <a:graphicFrameLocks noChangeAspect="1"/>
@@ -3412,7 +3412,7 @@
                   <pic:spPr>
                     <a:xfrm>
                       <a:off x="0" y="0"/>
-                      <a:ext cx="5760000" cy="3626666"/>
+                      <a:ext cx="5760000" cy="3600000"/>
                     </a:xfrm>
                     <a:prstGeom prst="rect"/>
                   </pic:spPr>
@@ -3615,7 +3615,7 @@
       <w:r>
         <w:drawing>
           <wp:inline xmlns:a="http://schemas.openxmlformats.org/drawingml/2006/main" xmlns:pic="http://schemas.openxmlformats.org/drawingml/2006/picture">
-            <wp:extent cx="5760000" cy="3626666"/>
+            <wp:extent cx="5760000" cy="3600000"/>
             <wp:docPr id="6" name="Picture 6"/>
             <wp:cNvGraphicFramePr>
               <a:graphicFrameLocks noChangeAspect="1"/>
@@ -3636,7 +3636,7 @@
                   <pic:spPr>
                     <a:xfrm>
                       <a:off x="0" y="0"/>
-                      <a:ext cx="5760000" cy="3626666"/>
+                      <a:ext cx="5760000" cy="3600000"/>
                     </a:xfrm>
                     <a:prstGeom prst="rect"/>
                   </pic:spPr>
@@ -3813,7 +3813,7 @@
       <w:r>
         <w:drawing>
           <wp:inline xmlns:a="http://schemas.openxmlformats.org/drawingml/2006/main" xmlns:pic="http://schemas.openxmlformats.org/drawingml/2006/picture">
-            <wp:extent cx="5760000" cy="3626666"/>
+            <wp:extent cx="5760000" cy="3600000"/>
             <wp:docPr id="7" name="Picture 7"/>
             <wp:cNvGraphicFramePr>
               <a:graphicFrameLocks noChangeAspect="1"/>
@@ -3834,7 +3834,7 @@
                   <pic:spPr>
                     <a:xfrm>
                       <a:off x="0" y="0"/>
-                      <a:ext cx="5760000" cy="3626666"/>
+                      <a:ext cx="5760000" cy="3600000"/>
                     </a:xfrm>
                     <a:prstGeom prst="rect"/>
                   </pic:spPr>
@@ -3977,7 +3977,7 @@
       <w:r>
         <w:drawing>
           <wp:inline xmlns:a="http://schemas.openxmlformats.org/drawingml/2006/main" xmlns:pic="http://schemas.openxmlformats.org/drawingml/2006/picture">
-            <wp:extent cx="5760000" cy="3626666"/>
+            <wp:extent cx="5760000" cy="3600000"/>
             <wp:docPr id="8" name="Picture 8"/>
             <wp:cNvGraphicFramePr>
               <a:graphicFrameLocks noChangeAspect="1"/>
@@ -3998,7 +3998,7 @@
                   <pic:spPr>
                     <a:xfrm>
                       <a:off x="0" y="0"/>
-                      <a:ext cx="5760000" cy="3626666"/>
+                      <a:ext cx="5760000" cy="3600000"/>
                     </a:xfrm>
                     <a:prstGeom prst="rect"/>
                   </pic:spPr>
